--- a/preschool-teaching/output/05 3.3b Nota Pembelajaran (Kertas Penerangan)/CU C01-C05/3.3b-19 Nota Pembelajaran C05-W01 Carry out preschool parental-community activities (P851).docx
+++ b/preschool-teaching/output/05 3.3b Nota Pembelajaran (Kertas Penerangan)/CU C01-C05/3.3b-19 Nota Pembelajaran C05-W01 Carry out preschool parental-community activities (P851).docx
@@ -524,8 +524,22 @@
             <w:vAlign w:val="center"/>
           </w:tcPr>
           <w:p>
-            <w:r>
+            <w:r/>
+            <w:r>
+              <w:rPr>
+                <w:b/>
+              </w:rPr>
               <w:t>P851-002-4:2025-C05-W01 / Carry out preschool parental-community activities</w:t>
+            </w:r>
+          </w:p>
+          <w:p>
+            <w:r>
+              <w:t>P851-002-4:2025-C05-W02 / Engage relationship with family and community</w:t>
+            </w:r>
+          </w:p>
+          <w:p>
+            <w:r>
+              <w:t>P851-002-4:2025-C05-W03 / Prepare report parental-community activities</w:t>
             </w:r>
           </w:p>
         </w:tc>
@@ -988,12 +1002,307 @@
           <w:b/>
           <w:sz w:val="26"/>
         </w:rPr>
-        <w:t>4. Rumusan</w:t>
+        <w:t>4. Konsep Penglibatan Ibu Bapa Mengikut Epstein</w:t>
       </w:r>
     </w:p>
     <w:p>
       <w:r>
-        <w:t>Teori penglibatan ibu bapa dan komuniti membentuk asas kepada setiap aktiviti ibu bapa-komuniti yang dirancang guru prasekolah, dan pemahaman ini membolehkan guru merangka program yang benar-benar menyokong perkembangan holistik murid.</w:t>
+        <w:t>Selain Bronfenbrenner, Joyce L. Epstein mengemukakan model *six types of parental involvement* yang lebih praktikal untuk diamalkan oleh sekolah dan tadika: (1) *parenting* — membantu keluarga mewujudkan persekitaran rumah yang menyokong pembelajaran; (2) *communicating* — komunikasi dua hala berkesan tentang program dan kemajuan anak; (3) *volunteering* — menggalakkan ibu bapa menyumbang tenaga di tadika; (4) *learning at home* — membimbing ibu bapa menyokong pembelajaran di rumah; (5) *decision making* — melibatkan ibu bapa dalam PIBG dan pembuatan keputusan; (6) *collaborating with community* — bekerjasama dengan agensi luar seperti KEMAS dan JKM. Model ini memberi guru prasekolah rangka kerja praktikal untuk merancang pelbagai jenis aktiviti ibu bapa-komuniti, bukan sekadar satu jenis program sahaja.</w:t>
+      </w:r>
+    </w:p>
+    <w:tbl>
+      <w:tblPr>
+        <w:tblStyle w:val="TableGrid"/>
+        <w:tblW w:type="auto" w:w="0"/>
+        <w:tblLook w:firstColumn="1" w:firstRow="1" w:lastColumn="0" w:lastRow="0" w:noHBand="0" w:noVBand="1" w:val="04A0"/>
+      </w:tblPr>
+      <w:tblGrid>
+        <w:gridCol w:w="4656"/>
+        <w:gridCol w:w="4656"/>
+      </w:tblGrid>
+      <w:tr>
+        <w:tc>
+          <w:tcPr>
+            <w:tcW w:type="dxa" w:w="4656"/>
+          </w:tcPr>
+          <w:p>
+            <w:r>
+              <w:t>Jenis Penglibatan (Epstein)</w:t>
+            </w:r>
+          </w:p>
+        </w:tc>
+        <w:tc>
+          <w:tcPr>
+            <w:tcW w:type="dxa" w:w="4656"/>
+          </w:tcPr>
+          <w:p>
+            <w:r>
+              <w:t>Contoh Aktiviti di Tadika</w:t>
+            </w:r>
+          </w:p>
+        </w:tc>
+      </w:tr>
+      <w:tr>
+        <w:tc>
+          <w:tcPr>
+            <w:tcW w:type="dxa" w:w="4656"/>
+          </w:tcPr>
+          <w:p>
+            <w:r>
+              <w:t>Parenting</w:t>
+            </w:r>
+          </w:p>
+        </w:tc>
+        <w:tc>
+          <w:tcPr>
+            <w:tcW w:type="dxa" w:w="4656"/>
+          </w:tcPr>
+          <w:p>
+            <w:r>
+              <w:t>Ceramah/risalah tips membimbing anak di rumah</w:t>
+            </w:r>
+          </w:p>
+        </w:tc>
+      </w:tr>
+      <w:tr>
+        <w:tc>
+          <w:tcPr>
+            <w:tcW w:type="dxa" w:w="4656"/>
+          </w:tcPr>
+          <w:p>
+            <w:r>
+              <w:t>Communicating</w:t>
+            </w:r>
+          </w:p>
+        </w:tc>
+        <w:tc>
+          <w:tcPr>
+            <w:tcW w:type="dxa" w:w="4656"/>
+          </w:tcPr>
+          <w:p>
+            <w:r>
+              <w:t>Buku laporan harian, WhatsApp, papan kenyataan</w:t>
+            </w:r>
+          </w:p>
+        </w:tc>
+      </w:tr>
+      <w:tr>
+        <w:tc>
+          <w:tcPr>
+            <w:tcW w:type="dxa" w:w="4656"/>
+          </w:tcPr>
+          <w:p>
+            <w:r>
+              <w:t>Volunteering</w:t>
+            </w:r>
+          </w:p>
+        </w:tc>
+        <w:tc>
+          <w:tcPr>
+            <w:tcW w:type="dxa" w:w="4656"/>
+          </w:tcPr>
+          <w:p>
+            <w:r>
+              <w:t>Ibu bapa membantu semasa Hari Sukan/Hari Terbuka</w:t>
+            </w:r>
+          </w:p>
+        </w:tc>
+      </w:tr>
+      <w:tr>
+        <w:tc>
+          <w:tcPr>
+            <w:tcW w:type="dxa" w:w="4656"/>
+          </w:tcPr>
+          <w:p>
+            <w:r>
+              <w:t>Learning at Home</w:t>
+            </w:r>
+          </w:p>
+        </w:tc>
+        <w:tc>
+          <w:tcPr>
+            <w:tcW w:type="dxa" w:w="4656"/>
+          </w:tcPr>
+          <w:p>
+            <w:r>
+              <w:t>Lembaran aktiviti untuk dibuat bersama anak</w:t>
+            </w:r>
+          </w:p>
+        </w:tc>
+      </w:tr>
+      <w:tr>
+        <w:tc>
+          <w:tcPr>
+            <w:tcW w:type="dxa" w:w="4656"/>
+          </w:tcPr>
+          <w:p>
+            <w:r>
+              <w:t>Decision Making</w:t>
+            </w:r>
+          </w:p>
+        </w:tc>
+        <w:tc>
+          <w:tcPr>
+            <w:tcW w:type="dxa" w:w="4656"/>
+          </w:tcPr>
+          <w:p>
+            <w:r>
+              <w:t>Mesyuarat PIBG, pemilihan AJK ibu bapa</w:t>
+            </w:r>
+          </w:p>
+        </w:tc>
+      </w:tr>
+      <w:tr>
+        <w:tc>
+          <w:tcPr>
+            <w:tcW w:type="dxa" w:w="4656"/>
+          </w:tcPr>
+          <w:p>
+            <w:r>
+              <w:t>Collaborating with Community</w:t>
+            </w:r>
+          </w:p>
+        </w:tc>
+        <w:tc>
+          <w:tcPr>
+            <w:tcW w:type="dxa" w:w="4656"/>
+          </w:tcPr>
+          <w:p>
+            <w:r>
+              <w:t>Program bersama KEMAS, JKM, PERPADUAN</w:t>
+            </w:r>
+          </w:p>
+        </w:tc>
+      </w:tr>
+    </w:tbl>
+    <w:p>
+      <w:r>
+        <w:rPr>
+          <w:b/>
+          <w:sz w:val="26"/>
+        </w:rPr>
+        <w:t>5. Prosedur Asas Menghubungkaitkan Teori dengan Perancangan</w:t>
+      </w:r>
+    </w:p>
+    <w:p>
+      <w:r>
+        <w:t>Guru boleh mengaplikasikan teori ini secara berperingkat: (i) kenal pasti lapisan ecological system yang relevan dengan aktiviti yang dirancang; (ii) tentukan jenis penglibatan Epstein yang paling sesuai dengan objektif program; (iii) semak sama ada aktiviti tersebut menyokong hubungan mesosistem (keluarga-tadika) secara langsung; (iv) rujuk dasar KPM/KEMAS berkaitan sebelum melibatkan agensi luar. Langkah ini memastikan setiap aktiviti ibu bapa-komuniti mempunyai asas teori yang kukuh, bukan sekadar acara sosial semata-mata.</w:t>
+      </w:r>
+    </w:p>
+    <w:p>
+      <w:r>
+        <w:rPr>
+          <w:b/>
+          <w:sz w:val="26"/>
+        </w:rPr>
+        <w:t>6. Kajian Kes Tadika: Tadika Ceria Kasih</w:t>
+      </w:r>
+    </w:p>
+    <w:p>
+      <w:r>
+        <w:t>Tadika Ceria Kasih di kawasan pinggir bandar mendapati kehadiran ibu bapa ke mesyuarat PIBG semakin menurun. Selepas guru besar merujuk model Epstein, didapati tadika hanya menumpukan kepada *communicating* (surat pekeliling) tanpa melibatkan jenis penglibatan lain. Tadika kemudian memperkenalkan sesi *volunteering* ringkas (ibu bapa membantu menyediakan bahan bacaan) dan *learning at home* (lembaran aktiviti mingguan). Dalam tempoh satu penggal, kehadiran ibu bapa ke aktiviti tadika meningkat kerana ibu bapa berasa lebih terlibat secara langsung, bukan sekadar menerima maklumat sehala.</w:t>
+      </w:r>
+    </w:p>
+    <w:p>
+      <w:r>
+        <w:rPr>
+          <w:b/>
+          <w:sz w:val="26"/>
+        </w:rPr>
+        <w:t>7. Kesilapan Lazim dan Cara Mengelak</w:t>
+      </w:r>
+    </w:p>
+    <w:p>
+      <w:r>
+        <w:t>Kesilapan lazim guru baharu ialah menganggap penglibatan ibu bapa hanya bermaksud kehadiran fizikal semasa acara besar seperti Hari Sukan, sedangkan model Epstein menunjukkan penglibatan boleh berlaku dalam pelbagai bentuk termasuk di rumah. Kesilapan kedua ialah tidak menyesuaikan pendekatan dengan latar belakang komuniti (contoh: menganjurkan sesi pada waktu pejabat tanpa mengambil kira ibu bapa yang bekerja syif). Cara mengelak: guru perlu merangka kalendar penglibatan yang merangkumi sekurang-kurangnya tiga daripada enam jenis penglibatan Epstein setiap penggal, dan sentiasa menyemak semula waktu/tarikh program dengan profil ibu bapa terlebih dahulu.</w:t>
+      </w:r>
+    </w:p>
+    <w:p>
+      <w:r>
+        <w:rPr>
+          <w:b/>
+          <w:sz w:val="26"/>
+        </w:rPr>
+        <w:t>8. Senarai Semak Ringkas — Memahami Teori Sebelum Merancang Program</w:t>
+      </w:r>
+    </w:p>
+    <w:p>
+      <w:pPr>
+        <w:pStyle w:val="ListParagraph"/>
+      </w:pPr>
+      <w:r>
+        <w:t>• [ ] Kenal pasti lapisan ecological system yang disokong oleh aktiviti (mikro/meso/ekso/makro).</w:t>
+      </w:r>
+    </w:p>
+    <w:p>
+      <w:pPr>
+        <w:pStyle w:val="ListParagraph"/>
+      </w:pPr>
+      <w:r>
+        <w:t>• [ ] Tentukan sekurang-kurangnya satu jenis penglibatan Epstein yang menjadi fokus utama.</w:t>
+      </w:r>
+    </w:p>
+    <w:p>
+      <w:pPr>
+        <w:pStyle w:val="ListParagraph"/>
+      </w:pPr>
+      <w:r>
+        <w:t>• [ ] Semak profil komuniti tadika (bandar/luar bandar, sosioekonomi, bahasa).</w:t>
+      </w:r>
+    </w:p>
+    <w:p>
+      <w:pPr>
+        <w:pStyle w:val="ListParagraph"/>
+      </w:pPr>
+      <w:r>
+        <w:t>• [ ] Rujuk dasar KPM/KEMAS berkaitan sebelum melibatkan agensi luar.</w:t>
+      </w:r>
+    </w:p>
+    <w:p>
+      <w:pPr>
+        <w:pStyle w:val="ListParagraph"/>
+      </w:pPr>
+      <w:r>
+        <w:t>• [ ] Pastikan aktiviti yang dirancang menyokong perkembangan holistik murid, bukan sekadar acara sosial.</w:t>
+      </w:r>
+    </w:p>
+    <w:p>
+      <w:r>
+        <w:rPr>
+          <w:b/>
+          <w:sz w:val="26"/>
+        </w:rPr>
+        <w:t>9. Aktiviti Pengukuhan</w:t>
+      </w:r>
+    </w:p>
+    <w:p>
+      <w:pPr>
+        <w:pStyle w:val="ListParagraph"/>
+      </w:pPr>
+      <w:r>
+        <w:t>• Dalam kumpulan kecil, kenal pasti satu aktiviti ibu bapa-komuniti sedia ada di tadika masing-masing dan padankan dengan salah satu daripada enam jenis penglibatan Epstein.</w:t>
+      </w:r>
+    </w:p>
+    <w:p>
+      <w:pPr>
+        <w:pStyle w:val="ListParagraph"/>
+      </w:pPr>
+      <w:r>
+        <w:t>• Bincangkan satu contoh bagaimana lapisan mesosistem (Bronfenbrenner) boleh diperkukuh melalui aktiviti yang dirancang tersebut.</w:t>
+      </w:r>
+    </w:p>
+    <w:p>
+      <w:r>
+        <w:rPr>
+          <w:b/>
+          <w:sz w:val="26"/>
+        </w:rPr>
+        <w:t>10. Rumusan</w:t>
+      </w:r>
+    </w:p>
+    <w:p>
+      <w:r>
+        <w:t>Teori penglibatan ibu bapa dan komuniti — merangkumi *ecological system theory* Bronfenbrenner dan *six types of parental involvement* Epstein — membentuk asas kepada setiap aktiviti ibu bapa-komuniti yang dirancang guru prasekolah, dan pemahaman ini membolehkan guru merangka program yang benar-benar menyokong perkembangan holistik murid serta mengelakkan program yang hanya bersifat acara sosial tanpa nilai pendidikan.</w:t>
       </w:r>
     </w:p>
     <w:p>
@@ -1281,7 +1590,7 @@
     </w:p>
     <w:p>
       <w:r>
-        <w:t>Sebagai contoh, bagi program gotong-royong tahunan, guru boleh menetapkan matlamat: "Meningkatkan penglibatan ibu bapa dalam aktiviti gotong-royong membersihkan kawasan tadika kepada sekurang-kurangnya 20 keluarga menjelang akhir bulan Mac", yang memenuhi kesemua lima komponen SMART.</w:t>
+        <w:t>Sebagai contoh, bagi program gotong-royong tahunan, guru boleh menetapkan matlamat: "Meningkatkan penglibatan ibu bapa dalam aktiviti gotong-royong membersihkan kawasan tadika kepada sekurang-kurangnya 20 keluarga menjelang akhir bulan Mac", yang memenuhi kesemua lima komponen SMART. Contoh lain ialah program membaca bersama ibu bapa (Parent Reading Day): matlamat ditulis sebagai "Melibatkan sekurang-kurangnya 15 pasangan ibu bapa-anak dalam sesi membaca bersama pada minggu ketiga bulan Ogos, dengan sekurang-kurangnya 90% peserta memberi maklum balas positif". Dalam kedua-dua contoh, guru boleh menyemak semula sama ada matlamat itu masih Specific, Measurable, Achievable, Relevant dan Time-bond sebelum ia dibawa ke peringkat proposal — sekiranya mana-mana komponen tidak dipenuhi (contoh: sasaran 20 keluarga tidak realistik memandangkan bilangan murid hanya 15 orang), matlamat perlu diperhalusi semula sebelum diteruskan.</w:t>
       </w:r>
     </w:p>
     <w:p>
@@ -1290,12 +1599,420 @@
           <w:b/>
           <w:sz w:val="26"/>
         </w:rPr>
-        <w:t>4. Rumusan</w:t>
+        <w:t>4. Prosedur Menulis Matlamat SMART Langkah demi Langkah</w:t>
       </w:r>
     </w:p>
     <w:p>
       <w:r>
-        <w:t>Prinsip SMART membantu guru prasekolah menetapkan matlamat program ibu bapa-komuniti yang jelas, boleh diukur dan realistik, seterusnya menjadi asas kepada penyediaan proposal projek yang berkesan.</w:t>
+        <w:t>Guru boleh mengikut lima langkah berikut apabila menulis matlamat program: (i) tulis draf matlamat am (contoh: "meningkatkan penglibatan ibu bapa"); (ii) tambah angka/sasaran khusus (Specific + Measurable); (iii) semak kesesuaian dengan sumber (bilangan guru, bajet, ruang) untuk memastikan Achievable; (iv) pastikan matlamat menyokong objektif KSPK/PIBG (Relevant); (v) tetapkan tarikh akhir yang jelas (Time-bond). Draf akhir kemudian disemak semula oleh pengetua/pengusaha sebelum dimasukkan ke dalam proposal projek.</w:t>
+      </w:r>
+    </w:p>
+    <w:tbl>
+      <w:tblPr>
+        <w:tblStyle w:val="TableGrid"/>
+        <w:tblW w:type="auto" w:w="0"/>
+        <w:tblLook w:firstColumn="1" w:firstRow="1" w:lastColumn="0" w:lastRow="0" w:noHBand="0" w:noVBand="1" w:val="04A0"/>
+      </w:tblPr>
+      <w:tblGrid>
+        <w:gridCol w:w="4656"/>
+        <w:gridCol w:w="4656"/>
+      </w:tblGrid>
+      <w:tr>
+        <w:tc>
+          <w:tcPr>
+            <w:tcW w:type="dxa" w:w="4656"/>
+          </w:tcPr>
+          <w:p>
+            <w:r>
+              <w:t>Langkah</w:t>
+            </w:r>
+          </w:p>
+        </w:tc>
+        <w:tc>
+          <w:tcPr>
+            <w:tcW w:type="dxa" w:w="4656"/>
+          </w:tcPr>
+          <w:p>
+            <w:r>
+              <w:t>Contoh Tindakan</w:t>
+            </w:r>
+          </w:p>
+        </w:tc>
+      </w:tr>
+      <w:tr>
+        <w:tc>
+          <w:tcPr>
+            <w:tcW w:type="dxa" w:w="4656"/>
+          </w:tcPr>
+          <w:p>
+            <w:r>
+              <w:t>1. Draf matlamat am</w:t>
+            </w:r>
+          </w:p>
+        </w:tc>
+        <w:tc>
+          <w:tcPr>
+            <w:tcW w:type="dxa" w:w="4656"/>
+          </w:tcPr>
+          <w:p>
+            <w:r>
+              <w:t>"Meningkatkan penglibatan ibu bapa dalam program membaca"</w:t>
+            </w:r>
+          </w:p>
+        </w:tc>
+      </w:tr>
+      <w:tr>
+        <w:tc>
+          <w:tcPr>
+            <w:tcW w:type="dxa" w:w="4656"/>
+          </w:tcPr>
+          <w:p>
+            <w:r>
+              <w:t>2. Tambah sasaran khusus</w:t>
+            </w:r>
+          </w:p>
+        </w:tc>
+        <w:tc>
+          <w:tcPr>
+            <w:tcW w:type="dxa" w:w="4656"/>
+          </w:tcPr>
+          <w:p>
+            <w:r>
+              <w:t>"15 pasangan ibu bapa-anak"</w:t>
+            </w:r>
+          </w:p>
+        </w:tc>
+      </w:tr>
+      <w:tr>
+        <w:tc>
+          <w:tcPr>
+            <w:tcW w:type="dxa" w:w="4656"/>
+          </w:tcPr>
+          <w:p>
+            <w:r>
+              <w:t>3. Semak sumber</w:t>
+            </w:r>
+          </w:p>
+        </w:tc>
+        <w:tc>
+          <w:tcPr>
+            <w:tcW w:type="dxa" w:w="4656"/>
+          </w:tcPr>
+          <w:p>
+            <w:r>
+              <w:t>Bilangan guru pembantu, ruang dewan mencukupi</w:t>
+            </w:r>
+          </w:p>
+        </w:tc>
+      </w:tr>
+      <w:tr>
+        <w:tc>
+          <w:tcPr>
+            <w:tcW w:type="dxa" w:w="4656"/>
+          </w:tcPr>
+          <w:p>
+            <w:r>
+              <w:t>4. Semak relevan</w:t>
+            </w:r>
+          </w:p>
+        </w:tc>
+        <w:tc>
+          <w:tcPr>
+            <w:tcW w:type="dxa" w:w="4656"/>
+          </w:tcPr>
+          <w:p>
+            <w:r>
+              <w:t>Selaras matlamat literasi awal KSPK</w:t>
+            </w:r>
+          </w:p>
+        </w:tc>
+      </w:tr>
+      <w:tr>
+        <w:tc>
+          <w:tcPr>
+            <w:tcW w:type="dxa" w:w="4656"/>
+          </w:tcPr>
+          <w:p>
+            <w:r>
+              <w:t>5. Tetapkan tarikh</w:t>
+            </w:r>
+          </w:p>
+        </w:tc>
+        <w:tc>
+          <w:tcPr>
+            <w:tcW w:type="dxa" w:w="4656"/>
+          </w:tcPr>
+          <w:p>
+            <w:r>
+              <w:t>"Minggu ketiga Ogos"</w:t>
+            </w:r>
+          </w:p>
+        </w:tc>
+      </w:tr>
+    </w:tbl>
+    <w:p>
+      <w:r>
+        <w:rPr>
+          <w:b/>
+          <w:sz w:val="26"/>
+        </w:rPr>
+        <w:t>5. Matlamat SMART vs Matlamat Tidak SMART</w:t>
+      </w:r>
+    </w:p>
+    <w:tbl>
+      <w:tblPr>
+        <w:tblStyle w:val="TableGrid"/>
+        <w:tblW w:type="auto" w:w="0"/>
+        <w:tblLook w:firstColumn="1" w:firstRow="1" w:lastColumn="0" w:lastRow="0" w:noHBand="0" w:noVBand="1" w:val="04A0"/>
+      </w:tblPr>
+      <w:tblGrid>
+        <w:gridCol w:w="3104"/>
+        <w:gridCol w:w="3104"/>
+        <w:gridCol w:w="3104"/>
+      </w:tblGrid>
+      <w:tr>
+        <w:tc>
+          <w:tcPr>
+            <w:tcW w:type="dxa" w:w="3104"/>
+          </w:tcPr>
+          <w:p>
+            <w:r>
+              <w:t>Ciri</w:t>
+            </w:r>
+          </w:p>
+        </w:tc>
+        <w:tc>
+          <w:tcPr>
+            <w:tcW w:type="dxa" w:w="3104"/>
+          </w:tcPr>
+          <w:p>
+            <w:r>
+              <w:t>Matlamat Tidak SMART</w:t>
+            </w:r>
+          </w:p>
+        </w:tc>
+        <w:tc>
+          <w:tcPr>
+            <w:tcW w:type="dxa" w:w="3104"/>
+          </w:tcPr>
+          <w:p>
+            <w:r>
+              <w:t>Matlamat SMART</w:t>
+            </w:r>
+          </w:p>
+        </w:tc>
+      </w:tr>
+      <w:tr>
+        <w:tc>
+          <w:tcPr>
+            <w:tcW w:type="dxa" w:w="3104"/>
+          </w:tcPr>
+          <w:p>
+            <w:r>
+              <w:t>Contoh</w:t>
+            </w:r>
+          </w:p>
+        </w:tc>
+        <w:tc>
+          <w:tcPr>
+            <w:tcW w:type="dxa" w:w="3104"/>
+          </w:tcPr>
+          <w:p>
+            <w:r>
+              <w:t>"Kami mahu lebih ramai ibu bapa datang ke tadika"</w:t>
+            </w:r>
+          </w:p>
+        </w:tc>
+        <w:tc>
+          <w:tcPr>
+            <w:tcW w:type="dxa" w:w="3104"/>
+          </w:tcPr>
+          <w:p>
+            <w:r>
+              <w:t>"Meningkatkan kehadiran ibu bapa ke Hari Terbuka kepada 80% menjelang akhir Mac"</w:t>
+            </w:r>
+          </w:p>
+        </w:tc>
+      </w:tr>
+      <w:tr>
+        <w:tc>
+          <w:tcPr>
+            <w:tcW w:type="dxa" w:w="3104"/>
+          </w:tcPr>
+          <w:p>
+            <w:r>
+              <w:t>Masalah</w:t>
+            </w:r>
+          </w:p>
+        </w:tc>
+        <w:tc>
+          <w:tcPr>
+            <w:tcW w:type="dxa" w:w="3104"/>
+          </w:tcPr>
+          <w:p>
+            <w:r>
+              <w:t>Tiada sasaran angka, tiada tarikh</w:t>
+            </w:r>
+          </w:p>
+        </w:tc>
+        <w:tc>
+          <w:tcPr>
+            <w:tcW w:type="dxa" w:w="3104"/>
+          </w:tcPr>
+          <w:p>
+            <w:r>
+              <w:t>Boleh diukur dan dinilai kejayaannya</w:t>
+            </w:r>
+          </w:p>
+        </w:tc>
+      </w:tr>
+      <w:tr>
+        <w:tc>
+          <w:tcPr>
+            <w:tcW w:type="dxa" w:w="3104"/>
+          </w:tcPr>
+          <w:p>
+            <w:r>
+              <w:t>Kesan</w:t>
+            </w:r>
+          </w:p>
+        </w:tc>
+        <w:tc>
+          <w:tcPr>
+            <w:tcW w:type="dxa" w:w="3104"/>
+          </w:tcPr>
+          <w:p>
+            <w:r>
+              <w:t>Sukar dinilai kejayaan program</w:t>
+            </w:r>
+          </w:p>
+        </w:tc>
+        <w:tc>
+          <w:tcPr>
+            <w:tcW w:type="dxa" w:w="3104"/>
+          </w:tcPr>
+          <w:p>
+            <w:r>
+              <w:t>Memudahkan penilaian dan pelaporan</w:t>
+            </w:r>
+          </w:p>
+        </w:tc>
+      </w:tr>
+    </w:tbl>
+    <w:p>
+      <w:r>
+        <w:rPr>
+          <w:b/>
+          <w:sz w:val="26"/>
+        </w:rPr>
+        <w:t>6. Kajian Kes Tadika: Program "Jom Membaca Bersama"</w:t>
+      </w:r>
+    </w:p>
+    <w:p>
+      <w:r>
+        <w:t>Seorang guru di sebuah tadika bandar merancang program membaca bersama ibu bapa tanpa matlamat jelas — hanya menyatakan "ingin galakkan ibu bapa membaca dengan anak". Selepas penggal pertama, pengetua mendapati sukar menilai sama ada program berjaya kerana tiada sasaran kehadiran atau tarikh akhir. Guru kemudian menulis semula matlamat mengikut SMART: "Melibatkan sekurang-kurangnya 15 pasangan ibu bapa-anak dalam sesi membaca bersama pada minggu ketiga Ogos, dengan sekurang-kurangnya 90% peserta memberi maklum balas positif." Selepas penggal berikutnya, pengetua dapat menilai kejayaan program dengan jelas berdasarkan data kehadiran dan maklum balas sebenar, dan mencadangkan program diteruskan pada penggal seterusnya.</w:t>
+      </w:r>
+    </w:p>
+    <w:p>
+      <w:r>
+        <w:rPr>
+          <w:b/>
+          <w:sz w:val="26"/>
+        </w:rPr>
+        <w:t>7. Kesilapan Lazim dan Cara Mengelak</w:t>
+      </w:r>
+    </w:p>
+    <w:p>
+      <w:r>
+        <w:t>Kesilapan lazim ialah menetapkan sasaran yang terlalu tinggi berbanding bilangan murid sebenar di tadika (contoh: sasaran 20 keluarga sedangkan tadika hanya mempunyai 15 murid), menyebabkan matlamat gagal memenuhi kriteria Achievable. Kesilapan lain ialah menetapkan matlamat tanpa tarikh akhir yang jelas, menyebabkan program tertangguh tanpa had. Cara mengelak: sentiasa semak bilangan murid/keluarga sebenar sebelum menetapkan sasaran, dan pastikan setiap matlamat mempunyai tarikh akhir yang dinyatakan secara eksplisit dalam proposal.</w:t>
+      </w:r>
+    </w:p>
+    <w:p>
+      <w:r>
+        <w:rPr>
+          <w:b/>
+          <w:sz w:val="26"/>
+        </w:rPr>
+        <w:t>8. Senarai Semak — Menyemak Matlamat SMART</w:t>
+      </w:r>
+    </w:p>
+    <w:p>
+      <w:pPr>
+        <w:pStyle w:val="ListParagraph"/>
+      </w:pPr>
+      <w:r>
+        <w:t>• [ ] Matlamat dinyatakan secara khusus (bukan umum).</w:t>
+      </w:r>
+    </w:p>
+    <w:p>
+      <w:pPr>
+        <w:pStyle w:val="ListParagraph"/>
+      </w:pPr>
+      <w:r>
+        <w:t>• [ ] Ada penunjuk kuantiti/kualiti yang boleh diukur.</w:t>
+      </w:r>
+    </w:p>
+    <w:p>
+      <w:pPr>
+        <w:pStyle w:val="ListParagraph"/>
+      </w:pPr>
+      <w:r>
+        <w:t>• [ ] Sasaran realistik berbanding bilangan murid/keluarga dan sumber sedia ada.</w:t>
+      </w:r>
+    </w:p>
+    <w:p>
+      <w:pPr>
+        <w:pStyle w:val="ListParagraph"/>
+      </w:pPr>
+      <w:r>
+        <w:t>• [ ] Matlamat selaras dengan objektif KSPK/tadika.</w:t>
+      </w:r>
+    </w:p>
+    <w:p>
+      <w:pPr>
+        <w:pStyle w:val="ListParagraph"/>
+      </w:pPr>
+      <w:r>
+        <w:t>• [ ] Ada tarikh/tempoh akhir yang jelas.</w:t>
+      </w:r>
+    </w:p>
+    <w:p>
+      <w:r>
+        <w:rPr>
+          <w:b/>
+          <w:sz w:val="26"/>
+        </w:rPr>
+        <w:t>9. Aktiviti Pengukuhan</w:t>
+      </w:r>
+    </w:p>
+    <w:p>
+      <w:pPr>
+        <w:pStyle w:val="ListParagraph"/>
+      </w:pPr>
+      <w:r>
+        <w:t>• Tuliskan semula matlamat "kami mahu lebih ramai ibu bapa hadir ke gotong-royong" mengikut kelima-lima komponen SMART.</w:t>
+      </w:r>
+    </w:p>
+    <w:p>
+      <w:pPr>
+        <w:pStyle w:val="ListParagraph"/>
+      </w:pPr>
+      <w:r>
+        <w:t>• Bertukar draf matlamat SMART dengan pasangan latihan dan semak sama ada kelima-lima komponen dipenuhi menggunakan senarai semak di atas.</w:t>
+      </w:r>
+    </w:p>
+    <w:p>
+      <w:r>
+        <w:rPr>
+          <w:b/>
+          <w:sz w:val="26"/>
+        </w:rPr>
+        <w:t>10. Rumusan</w:t>
+      </w:r>
+    </w:p>
+    <w:p>
+      <w:r>
+        <w:t>Prinsip SMART membantu guru prasekolah menetapkan matlamat program ibu bapa-komuniti yang jelas, boleh diukur dan realistik, seterusnya menjadi asas kepada penyediaan proposal projek yang berkesan. Matlamat yang gagal memenuhi mana-mana satu komponen SMART berisiko menyebabkan program sukar dinilai kejayaannya atau tidak dapat dilaksanakan dengan sumber sedia ada di tadika.</w:t>
       </w:r>
     </w:p>
     <w:p>
@@ -1544,7 +2261,7 @@
     </w:p>
     <w:p>
       <w:r>
-        <w:t>Bagi Hari Terbuka tahunan, proposal biasanya turut menyertakan senarai jemputan (ibu bapa, wakil KEMAS/PPD jika berkaitan), aturcara program, dan senarai tugasan guru — supaya pelaksanaan berjalan lancar dan mengikut jadual yang dirancang.</w:t>
+        <w:t>Bagi Hari Terbuka tahunan, proposal biasanya turut menyertakan senarai jemputan (ibu bapa, wakil KEMAS/PPD jika berkaitan), aturcara program, dan senarai tugasan guru — supaya pelaksanaan berjalan lancar dan mengikut jadual yang dirancang. Bagi program yang lebih kecil seperti sesi membaca bersama ibu bapa, proposal boleh ditulis dalam bentuk lebih ringkas satu muka surat, tetapi keenam-enam komponen (topic, objectives, audience, date, place, budget) tetap perlu dinyatakan supaya pengetua dapat membuat keputusan kelulusan dengan cepat dan tepat.</w:t>
       </w:r>
     </w:p>
     <w:p>
@@ -1553,12 +2270,498 @@
           <w:b/>
           <w:sz w:val="26"/>
         </w:rPr>
-        <w:t>4. Rumusan</w:t>
+        <w:t>4. Templat Proposal Projek Asas (Ringkas)</w:t>
+      </w:r>
+    </w:p>
+    <w:tbl>
+      <w:tblPr>
+        <w:tblStyle w:val="TableGrid"/>
+        <w:tblW w:type="auto" w:w="0"/>
+        <w:tblLook w:firstColumn="1" w:firstRow="1" w:lastColumn="0" w:lastRow="0" w:noHBand="0" w:noVBand="1" w:val="04A0"/>
+      </w:tblPr>
+      <w:tblGrid>
+        <w:gridCol w:w="4656"/>
+        <w:gridCol w:w="4656"/>
+      </w:tblGrid>
+      <w:tr>
+        <w:tc>
+          <w:tcPr>
+            <w:tcW w:type="dxa" w:w="4656"/>
+          </w:tcPr>
+          <w:p>
+            <w:r>
+              <w:t>Bahagian</w:t>
+            </w:r>
+          </w:p>
+        </w:tc>
+        <w:tc>
+          <w:tcPr>
+            <w:tcW w:type="dxa" w:w="4656"/>
+          </w:tcPr>
+          <w:p>
+            <w:r>
+              <w:t>Butiran untuk Diisi</w:t>
+            </w:r>
+          </w:p>
+        </w:tc>
+      </w:tr>
+      <w:tr>
+        <w:tc>
+          <w:tcPr>
+            <w:tcW w:type="dxa" w:w="4656"/>
+          </w:tcPr>
+          <w:p>
+            <w:r>
+              <w:t>Tajuk Program</w:t>
+            </w:r>
+          </w:p>
+        </w:tc>
+        <w:tc>
+          <w:tcPr>
+            <w:tcW w:type="dxa" w:w="4656"/>
+          </w:tcPr>
+          <w:p>
+            <w:r>
+              <w:t>⟪nama program⟫</w:t>
+            </w:r>
+          </w:p>
+        </w:tc>
+      </w:tr>
+      <w:tr>
+        <w:tc>
+          <w:tcPr>
+            <w:tcW w:type="dxa" w:w="4656"/>
+          </w:tcPr>
+          <w:p>
+            <w:r>
+              <w:t>Objektif (SMART)</w:t>
+            </w:r>
+          </w:p>
+        </w:tc>
+        <w:tc>
+          <w:tcPr>
+            <w:tcW w:type="dxa" w:w="4656"/>
+          </w:tcPr>
+          <w:p>
+            <w:r>
+              <w:t>⟪matlamat SMART lengkap⟫</w:t>
+            </w:r>
+          </w:p>
+        </w:tc>
+      </w:tr>
+      <w:tr>
+        <w:tc>
+          <w:tcPr>
+            <w:tcW w:type="dxa" w:w="4656"/>
+          </w:tcPr>
+          <w:p>
+            <w:r>
+              <w:t>Sasaran (Audience)</w:t>
+            </w:r>
+          </w:p>
+        </w:tc>
+        <w:tc>
+          <w:tcPr>
+            <w:tcW w:type="dxa" w:w="4656"/>
+          </w:tcPr>
+          <w:p>
+            <w:r>
+              <w:t>⟪murid / ibu bapa / komuniti / agensi jemputan⟫</w:t>
+            </w:r>
+          </w:p>
+        </w:tc>
+      </w:tr>
+      <w:tr>
+        <w:tc>
+          <w:tcPr>
+            <w:tcW w:type="dxa" w:w="4656"/>
+          </w:tcPr>
+          <w:p>
+            <w:r>
+              <w:t>Tarikh &amp; Masa</w:t>
+            </w:r>
+          </w:p>
+        </w:tc>
+        <w:tc>
+          <w:tcPr>
+            <w:tcW w:type="dxa" w:w="4656"/>
+          </w:tcPr>
+          <w:p>
+            <w:r>
+              <w:t>⟪tarikh, hari, jam mula-tamat⟫</w:t>
+            </w:r>
+          </w:p>
+        </w:tc>
+      </w:tr>
+      <w:tr>
+        <w:tc>
+          <w:tcPr>
+            <w:tcW w:type="dxa" w:w="4656"/>
+          </w:tcPr>
+          <w:p>
+            <w:r>
+              <w:t>Tempat</w:t>
+            </w:r>
+          </w:p>
+        </w:tc>
+        <w:tc>
+          <w:tcPr>
+            <w:tcW w:type="dxa" w:w="4656"/>
+          </w:tcPr>
+          <w:p>
+            <w:r>
+              <w:t>⟪lokasi⟫</w:t>
+            </w:r>
+          </w:p>
+        </w:tc>
+      </w:tr>
+      <w:tr>
+        <w:tc>
+          <w:tcPr>
+            <w:tcW w:type="dxa" w:w="4656"/>
+          </w:tcPr>
+          <w:p>
+            <w:r>
+              <w:t>Anggaran Bajet</w:t>
+            </w:r>
+          </w:p>
+        </w:tc>
+        <w:tc>
+          <w:tcPr>
+            <w:tcW w:type="dxa" w:w="4656"/>
+          </w:tcPr>
+          <w:p>
+            <w:r>
+              <w:t>⟪senarai item + kos⟫</w:t>
+            </w:r>
+          </w:p>
+        </w:tc>
+      </w:tr>
+      <w:tr>
+        <w:tc>
+          <w:tcPr>
+            <w:tcW w:type="dxa" w:w="4656"/>
+          </w:tcPr>
+          <w:p>
+            <w:r>
+              <w:t>Disediakan oleh</w:t>
+            </w:r>
+          </w:p>
+        </w:tc>
+        <w:tc>
+          <w:tcPr>
+            <w:tcW w:type="dxa" w:w="4656"/>
+          </w:tcPr>
+          <w:p>
+            <w:r>
+              <w:t>⟪nama guru⟫ Tarikh: ⟪__⟫</w:t>
+            </w:r>
+          </w:p>
+        </w:tc>
+      </w:tr>
+      <w:tr>
+        <w:tc>
+          <w:tcPr>
+            <w:tcW w:type="dxa" w:w="4656"/>
+          </w:tcPr>
+          <w:p>
+            <w:r>
+              <w:t>Diluluskan oleh</w:t>
+            </w:r>
+          </w:p>
+        </w:tc>
+        <w:tc>
+          <w:tcPr>
+            <w:tcW w:type="dxa" w:w="4656"/>
+          </w:tcPr>
+          <w:p>
+            <w:r>
+              <w:t>⟪nama pengetua/pengusaha⟫ Tarikh: ⟪__⟫</w:t>
+            </w:r>
+          </w:p>
+        </w:tc>
+      </w:tr>
+    </w:tbl>
+    <w:p>
+      <w:r>
+        <w:rPr>
+          <w:b/>
+          <w:sz w:val="26"/>
+        </w:rPr>
+        <w:t>5. Prosedur Langkah demi Langkah Menyediakan Proposal</w:t>
       </w:r>
     </w:p>
     <w:p>
       <w:r>
-        <w:t>Proposal projek asas yang lengkap dan jelas membolehkan pihak pengurusan menilai dan meluluskan program ibu bapa-komuniti dengan yakin, serta menjadi rujukan pelaksanaan bagi guru prasekolah.</w:t>
+        <w:t>(i) Kenal pasti keperluan/idea program hasil daripada perbincangan guru atau cadangan PIBG; (ii) tulis matlamat program mengikut prinsip SMART (rujuk Bab 2); (iii) senaraikan sasaran peserta dan anggarkan bilangan; (iv) tetapkan tarikh, masa dan tempat, semak tiada pertindihan dengan kalendar akademik; (v) sediakan anggaran bajet terperinci mengikut item; (vi) lengkapkan templat proposal dan serahkan kepada pengetua/pengusaha untuk kelulusan sekurang-kurangnya dua minggu sebelum tarikh program; (vii) selepas kelulusan, edarkan salinan proposal kepada semua guru yang terlibat sebagai rujukan pelaksanaan.</w:t>
+      </w:r>
+    </w:p>
+    <w:p>
+      <w:r>
+        <w:rPr>
+          <w:b/>
+          <w:sz w:val="26"/>
+        </w:rPr>
+        <w:t>6. Contoh Anggaran Bajet (Hari Sukan Prasekolah)</w:t>
+      </w:r>
+    </w:p>
+    <w:tbl>
+      <w:tblPr>
+        <w:tblStyle w:val="TableGrid"/>
+        <w:tblW w:type="auto" w:w="0"/>
+        <w:tblLook w:firstColumn="1" w:firstRow="1" w:lastColumn="0" w:lastRow="0" w:noHBand="0" w:noVBand="1" w:val="04A0"/>
+      </w:tblPr>
+      <w:tblGrid>
+        <w:gridCol w:w="4656"/>
+        <w:gridCol w:w="4656"/>
+      </w:tblGrid>
+      <w:tr>
+        <w:tc>
+          <w:tcPr>
+            <w:tcW w:type="dxa" w:w="4656"/>
+          </w:tcPr>
+          <w:p>
+            <w:r>
+              <w:t>Item</w:t>
+            </w:r>
+          </w:p>
+        </w:tc>
+        <w:tc>
+          <w:tcPr>
+            <w:tcW w:type="dxa" w:w="4656"/>
+          </w:tcPr>
+          <w:p>
+            <w:r>
+              <w:t>Anggaran Kos (RM)</w:t>
+            </w:r>
+          </w:p>
+        </w:tc>
+      </w:tr>
+      <w:tr>
+        <w:tc>
+          <w:tcPr>
+            <w:tcW w:type="dxa" w:w="4656"/>
+          </w:tcPr>
+          <w:p>
+            <w:r>
+              <w:t>Hadiah dan sijil penyertaan</w:t>
+            </w:r>
+          </w:p>
+        </w:tc>
+        <w:tc>
+          <w:tcPr>
+            <w:tcW w:type="dxa" w:w="4656"/>
+          </w:tcPr>
+          <w:p>
+            <w:r>
+              <w:t>300</w:t>
+            </w:r>
+          </w:p>
+        </w:tc>
+      </w:tr>
+      <w:tr>
+        <w:tc>
+          <w:tcPr>
+            <w:tcW w:type="dxa" w:w="4656"/>
+          </w:tcPr>
+          <w:p>
+            <w:r>
+              <w:t>Peralatan sukan (bola, gelung, kon)</w:t>
+            </w:r>
+          </w:p>
+        </w:tc>
+        <w:tc>
+          <w:tcPr>
+            <w:tcW w:type="dxa" w:w="4656"/>
+          </w:tcPr>
+          <w:p>
+            <w:r>
+              <w:t>150</w:t>
+            </w:r>
+          </w:p>
+        </w:tc>
+      </w:tr>
+      <w:tr>
+        <w:tc>
+          <w:tcPr>
+            <w:tcW w:type="dxa" w:w="4656"/>
+          </w:tcPr>
+          <w:p>
+            <w:r>
+              <w:t>Makanan ringan/minuman</w:t>
+            </w:r>
+          </w:p>
+        </w:tc>
+        <w:tc>
+          <w:tcPr>
+            <w:tcW w:type="dxa" w:w="4656"/>
+          </w:tcPr>
+          <w:p>
+            <w:r>
+              <w:t>250</w:t>
+            </w:r>
+          </w:p>
+        </w:tc>
+      </w:tr>
+      <w:tr>
+        <w:tc>
+          <w:tcPr>
+            <w:tcW w:type="dxa" w:w="4656"/>
+          </w:tcPr>
+          <w:p>
+            <w:r>
+              <w:t>Bahan cetak (banner, aturcara)</w:t>
+            </w:r>
+          </w:p>
+        </w:tc>
+        <w:tc>
+          <w:tcPr>
+            <w:tcW w:type="dxa" w:w="4656"/>
+          </w:tcPr>
+          <w:p>
+            <w:r>
+              <w:t>100</w:t>
+            </w:r>
+          </w:p>
+        </w:tc>
+      </w:tr>
+      <w:tr>
+        <w:tc>
+          <w:tcPr>
+            <w:tcW w:type="dxa" w:w="4656"/>
+          </w:tcPr>
+          <w:p>
+            <w:r>
+              <w:t>Jumlah</w:t>
+            </w:r>
+          </w:p>
+        </w:tc>
+        <w:tc>
+          <w:tcPr>
+            <w:tcW w:type="dxa" w:w="4656"/>
+          </w:tcPr>
+          <w:p>
+            <w:r>
+              <w:t>800</w:t>
+            </w:r>
+          </w:p>
+        </w:tc>
+      </w:tr>
+    </w:tbl>
+    <w:p>
+      <w:r>
+        <w:rPr>
+          <w:b/>
+          <w:sz w:val="26"/>
+        </w:rPr>
+        <w:t>7. Kajian Kes Tadika: Proposal Ditolak kerana Tidak Lengkap</w:t>
+      </w:r>
+    </w:p>
+    <w:p>
+      <w:r>
+        <w:t>Seorang guru di sebuah tadika swasta menyerahkan proposal Hari Terbuka tanpa menyatakan anggaran bajet, hanya menulis "kos akan ditentukan kemudian". Pengetua terpaksa menangguhkan kelulusan kerana tidak dapat menilai kesesuaian program dengan peruntukan kewangan tadika bulan tersebut. Selepas guru melengkapkan semula proposal dengan anggaran bajet terperinci (mengikut templat di atas), proposal diluluskan dalam masa tiga hari. Pengajaran: proposal yang lengkap mempercepatkan proses kelulusan, manakala proposal separuh lengkap memberi kesan terus kepada jadual persediaan program.</w:t>
+      </w:r>
+    </w:p>
+    <w:p>
+      <w:r>
+        <w:rPr>
+          <w:b/>
+          <w:sz w:val="26"/>
+        </w:rPr>
+        <w:t>8. Kesilapan Lazim dan Cara Mengelak</w:t>
+      </w:r>
+    </w:p>
+    <w:p>
+      <w:r>
+        <w:t>Kesilapan lazim termasuk: tidak menyatakan bilangan sasaran peserta secara jelas, menyerahkan proposal terlalu lewat (kurang daripada seminggu sebelum program), dan tidak menyemak pertindihan tarikh dengan aktiviti akademik lain. Cara mengelak: gunakan senarai semak di bawah dan tetapkan tempoh minimum dua minggu antara penyerahan proposal dan tarikh pelaksanaan program.</w:t>
+      </w:r>
+    </w:p>
+    <w:p>
+      <w:r>
+        <w:rPr>
+          <w:b/>
+          <w:sz w:val="26"/>
+        </w:rPr>
+        <w:t>9. Senarai Semak — Sebelum Menyerahkan Proposal</w:t>
+      </w:r>
+    </w:p>
+    <w:p>
+      <w:pPr>
+        <w:pStyle w:val="ListParagraph"/>
+      </w:pPr>
+      <w:r>
+        <w:t>• [ ] Tajuk, objektif SMART, sasaran, tarikh, tempat dan bajet lengkap diisi.</w:t>
+      </w:r>
+    </w:p>
+    <w:p>
+      <w:pPr>
+        <w:pStyle w:val="ListParagraph"/>
+      </w:pPr>
+      <w:r>
+        <w:t>• [ ] Tiada pertindihan tarikh dengan kalendar akademik/program lain.</w:t>
+      </w:r>
+    </w:p>
+    <w:p>
+      <w:pPr>
+        <w:pStyle w:val="ListParagraph"/>
+      </w:pPr>
+      <w:r>
+        <w:t>• [ ] Anggaran bajet disemak berbanding peruntukan tadika.</w:t>
+      </w:r>
+    </w:p>
+    <w:p>
+      <w:pPr>
+        <w:pStyle w:val="ListParagraph"/>
+      </w:pPr>
+      <w:r>
+        <w:t>• [ ] Proposal diserahkan sekurang-kurangnya dua minggu sebelum tarikh program.</w:t>
+      </w:r>
+    </w:p>
+    <w:p>
+      <w:pPr>
+        <w:pStyle w:val="ListParagraph"/>
+      </w:pPr>
+      <w:r>
+        <w:t>• [ ] Salinan diluluskan disimpan sebagai rekod dan diedarkan kepada guru terlibat.</w:t>
+      </w:r>
+    </w:p>
+    <w:p>
+      <w:r>
+        <w:rPr>
+          <w:b/>
+          <w:sz w:val="26"/>
+        </w:rPr>
+        <w:t>10. Aktiviti Pengukuhan</w:t>
+      </w:r>
+    </w:p>
+    <w:p>
+      <w:pPr>
+        <w:pStyle w:val="ListParagraph"/>
+      </w:pPr>
+      <w:r>
+        <w:t>• Sediakan satu proposal projek asas lengkap (guna templat di atas) untuk aktiviti "Hari Membaca Bersama Ibu Bapa" bagi 15 pasangan ibu bapa-anak.</w:t>
+      </w:r>
+    </w:p>
+    <w:p>
+      <w:pPr>
+        <w:pStyle w:val="ListParagraph"/>
+      </w:pPr>
+      <w:r>
+        <w:t>• Semak proposal rakan latihan menggunakan senarai semak di atas dan cadangkan sekurang-kurangnya satu penambahbaikan.</w:t>
+      </w:r>
+    </w:p>
+    <w:p>
+      <w:r>
+        <w:rPr>
+          <w:b/>
+          <w:sz w:val="26"/>
+        </w:rPr>
+        <w:t>11. Rumusan</w:t>
+      </w:r>
+    </w:p>
+    <w:p>
+      <w:r>
+        <w:t>Proposal projek asas yang lengkap dan jelas membolehkan pihak pengurusan menilai dan meluluskan program ibu bapa-komuniti dengan yakin, serta menjadi rujukan pelaksanaan bagi guru prasekolah. Proposal yang tidak lengkap — contohnya tiada anggaran bajet atau tarikh tidak dinyatakan — boleh melambatkan proses kelulusan dan menjejaskan persediaan program secara keseluruhan.</w:t>
       </w:r>
     </w:p>
     <w:p>
@@ -1828,12 +3031,527 @@
           <w:b/>
           <w:sz w:val="26"/>
         </w:rPr>
-        <w:t>4. Rumusan</w:t>
+        <w:t>4. Prosedur Menyediakan Risk Assessment Matrix</w:t>
       </w:r>
     </w:p>
     <w:p>
       <w:r>
-        <w:t>Penilaian risiko yang teliti — merangkumi bahaya, tahap risiko dan pelan keselamatan — memastikan aktiviti ibu bapa-komuniti dijalankan dengan selamat bagi murid, ibu bapa dan komuniti yang terlibat.</w:t>
+        <w:t>(i) Senaraikan semua aktiviti dalam program (contoh: pendaftaran, permainan luar, jamuan); (ii) untuk setiap aktiviti, kenal pasti bahaya berpotensi; (iii) nilai kebarangkalian (jarang/kadang-kadang/kerap) dan kesan (ringan/sederhana/serius) untuk menentukan tahap risiko keseluruhan; (iv) tetapkan langkah kawalan bagi setiap bahaya berisiko sederhana/tinggi; (v) lantik guru bertanggungjawab bagi setiap langkah kawalan; (vi) semak semula matrix risiko sejurus sebelum program bermula (contoh: semakan cuaca pada pagi hari acara).</w:t>
+      </w:r>
+    </w:p>
+    <w:p>
+      <w:r>
+        <w:rPr>
+          <w:b/>
+          <w:sz w:val="26"/>
+        </w:rPr>
+        <w:t>5. Risk Assessment Matrix Lengkap — Contoh Hari Sukan Prasekolah</w:t>
+      </w:r>
+    </w:p>
+    <w:tbl>
+      <w:tblPr>
+        <w:tblStyle w:val="TableGrid"/>
+        <w:tblW w:type="auto" w:w="0"/>
+        <w:tblLook w:firstColumn="1" w:firstRow="1" w:lastColumn="0" w:lastRow="0" w:noHBand="0" w:noVBand="1" w:val="04A0"/>
+      </w:tblPr>
+      <w:tblGrid>
+        <w:gridCol w:w="1330"/>
+        <w:gridCol w:w="1330"/>
+        <w:gridCol w:w="1330"/>
+        <w:gridCol w:w="1330"/>
+        <w:gridCol w:w="1330"/>
+        <w:gridCol w:w="1330"/>
+        <w:gridCol w:w="1330"/>
+      </w:tblGrid>
+      <w:tr>
+        <w:tc>
+          <w:tcPr>
+            <w:tcW w:type="dxa" w:w="1330"/>
+          </w:tcPr>
+          <w:p>
+            <w:r>
+              <w:t>Aktiviti</w:t>
+            </w:r>
+          </w:p>
+        </w:tc>
+        <w:tc>
+          <w:tcPr>
+            <w:tcW w:type="dxa" w:w="1330"/>
+          </w:tcPr>
+          <w:p>
+            <w:r>
+              <w:t>Bahaya</w:t>
+            </w:r>
+          </w:p>
+        </w:tc>
+        <w:tc>
+          <w:tcPr>
+            <w:tcW w:type="dxa" w:w="1330"/>
+          </w:tcPr>
+          <w:p>
+            <w:r>
+              <w:t>Kebarangkalian</w:t>
+            </w:r>
+          </w:p>
+        </w:tc>
+        <w:tc>
+          <w:tcPr>
+            <w:tcW w:type="dxa" w:w="1330"/>
+          </w:tcPr>
+          <w:p>
+            <w:r>
+              <w:t>Kesan</w:t>
+            </w:r>
+          </w:p>
+        </w:tc>
+        <w:tc>
+          <w:tcPr>
+            <w:tcW w:type="dxa" w:w="1330"/>
+          </w:tcPr>
+          <w:p>
+            <w:r>
+              <w:t>Tahap Risiko</w:t>
+            </w:r>
+          </w:p>
+        </w:tc>
+        <w:tc>
+          <w:tcPr>
+            <w:tcW w:type="dxa" w:w="1330"/>
+          </w:tcPr>
+          <w:p>
+            <w:r>
+              <w:t>Langkah Kawalan</w:t>
+            </w:r>
+          </w:p>
+        </w:tc>
+        <w:tc>
+          <w:tcPr>
+            <w:tcW w:type="dxa" w:w="1330"/>
+          </w:tcPr>
+          <w:p>
+            <w:r>
+              <w:t>Guru Bertanggungjawab</w:t>
+            </w:r>
+          </w:p>
+        </w:tc>
+      </w:tr>
+      <w:tr>
+        <w:tc>
+          <w:tcPr>
+            <w:tcW w:type="dxa" w:w="1330"/>
+          </w:tcPr>
+          <w:p>
+            <w:r>
+              <w:t>Larian berganti-ganti</w:t>
+            </w:r>
+          </w:p>
+        </w:tc>
+        <w:tc>
+          <w:tcPr>
+            <w:tcW w:type="dxa" w:w="1330"/>
+          </w:tcPr>
+          <w:p>
+            <w:r>
+              <w:t>Tergelincir/terjatuh</w:t>
+            </w:r>
+          </w:p>
+        </w:tc>
+        <w:tc>
+          <w:tcPr>
+            <w:tcW w:type="dxa" w:w="1330"/>
+          </w:tcPr>
+          <w:p>
+            <w:r>
+              <w:t>Sederhana</w:t>
+            </w:r>
+          </w:p>
+        </w:tc>
+        <w:tc>
+          <w:tcPr>
+            <w:tcW w:type="dxa" w:w="1330"/>
+          </w:tcPr>
+          <w:p>
+            <w:r>
+              <w:t>Sederhana</w:t>
+            </w:r>
+          </w:p>
+        </w:tc>
+        <w:tc>
+          <w:tcPr>
+            <w:tcW w:type="dxa" w:w="1330"/>
+          </w:tcPr>
+          <w:p>
+            <w:r>
+              <w:t>Sederhana</w:t>
+            </w:r>
+          </w:p>
+        </w:tc>
+        <w:tc>
+          <w:tcPr>
+            <w:tcW w:type="dxa" w:w="1330"/>
+          </w:tcPr>
+          <w:p>
+            <w:r>
+              <w:t>Permukaan padang disemak, guru penyelia di setiap litar</w:t>
+            </w:r>
+          </w:p>
+        </w:tc>
+        <w:tc>
+          <w:tcPr>
+            <w:tcW w:type="dxa" w:w="1330"/>
+          </w:tcPr>
+          <w:p>
+            <w:r>
+              <w:t>Cikgu A</w:t>
+            </w:r>
+          </w:p>
+        </w:tc>
+      </w:tr>
+      <w:tr>
+        <w:tc>
+          <w:tcPr>
+            <w:tcW w:type="dxa" w:w="1330"/>
+          </w:tcPr>
+          <w:p>
+            <w:r>
+              <w:t>Permainan lontar guni</w:t>
+            </w:r>
+          </w:p>
+        </w:tc>
+        <w:tc>
+          <w:tcPr>
+            <w:tcW w:type="dxa" w:w="1330"/>
+          </w:tcPr>
+          <w:p>
+            <w:r>
+              <w:t>Tercedera akibat objek</w:t>
+            </w:r>
+          </w:p>
+        </w:tc>
+        <w:tc>
+          <w:tcPr>
+            <w:tcW w:type="dxa" w:w="1330"/>
+          </w:tcPr>
+          <w:p>
+            <w:r>
+              <w:t>Rendah</w:t>
+            </w:r>
+          </w:p>
+        </w:tc>
+        <w:tc>
+          <w:tcPr>
+            <w:tcW w:type="dxa" w:w="1330"/>
+          </w:tcPr>
+          <w:p>
+            <w:r>
+              <w:t>Sederhana</w:t>
+            </w:r>
+          </w:p>
+        </w:tc>
+        <w:tc>
+          <w:tcPr>
+            <w:tcW w:type="dxa" w:w="1330"/>
+          </w:tcPr>
+          <w:p>
+            <w:r>
+              <w:t>Rendah-Sederhana</w:t>
+            </w:r>
+          </w:p>
+        </w:tc>
+        <w:tc>
+          <w:tcPr>
+            <w:tcW w:type="dxa" w:w="1330"/>
+          </w:tcPr>
+          <w:p>
+            <w:r>
+              <w:t>Ruang selamat antara peserta, arahan jelas sebelum bermain</w:t>
+            </w:r>
+          </w:p>
+        </w:tc>
+        <w:tc>
+          <w:tcPr>
+            <w:tcW w:type="dxa" w:w="1330"/>
+          </w:tcPr>
+          <w:p>
+            <w:r>
+              <w:t>Cikgu B</w:t>
+            </w:r>
+          </w:p>
+        </w:tc>
+      </w:tr>
+      <w:tr>
+        <w:tc>
+          <w:tcPr>
+            <w:tcW w:type="dxa" w:w="1330"/>
+          </w:tcPr>
+          <w:p>
+            <w:r>
+              <w:t>Jamuan/minum petang</w:t>
+            </w:r>
+          </w:p>
+        </w:tc>
+        <w:tc>
+          <w:tcPr>
+            <w:tcW w:type="dxa" w:w="1330"/>
+          </w:tcPr>
+          <w:p>
+            <w:r>
+              <w:t>Alahan makanan, keracunan</w:t>
+            </w:r>
+          </w:p>
+        </w:tc>
+        <w:tc>
+          <w:tcPr>
+            <w:tcW w:type="dxa" w:w="1330"/>
+          </w:tcPr>
+          <w:p>
+            <w:r>
+              <w:t>Rendah</w:t>
+            </w:r>
+          </w:p>
+        </w:tc>
+        <w:tc>
+          <w:tcPr>
+            <w:tcW w:type="dxa" w:w="1330"/>
+          </w:tcPr>
+          <w:p>
+            <w:r>
+              <w:t>Tinggi</w:t>
+            </w:r>
+          </w:p>
+        </w:tc>
+        <w:tc>
+          <w:tcPr>
+            <w:tcW w:type="dxa" w:w="1330"/>
+          </w:tcPr>
+          <w:p>
+            <w:r>
+              <w:t>Tinggi</w:t>
+            </w:r>
+          </w:p>
+        </w:tc>
+        <w:tc>
+          <w:tcPr>
+            <w:tcW w:type="dxa" w:w="1330"/>
+          </w:tcPr>
+          <w:p>
+            <w:r>
+              <w:t>Semak alahan murid dahulu, makanan daripada vendor bertauliah</w:t>
+            </w:r>
+          </w:p>
+        </w:tc>
+        <w:tc>
+          <w:tcPr>
+            <w:tcW w:type="dxa" w:w="1330"/>
+          </w:tcPr>
+          <w:p>
+            <w:r>
+              <w:t>Cikgu C</w:t>
+            </w:r>
+          </w:p>
+        </w:tc>
+      </w:tr>
+      <w:tr>
+        <w:tc>
+          <w:tcPr>
+            <w:tcW w:type="dxa" w:w="1330"/>
+          </w:tcPr>
+          <w:p>
+            <w:r>
+              <w:t>Cuaca panas terik</w:t>
+            </w:r>
+          </w:p>
+        </w:tc>
+        <w:tc>
+          <w:tcPr>
+            <w:tcW w:type="dxa" w:w="1330"/>
+          </w:tcPr>
+          <w:p>
+            <w:r>
+              <w:t>Pening/dehidrasi</w:t>
+            </w:r>
+          </w:p>
+        </w:tc>
+        <w:tc>
+          <w:tcPr>
+            <w:tcW w:type="dxa" w:w="1330"/>
+          </w:tcPr>
+          <w:p>
+            <w:r>
+              <w:t>Sederhana</w:t>
+            </w:r>
+          </w:p>
+        </w:tc>
+        <w:tc>
+          <w:tcPr>
+            <w:tcW w:type="dxa" w:w="1330"/>
+          </w:tcPr>
+          <w:p>
+            <w:r>
+              <w:t>Sederhana</w:t>
+            </w:r>
+          </w:p>
+        </w:tc>
+        <w:tc>
+          <w:tcPr>
+            <w:tcW w:type="dxa" w:w="1330"/>
+          </w:tcPr>
+          <w:p>
+            <w:r>
+              <w:t>Sederhana</w:t>
+            </w:r>
+          </w:p>
+        </w:tc>
+        <w:tc>
+          <w:tcPr>
+            <w:tcW w:type="dxa" w:w="1330"/>
+          </w:tcPr>
+          <w:p>
+            <w:r>
+              <w:t>Sediakan air minuman mencukupi, jadual rehat berkala</w:t>
+            </w:r>
+          </w:p>
+        </w:tc>
+        <w:tc>
+          <w:tcPr>
+            <w:tcW w:type="dxa" w:w="1330"/>
+          </w:tcPr>
+          <w:p>
+            <w:r>
+              <w:t>Cikgu D</w:t>
+            </w:r>
+          </w:p>
+        </w:tc>
+      </w:tr>
+    </w:tbl>
+    <w:p>
+      <w:r>
+        <w:rPr>
+          <w:b/>
+          <w:sz w:val="26"/>
+        </w:rPr>
+        <w:t>6. Peti Pertolongan Cemas dan Prosedur Kecemasan</w:t>
+      </w:r>
+    </w:p>
+    <w:p>
+      <w:r>
+        <w:t>Setiap program luar/besar perlu mempunyai sekurang-kurangnya satu peti pertolongan cemas yang lengkap (plaster, antiseptik, span sejuk) diletakkan di lokasi yang mudah diakses dan diketahui semua guru. Prosedur kecemasan asas: (i) kenal pasti guru bertugas pertolongan cemas; (ii) simpan nombor hubungan kecemasan (ibu bapa murid, klinik/hospital berhampiran, pengetua) di lokasi mudah dicapai; (iii) tetapkan protokol pemberitahuan ibu bapa sekiranya berlaku kecederaan.</w:t>
+      </w:r>
+    </w:p>
+    <w:p>
+      <w:r>
+        <w:rPr>
+          <w:b/>
+          <w:sz w:val="26"/>
+        </w:rPr>
+        <w:t>7. Kajian Kes Tadika: Insiden Alahan Makanan</w:t>
+      </w:r>
+    </w:p>
+    <w:p>
+      <w:r>
+        <w:t>Semasa program gotong-royong tahunan sebuah tadika, seorang murid mengalami reaksi alahan ringan selepas memakan jajanan yang dibawa oleh salah seorang ibu bapa tanpa disemak. Rekod alahan murid sebenarnya sudah didaftarkan di tadika tetapi tidak disemak semula sebelum program. Selepas insiden itu, tadika memperkenalkan langkah baharu: semua makanan yang dibawa oleh ibu bapa mesti disemak dan dilabel bahan-bahan utama, dan senarai alahan murid disemak semula oleh guru bertugas sebelum sebarang aktiviti melibatkan makanan.</w:t>
+      </w:r>
+    </w:p>
+    <w:p>
+      <w:r>
+        <w:rPr>
+          <w:b/>
+          <w:sz w:val="26"/>
+        </w:rPr>
+        <w:t>8. Kesilapan Lazim dan Cara Mengelak</w:t>
+      </w:r>
+    </w:p>
+    <w:p>
+      <w:r>
+        <w:t>Kesilapan lazim ialah menganggap risiko hanya berkaitan kecederaan fizikal, sedangkan risiko turut merangkumi keselamatan makanan, cuaca, dan pendedahan maklumat peribadi. Kesilapan lain ialah menyediakan pelan keselamatan tetapi tidak memaklumkannya kepada semua guru terlibat. Cara mengelak: sentiasa gunakan risk assessment matrix lengkap (bukan senarai ringkas sahaja) dan adakan taklimat ringkas kepada semua guru sebelum program bermula.</w:t>
+      </w:r>
+    </w:p>
+    <w:p>
+      <w:r>
+        <w:rPr>
+          <w:b/>
+          <w:sz w:val="26"/>
+        </w:rPr>
+        <w:t>9. Senarai Semak — Risk Assessment Sebelum Program</w:t>
+      </w:r>
+    </w:p>
+    <w:p>
+      <w:pPr>
+        <w:pStyle w:val="ListParagraph"/>
+      </w:pPr>
+      <w:r>
+        <w:t>• [ ] Semua aktiviti disenaraikan dan bahaya dikenal pasti.</w:t>
+      </w:r>
+    </w:p>
+    <w:p>
+      <w:pPr>
+        <w:pStyle w:val="ListParagraph"/>
+      </w:pPr>
+      <w:r>
+        <w:t>• [ ] Tahap risiko dinilai (rendah/sederhana/tinggi) bagi setiap bahaya.</w:t>
+      </w:r>
+    </w:p>
+    <w:p>
+      <w:pPr>
+        <w:pStyle w:val="ListParagraph"/>
+      </w:pPr>
+      <w:r>
+        <w:t>• [ ] Langkah kawalan ditetapkan dan guru bertanggungjawab dilantik.</w:t>
+      </w:r>
+    </w:p>
+    <w:p>
+      <w:pPr>
+        <w:pStyle w:val="ListParagraph"/>
+      </w:pPr>
+      <w:r>
+        <w:t>• [ ] Peti pertolongan cemas dan nombor kecemasan disediakan.</w:t>
+      </w:r>
+    </w:p>
+    <w:p>
+      <w:pPr>
+        <w:pStyle w:val="ListParagraph"/>
+      </w:pPr>
+      <w:r>
+        <w:t>• [ ] Taklimat keselamatan diberikan kepada semua guru sebelum program.</w:t>
+      </w:r>
+    </w:p>
+    <w:p>
+      <w:r>
+        <w:rPr>
+          <w:b/>
+          <w:sz w:val="26"/>
+        </w:rPr>
+        <w:t>10. Aktiviti Pengukuhan</w:t>
+      </w:r>
+    </w:p>
+    <w:p>
+      <w:pPr>
+        <w:pStyle w:val="ListParagraph"/>
+      </w:pPr>
+      <w:r>
+        <w:t>• Sediakan risk assessment matrix lengkap (guna templat di atas) bagi program "Hari Terbuka Prasekolah" merangkumi sekurang-kurangnya empat bahaya berbeza.</w:t>
+      </w:r>
+    </w:p>
+    <w:p>
+      <w:pPr>
+        <w:pStyle w:val="ListParagraph"/>
+      </w:pPr>
+      <w:r>
+        <w:t>• Bincangkan dalam kumpulan bagaimana rekod alahan makanan murid patut disemak sebelum sebarang aktiviti melibatkan jamuan.</w:t>
+      </w:r>
+    </w:p>
+    <w:p>
+      <w:r>
+        <w:rPr>
+          <w:b/>
+          <w:sz w:val="26"/>
+        </w:rPr>
+        <w:t>11. Rumusan</w:t>
+      </w:r>
+    </w:p>
+    <w:p>
+      <w:r>
+        <w:t>Penilaian risiko yang teliti — merangkumi bahaya, tahap risiko dan pelan keselamatan yang direkodkan dalam risk assessment matrix — memastikan aktiviti ibu bapa-komuniti dijalankan dengan selamat bagi murid, ibu bapa dan komuniti yang terlibat.</w:t>
       </w:r>
     </w:p>
     <w:p>
@@ -1925,20 +3643,1018 @@
         <w:t>Senarai semak digunakan untuk memastikan semua persediaan (peralatan, jemputan, bajet, keselamatan) telah lengkap sebelum, semasa dan selepas program. Amalan lazim di tadika ialah menyediakan senarai semak tiga fasa: sebelum, semasa dan selepas program, supaya tiada langkah tertinggal.</w:t>
       </w:r>
     </w:p>
+    <w:tbl>
+      <w:tblPr>
+        <w:tblStyle w:val="TableGrid"/>
+        <w:tblW w:type="auto" w:w="0"/>
+        <w:tblLook w:firstColumn="1" w:firstRow="1" w:lastColumn="0" w:lastRow="0" w:noHBand="0" w:noVBand="1" w:val="04A0"/>
+      </w:tblPr>
+      <w:tblGrid>
+        <w:gridCol w:w="4656"/>
+        <w:gridCol w:w="4656"/>
+      </w:tblGrid>
+      <w:tr>
+        <w:tc>
+          <w:tcPr>
+            <w:tcW w:type="dxa" w:w="4656"/>
+          </w:tcPr>
+          <w:p>
+            <w:r>
+              <w:t>Fasa</w:t>
+            </w:r>
+          </w:p>
+        </w:tc>
+        <w:tc>
+          <w:tcPr>
+            <w:tcW w:type="dxa" w:w="4656"/>
+          </w:tcPr>
+          <w:p>
+            <w:r>
+              <w:t>Contoh Item Senarai Semak</w:t>
+            </w:r>
+          </w:p>
+        </w:tc>
+      </w:tr>
+      <w:tr>
+        <w:tc>
+          <w:tcPr>
+            <w:tcW w:type="dxa" w:w="4656"/>
+          </w:tcPr>
+          <w:p>
+            <w:r>
+              <w:t>Sebelum program</w:t>
+            </w:r>
+          </w:p>
+        </w:tc>
+        <w:tc>
+          <w:tcPr>
+            <w:tcW w:type="dxa" w:w="4656"/>
+          </w:tcPr>
+          <w:p>
+            <w:r>
+              <w:t>Proposal diluluskan, jemputan dihantar, peralatan disediakan, bajet disahkan</w:t>
+            </w:r>
+          </w:p>
+        </w:tc>
+      </w:tr>
+      <w:tr>
+        <w:tc>
+          <w:tcPr>
+            <w:tcW w:type="dxa" w:w="4656"/>
+          </w:tcPr>
+          <w:p>
+            <w:r>
+              <w:t>Semasa program</w:t>
+            </w:r>
+          </w:p>
+        </w:tc>
+        <w:tc>
+          <w:tcPr>
+            <w:tcW w:type="dxa" w:w="4656"/>
+          </w:tcPr>
+          <w:p>
+            <w:r>
+              <w:t>Pendaftaran kehadiran, penyeliaan keselamatan, aturcara diikuti mengikut jadual</w:t>
+            </w:r>
+          </w:p>
+        </w:tc>
+      </w:tr>
+      <w:tr>
+        <w:tc>
+          <w:tcPr>
+            <w:tcW w:type="dxa" w:w="4656"/>
+          </w:tcPr>
+          <w:p>
+            <w:r>
+              <w:t>Selepas program</w:t>
+            </w:r>
+          </w:p>
+        </w:tc>
+        <w:tc>
+          <w:tcPr>
+            <w:tcW w:type="dxa" w:w="4656"/>
+          </w:tcPr>
+          <w:p>
+            <w:r>
+              <w:t>Kawasan dibersihkan, peralatan dikembalikan, maklum balas dikumpul, laporan disediakan</w:t>
+            </w:r>
+          </w:p>
+        </w:tc>
+      </w:tr>
+    </w:tbl>
     <w:p>
       <w:r>
         <w:rPr>
           <w:b/>
           <w:sz w:val="26"/>
         </w:rPr>
-        <w:t>4. Rumusan</w:t>
+        <w:t>4. Prosedur Pengurusan Program Secara Menyeluruh</w:t>
       </w:r>
     </w:p>
     <w:p>
       <w:r>
-        <w:t>Pengurusan program yang baik menggabungkan komunikasi berkesan, kepatuhan protokol keselamatan, dan penggunaan senarai semak — ketiga-tiganya memastikan aktiviti ibu bapa-komuniti berjalan lancar dan selamat daripada perancangan hingga pelaksanaan.</w:t>
+        <w:t>Pengurusan program merangkumi tiga fasa utama: (i) fasa perancangan — proposal diluluskan, komunikasi awal dengan ibu bapa/komuniti dihantar sekurang-kurangnya dua minggu sebelum program; (ii) fasa pelaksanaan — protokol keselamatan dipatuhi, senarai semak "semasa program" digunakan secara aktif oleh setiap guru bertugas; (iii) fasa pasca-program — senarai semak "selepas program" diselesaikan sebelum laporan disediakan (rujuk C05-W03.md Bab 2 dan 3 untuk butiran penuh proses laporan dan mesyuarat pasca-mortem).</w:t>
       </w:r>
     </w:p>
+    <w:p>
+      <w:r>
+        <w:rPr>
+          <w:b/>
+          <w:sz w:val="26"/>
+        </w:rPr>
+        <w:t>5. Matriks Komunikasi Mengikut Pihak Berkepentingan</w:t>
+      </w:r>
+    </w:p>
+    <w:tbl>
+      <w:tblPr>
+        <w:tblStyle w:val="TableGrid"/>
+        <w:tblW w:type="auto" w:w="0"/>
+        <w:tblLook w:firstColumn="1" w:firstRow="1" w:lastColumn="0" w:lastRow="0" w:noHBand="0" w:noVBand="1" w:val="04A0"/>
+      </w:tblPr>
+      <w:tblGrid>
+        <w:gridCol w:w="2328"/>
+        <w:gridCol w:w="2328"/>
+        <w:gridCol w:w="2328"/>
+        <w:gridCol w:w="2328"/>
+      </w:tblGrid>
+      <w:tr>
+        <w:tc>
+          <w:tcPr>
+            <w:tcW w:type="dxa" w:w="2328"/>
+          </w:tcPr>
+          <w:p>
+            <w:r>
+              <w:t>Pihak Berkepentingan</w:t>
+            </w:r>
+          </w:p>
+        </w:tc>
+        <w:tc>
+          <w:tcPr>
+            <w:tcW w:type="dxa" w:w="2328"/>
+          </w:tcPr>
+          <w:p>
+            <w:r>
+              <w:t>Saluran</w:t>
+            </w:r>
+          </w:p>
+        </w:tc>
+        <w:tc>
+          <w:tcPr>
+            <w:tcW w:type="dxa" w:w="2328"/>
+          </w:tcPr>
+          <w:p>
+            <w:r>
+              <w:t>Masa Hantar</w:t>
+            </w:r>
+          </w:p>
+        </w:tc>
+        <w:tc>
+          <w:tcPr>
+            <w:tcW w:type="dxa" w:w="2328"/>
+          </w:tcPr>
+          <w:p>
+            <w:r>
+              <w:t>Kandungan Utama</w:t>
+            </w:r>
+          </w:p>
+        </w:tc>
+      </w:tr>
+      <w:tr>
+        <w:tc>
+          <w:tcPr>
+            <w:tcW w:type="dxa" w:w="2328"/>
+          </w:tcPr>
+          <w:p>
+            <w:r>
+              <w:t>Ibu bapa</w:t>
+            </w:r>
+          </w:p>
+        </w:tc>
+        <w:tc>
+          <w:tcPr>
+            <w:tcW w:type="dxa" w:w="2328"/>
+          </w:tcPr>
+          <w:p>
+            <w:r>
+              <w:t>WhatsApp/surat pekeliling</w:t>
+            </w:r>
+          </w:p>
+        </w:tc>
+        <w:tc>
+          <w:tcPr>
+            <w:tcW w:type="dxa" w:w="2328"/>
+          </w:tcPr>
+          <w:p>
+            <w:r>
+              <w:t>2 minggu sebelum</w:t>
+            </w:r>
+          </w:p>
+        </w:tc>
+        <w:tc>
+          <w:tcPr>
+            <w:tcW w:type="dxa" w:w="2328"/>
+          </w:tcPr>
+          <w:p>
+            <w:r>
+              <w:t>Tarikh, masa, keperluan bawaan</w:t>
+            </w:r>
+          </w:p>
+        </w:tc>
+      </w:tr>
+      <w:tr>
+        <w:tc>
+          <w:tcPr>
+            <w:tcW w:type="dxa" w:w="2328"/>
+          </w:tcPr>
+          <w:p>
+            <w:r>
+              <w:t>Guru terlibat</w:t>
+            </w:r>
+          </w:p>
+        </w:tc>
+        <w:tc>
+          <w:tcPr>
+            <w:tcW w:type="dxa" w:w="2328"/>
+          </w:tcPr>
+          <w:p>
+            <w:r>
+              <w:t>Taklimat bersemuka/mesyuarat pendek</w:t>
+            </w:r>
+          </w:p>
+        </w:tc>
+        <w:tc>
+          <w:tcPr>
+            <w:tcW w:type="dxa" w:w="2328"/>
+          </w:tcPr>
+          <w:p>
+            <w:r>
+              <w:t>1 minggu sebelum</w:t>
+            </w:r>
+          </w:p>
+        </w:tc>
+        <w:tc>
+          <w:tcPr>
+            <w:tcW w:type="dxa" w:w="2328"/>
+          </w:tcPr>
+          <w:p>
+            <w:r>
+              <w:t>Tugasan, protokol keselamatan</w:t>
+            </w:r>
+          </w:p>
+        </w:tc>
+      </w:tr>
+      <w:tr>
+        <w:tc>
+          <w:tcPr>
+            <w:tcW w:type="dxa" w:w="2328"/>
+          </w:tcPr>
+          <w:p>
+            <w:r>
+              <w:t>Agensi komuniti (KEMAS/JKM)</w:t>
+            </w:r>
+          </w:p>
+        </w:tc>
+        <w:tc>
+          <w:tcPr>
+            <w:tcW w:type="dxa" w:w="2328"/>
+          </w:tcPr>
+          <w:p>
+            <w:r>
+              <w:t>Surat rasmi</w:t>
+            </w:r>
+          </w:p>
+        </w:tc>
+        <w:tc>
+          <w:tcPr>
+            <w:tcW w:type="dxa" w:w="2328"/>
+          </w:tcPr>
+          <w:p>
+            <w:r>
+              <w:t>3-4 minggu sebelum</w:t>
+            </w:r>
+          </w:p>
+        </w:tc>
+        <w:tc>
+          <w:tcPr>
+            <w:tcW w:type="dxa" w:w="2328"/>
+          </w:tcPr>
+          <w:p>
+            <w:r>
+              <w:t>Jemputan rasmi, aturcara</w:t>
+            </w:r>
+          </w:p>
+        </w:tc>
+      </w:tr>
+      <w:tr>
+        <w:tc>
+          <w:tcPr>
+            <w:tcW w:type="dxa" w:w="2328"/>
+          </w:tcPr>
+          <w:p>
+            <w:r>
+              <w:t>Pengetua/pengusaha</w:t>
+            </w:r>
+          </w:p>
+        </w:tc>
+        <w:tc>
+          <w:tcPr>
+            <w:tcW w:type="dxa" w:w="2328"/>
+          </w:tcPr>
+          <w:p>
+            <w:r>
+              <w:t>Laporan kemajuan ringkas</w:t>
+            </w:r>
+          </w:p>
+        </w:tc>
+        <w:tc>
+          <w:tcPr>
+            <w:tcW w:type="dxa" w:w="2328"/>
+          </w:tcPr>
+          <w:p>
+            <w:r>
+              <w:t>Semasa persediaan</w:t>
+            </w:r>
+          </w:p>
+        </w:tc>
+        <w:tc>
+          <w:tcPr>
+            <w:tcW w:type="dxa" w:w="2328"/>
+          </w:tcPr>
+          <w:p>
+            <w:r>
+              <w:t>Status persediaan, isu jika ada</w:t>
+            </w:r>
+          </w:p>
+        </w:tc>
+      </w:tr>
+    </w:tbl>
+    <w:p>
+      <w:r>
+        <w:rPr>
+          <w:b/>
+          <w:sz w:val="26"/>
+        </w:rPr>
+        <w:t>6. Contoh Protokol Keselamatan Semasa Program</w:t>
+      </w:r>
+    </w:p>
+    <w:p>
+      <w:r>
+        <w:t>Protokol asas termasuk: pendaftaran kehadiran di pintu masuk, kawasan larangan murid tanpa pengawasan ditanda jelas, susun atur tempat duduk yang tidak menghalang laluan kecemasan, dan guru bertugas ditetapkan di setiap zon aktiviti. Guru bertugas perlu memakai lanyard/tanda pengenalan supaya mudah dikenal pasti oleh ibu bapa dan komuniti sekiranya pertolongan diperlukan.</w:t>
+      </w:r>
+    </w:p>
+    <w:p>
+      <w:r>
+        <w:rPr>
+          <w:b/>
+          <w:sz w:val="26"/>
+        </w:rPr>
+        <w:t>7. Kajian Kes Tadika: Kekeliruan Pengurusan Program</w:t>
+      </w:r>
+    </w:p>
+    <w:p>
+      <w:r>
+        <w:t>Semasa Hari Terbuka sebuah tadika, tiada guru ditugaskan secara khusus untuk kawasan pendaftaran, menyebabkan ibu bapa keliru dan barisan panjang terbentuk pada waktu puncak. Selepas kejadian ini, tadika memperkenalkan pelan pengurusan program berzon: setiap guru ditugaskan zon tertentu (pendaftaran, permainan, jamuan, keselamatan) dengan senarai tugasan jelas, dan senarai semak tiga fasa digunakan secara konsisten untuk program-program seterusnya — hasilnya, program Hari Sukan pada penggal berikutnya berjalan lebih lancar tanpa aduan kesesakan.</w:t>
+      </w:r>
+    </w:p>
+    <w:p>
+      <w:r>
+        <w:rPr>
+          <w:b/>
+          <w:sz w:val="26"/>
+        </w:rPr>
+        <w:t>8. Kesilapan Lazim dan Cara Mengelak</w:t>
+      </w:r>
+    </w:p>
+    <w:p>
+      <w:r>
+        <w:t>Kesilapan lazim ialah menganggap komunikasi sekali sahaja (satu surat pekeliling) sudah mencukupi, sedangkan ibu bapa memerlukan peringatan susulan lebih dekat dengan tarikh program. Kesilapan lain ialah tiada pembahagian tugasan zon yang jelas semasa program berlangsung. Cara mengelak: hantar peringatan susulan 2-3 hari sebelum program, dan sediakan pelan pembahagian tugasan zon bertulis untuk setiap guru terlibat.</w:t>
+      </w:r>
+    </w:p>
+    <w:p>
+      <w:r>
+        <w:rPr>
+          <w:b/>
+          <w:sz w:val="26"/>
+        </w:rPr>
+        <w:t>9. Senarai Semak Tiga Fasa (Ringkas untuk Fotokopi)</w:t>
+      </w:r>
+    </w:p>
+    <w:tbl>
+      <w:tblPr>
+        <w:tblStyle w:val="TableGrid"/>
+        <w:tblW w:type="auto" w:w="0"/>
+        <w:tblLook w:firstColumn="1" w:firstRow="1" w:lastColumn="0" w:lastRow="0" w:noHBand="0" w:noVBand="1" w:val="04A0"/>
+      </w:tblPr>
+      <w:tblGrid>
+        <w:gridCol w:w="4656"/>
+        <w:gridCol w:w="4656"/>
+      </w:tblGrid>
+      <w:tr>
+        <w:tc>
+          <w:tcPr>
+            <w:tcW w:type="dxa" w:w="4656"/>
+          </w:tcPr>
+          <w:p>
+            <w:r>
+              <w:t>Fasa</w:t>
+            </w:r>
+          </w:p>
+        </w:tc>
+        <w:tc>
+          <w:tcPr>
+            <w:tcW w:type="dxa" w:w="4656"/>
+          </w:tcPr>
+          <w:p>
+            <w:r>
+              <w:t>Item</w:t>
+            </w:r>
+          </w:p>
+        </w:tc>
+      </w:tr>
+      <w:tr>
+        <w:tc>
+          <w:tcPr>
+            <w:tcW w:type="dxa" w:w="4656"/>
+          </w:tcPr>
+          <w:p>
+            <w:r>
+              <w:t>Sebelum</w:t>
+            </w:r>
+          </w:p>
+        </w:tc>
+        <w:tc>
+          <w:tcPr>
+            <w:tcW w:type="dxa" w:w="4656"/>
+          </w:tcPr>
+          <w:p>
+            <w:r>
+              <w:t>Proposal diluluskan □ · Jemputan/komunikasi dihantar □ · Peralatan disediakan □ · Bajet disahkan □ · Tugasan zon guru ditetapkan □</w:t>
+            </w:r>
+          </w:p>
+        </w:tc>
+      </w:tr>
+      <w:tr>
+        <w:tc>
+          <w:tcPr>
+            <w:tcW w:type="dxa" w:w="4656"/>
+          </w:tcPr>
+          <w:p>
+            <w:r>
+              <w:t>Semasa</w:t>
+            </w:r>
+          </w:p>
+        </w:tc>
+        <w:tc>
+          <w:tcPr>
+            <w:tcW w:type="dxa" w:w="4656"/>
+          </w:tcPr>
+          <w:p>
+            <w:r>
+              <w:t>Pendaftaran kehadiran □ · Penyeliaan keselamatan setiap zon □ · Aturcara diikuti jadual □</w:t>
+            </w:r>
+          </w:p>
+        </w:tc>
+      </w:tr>
+      <w:tr>
+        <w:tc>
+          <w:tcPr>
+            <w:tcW w:type="dxa" w:w="4656"/>
+          </w:tcPr>
+          <w:p>
+            <w:r>
+              <w:t>Selepas</w:t>
+            </w:r>
+          </w:p>
+        </w:tc>
+        <w:tc>
+          <w:tcPr>
+            <w:tcW w:type="dxa" w:w="4656"/>
+          </w:tcPr>
+          <w:p>
+            <w:r>
+              <w:t>Kawasan dibersihkan □ · Peralatan dikembalikan □ · Maklum balas dikumpul □ · Laporan disediakan □</w:t>
+            </w:r>
+          </w:p>
+        </w:tc>
+      </w:tr>
+    </w:tbl>
+    <w:p>
+      <w:r>
+        <w:rPr>
+          <w:b/>
+          <w:sz w:val="26"/>
+        </w:rPr>
+        <w:t>10. Aktiviti Pengukuhan</w:t>
+      </w:r>
+    </w:p>
+    <w:p>
+      <w:pPr>
+        <w:pStyle w:val="ListParagraph"/>
+      </w:pPr>
+      <w:r>
+        <w:t>• Sediakan matriks komunikasi lengkap (guna templat di atas) bagi program "Hari Terbuka Prasekolah" yang melibatkan ibu bapa, guru dan wakil KEMAS.</w:t>
+      </w:r>
+    </w:p>
+    <w:p>
+      <w:pPr>
+        <w:pStyle w:val="ListParagraph"/>
+      </w:pPr>
+      <w:r>
+        <w:t>• Rancang pembahagian tugasan zon (pendaftaran, permainan, jamuan, keselamatan) untuk empat orang guru bagi program Hari Sukan.</w:t>
+      </w:r>
+    </w:p>
+    <w:p>
+      <w:r>
+        <w:rPr>
+          <w:b/>
+          <w:sz w:val="26"/>
+        </w:rPr>
+        <w:t>11. Rumusan</w:t>
+      </w:r>
+    </w:p>
+    <w:p>
+      <w:r>
+        <w:t>Pengurusan program yang baik menggabungkan komunikasi berkesan, kepatuhan protokol keselamatan, dan penggunaan senarai semak — ketiga-tiganya memastikan aktiviti ibu bapa-komuniti berjalan lancar dan selamat daripada perancangan hingga pelaksanaan. Guru yang mengamalkan senarai semak tiga fasa secara konsisten dapat mengurangkan risiko kesilapan persediaan dan memastikan setiap program dijalankan mengikut piawaian yang sama walaupun dikendalikan oleh guru berbeza.</w:t>
+      </w:r>
+    </w:p>
+    <w:p>
+      <w:r>
+        <w:t>### Glosari</w:t>
+      </w:r>
+    </w:p>
+    <w:tbl>
+      <w:tblPr>
+        <w:tblStyle w:val="TableGrid"/>
+        <w:tblW w:type="auto" w:w="0"/>
+        <w:tblLook w:firstColumn="1" w:firstRow="1" w:lastColumn="0" w:lastRow="0" w:noHBand="0" w:noVBand="1" w:val="04A0"/>
+      </w:tblPr>
+      <w:tblGrid>
+        <w:gridCol w:w="4656"/>
+        <w:gridCol w:w="4656"/>
+      </w:tblGrid>
+      <w:tr>
+        <w:tc>
+          <w:tcPr>
+            <w:tcW w:type="dxa" w:w="4656"/>
+          </w:tcPr>
+          <w:p>
+            <w:r>
+              <w:t>Istilah (EN)</w:t>
+            </w:r>
+          </w:p>
+        </w:tc>
+        <w:tc>
+          <w:tcPr>
+            <w:tcW w:type="dxa" w:w="4656"/>
+          </w:tcPr>
+          <w:p>
+            <w:r>
+              <w:t>Istilah (BM)</w:t>
+            </w:r>
+          </w:p>
+        </w:tc>
+      </w:tr>
+      <w:tr>
+        <w:tc>
+          <w:tcPr>
+            <w:tcW w:type="dxa" w:w="4656"/>
+          </w:tcPr>
+          <w:p>
+            <w:r>
+              <w:t>Ecological System Theory</w:t>
+            </w:r>
+          </w:p>
+        </w:tc>
+        <w:tc>
+          <w:tcPr>
+            <w:tcW w:type="dxa" w:w="4656"/>
+          </w:tcPr>
+          <w:p>
+            <w:r>
+              <w:t>Teori sistem ekologi</w:t>
+            </w:r>
+          </w:p>
+        </w:tc>
+      </w:tr>
+      <w:tr>
+        <w:tc>
+          <w:tcPr>
+            <w:tcW w:type="dxa" w:w="4656"/>
+          </w:tcPr>
+          <w:p>
+            <w:r>
+              <w:t>Parental Involvement</w:t>
+            </w:r>
+          </w:p>
+        </w:tc>
+        <w:tc>
+          <w:tcPr>
+            <w:tcW w:type="dxa" w:w="4656"/>
+          </w:tcPr>
+          <w:p>
+            <w:r>
+              <w:t>Penglibatan ibu bapa</w:t>
+            </w:r>
+          </w:p>
+        </w:tc>
+      </w:tr>
+      <w:tr>
+        <w:tc>
+          <w:tcPr>
+            <w:tcW w:type="dxa" w:w="4656"/>
+          </w:tcPr>
+          <w:p>
+            <w:r>
+              <w:t>Mesosystem</w:t>
+            </w:r>
+          </w:p>
+        </w:tc>
+        <w:tc>
+          <w:tcPr>
+            <w:tcW w:type="dxa" w:w="4656"/>
+          </w:tcPr>
+          <w:p>
+            <w:r>
+              <w:t>Mesosistem</w:t>
+            </w:r>
+          </w:p>
+        </w:tc>
+      </w:tr>
+      <w:tr>
+        <w:tc>
+          <w:tcPr>
+            <w:tcW w:type="dxa" w:w="4656"/>
+          </w:tcPr>
+          <w:p>
+            <w:r>
+              <w:t>SMART Goals</w:t>
+            </w:r>
+          </w:p>
+        </w:tc>
+        <w:tc>
+          <w:tcPr>
+            <w:tcW w:type="dxa" w:w="4656"/>
+          </w:tcPr>
+          <w:p>
+            <w:r>
+              <w:t>Matlamat SMART</w:t>
+            </w:r>
+          </w:p>
+        </w:tc>
+      </w:tr>
+      <w:tr>
+        <w:tc>
+          <w:tcPr>
+            <w:tcW w:type="dxa" w:w="4656"/>
+          </w:tcPr>
+          <w:p>
+            <w:r>
+              <w:t>Project Proposal</w:t>
+            </w:r>
+          </w:p>
+        </w:tc>
+        <w:tc>
+          <w:tcPr>
+            <w:tcW w:type="dxa" w:w="4656"/>
+          </w:tcPr>
+          <w:p>
+            <w:r>
+              <w:t>Proposal projek</w:t>
+            </w:r>
+          </w:p>
+        </w:tc>
+      </w:tr>
+      <w:tr>
+        <w:tc>
+          <w:tcPr>
+            <w:tcW w:type="dxa" w:w="4656"/>
+          </w:tcPr>
+          <w:p>
+            <w:r>
+              <w:t>Risk Assessment</w:t>
+            </w:r>
+          </w:p>
+        </w:tc>
+        <w:tc>
+          <w:tcPr>
+            <w:tcW w:type="dxa" w:w="4656"/>
+          </w:tcPr>
+          <w:p>
+            <w:r>
+              <w:t>Penilaian risiko</w:t>
+            </w:r>
+          </w:p>
+        </w:tc>
+      </w:tr>
+      <w:tr>
+        <w:tc>
+          <w:tcPr>
+            <w:tcW w:type="dxa" w:w="4656"/>
+          </w:tcPr>
+          <w:p>
+            <w:r>
+              <w:t>Hazard</w:t>
+            </w:r>
+          </w:p>
+        </w:tc>
+        <w:tc>
+          <w:tcPr>
+            <w:tcW w:type="dxa" w:w="4656"/>
+          </w:tcPr>
+          <w:p>
+            <w:r>
+              <w:t>Bahaya</w:t>
+            </w:r>
+          </w:p>
+        </w:tc>
+      </w:tr>
+      <w:tr>
+        <w:tc>
+          <w:tcPr>
+            <w:tcW w:type="dxa" w:w="4656"/>
+          </w:tcPr>
+          <w:p>
+            <w:r>
+              <w:t>Risk Level</w:t>
+            </w:r>
+          </w:p>
+        </w:tc>
+        <w:tc>
+          <w:tcPr>
+            <w:tcW w:type="dxa" w:w="4656"/>
+          </w:tcPr>
+          <w:p>
+            <w:r>
+              <w:t>Tahap risiko</w:t>
+            </w:r>
+          </w:p>
+        </w:tc>
+      </w:tr>
+      <w:tr>
+        <w:tc>
+          <w:tcPr>
+            <w:tcW w:type="dxa" w:w="4656"/>
+          </w:tcPr>
+          <w:p>
+            <w:r>
+              <w:t>Safety Plan</w:t>
+            </w:r>
+          </w:p>
+        </w:tc>
+        <w:tc>
+          <w:tcPr>
+            <w:tcW w:type="dxa" w:w="4656"/>
+          </w:tcPr>
+          <w:p>
+            <w:r>
+              <w:t>Pelan keselamatan</w:t>
+            </w:r>
+          </w:p>
+        </w:tc>
+      </w:tr>
+      <w:tr>
+        <w:tc>
+          <w:tcPr>
+            <w:tcW w:type="dxa" w:w="4656"/>
+          </w:tcPr>
+          <w:p>
+            <w:r>
+              <w:t>Programme Management</w:t>
+            </w:r>
+          </w:p>
+        </w:tc>
+        <w:tc>
+          <w:tcPr>
+            <w:tcW w:type="dxa" w:w="4656"/>
+          </w:tcPr>
+          <w:p>
+            <w:r>
+              <w:t>Pengurusan program</w:t>
+            </w:r>
+          </w:p>
+        </w:tc>
+      </w:tr>
+      <w:tr>
+        <w:tc>
+          <w:tcPr>
+            <w:tcW w:type="dxa" w:w="4656"/>
+          </w:tcPr>
+          <w:p>
+            <w:r>
+              <w:t>Effective Communication</w:t>
+            </w:r>
+          </w:p>
+        </w:tc>
+        <w:tc>
+          <w:tcPr>
+            <w:tcW w:type="dxa" w:w="4656"/>
+          </w:tcPr>
+          <w:p>
+            <w:r>
+              <w:t>Komunikasi berkesan</w:t>
+            </w:r>
+          </w:p>
+        </w:tc>
+      </w:tr>
+      <w:tr>
+        <w:tc>
+          <w:tcPr>
+            <w:tcW w:type="dxa" w:w="4656"/>
+          </w:tcPr>
+          <w:p>
+            <w:r>
+              <w:t>Safety Protocol</w:t>
+            </w:r>
+          </w:p>
+        </w:tc>
+        <w:tc>
+          <w:tcPr>
+            <w:tcW w:type="dxa" w:w="4656"/>
+          </w:tcPr>
+          <w:p>
+            <w:r>
+              <w:t>Protokol keselamatan</w:t>
+            </w:r>
+          </w:p>
+        </w:tc>
+      </w:tr>
+      <w:tr>
+        <w:tc>
+          <w:tcPr>
+            <w:tcW w:type="dxa" w:w="4656"/>
+          </w:tcPr>
+          <w:p>
+            <w:r>
+              <w:t>Checklist</w:t>
+            </w:r>
+          </w:p>
+        </w:tc>
+        <w:tc>
+          <w:tcPr>
+            <w:tcW w:type="dxa" w:w="4656"/>
+          </w:tcPr>
+          <w:p>
+            <w:r>
+              <w:t>Senarai semak</w:t>
+            </w:r>
+          </w:p>
+        </w:tc>
+      </w:tr>
+      <w:tr>
+        <w:tc>
+          <w:tcPr>
+            <w:tcW w:type="dxa" w:w="4656"/>
+          </w:tcPr>
+          <w:p>
+            <w:r>
+              <w:t>Stakeholder</w:t>
+            </w:r>
+          </w:p>
+        </w:tc>
+        <w:tc>
+          <w:tcPr>
+            <w:tcW w:type="dxa" w:w="4656"/>
+          </w:tcPr>
+          <w:p>
+            <w:r>
+              <w:t>Pihak berkepentingan</w:t>
+            </w:r>
+          </w:p>
+        </w:tc>
+      </w:tr>
+      <w:tr>
+        <w:tc>
+          <w:tcPr>
+            <w:tcW w:type="dxa" w:w="4656"/>
+          </w:tcPr>
+          <w:p>
+            <w:r>
+              <w:t>Budget</w:t>
+            </w:r>
+          </w:p>
+        </w:tc>
+        <w:tc>
+          <w:tcPr>
+            <w:tcW w:type="dxa" w:w="4656"/>
+          </w:tcPr>
+          <w:p>
+            <w:r>
+              <w:t>Bajet</w:t>
+            </w:r>
+          </w:p>
+        </w:tc>
+      </w:tr>
+      <w:tr>
+        <w:tc>
+          <w:tcPr>
+            <w:tcW w:type="dxa" w:w="4656"/>
+          </w:tcPr>
+          <w:p>
+            <w:r>
+              <w:t>Volunteering</w:t>
+            </w:r>
+          </w:p>
+        </w:tc>
+        <w:tc>
+          <w:tcPr>
+            <w:tcW w:type="dxa" w:w="4656"/>
+          </w:tcPr>
+          <w:p>
+            <w:r>
+              <w:t>Kesukarelawan</w:t>
+            </w:r>
+          </w:p>
+        </w:tc>
+      </w:tr>
+      <w:tr>
+        <w:tc>
+          <w:tcPr>
+            <w:tcW w:type="dxa" w:w="4656"/>
+          </w:tcPr>
+          <w:p>
+            <w:r>
+              <w:t>Community Engagement</w:t>
+            </w:r>
+          </w:p>
+        </w:tc>
+        <w:tc>
+          <w:tcPr>
+            <w:tcW w:type="dxa" w:w="4656"/>
+          </w:tcPr>
+          <w:p>
+            <w:r>
+              <w:t>Penglibatan komuniti</w:t>
+            </w:r>
+          </w:p>
+        </w:tc>
+      </w:tr>
+      <w:tr>
+        <w:tc>
+          <w:tcPr>
+            <w:tcW w:type="dxa" w:w="4656"/>
+          </w:tcPr>
+          <w:p>
+            <w:r>
+              <w:t>Emergency Contact</w:t>
+            </w:r>
+          </w:p>
+        </w:tc>
+        <w:tc>
+          <w:tcPr>
+            <w:tcW w:type="dxa" w:w="4656"/>
+          </w:tcPr>
+          <w:p>
+            <w:r>
+              <w:t>Nombor hubungan kecemasan</w:t>
+            </w:r>
+          </w:p>
+        </w:tc>
+      </w:tr>
+      <w:tr>
+        <w:tc>
+          <w:tcPr>
+            <w:tcW w:type="dxa" w:w="4656"/>
+          </w:tcPr>
+          <w:p>
+            <w:r>
+              <w:t>First Aid Kit</w:t>
+            </w:r>
+          </w:p>
+        </w:tc>
+        <w:tc>
+          <w:tcPr>
+            <w:tcW w:type="dxa" w:w="4656"/>
+          </w:tcPr>
+          <w:p>
+            <w:r>
+              <w:t>Peti pertolongan cemas</w:t>
+            </w:r>
+          </w:p>
+        </w:tc>
+      </w:tr>
+      <w:tr>
+        <w:tc>
+          <w:tcPr>
+            <w:tcW w:type="dxa" w:w="4656"/>
+          </w:tcPr>
+          <w:p>
+            <w:r>
+              <w:t>Attendance Registration</w:t>
+            </w:r>
+          </w:p>
+        </w:tc>
+        <w:tc>
+          <w:tcPr>
+            <w:tcW w:type="dxa" w:w="4656"/>
+          </w:tcPr>
+          <w:p>
+            <w:r>
+              <w:t>Pendaftaran kehadiran</w:t>
+            </w:r>
+          </w:p>
+        </w:tc>
+      </w:tr>
+    </w:tbl>
     <w:p>
       <w:r>
         <w:rPr>

--- a/preschool-teaching/output/05 3.3b Nota Pembelajaran (Kertas Penerangan)/CU C01-C05/3.3b-19 Nota Pembelajaran C05-W01 Carry out preschool parental-community activities (P851).docx
+++ b/preschool-teaching/output/05 3.3b Nota Pembelajaran (Kertas Penerangan)/CU C01-C05/3.3b-19 Nota Pembelajaran C05-W01 Carry out preschool parental-community activities (P851).docx
@@ -734,9 +734,10 @@
     </w:p>
     <w:p>
       <w:r>
-        <w:t>Nota Pembelajaran ini bertujuan untuk membimbing Bakat memahami dan menguasai proses merancang serta melaksanakan aktiviti ibu bapa-komuniti di prasekolah, merangkumi teori penglibatan ibu bapa dan komuniti, penetapan matlamat SMART, penyediaan proposal projek asas, penilaian risiko, serta pengurusan program secara keseluruhan. Kesemua topik ini penting kerana penglibatan ibu bapa dan komuniti yang dirancang dengan teratur menyokong perkembangan holistik murid dan memperkukuh hubungan tadika dengan persekitaran sekelilingnya. Selepas melalui nota ini, Bakat akan berupaya untuk:</w:t>
+        <w:t>Nota Pembelajaran ini bertujuan untuk membimbing Bakat memahami dan menguasai proses merancang serta melaksanakan aktiviti ibu bapa-komuniti di prasekolah, merangkumi (Bab 1) teori penglibatan ibu bapa dan komuniti, (Bab 2) penetapan matlamat SMART, (Bab 3) penyediaan proposal projek asas, (Bab 4) penilaian risiko, serta (Bab 5) pengurusan program secara keseluruhan. Kesemua topik ini penting kerana penglibatan ibu bapa dan komuniti yang dirancang dengan teratur menyokong perkembangan holistik murid dan memperkukuh hubungan tadika dengan persekitaran sekelilingnya. Selepas melalui nota ini, Bakat akan berupaya untuk:</w:t>
       </w:r>
     </w:p>
+    <w:p/>
     <w:p>
       <w:pPr>
         <w:pStyle w:val="ListParagraph"/>
@@ -745,6 +746,7 @@
         <w:t>• Menjelaskan kepentingan teori penglibatan ibu bapa dan komuniti dalam konteks prasekolah.</w:t>
       </w:r>
     </w:p>
+    <w:p/>
     <w:p>
       <w:pPr>
         <w:pStyle w:val="ListParagraph"/>
@@ -753,6 +755,7 @@
         <w:t>• Menetapkan matlamat program mengikut prinsip SMART.</w:t>
       </w:r>
     </w:p>
+    <w:p/>
     <w:p>
       <w:pPr>
         <w:pStyle w:val="ListParagraph"/>
@@ -761,6 +764,7 @@
         <w:t>• Menyediakan proposal projek asas yang lengkap untuk kelulusan pengurusan.</w:t>
       </w:r>
     </w:p>
+    <w:p/>
     <w:p>
       <w:pPr>
         <w:pStyle w:val="ListParagraph"/>
@@ -769,6 +773,7 @@
         <w:t>• Mengenal pasti bahaya, tahap risiko dan pelan keselamatan sesuatu aktiviti.</w:t>
       </w:r>
     </w:p>
+    <w:p/>
     <w:p>
       <w:pPr>
         <w:pStyle w:val="ListParagraph"/>
@@ -777,6 +782,64 @@
         <w:t>• Menguruskan program ibu bapa-komuniti mengikut objektif dan protokol keselamatan.</w:t>
       </w:r>
     </w:p>
+    <w:p>
+      <w:pPr>
+        <w:keepNext/>
+      </w:pPr>
+      <w:r>
+        <w:rPr>
+          <w:b/>
+          <w:sz w:val="24"/>
+        </w:rPr>
+        <w:t>Kandungan nota ini:</w:t>
+      </w:r>
+    </w:p>
+    <w:p/>
+    <w:p>
+      <w:pPr>
+        <w:pStyle w:val="ListParagraph"/>
+      </w:pPr>
+      <w:r>
+        <w:t>• Bab 1: Parent and community involvement theory and thoughts from scholars</w:t>
+      </w:r>
+    </w:p>
+    <w:p/>
+    <w:p>
+      <w:pPr>
+        <w:pStyle w:val="ListParagraph"/>
+      </w:pPr>
+      <w:r>
+        <w:t>• Bab 2: Specific, Measurable, Achievable, Relevant, Time-bond (SMART) goals settings</w:t>
+      </w:r>
+    </w:p>
+    <w:p/>
+    <w:p>
+      <w:pPr>
+        <w:pStyle w:val="ListParagraph"/>
+      </w:pPr>
+      <w:r>
+        <w:t>• Bab 3: Basic project proposal</w:t>
+      </w:r>
+    </w:p>
+    <w:p/>
+    <w:p>
+      <w:pPr>
+        <w:pStyle w:val="ListParagraph"/>
+      </w:pPr>
+      <w:r>
+        <w:t>• Bab 4: Risk Assessment</w:t>
+      </w:r>
+    </w:p>
+    <w:p/>
+    <w:p>
+      <w:pPr>
+        <w:pStyle w:val="ListParagraph"/>
+      </w:pPr>
+      <w:r>
+        <w:t>• Bab 5: Programme management</w:t>
+      </w:r>
+    </w:p>
+    <w:p/>
     <w:p/>
     <w:p>
       <w:r>
@@ -787,57 +850,94 @@
       </w:r>
     </w:p>
     <w:p>
+      <w:pPr>
+        <w:pageBreakBefore/>
+        <w:shd w:val="clear" w:color="auto" w:fill="D9D9D9"/>
+      </w:pPr>
       <w:r>
         <w:rPr>
+          <w:rFonts w:ascii="Arial" w:hAnsi="Arial"/>
           <w:b/>
-          <w:sz w:val="36"/>
+          <w:sz w:val="28"/>
         </w:rPr>
         <w:t>Bab 1: Parent and community involvement theory and thoughts from scholars</w:t>
       </w:r>
     </w:p>
+    <w:tbl>
+      <w:tblPr>
+        <w:tblStyle w:val="TableGrid"/>
+        <w:tblW w:type="auto" w:w="0"/>
+        <w:tblLook w:firstColumn="1" w:firstRow="1" w:lastColumn="0" w:lastRow="0" w:noHBand="0" w:noVBand="1" w:val="04A0"/>
+      </w:tblPr>
+      <w:tblGrid>
+        <w:gridCol w:w="9313"/>
+      </w:tblGrid>
+      <w:tr>
+        <w:tc>
+          <w:tcPr>
+            <w:tcW w:type="dxa" w:w="9313"/>
+            <w:shd w:val="clear" w:color="auto" w:fill="F2F2F2"/>
+          </w:tcPr>
+          <w:p>
+            <w:r>
+              <w:rPr>
+                <w:rFonts w:ascii="Arial" w:hAnsi="Arial"/>
+                <w:b/>
+                <w:sz w:val="24"/>
+              </w:rPr>
+              <w:t>Objektif Pembelajaran</w:t>
+            </w:r>
+          </w:p>
+          <w:p>
+            <w:r>
+              <w:rPr>
+                <w:rFonts w:ascii="Arial" w:hAnsi="Arial"/>
+                <w:sz w:val="22"/>
+              </w:rPr>
+              <w:t>Selepas mempelajari topik ini, pelatih dapat:</w:t>
+            </w:r>
+          </w:p>
+          <w:p/>
+          <w:p>
+            <w:r>
+              <w:rPr>
+                <w:rFonts w:ascii="Arial" w:hAnsi="Arial"/>
+                <w:sz w:val="22"/>
+              </w:rPr>
+              <w:t>• Menjelaskan kepentingan penglibatan ibu bapa dan komuniti terhadap perkembangan murid prasekolah.</w:t>
+            </w:r>
+          </w:p>
+          <w:p/>
+          <w:p>
+            <w:r>
+              <w:rPr>
+                <w:rFonts w:ascii="Arial" w:hAnsi="Arial"/>
+                <w:sz w:val="22"/>
+              </w:rPr>
+              <w:t>• Mengenal pasti teori dan pandangan sarjana berkaitan penglibatan ibu bapa-komuniti.</w:t>
+            </w:r>
+          </w:p>
+          <w:p/>
+          <w:p>
+            <w:r>
+              <w:rPr>
+                <w:rFonts w:ascii="Arial" w:hAnsi="Arial"/>
+                <w:sz w:val="22"/>
+              </w:rPr>
+              <w:t>• Menghubungkaitkan teori dengan amalan sebenar di tadika Malaysia.</w:t>
+            </w:r>
+          </w:p>
+        </w:tc>
+      </w:tr>
+    </w:tbl>
     <w:p>
+      <w:pPr>
+        <w:keepNext/>
+      </w:pPr>
       <w:r>
         <w:rPr>
           <w:b/>
-          <w:sz w:val="26"/>
-        </w:rPr>
-        <w:t>Objektif Pembelajaran</w:t>
-      </w:r>
-    </w:p>
-    <w:p>
-      <w:r>
-        <w:t>Selepas mempelajari topik ini, pelatih dapat:</w:t>
-      </w:r>
-    </w:p>
-    <w:p>
-      <w:pPr>
-        <w:pStyle w:val="ListParagraph"/>
-      </w:pPr>
-      <w:r>
-        <w:t>• Menjelaskan kepentingan penglibatan ibu bapa dan komuniti terhadap perkembangan murid prasekolah.</w:t>
-      </w:r>
-    </w:p>
-    <w:p>
-      <w:pPr>
-        <w:pStyle w:val="ListParagraph"/>
-      </w:pPr>
-      <w:r>
-        <w:t>• Mengenal pasti teori dan pandangan sarjana berkaitan penglibatan ibu bapa-komuniti.</w:t>
-      </w:r>
-    </w:p>
-    <w:p>
-      <w:pPr>
-        <w:pStyle w:val="ListParagraph"/>
-      </w:pPr>
-      <w:r>
-        <w:t>• Menghubungkaitkan teori dengan amalan sebenar di tadika Malaysia.</w:t>
-      </w:r>
-    </w:p>
-    <w:p>
-      <w:r>
-        <w:rPr>
-          <w:b/>
-          <w:sz w:val="26"/>
+          <w:sz w:val="24"/>
         </w:rPr>
         <w:t>1. Kepentingan Penglibatan Ibu Bapa dan Komuniti</w:t>
       </w:r>
@@ -848,10 +948,13 @@
       </w:r>
     </w:p>
     <w:p>
+      <w:pPr>
+        <w:keepNext/>
+      </w:pPr>
       <w:r>
         <w:rPr>
           <w:b/>
-          <w:sz w:val="26"/>
+          <w:sz w:val="24"/>
         </w:rPr>
         <w:t>2. Teori dan Pandangan Sarjana</w:t>
       </w:r>
@@ -872,12 +975,21 @@
         <w:gridCol w:w="4656"/>
       </w:tblGrid>
       <w:tr>
+        <w:trPr>
+          <w:tblHeader w:val="true"/>
+        </w:trPr>
         <w:tc>
           <w:tcPr>
             <w:tcW w:type="dxa" w:w="4656"/>
-          </w:tcPr>
-          <w:p>
-            <w:r>
+            <w:shd w:val="clear" w:color="auto" w:fill="D9D9D9"/>
+          </w:tcPr>
+          <w:p>
+            <w:r>
+              <w:rPr>
+                <w:rFonts w:ascii="Arial" w:hAnsi="Arial"/>
+                <w:b/>
+                <w:sz w:val="20"/>
+              </w:rPr>
               <w:t>Lapisan Ecological System</w:t>
             </w:r>
           </w:p>
@@ -885,9 +997,15 @@
         <w:tc>
           <w:tcPr>
             <w:tcW w:type="dxa" w:w="4656"/>
-          </w:tcPr>
-          <w:p>
-            <w:r>
+            <w:shd w:val="clear" w:color="auto" w:fill="D9D9D9"/>
+          </w:tcPr>
+          <w:p>
+            <w:r>
+              <w:rPr>
+                <w:rFonts w:ascii="Arial" w:hAnsi="Arial"/>
+                <w:b/>
+                <w:sz w:val="20"/>
+              </w:rPr>
               <w:t>Contoh dalam Konteks Prasekolah</w:t>
             </w:r>
           </w:p>
@@ -900,6 +1018,10 @@
           </w:tcPr>
           <w:p>
             <w:r>
+              <w:rPr>
+                <w:rFonts w:ascii="Arial" w:hAnsi="Arial"/>
+                <w:sz w:val="20"/>
+              </w:rPr>
               <w:t>Mikrosistem</w:t>
             </w:r>
           </w:p>
@@ -910,6 +1032,10 @@
           </w:tcPr>
           <w:p>
             <w:r>
+              <w:rPr>
+                <w:rFonts w:ascii="Arial" w:hAnsi="Arial"/>
+                <w:sz w:val="20"/>
+              </w:rPr>
               <w:t>Interaksi harian murid dengan guru dan rakan sekelas</w:t>
             </w:r>
           </w:p>
@@ -922,6 +1048,10 @@
           </w:tcPr>
           <w:p>
             <w:r>
+              <w:rPr>
+                <w:rFonts w:ascii="Arial" w:hAnsi="Arial"/>
+                <w:sz w:val="20"/>
+              </w:rPr>
               <w:t>Mesosistem</w:t>
             </w:r>
           </w:p>
@@ -932,6 +1062,10 @@
           </w:tcPr>
           <w:p>
             <w:r>
+              <w:rPr>
+                <w:rFonts w:ascii="Arial" w:hAnsi="Arial"/>
+                <w:sz w:val="20"/>
+              </w:rPr>
               <w:t>Hubungan komunikasi antara ibu bapa dan tadika (contoh: mesyuarat PIBG)</w:t>
             </w:r>
           </w:p>
@@ -944,6 +1078,10 @@
           </w:tcPr>
           <w:p>
             <w:r>
+              <w:rPr>
+                <w:rFonts w:ascii="Arial" w:hAnsi="Arial"/>
+                <w:sz w:val="20"/>
+              </w:rPr>
               <w:t>Eksosistem</w:t>
             </w:r>
           </w:p>
@@ -954,6 +1092,10 @@
           </w:tcPr>
           <w:p>
             <w:r>
+              <w:rPr>
+                <w:rFonts w:ascii="Arial" w:hAnsi="Arial"/>
+                <w:sz w:val="20"/>
+              </w:rPr>
               <w:t>Dasar tempat kerja ibu bapa yang mempengaruhi masa mereka bersama anak</w:t>
             </w:r>
           </w:p>
@@ -966,6 +1108,10 @@
           </w:tcPr>
           <w:p>
             <w:r>
+              <w:rPr>
+                <w:rFonts w:ascii="Arial" w:hAnsi="Arial"/>
+                <w:sz w:val="20"/>
+              </w:rPr>
               <w:t>Makrosistem</w:t>
             </w:r>
           </w:p>
@@ -976,6 +1122,10 @@
           </w:tcPr>
           <w:p>
             <w:r>
+              <w:rPr>
+                <w:rFonts w:ascii="Arial" w:hAnsi="Arial"/>
+                <w:sz w:val="20"/>
+              </w:rPr>
               <w:t>Dasar KPM, KEMAS, dan norma budaya masyarakat tentang pendidikan awal kanak-kanak</w:t>
             </w:r>
           </w:p>
@@ -983,10 +1133,13 @@
       </w:tr>
     </w:tbl>
     <w:p>
+      <w:pPr>
+        <w:keepNext/>
+      </w:pPr>
       <w:r>
         <w:rPr>
           <w:b/>
-          <w:sz w:val="26"/>
+          <w:sz w:val="24"/>
         </w:rPr>
         <w:t>3. Amalan Sebenar di Tadika Malaysia</w:t>
       </w:r>
@@ -997,10 +1150,13 @@
       </w:r>
     </w:p>
     <w:p>
+      <w:pPr>
+        <w:keepNext/>
+      </w:pPr>
       <w:r>
         <w:rPr>
           <w:b/>
-          <w:sz w:val="26"/>
+          <w:sz w:val="24"/>
         </w:rPr>
         <w:t>4. Konsep Penglibatan Ibu Bapa Mengikut Epstein</w:t>
       </w:r>
@@ -1021,12 +1177,21 @@
         <w:gridCol w:w="4656"/>
       </w:tblGrid>
       <w:tr>
+        <w:trPr>
+          <w:tblHeader w:val="true"/>
+        </w:trPr>
         <w:tc>
           <w:tcPr>
             <w:tcW w:type="dxa" w:w="4656"/>
-          </w:tcPr>
-          <w:p>
-            <w:r>
+            <w:shd w:val="clear" w:color="auto" w:fill="D9D9D9"/>
+          </w:tcPr>
+          <w:p>
+            <w:r>
+              <w:rPr>
+                <w:rFonts w:ascii="Arial" w:hAnsi="Arial"/>
+                <w:b/>
+                <w:sz w:val="20"/>
+              </w:rPr>
               <w:t>Jenis Penglibatan (Epstein)</w:t>
             </w:r>
           </w:p>
@@ -1034,9 +1199,15 @@
         <w:tc>
           <w:tcPr>
             <w:tcW w:type="dxa" w:w="4656"/>
-          </w:tcPr>
-          <w:p>
-            <w:r>
+            <w:shd w:val="clear" w:color="auto" w:fill="D9D9D9"/>
+          </w:tcPr>
+          <w:p>
+            <w:r>
+              <w:rPr>
+                <w:rFonts w:ascii="Arial" w:hAnsi="Arial"/>
+                <w:b/>
+                <w:sz w:val="20"/>
+              </w:rPr>
               <w:t>Contoh Aktiviti di Tadika</w:t>
             </w:r>
           </w:p>
@@ -1049,6 +1220,10 @@
           </w:tcPr>
           <w:p>
             <w:r>
+              <w:rPr>
+                <w:rFonts w:ascii="Arial" w:hAnsi="Arial"/>
+                <w:sz w:val="20"/>
+              </w:rPr>
               <w:t>Parenting</w:t>
             </w:r>
           </w:p>
@@ -1059,6 +1234,10 @@
           </w:tcPr>
           <w:p>
             <w:r>
+              <w:rPr>
+                <w:rFonts w:ascii="Arial" w:hAnsi="Arial"/>
+                <w:sz w:val="20"/>
+              </w:rPr>
               <w:t>Ceramah/risalah tips membimbing anak di rumah</w:t>
             </w:r>
           </w:p>
@@ -1071,6 +1250,10 @@
           </w:tcPr>
           <w:p>
             <w:r>
+              <w:rPr>
+                <w:rFonts w:ascii="Arial" w:hAnsi="Arial"/>
+                <w:sz w:val="20"/>
+              </w:rPr>
               <w:t>Communicating</w:t>
             </w:r>
           </w:p>
@@ -1081,6 +1264,10 @@
           </w:tcPr>
           <w:p>
             <w:r>
+              <w:rPr>
+                <w:rFonts w:ascii="Arial" w:hAnsi="Arial"/>
+                <w:sz w:val="20"/>
+              </w:rPr>
               <w:t>Buku laporan harian, WhatsApp, papan kenyataan</w:t>
             </w:r>
           </w:p>
@@ -1093,6 +1280,10 @@
           </w:tcPr>
           <w:p>
             <w:r>
+              <w:rPr>
+                <w:rFonts w:ascii="Arial" w:hAnsi="Arial"/>
+                <w:sz w:val="20"/>
+              </w:rPr>
               <w:t>Volunteering</w:t>
             </w:r>
           </w:p>
@@ -1103,6 +1294,10 @@
           </w:tcPr>
           <w:p>
             <w:r>
+              <w:rPr>
+                <w:rFonts w:ascii="Arial" w:hAnsi="Arial"/>
+                <w:sz w:val="20"/>
+              </w:rPr>
               <w:t>Ibu bapa membantu semasa Hari Sukan/Hari Terbuka</w:t>
             </w:r>
           </w:p>
@@ -1115,6 +1310,10 @@
           </w:tcPr>
           <w:p>
             <w:r>
+              <w:rPr>
+                <w:rFonts w:ascii="Arial" w:hAnsi="Arial"/>
+                <w:sz w:val="20"/>
+              </w:rPr>
               <w:t>Learning at Home</w:t>
             </w:r>
           </w:p>
@@ -1125,6 +1324,10 @@
           </w:tcPr>
           <w:p>
             <w:r>
+              <w:rPr>
+                <w:rFonts w:ascii="Arial" w:hAnsi="Arial"/>
+                <w:sz w:val="20"/>
+              </w:rPr>
               <w:t>Lembaran aktiviti untuk dibuat bersama anak</w:t>
             </w:r>
           </w:p>
@@ -1137,6 +1340,10 @@
           </w:tcPr>
           <w:p>
             <w:r>
+              <w:rPr>
+                <w:rFonts w:ascii="Arial" w:hAnsi="Arial"/>
+                <w:sz w:val="20"/>
+              </w:rPr>
               <w:t>Decision Making</w:t>
             </w:r>
           </w:p>
@@ -1147,6 +1354,10 @@
           </w:tcPr>
           <w:p>
             <w:r>
+              <w:rPr>
+                <w:rFonts w:ascii="Arial" w:hAnsi="Arial"/>
+                <w:sz w:val="20"/>
+              </w:rPr>
               <w:t>Mesyuarat PIBG, pemilihan AJK ibu bapa</w:t>
             </w:r>
           </w:p>
@@ -1159,6 +1370,10 @@
           </w:tcPr>
           <w:p>
             <w:r>
+              <w:rPr>
+                <w:rFonts w:ascii="Arial" w:hAnsi="Arial"/>
+                <w:sz w:val="20"/>
+              </w:rPr>
               <w:t>Collaborating with Community</w:t>
             </w:r>
           </w:p>
@@ -1169,6 +1384,10 @@
           </w:tcPr>
           <w:p>
             <w:r>
+              <w:rPr>
+                <w:rFonts w:ascii="Arial" w:hAnsi="Arial"/>
+                <w:sz w:val="20"/>
+              </w:rPr>
               <w:t>Program bersama KEMAS, JKM, PERPADUAN</w:t>
             </w:r>
           </w:p>
@@ -1176,10 +1395,13 @@
       </w:tr>
     </w:tbl>
     <w:p>
+      <w:pPr>
+        <w:keepNext/>
+      </w:pPr>
       <w:r>
         <w:rPr>
           <w:b/>
-          <w:sz w:val="26"/>
+          <w:sz w:val="24"/>
         </w:rPr>
         <w:t>5. Prosedur Asas Menghubungkaitkan Teori dengan Perancangan</w:t>
       </w:r>
@@ -1189,25 +1411,51 @@
         <w:t>Guru boleh mengaplikasikan teori ini secara berperingkat: (i) kenal pasti lapisan ecological system yang relevan dengan aktiviti yang dirancang; (ii) tentukan jenis penglibatan Epstein yang paling sesuai dengan objektif program; (iii) semak sama ada aktiviti tersebut menyokong hubungan mesosistem (keluarga-tadika) secara langsung; (iv) rujuk dasar KPM/KEMAS berkaitan sebelum melibatkan agensi luar. Langkah ini memastikan setiap aktiviti ibu bapa-komuniti mempunyai asas teori yang kukuh, bukan sekadar acara sosial semata-mata.</w:t>
       </w:r>
     </w:p>
+    <w:tbl>
+      <w:tblPr>
+        <w:tblStyle w:val="TableGrid"/>
+        <w:tblW w:type="auto" w:w="0"/>
+        <w:tblLook w:firstColumn="1" w:firstRow="1" w:lastColumn="0" w:lastRow="0" w:noHBand="0" w:noVBand="1" w:val="04A0"/>
+      </w:tblPr>
+      <w:tblGrid>
+        <w:gridCol w:w="9313"/>
+      </w:tblGrid>
+      <w:tr>
+        <w:tc>
+          <w:tcPr>
+            <w:tcW w:type="dxa" w:w="9313"/>
+            <w:shd w:val="clear" w:color="auto" w:fill="F2F2F2"/>
+          </w:tcPr>
+          <w:p>
+            <w:r>
+              <w:rPr>
+                <w:rFonts w:ascii="Arial" w:hAnsi="Arial"/>
+                <w:b/>
+                <w:sz w:val="24"/>
+              </w:rPr>
+              <w:t>6. Kajian Kes Tadika: Tadika Ceria Kasih</w:t>
+            </w:r>
+          </w:p>
+          <w:p>
+            <w:r>
+              <w:rPr>
+                <w:rFonts w:ascii="Arial" w:hAnsi="Arial"/>
+                <w:sz w:val="22"/>
+              </w:rPr>
+              <w:t>Tadika Ceria Kasih di kawasan pinggir bandar mendapati kehadiran ibu bapa ke mesyuarat PIBG semakin menurun. Selepas guru besar merujuk model Epstein, didapati tadika hanya menumpukan kepada *communicating* (surat pekeliling) tanpa melibatkan jenis penglibatan lain. Tadika kemudian memperkenalkan sesi *volunteering* ringkas (ibu bapa membantu menyediakan bahan bacaan) dan *learning at home* (lembaran aktiviti mingguan). Dalam tempoh satu penggal, kehadiran ibu bapa ke aktiviti tadika meningkat kerana ibu bapa berasa lebih terlibat secara langsung, bukan sekadar menerima maklumat sehala.</w:t>
+            </w:r>
+          </w:p>
+        </w:tc>
+      </w:tr>
+    </w:tbl>
     <w:p>
+      <w:pPr>
+        <w:keepNext/>
+      </w:pPr>
       <w:r>
         <w:rPr>
           <w:b/>
-          <w:sz w:val="26"/>
-        </w:rPr>
-        <w:t>6. Kajian Kes Tadika: Tadika Ceria Kasih</w:t>
-      </w:r>
-    </w:p>
-    <w:p>
-      <w:r>
-        <w:t>Tadika Ceria Kasih di kawasan pinggir bandar mendapati kehadiran ibu bapa ke mesyuarat PIBG semakin menurun. Selepas guru besar merujuk model Epstein, didapati tadika hanya menumpukan kepada *communicating* (surat pekeliling) tanpa melibatkan jenis penglibatan lain. Tadika kemudian memperkenalkan sesi *volunteering* ringkas (ibu bapa membantu menyediakan bahan bacaan) dan *learning at home* (lembaran aktiviti mingguan). Dalam tempoh satu penggal, kehadiran ibu bapa ke aktiviti tadika meningkat kerana ibu bapa berasa lebih terlibat secara langsung, bukan sekadar menerima maklumat sehala.</w:t>
-      </w:r>
-    </w:p>
-    <w:p>
-      <w:r>
-        <w:rPr>
-          <w:b/>
-          <w:sz w:val="26"/>
+          <w:sz w:val="24"/>
         </w:rPr>
         <w:t>7. Kesilapan Lazim dan Cara Mengelak</w:t>
       </w:r>
@@ -1217,146 +1465,397 @@
         <w:t>Kesilapan lazim guru baharu ialah menganggap penglibatan ibu bapa hanya bermaksud kehadiran fizikal semasa acara besar seperti Hari Sukan, sedangkan model Epstein menunjukkan penglibatan boleh berlaku dalam pelbagai bentuk termasuk di rumah. Kesilapan kedua ialah tidak menyesuaikan pendekatan dengan latar belakang komuniti (contoh: menganjurkan sesi pada waktu pejabat tanpa mengambil kira ibu bapa yang bekerja syif). Cara mengelak: guru perlu merangka kalendar penglibatan yang merangkumi sekurang-kurangnya tiga daripada enam jenis penglibatan Epstein setiap penggal, dan sentiasa menyemak semula waktu/tarikh program dengan profil ibu bapa terlebih dahulu.</w:t>
       </w:r>
     </w:p>
+    <w:tbl>
+      <w:tblPr>
+        <w:tblStyle w:val="TableGrid"/>
+        <w:tblW w:type="auto" w:w="0"/>
+        <w:tblLook w:firstColumn="1" w:firstRow="1" w:lastColumn="0" w:lastRow="0" w:noHBand="0" w:noVBand="1" w:val="04A0"/>
+      </w:tblPr>
+      <w:tblGrid>
+        <w:gridCol w:w="9313"/>
+      </w:tblGrid>
+      <w:tr>
+        <w:tc>
+          <w:tcPr>
+            <w:tcW w:type="dxa" w:w="9313"/>
+            <w:shd w:val="clear" w:color="auto" w:fill="F2F2F2"/>
+          </w:tcPr>
+          <w:p>
+            <w:r>
+              <w:rPr>
+                <w:rFonts w:ascii="Arial" w:hAnsi="Arial"/>
+                <w:b/>
+                <w:sz w:val="24"/>
+              </w:rPr>
+              <w:t>8. Senarai Semak Ringkas — Memahami Teori Sebelum Merancang Program</w:t>
+            </w:r>
+          </w:p>
+          <w:p/>
+          <w:p>
+            <w:r>
+              <w:rPr>
+                <w:rFonts w:ascii="Arial" w:hAnsi="Arial"/>
+                <w:sz w:val="22"/>
+              </w:rPr>
+              <w:t>• [ ] Kenal pasti lapisan ecological system yang disokong oleh aktiviti (mikro/meso/ekso/makro).</w:t>
+            </w:r>
+          </w:p>
+          <w:p/>
+          <w:p>
+            <w:r>
+              <w:rPr>
+                <w:rFonts w:ascii="Arial" w:hAnsi="Arial"/>
+                <w:sz w:val="22"/>
+              </w:rPr>
+              <w:t>• [ ] Tentukan sekurang-kurangnya satu jenis penglibatan Epstein yang menjadi fokus utama.</w:t>
+            </w:r>
+          </w:p>
+          <w:p/>
+          <w:p>
+            <w:r>
+              <w:rPr>
+                <w:rFonts w:ascii="Arial" w:hAnsi="Arial"/>
+                <w:sz w:val="22"/>
+              </w:rPr>
+              <w:t>• [ ] Semak profil komuniti tadika (bandar/luar bandar, sosioekonomi, bahasa).</w:t>
+            </w:r>
+          </w:p>
+          <w:p/>
+          <w:p>
+            <w:r>
+              <w:rPr>
+                <w:rFonts w:ascii="Arial" w:hAnsi="Arial"/>
+                <w:sz w:val="22"/>
+              </w:rPr>
+              <w:t>• [ ] Rujuk dasar KPM/KEMAS berkaitan sebelum melibatkan agensi luar.</w:t>
+            </w:r>
+          </w:p>
+          <w:p/>
+          <w:p>
+            <w:r>
+              <w:rPr>
+                <w:rFonts w:ascii="Arial" w:hAnsi="Arial"/>
+                <w:sz w:val="22"/>
+              </w:rPr>
+              <w:t>• [ ] Pastikan aktiviti yang dirancang menyokong perkembangan holistik murid, bukan sekadar acara sosial.</w:t>
+            </w:r>
+          </w:p>
+        </w:tc>
+      </w:tr>
+    </w:tbl>
+    <w:tbl>
+      <w:tblPr>
+        <w:tblStyle w:val="TableGrid"/>
+        <w:tblW w:type="auto" w:w="0"/>
+        <w:tblLook w:firstColumn="1" w:firstRow="1" w:lastColumn="0" w:lastRow="0" w:noHBand="0" w:noVBand="1" w:val="04A0"/>
+      </w:tblPr>
+      <w:tblGrid>
+        <w:gridCol w:w="9313"/>
+      </w:tblGrid>
+      <w:tr>
+        <w:tc>
+          <w:tcPr>
+            <w:tcW w:type="dxa" w:w="9313"/>
+            <w:shd w:val="clear" w:color="auto" w:fill="F2F2F2"/>
+          </w:tcPr>
+          <w:p>
+            <w:r>
+              <w:rPr>
+                <w:rFonts w:ascii="Arial" w:hAnsi="Arial"/>
+                <w:b/>
+                <w:sz w:val="24"/>
+              </w:rPr>
+              <w:t>9. Aktiviti Pengukuhan</w:t>
+            </w:r>
+          </w:p>
+          <w:p/>
+          <w:p>
+            <w:r>
+              <w:rPr>
+                <w:rFonts w:ascii="Arial" w:hAnsi="Arial"/>
+                <w:sz w:val="22"/>
+              </w:rPr>
+              <w:t>• Dalam kumpulan kecil, kenal pasti satu aktiviti ibu bapa-komuniti sedia ada di tadika masing-masing dan padankan dengan salah satu daripada enam jenis penglibatan Epstein.</w:t>
+            </w:r>
+          </w:p>
+          <w:p/>
+          <w:p>
+            <w:r>
+              <w:rPr>
+                <w:rFonts w:ascii="Arial" w:hAnsi="Arial"/>
+                <w:sz w:val="22"/>
+              </w:rPr>
+              <w:t>• Bincangkan satu contoh bagaimana lapisan mesosistem (Bronfenbrenner) boleh diperkukuh melalui aktiviti yang dirancang tersebut.</w:t>
+            </w:r>
+          </w:p>
+        </w:tc>
+      </w:tr>
+    </w:tbl>
+    <w:tbl>
+      <w:tblPr>
+        <w:tblStyle w:val="TableGrid"/>
+        <w:tblW w:type="auto" w:w="0"/>
+        <w:tblLook w:firstColumn="1" w:firstRow="1" w:lastColumn="0" w:lastRow="0" w:noHBand="0" w:noVBand="1" w:val="04A0"/>
+      </w:tblPr>
+      <w:tblGrid>
+        <w:gridCol w:w="9313"/>
+      </w:tblGrid>
+      <w:tr>
+        <w:tc>
+          <w:tcPr>
+            <w:tcW w:type="dxa" w:w="9313"/>
+            <w:shd w:val="clear" w:color="auto" w:fill="F2F2F2"/>
+          </w:tcPr>
+          <w:p>
+            <w:r>
+              <w:rPr>
+                <w:rFonts w:ascii="Arial" w:hAnsi="Arial"/>
+                <w:b/>
+                <w:sz w:val="24"/>
+              </w:rPr>
+              <w:t>10. Kajian Kes Tambahan: Tadika Luar Bandar dan Ekosistem</w:t>
+            </w:r>
+          </w:p>
+          <w:p>
+            <w:r>
+              <w:rPr>
+                <w:rFonts w:ascii="Arial" w:hAnsi="Arial"/>
+                <w:sz w:val="22"/>
+              </w:rPr>
+              <w:t>Sebuah tadika KEMAS di kawasan luar bandar mendapati ramai ibu bapa bekerja sebagai peladang dan sukar hadir pada waktu pejabat. Dengan merujuk lapisan eksosistem (dasar tempat kerja yang mempengaruhi masa ibu bapa), guru menjadualkan semula aktiviti ibu bapa-komuniti pada waktu petang selepas 5 petang dan pada hujung minggu. Perubahan ini secara langsung meningkatkan kehadiran ibu bapa kerana ia mengambil kira realiti persekitaran kerja keluarga (lapisan eksosistem), bukan sekadar jadual yang sesuai dengan waktu operasi tadika sahaja. Contoh ini menunjukkan bagaimana teori Bronfenbrenner bukan sekadar konsep akademik, tetapi alat praktikal untuk menyesuaikan jadual program dengan realiti komuniti setempat.</w:t>
+            </w:r>
+          </w:p>
+        </w:tc>
+      </w:tr>
+    </w:tbl>
     <w:p>
+      <w:pPr>
+        <w:keepNext/>
+      </w:pPr>
       <w:r>
         <w:rPr>
           <w:b/>
-          <w:sz w:val="26"/>
+          <w:sz w:val="24"/>
         </w:rPr>
-        <w:t>8. Senarai Semak Ringkas — Memahami Teori Sebelum Merancang Program</w:t>
-      </w:r>
-    </w:p>
-    <w:p>
-      <w:pPr>
-        <w:pStyle w:val="ListParagraph"/>
-      </w:pPr>
-      <w:r>
-        <w:t>• [ ] Kenal pasti lapisan ecological system yang disokong oleh aktiviti (mikro/meso/ekso/makro).</w:t>
-      </w:r>
-    </w:p>
-    <w:p>
-      <w:pPr>
-        <w:pStyle w:val="ListParagraph"/>
-      </w:pPr>
-      <w:r>
-        <w:t>• [ ] Tentukan sekurang-kurangnya satu jenis penglibatan Epstein yang menjadi fokus utama.</w:t>
-      </w:r>
-    </w:p>
-    <w:p>
-      <w:pPr>
-        <w:pStyle w:val="ListParagraph"/>
-      </w:pPr>
-      <w:r>
-        <w:t>• [ ] Semak profil komuniti tadika (bandar/luar bandar, sosioekonomi, bahasa).</w:t>
-      </w:r>
-    </w:p>
-    <w:p>
-      <w:pPr>
-        <w:pStyle w:val="ListParagraph"/>
-      </w:pPr>
-      <w:r>
-        <w:t>• [ ] Rujuk dasar KPM/KEMAS berkaitan sebelum melibatkan agensi luar.</w:t>
-      </w:r>
-    </w:p>
-    <w:p>
-      <w:pPr>
-        <w:pStyle w:val="ListParagraph"/>
-      </w:pPr>
-      <w:r>
-        <w:t>• [ ] Pastikan aktiviti yang dirancang menyokong perkembangan holistik murid, bukan sekadar acara sosial.</w:t>
+        <w:t>11. Perbezaan Penglibatan Pasif dan Aktif</w:t>
       </w:r>
     </w:p>
     <w:p>
       <w:r>
-        <w:rPr>
-          <w:b/>
-          <w:sz w:val="26"/>
-        </w:rPr>
-        <w:t>9. Aktiviti Pengukuhan</w:t>
+        <w:t>Penglibatan ibu bapa boleh dibahagikan kepada dua bentuk: pasif (menerima maklumat sahaja, contoh membaca surat pekeliling) dan aktif (menyumbang tenaga/idea, contoh menjadi AJK program atau membantu semasa aktiviti). Guru prasekolah digalakkan merancang kalendar tahunan yang mengandungi kedua-dua bentuk penglibatan supaya ibu bapa yang mempunyai kekangan masa berbeza tetap dapat menyumbang mengikut kemampuan masing-masing — ibu bapa yang bekerja sepenuh masa mungkin hanya mampu penglibatan pasif (membaca maklumat, memberi maklum balas bertulis), manakala ibu bapa suri rumah mungkin mampu penglibatan aktif seperti menjadi sukarelawan semasa program.</w:t>
       </w:r>
     </w:p>
     <w:p>
       <w:pPr>
-        <w:pStyle w:val="ListParagraph"/>
+        <w:keepNext/>
       </w:pPr>
       <w:r>
-        <w:t>• Dalam kumpulan kecil, kenal pasti satu aktiviti ibu bapa-komuniti sedia ada di tadika masing-masing dan padankan dengan salah satu daripada enam jenis penglibatan Epstein.</w:t>
-      </w:r>
-    </w:p>
-    <w:p>
-      <w:pPr>
-        <w:pStyle w:val="ListParagraph"/>
-      </w:pPr>
-      <w:r>
-        <w:t>• Bincangkan satu contoh bagaimana lapisan mesosistem (Bronfenbrenner) boleh diperkukuh melalui aktiviti yang dirancang tersebut.</w:t>
+        <w:rPr>
+          <w:b/>
+          <w:sz w:val="24"/>
+        </w:rPr>
+        <w:t>12. Peranan Guru sebagai Penghubung (Liaison) Tadika-Komuniti</w:t>
       </w:r>
     </w:p>
     <w:p>
       <w:r>
+        <w:t>Guru prasekolah tidak hanya berperanan sebagai pendidik dalam bilik darjah, tetapi juga sebagai penghubung (*liaison*) antara tadika, keluarga dan komuniti setempat. Peranan ini merangkumi: mengenal pasti keperluan komuniti sekitar tadika, membina hubungan mesra dengan wakil agensi tempatan (KEMAS, JKM, PERPADUAN, Jabatan Kesihatan), serta menjadi rujukan pertama bagi ibu bapa yang ingin menyuarakan cadangan atau kebimbangan tentang program tadika. Peranan ganda ini menuntut guru memahami bukan sahaja teori pedagogi kanak-kanak, tetapi juga asas komunikasi dan hubungan masyarakat (*community relations*) — dua bidang kemahiran yang saling melengkapi dalam melaksanakan CU ini.</w:t>
+      </w:r>
+    </w:p>
+    <w:p>
+      <w:pPr>
+        <w:keepNext/>
+      </w:pPr>
+      <w:r>
         <w:rPr>
           <w:b/>
-          <w:sz w:val="26"/>
+          <w:sz w:val="24"/>
         </w:rPr>
-        <w:t>10. Rumusan</w:t>
+        <w:t>13. Menyemak Kesediaan Guru Sebelum Merancang Program</w:t>
       </w:r>
     </w:p>
     <w:p>
       <w:r>
-        <w:t>Teori penglibatan ibu bapa dan komuniti — merangkumi *ecological system theory* Bronfenbrenner dan *six types of parental involvement* Epstein — membentuk asas kepada setiap aktiviti ibu bapa-komuniti yang dirancang guru prasekolah, dan pemahaman ini membolehkan guru merangka program yang benar-benar menyokong perkembangan holistik murid serta mengelakkan program yang hanya bersifat acara sosial tanpa nilai pendidikan.</w:t>
+        <w:t>Sebelum merancang aktiviti ibu bapa-komuniti berdasarkan teori di atas, guru perlu menilai kesediaan diri dan pasukan — adakah guru memahami latar belakang komuniti sekitar (rujuk C05-W02.md Bab 1), adakah kemahiran komunikasi mencukupi untuk berurusan dengan pelbagai pihak berkepentingan, dan adakah pengalaman lepas mengendalikan program berskala kecil sebelum mencuba program lebih besar. Guru baharu digalakkan memulakan dengan program berskala kecil (contoh: sesi membaca bersama) sebelum mengendalikan program besar seperti Hari Sukan, supaya kemahiran pengurusan program dibina secara berperingkat.</w:t>
+      </w:r>
+    </w:p>
+    <w:p>
+      <w:pPr>
+        <w:keepNext/>
+      </w:pPr>
+      <w:r>
+        <w:rPr>
+          <w:b/>
+          <w:sz w:val="24"/>
+        </w:rPr>
+        <w:t>14. Sumbangan Teori kepada Penilaian Kompetensi (PA/KA)</w:t>
       </w:r>
     </w:p>
     <w:p>
       <w:r>
+        <w:t>Pemahaman terhadap teori Bronfenbrenner dan Epstein bukan sekadar pengetahuan latar, tetapi turut menjadi asas penilaian kompetensi bagi CU ini — penilai boleh menyoal calon untuk menghubungkaitkan sebarang aktiviti ibu bapa-komuniti yang dirancang dengan lapisan ecological system atau jenis penglibatan Epstein yang berkenaan, sebagai bukti pemahaman konseptual selain kemahiran praktikal semata-mata.</w:t>
+      </w:r>
+    </w:p>
+    <w:p>
+      <w:pPr>
+        <w:keepNext/>
+      </w:pPr>
+      <w:r>
         <w:rPr>
           <w:b/>
-          <w:sz w:val="36"/>
+          <w:sz w:val="24"/>
+        </w:rPr>
+        <w:t>15. Refleksi Guru: Daripada Teori kepada Amalan Harian</w:t>
+      </w:r>
+    </w:p>
+    <w:p>
+      <w:r>
+        <w:t>Sebagai langkah akhir sebelum meneruskan ke Bab 2, guru digalakkan membuat refleksi ringkas: "Aktiviti ibu bapa-komuniti manakah yang telah saya jalankan di tadika saya, dan lapisan ecological system atau jenis penglibatan Epstein manakah yang paling menonjol dalam aktiviti tersebut?" Refleksi sebegini membantu guru mengaitkan pembelajaran teori dengan pengalaman sebenar di tempat kerja, sekali gus mempersiapkan guru untuk merancang program baharu yang lebih seimbang dari segi jenis penglibatan yang disasarkan.</w:t>
+      </w:r>
+    </w:p>
+    <w:p>
+      <w:pPr>
+        <w:keepNext/>
+      </w:pPr>
+      <w:r>
+        <w:rPr>
+          <w:b/>
+          <w:sz w:val="24"/>
+        </w:rPr>
+        <w:t>16. Amalan Berterusan Sepanjang Tahun, Bukan Sekali Setahun</w:t>
+      </w:r>
+    </w:p>
+    <w:p>
+      <w:r>
+        <w:t>Guru prasekolah perlu memandang penglibatan ibu bapa-komuniti sebagai amalan berterusan sepanjang tahun persekolahan, bukan sekadar satu atau dua acara besar (Hari Terbuka, Hari Sukan). Kalendar penglibatan tahunan yang menggabungkan pelbagai jenis penglibatan Epstein secara konsisten — daripada surat pekeliling mingguan (communicating) hingga mesyuarat PIBG suku tahunan (decision making) — membina hubungan yang lebih mendalam dan berterusan antara tadika, keluarga dan komuniti berbanding pendekatan acara tunggal yang berselang-seli sepanjang tahun.</w:t>
+      </w:r>
+    </w:p>
+    <w:tbl>
+      <w:tblPr>
+        <w:tblStyle w:val="TableGrid"/>
+        <w:tblW w:type="auto" w:w="0"/>
+        <w:tblLook w:firstColumn="1" w:firstRow="1" w:lastColumn="0" w:lastRow="0" w:noHBand="0" w:noVBand="1" w:val="04A0"/>
+      </w:tblPr>
+      <w:tblGrid>
+        <w:gridCol w:w="9313"/>
+      </w:tblGrid>
+      <w:tr>
+        <w:tc>
+          <w:tcPr>
+            <w:tcW w:type="dxa" w:w="9313"/>
+            <w:shd w:val="clear" w:color="auto" w:fill="F2F2F2"/>
+          </w:tcPr>
+          <w:p>
+            <w:r>
+              <w:rPr>
+                <w:rFonts w:ascii="Arial" w:hAnsi="Arial"/>
+                <w:b/>
+                <w:sz w:val="24"/>
+              </w:rPr>
+              <w:t>17. Rumusan</w:t>
+            </w:r>
+          </w:p>
+          <w:p>
+            <w:r>
+              <w:rPr>
+                <w:rFonts w:ascii="Arial" w:hAnsi="Arial"/>
+                <w:sz w:val="22"/>
+              </w:rPr>
+              <w:t>Teori penglibatan ibu bapa dan komuniti — merangkumi *ecological system theory* Bronfenbrenner dan *six types of parental involvement* Epstein — membentuk asas kepada setiap aktiviti ibu bapa-komuniti yang dirancang guru prasekolah, dan pemahaman ini membolehkan guru merangka program yang benar-benar menyokong perkembangan holistik murid serta mengelakkan program yang hanya bersifat acara sosial tanpa nilai pendidikan.</w:t>
+            </w:r>
+          </w:p>
+        </w:tc>
+      </w:tr>
+    </w:tbl>
+    <w:p>
+      <w:pPr>
+        <w:pageBreakBefore/>
+        <w:shd w:val="clear" w:color="auto" w:fill="D9D9D9"/>
+      </w:pPr>
+      <w:r>
+        <w:rPr>
+          <w:rFonts w:ascii="Arial" w:hAnsi="Arial"/>
+          <w:b/>
+          <w:sz w:val="28"/>
         </w:rPr>
         <w:t>Bab 2: Specific, Measurable, Achievable, Relevant, Time-bond (SMART) goals settings</w:t>
       </w:r>
     </w:p>
+    <w:tbl>
+      <w:tblPr>
+        <w:tblStyle w:val="TableGrid"/>
+        <w:tblW w:type="auto" w:w="0"/>
+        <w:tblLook w:firstColumn="1" w:firstRow="1" w:lastColumn="0" w:lastRow="0" w:noHBand="0" w:noVBand="1" w:val="04A0"/>
+      </w:tblPr>
+      <w:tblGrid>
+        <w:gridCol w:w="9313"/>
+      </w:tblGrid>
+      <w:tr>
+        <w:tc>
+          <w:tcPr>
+            <w:tcW w:type="dxa" w:w="9313"/>
+            <w:shd w:val="clear" w:color="auto" w:fill="F2F2F2"/>
+          </w:tcPr>
+          <w:p>
+            <w:r>
+              <w:rPr>
+                <w:rFonts w:ascii="Arial" w:hAnsi="Arial"/>
+                <w:b/>
+                <w:sz w:val="24"/>
+              </w:rPr>
+              <w:t>Objektif Pembelajaran</w:t>
+            </w:r>
+          </w:p>
+          <w:p>
+            <w:r>
+              <w:rPr>
+                <w:rFonts w:ascii="Arial" w:hAnsi="Arial"/>
+                <w:sz w:val="22"/>
+              </w:rPr>
+              <w:t>Selepas mempelajari topik ini, pelatih dapat:</w:t>
+            </w:r>
+          </w:p>
+          <w:p/>
+          <w:p>
+            <w:r>
+              <w:rPr>
+                <w:rFonts w:ascii="Arial" w:hAnsi="Arial"/>
+                <w:sz w:val="22"/>
+              </w:rPr>
+              <w:t>• Menjelaskan setiap komponen prinsip SMART.</w:t>
+            </w:r>
+          </w:p>
+          <w:p/>
+          <w:p>
+            <w:r>
+              <w:rPr>
+                <w:rFonts w:ascii="Arial" w:hAnsi="Arial"/>
+                <w:sz w:val="22"/>
+              </w:rPr>
+              <w:t>• Menetapkan matlamat program ibu bapa-komuniti mengikut prinsip SMART.</w:t>
+            </w:r>
+          </w:p>
+          <w:p/>
+          <w:p>
+            <w:r>
+              <w:rPr>
+                <w:rFonts w:ascii="Arial" w:hAnsi="Arial"/>
+                <w:sz w:val="22"/>
+              </w:rPr>
+              <w:t>• Memberi contoh matlamat SMART bagi aktiviti prasekolah sebenar.</w:t>
+            </w:r>
+          </w:p>
+        </w:tc>
+      </w:tr>
+    </w:tbl>
     <w:p>
+      <w:pPr>
+        <w:keepNext/>
+      </w:pPr>
       <w:r>
         <w:rPr>
           <w:b/>
-          <w:sz w:val="26"/>
-        </w:rPr>
-        <w:t>Objektif Pembelajaran</w:t>
-      </w:r>
-    </w:p>
-    <w:p>
-      <w:r>
-        <w:t>Selepas mempelajari topik ini, pelatih dapat:</w:t>
-      </w:r>
-    </w:p>
-    <w:p>
-      <w:pPr>
-        <w:pStyle w:val="ListParagraph"/>
-      </w:pPr>
-      <w:r>
-        <w:t>• Menjelaskan setiap komponen prinsip SMART.</w:t>
-      </w:r>
-    </w:p>
-    <w:p>
-      <w:pPr>
-        <w:pStyle w:val="ListParagraph"/>
-      </w:pPr>
-      <w:r>
-        <w:t>• Menetapkan matlamat program ibu bapa-komuniti mengikut prinsip SMART.</w:t>
-      </w:r>
-    </w:p>
-    <w:p>
-      <w:pPr>
-        <w:pStyle w:val="ListParagraph"/>
-      </w:pPr>
-      <w:r>
-        <w:t>• Memberi contoh matlamat SMART bagi aktiviti prasekolah sebenar.</w:t>
-      </w:r>
-    </w:p>
-    <w:p>
-      <w:r>
-        <w:rPr>
-          <w:b/>
-          <w:sz w:val="26"/>
+          <w:sz w:val="24"/>
         </w:rPr>
         <w:t>1. Komponen SMART</w:t>
       </w:r>
@@ -1373,12 +1872,21 @@
         <w:gridCol w:w="3104"/>
       </w:tblGrid>
       <w:tr>
+        <w:trPr>
+          <w:tblHeader w:val="true"/>
+        </w:trPr>
         <w:tc>
           <w:tcPr>
             <w:tcW w:type="dxa" w:w="3104"/>
-          </w:tcPr>
-          <w:p>
-            <w:r>
+            <w:shd w:val="clear" w:color="auto" w:fill="D9D9D9"/>
+          </w:tcPr>
+          <w:p>
+            <w:r>
+              <w:rPr>
+                <w:rFonts w:ascii="Arial" w:hAnsi="Arial"/>
+                <w:b/>
+                <w:sz w:val="20"/>
+              </w:rPr>
               <w:t>Komponen</w:t>
             </w:r>
           </w:p>
@@ -1386,9 +1894,15 @@
         <w:tc>
           <w:tcPr>
             <w:tcW w:type="dxa" w:w="3104"/>
-          </w:tcPr>
-          <w:p>
-            <w:r>
+            <w:shd w:val="clear" w:color="auto" w:fill="D9D9D9"/>
+          </w:tcPr>
+          <w:p>
+            <w:r>
+              <w:rPr>
+                <w:rFonts w:ascii="Arial" w:hAnsi="Arial"/>
+                <w:b/>
+                <w:sz w:val="20"/>
+              </w:rPr>
               <w:t>Penerangan</w:t>
             </w:r>
           </w:p>
@@ -1396,9 +1910,15 @@
         <w:tc>
           <w:tcPr>
             <w:tcW w:type="dxa" w:w="3104"/>
-          </w:tcPr>
-          <w:p>
-            <w:r>
+            <w:shd w:val="clear" w:color="auto" w:fill="D9D9D9"/>
+          </w:tcPr>
+          <w:p>
+            <w:r>
+              <w:rPr>
+                <w:rFonts w:ascii="Arial" w:hAnsi="Arial"/>
+                <w:b/>
+                <w:sz w:val="20"/>
+              </w:rPr>
               <w:t>Contoh (Hari Terbuka Prasekolah)</w:t>
             </w:r>
           </w:p>
@@ -1411,6 +1931,10 @@
           </w:tcPr>
           <w:p>
             <w:r>
+              <w:rPr>
+                <w:rFonts w:ascii="Arial" w:hAnsi="Arial"/>
+                <w:sz w:val="20"/>
+              </w:rPr>
               <w:t>Specific (Khusus)</w:t>
             </w:r>
           </w:p>
@@ -1421,6 +1945,10 @@
           </w:tcPr>
           <w:p>
             <w:r>
+              <w:rPr>
+                <w:rFonts w:ascii="Arial" w:hAnsi="Arial"/>
+                <w:sz w:val="20"/>
+              </w:rPr>
               <w:t>Matlamat jelas dan tidak umum</w:t>
             </w:r>
           </w:p>
@@ -1431,6 +1959,10 @@
           </w:tcPr>
           <w:p>
             <w:r>
+              <w:rPr>
+                <w:rFonts w:ascii="Arial" w:hAnsi="Arial"/>
+                <w:sz w:val="20"/>
+              </w:rPr>
               <w:t>Meningkatkan kehadiran ibu bapa ke sesi Hari Terbuka</w:t>
             </w:r>
           </w:p>
@@ -1443,6 +1975,10 @@
           </w:tcPr>
           <w:p>
             <w:r>
+              <w:rPr>
+                <w:rFonts w:ascii="Arial" w:hAnsi="Arial"/>
+                <w:sz w:val="20"/>
+              </w:rPr>
               <w:t>Measurable (Boleh diukur)</w:t>
             </w:r>
           </w:p>
@@ -1453,6 +1989,10 @@
           </w:tcPr>
           <w:p>
             <w:r>
+              <w:rPr>
+                <w:rFonts w:ascii="Arial" w:hAnsi="Arial"/>
+                <w:sz w:val="20"/>
+              </w:rPr>
               <w:t>Ada penunjuk kuantiti/kualiti</w:t>
             </w:r>
           </w:p>
@@ -1463,6 +2003,10 @@
           </w:tcPr>
           <w:p>
             <w:r>
+              <w:rPr>
+                <w:rFonts w:ascii="Arial" w:hAnsi="Arial"/>
+                <w:sz w:val="20"/>
+              </w:rPr>
               <w:t>Kehadiran sekurang-kurangnya 80% daripada jumlah murid</w:t>
             </w:r>
           </w:p>
@@ -1475,6 +2019,10 @@
           </w:tcPr>
           <w:p>
             <w:r>
+              <w:rPr>
+                <w:rFonts w:ascii="Arial" w:hAnsi="Arial"/>
+                <w:sz w:val="20"/>
+              </w:rPr>
               <w:t>Achievable (Boleh dicapai)</w:t>
             </w:r>
           </w:p>
@@ -1485,6 +2033,10 @@
           </w:tcPr>
           <w:p>
             <w:r>
+              <w:rPr>
+                <w:rFonts w:ascii="Arial" w:hAnsi="Arial"/>
+                <w:sz w:val="20"/>
+              </w:rPr>
               <w:t>Realistik dengan sumber sedia ada</w:t>
             </w:r>
           </w:p>
@@ -1495,6 +2047,10 @@
           </w:tcPr>
           <w:p>
             <w:r>
+              <w:rPr>
+                <w:rFonts w:ascii="Arial" w:hAnsi="Arial"/>
+                <w:sz w:val="20"/>
+              </w:rPr>
               <w:t>Sesuai dengan kapasiti dewan dan bilangan guru</w:t>
             </w:r>
           </w:p>
@@ -1507,6 +2063,10 @@
           </w:tcPr>
           <w:p>
             <w:r>
+              <w:rPr>
+                <w:rFonts w:ascii="Arial" w:hAnsi="Arial"/>
+                <w:sz w:val="20"/>
+              </w:rPr>
               <w:t>Relevant (Relevan)</w:t>
             </w:r>
           </w:p>
@@ -1517,6 +2077,10 @@
           </w:tcPr>
           <w:p>
             <w:r>
+              <w:rPr>
+                <w:rFonts w:ascii="Arial" w:hAnsi="Arial"/>
+                <w:sz w:val="20"/>
+              </w:rPr>
               <w:t>Selaras dengan matlamat prasekolah</w:t>
             </w:r>
           </w:p>
@@ -1527,6 +2091,10 @@
           </w:tcPr>
           <w:p>
             <w:r>
+              <w:rPr>
+                <w:rFonts w:ascii="Arial" w:hAnsi="Arial"/>
+                <w:sz w:val="20"/>
+              </w:rPr>
               <w:t>Menyokong matlamat KSPK bagi penglibatan keluarga</w:t>
             </w:r>
           </w:p>
@@ -1539,6 +2107,10 @@
           </w:tcPr>
           <w:p>
             <w:r>
+              <w:rPr>
+                <w:rFonts w:ascii="Arial" w:hAnsi="Arial"/>
+                <w:sz w:val="20"/>
+              </w:rPr>
               <w:t>Time-bond (Bertempoh)</w:t>
             </w:r>
           </w:p>
@@ -1549,6 +2121,10 @@
           </w:tcPr>
           <w:p>
             <w:r>
+              <w:rPr>
+                <w:rFonts w:ascii="Arial" w:hAnsi="Arial"/>
+                <w:sz w:val="20"/>
+              </w:rPr>
               <w:t>Ada tarikh/tempoh spesifik</w:t>
             </w:r>
           </w:p>
@@ -1559,6 +2135,10 @@
           </w:tcPr>
           <w:p>
             <w:r>
+              <w:rPr>
+                <w:rFonts w:ascii="Arial" w:hAnsi="Arial"/>
+                <w:sz w:val="20"/>
+              </w:rPr>
               <w:t>Dilaksanakan sebelum akhir penggal pertama</w:t>
             </w:r>
           </w:p>
@@ -1566,10 +2146,13 @@
       </w:tr>
     </w:tbl>
     <w:p>
+      <w:pPr>
+        <w:keepNext/>
+      </w:pPr>
       <w:r>
         <w:rPr>
           <w:b/>
-          <w:sz w:val="26"/>
+          <w:sz w:val="24"/>
         </w:rPr>
         <w:t>2. Kepentingan Penetapan Matlamat SMART</w:t>
       </w:r>
@@ -1580,10 +2163,13 @@
       </w:r>
     </w:p>
     <w:p>
+      <w:pPr>
+        <w:keepNext/>
+      </w:pPr>
       <w:r>
         <w:rPr>
           <w:b/>
-          <w:sz w:val="26"/>
+          <w:sz w:val="24"/>
         </w:rPr>
         <w:t>3. Contoh Amalan di Tadika</w:t>
       </w:r>
@@ -1594,10 +2180,13 @@
       </w:r>
     </w:p>
     <w:p>
+      <w:pPr>
+        <w:keepNext/>
+      </w:pPr>
       <w:r>
         <w:rPr>
           <w:b/>
-          <w:sz w:val="26"/>
+          <w:sz w:val="24"/>
         </w:rPr>
         <w:t>4. Prosedur Menulis Matlamat SMART Langkah demi Langkah</w:t>
       </w:r>
@@ -1618,12 +2207,21 @@
         <w:gridCol w:w="4656"/>
       </w:tblGrid>
       <w:tr>
+        <w:trPr>
+          <w:tblHeader w:val="true"/>
+        </w:trPr>
         <w:tc>
           <w:tcPr>
             <w:tcW w:type="dxa" w:w="4656"/>
-          </w:tcPr>
-          <w:p>
-            <w:r>
+            <w:shd w:val="clear" w:color="auto" w:fill="D9D9D9"/>
+          </w:tcPr>
+          <w:p>
+            <w:r>
+              <w:rPr>
+                <w:rFonts w:ascii="Arial" w:hAnsi="Arial"/>
+                <w:b/>
+                <w:sz w:val="20"/>
+              </w:rPr>
               <w:t>Langkah</w:t>
             </w:r>
           </w:p>
@@ -1631,9 +2229,15 @@
         <w:tc>
           <w:tcPr>
             <w:tcW w:type="dxa" w:w="4656"/>
-          </w:tcPr>
-          <w:p>
-            <w:r>
+            <w:shd w:val="clear" w:color="auto" w:fill="D9D9D9"/>
+          </w:tcPr>
+          <w:p>
+            <w:r>
+              <w:rPr>
+                <w:rFonts w:ascii="Arial" w:hAnsi="Arial"/>
+                <w:b/>
+                <w:sz w:val="20"/>
+              </w:rPr>
               <w:t>Contoh Tindakan</w:t>
             </w:r>
           </w:p>
@@ -1646,6 +2250,10 @@
           </w:tcPr>
           <w:p>
             <w:r>
+              <w:rPr>
+                <w:rFonts w:ascii="Arial" w:hAnsi="Arial"/>
+                <w:sz w:val="20"/>
+              </w:rPr>
               <w:t>1. Draf matlamat am</w:t>
             </w:r>
           </w:p>
@@ -1656,6 +2264,10 @@
           </w:tcPr>
           <w:p>
             <w:r>
+              <w:rPr>
+                <w:rFonts w:ascii="Arial" w:hAnsi="Arial"/>
+                <w:sz w:val="20"/>
+              </w:rPr>
               <w:t>"Meningkatkan penglibatan ibu bapa dalam program membaca"</w:t>
             </w:r>
           </w:p>
@@ -1668,6 +2280,10 @@
           </w:tcPr>
           <w:p>
             <w:r>
+              <w:rPr>
+                <w:rFonts w:ascii="Arial" w:hAnsi="Arial"/>
+                <w:sz w:val="20"/>
+              </w:rPr>
               <w:t>2. Tambah sasaran khusus</w:t>
             </w:r>
           </w:p>
@@ -1678,6 +2294,10 @@
           </w:tcPr>
           <w:p>
             <w:r>
+              <w:rPr>
+                <w:rFonts w:ascii="Arial" w:hAnsi="Arial"/>
+                <w:sz w:val="20"/>
+              </w:rPr>
               <w:t>"15 pasangan ibu bapa-anak"</w:t>
             </w:r>
           </w:p>
@@ -1690,6 +2310,10 @@
           </w:tcPr>
           <w:p>
             <w:r>
+              <w:rPr>
+                <w:rFonts w:ascii="Arial" w:hAnsi="Arial"/>
+                <w:sz w:val="20"/>
+              </w:rPr>
               <w:t>3. Semak sumber</w:t>
             </w:r>
           </w:p>
@@ -1700,6 +2324,10 @@
           </w:tcPr>
           <w:p>
             <w:r>
+              <w:rPr>
+                <w:rFonts w:ascii="Arial" w:hAnsi="Arial"/>
+                <w:sz w:val="20"/>
+              </w:rPr>
               <w:t>Bilangan guru pembantu, ruang dewan mencukupi</w:t>
             </w:r>
           </w:p>
@@ -1712,6 +2340,10 @@
           </w:tcPr>
           <w:p>
             <w:r>
+              <w:rPr>
+                <w:rFonts w:ascii="Arial" w:hAnsi="Arial"/>
+                <w:sz w:val="20"/>
+              </w:rPr>
               <w:t>4. Semak relevan</w:t>
             </w:r>
           </w:p>
@@ -1722,6 +2354,10 @@
           </w:tcPr>
           <w:p>
             <w:r>
+              <w:rPr>
+                <w:rFonts w:ascii="Arial" w:hAnsi="Arial"/>
+                <w:sz w:val="20"/>
+              </w:rPr>
               <w:t>Selaras matlamat literasi awal KSPK</w:t>
             </w:r>
           </w:p>
@@ -1734,6 +2370,10 @@
           </w:tcPr>
           <w:p>
             <w:r>
+              <w:rPr>
+                <w:rFonts w:ascii="Arial" w:hAnsi="Arial"/>
+                <w:sz w:val="20"/>
+              </w:rPr>
               <w:t>5. Tetapkan tarikh</w:t>
             </w:r>
           </w:p>
@@ -1744,6 +2384,10 @@
           </w:tcPr>
           <w:p>
             <w:r>
+              <w:rPr>
+                <w:rFonts w:ascii="Arial" w:hAnsi="Arial"/>
+                <w:sz w:val="20"/>
+              </w:rPr>
               <w:t>"Minggu ketiga Ogos"</w:t>
             </w:r>
           </w:p>
@@ -1751,10 +2395,13 @@
       </w:tr>
     </w:tbl>
     <w:p>
+      <w:pPr>
+        <w:keepNext/>
+      </w:pPr>
       <w:r>
         <w:rPr>
           <w:b/>
-          <w:sz w:val="26"/>
+          <w:sz w:val="24"/>
         </w:rPr>
         <w:t>5. Matlamat SMART vs Matlamat Tidak SMART</w:t>
       </w:r>
@@ -1771,12 +2418,21 @@
         <w:gridCol w:w="3104"/>
       </w:tblGrid>
       <w:tr>
+        <w:trPr>
+          <w:tblHeader w:val="true"/>
+        </w:trPr>
         <w:tc>
           <w:tcPr>
             <w:tcW w:type="dxa" w:w="3104"/>
-          </w:tcPr>
-          <w:p>
-            <w:r>
+            <w:shd w:val="clear" w:color="auto" w:fill="D9D9D9"/>
+          </w:tcPr>
+          <w:p>
+            <w:r>
+              <w:rPr>
+                <w:rFonts w:ascii="Arial" w:hAnsi="Arial"/>
+                <w:b/>
+                <w:sz w:val="20"/>
+              </w:rPr>
               <w:t>Ciri</w:t>
             </w:r>
           </w:p>
@@ -1784,9 +2440,15 @@
         <w:tc>
           <w:tcPr>
             <w:tcW w:type="dxa" w:w="3104"/>
-          </w:tcPr>
-          <w:p>
-            <w:r>
+            <w:shd w:val="clear" w:color="auto" w:fill="D9D9D9"/>
+          </w:tcPr>
+          <w:p>
+            <w:r>
+              <w:rPr>
+                <w:rFonts w:ascii="Arial" w:hAnsi="Arial"/>
+                <w:b/>
+                <w:sz w:val="20"/>
+              </w:rPr>
               <w:t>Matlamat Tidak SMART</w:t>
             </w:r>
           </w:p>
@@ -1794,9 +2456,15 @@
         <w:tc>
           <w:tcPr>
             <w:tcW w:type="dxa" w:w="3104"/>
-          </w:tcPr>
-          <w:p>
-            <w:r>
+            <w:shd w:val="clear" w:color="auto" w:fill="D9D9D9"/>
+          </w:tcPr>
+          <w:p>
+            <w:r>
+              <w:rPr>
+                <w:rFonts w:ascii="Arial" w:hAnsi="Arial"/>
+                <w:b/>
+                <w:sz w:val="20"/>
+              </w:rPr>
               <w:t>Matlamat SMART</w:t>
             </w:r>
           </w:p>
@@ -1809,6 +2477,10 @@
           </w:tcPr>
           <w:p>
             <w:r>
+              <w:rPr>
+                <w:rFonts w:ascii="Arial" w:hAnsi="Arial"/>
+                <w:sz w:val="20"/>
+              </w:rPr>
               <w:t>Contoh</w:t>
             </w:r>
           </w:p>
@@ -1819,6 +2491,10 @@
           </w:tcPr>
           <w:p>
             <w:r>
+              <w:rPr>
+                <w:rFonts w:ascii="Arial" w:hAnsi="Arial"/>
+                <w:sz w:val="20"/>
+              </w:rPr>
               <w:t>"Kami mahu lebih ramai ibu bapa datang ke tadika"</w:t>
             </w:r>
           </w:p>
@@ -1829,6 +2505,10 @@
           </w:tcPr>
           <w:p>
             <w:r>
+              <w:rPr>
+                <w:rFonts w:ascii="Arial" w:hAnsi="Arial"/>
+                <w:sz w:val="20"/>
+              </w:rPr>
               <w:t>"Meningkatkan kehadiran ibu bapa ke Hari Terbuka kepada 80% menjelang akhir Mac"</w:t>
             </w:r>
           </w:p>
@@ -1841,6 +2521,10 @@
           </w:tcPr>
           <w:p>
             <w:r>
+              <w:rPr>
+                <w:rFonts w:ascii="Arial" w:hAnsi="Arial"/>
+                <w:sz w:val="20"/>
+              </w:rPr>
               <w:t>Masalah</w:t>
             </w:r>
           </w:p>
@@ -1851,6 +2535,10 @@
           </w:tcPr>
           <w:p>
             <w:r>
+              <w:rPr>
+                <w:rFonts w:ascii="Arial" w:hAnsi="Arial"/>
+                <w:sz w:val="20"/>
+              </w:rPr>
               <w:t>Tiada sasaran angka, tiada tarikh</w:t>
             </w:r>
           </w:p>
@@ -1861,6 +2549,10 @@
           </w:tcPr>
           <w:p>
             <w:r>
+              <w:rPr>
+                <w:rFonts w:ascii="Arial" w:hAnsi="Arial"/>
+                <w:sz w:val="20"/>
+              </w:rPr>
               <w:t>Boleh diukur dan dinilai kejayaannya</w:t>
             </w:r>
           </w:p>
@@ -1873,6 +2565,10 @@
           </w:tcPr>
           <w:p>
             <w:r>
+              <w:rPr>
+                <w:rFonts w:ascii="Arial" w:hAnsi="Arial"/>
+                <w:sz w:val="20"/>
+              </w:rPr>
               <w:t>Kesan</w:t>
             </w:r>
           </w:p>
@@ -1883,6 +2579,10 @@
           </w:tcPr>
           <w:p>
             <w:r>
+              <w:rPr>
+                <w:rFonts w:ascii="Arial" w:hAnsi="Arial"/>
+                <w:sz w:val="20"/>
+              </w:rPr>
               <w:t>Sukar dinilai kejayaan program</w:t>
             </w:r>
           </w:p>
@@ -1893,31 +2593,61 @@
           </w:tcPr>
           <w:p>
             <w:r>
+              <w:rPr>
+                <w:rFonts w:ascii="Arial" w:hAnsi="Arial"/>
+                <w:sz w:val="20"/>
+              </w:rPr>
               <w:t>Memudahkan penilaian dan pelaporan</w:t>
+            </w:r>
+          </w:p>
+        </w:tc>
+      </w:tr>
+    </w:tbl>
+    <w:tbl>
+      <w:tblPr>
+        <w:tblStyle w:val="TableGrid"/>
+        <w:tblW w:type="auto" w:w="0"/>
+        <w:tblLook w:firstColumn="1" w:firstRow="1" w:lastColumn="0" w:lastRow="0" w:noHBand="0" w:noVBand="1" w:val="04A0"/>
+      </w:tblPr>
+      <w:tblGrid>
+        <w:gridCol w:w="9313"/>
+      </w:tblGrid>
+      <w:tr>
+        <w:tc>
+          <w:tcPr>
+            <w:tcW w:type="dxa" w:w="9313"/>
+            <w:shd w:val="clear" w:color="auto" w:fill="F2F2F2"/>
+          </w:tcPr>
+          <w:p>
+            <w:r>
+              <w:rPr>
+                <w:rFonts w:ascii="Arial" w:hAnsi="Arial"/>
+                <w:b/>
+                <w:sz w:val="24"/>
+              </w:rPr>
+              <w:t>6. Kajian Kes Tadika: Program "Jom Membaca Bersama"</w:t>
+            </w:r>
+          </w:p>
+          <w:p>
+            <w:r>
+              <w:rPr>
+                <w:rFonts w:ascii="Arial" w:hAnsi="Arial"/>
+                <w:sz w:val="22"/>
+              </w:rPr>
+              <w:t>Seorang guru di sebuah tadika bandar merancang program membaca bersama ibu bapa tanpa matlamat jelas — hanya menyatakan "ingin galakkan ibu bapa membaca dengan anak". Selepas penggal pertama, pengetua mendapati sukar menilai sama ada program berjaya kerana tiada sasaran kehadiran atau tarikh akhir. Guru kemudian menulis semula matlamat mengikut SMART: "Melibatkan sekurang-kurangnya 15 pasangan ibu bapa-anak dalam sesi membaca bersama pada minggu ketiga Ogos, dengan sekurang-kurangnya 90% peserta memberi maklum balas positif." Selepas penggal berikutnya, pengetua dapat menilai kejayaan program dengan jelas berdasarkan data kehadiran dan maklum balas sebenar, dan mencadangkan program diteruskan pada penggal seterusnya.</w:t>
             </w:r>
           </w:p>
         </w:tc>
       </w:tr>
     </w:tbl>
     <w:p>
+      <w:pPr>
+        <w:keepNext/>
+      </w:pPr>
       <w:r>
         <w:rPr>
           <w:b/>
-          <w:sz w:val="26"/>
-        </w:rPr>
-        <w:t>6. Kajian Kes Tadika: Program "Jom Membaca Bersama"</w:t>
-      </w:r>
-    </w:p>
-    <w:p>
-      <w:r>
-        <w:t>Seorang guru di sebuah tadika bandar merancang program membaca bersama ibu bapa tanpa matlamat jelas — hanya menyatakan "ingin galakkan ibu bapa membaca dengan anak". Selepas penggal pertama, pengetua mendapati sukar menilai sama ada program berjaya kerana tiada sasaran kehadiran atau tarikh akhir. Guru kemudian menulis semula matlamat mengikut SMART: "Melibatkan sekurang-kurangnya 15 pasangan ibu bapa-anak dalam sesi membaca bersama pada minggu ketiga Ogos, dengan sekurang-kurangnya 90% peserta memberi maklum balas positif." Selepas penggal berikutnya, pengetua dapat menilai kejayaan program dengan jelas berdasarkan data kehadiran dan maklum balas sebenar, dan mencadangkan program diteruskan pada penggal seterusnya.</w:t>
-      </w:r>
-    </w:p>
-    <w:p>
-      <w:r>
-        <w:rPr>
-          <w:b/>
-          <w:sz w:val="26"/>
+          <w:sz w:val="24"/>
         </w:rPr>
         <w:t>7. Kesilapan Lazim dan Cara Mengelak</w:t>
       </w:r>
@@ -1927,146 +2657,540 @@
         <w:t>Kesilapan lazim ialah menetapkan sasaran yang terlalu tinggi berbanding bilangan murid sebenar di tadika (contoh: sasaran 20 keluarga sedangkan tadika hanya mempunyai 15 murid), menyebabkan matlamat gagal memenuhi kriteria Achievable. Kesilapan lain ialah menetapkan matlamat tanpa tarikh akhir yang jelas, menyebabkan program tertangguh tanpa had. Cara mengelak: sentiasa semak bilangan murid/keluarga sebenar sebelum menetapkan sasaran, dan pastikan setiap matlamat mempunyai tarikh akhir yang dinyatakan secara eksplisit dalam proposal.</w:t>
       </w:r>
     </w:p>
+    <w:tbl>
+      <w:tblPr>
+        <w:tblStyle w:val="TableGrid"/>
+        <w:tblW w:type="auto" w:w="0"/>
+        <w:tblLook w:firstColumn="1" w:firstRow="1" w:lastColumn="0" w:lastRow="0" w:noHBand="0" w:noVBand="1" w:val="04A0"/>
+      </w:tblPr>
+      <w:tblGrid>
+        <w:gridCol w:w="9313"/>
+      </w:tblGrid>
+      <w:tr>
+        <w:tc>
+          <w:tcPr>
+            <w:tcW w:type="dxa" w:w="9313"/>
+            <w:shd w:val="clear" w:color="auto" w:fill="F2F2F2"/>
+          </w:tcPr>
+          <w:p>
+            <w:r>
+              <w:rPr>
+                <w:rFonts w:ascii="Arial" w:hAnsi="Arial"/>
+                <w:b/>
+                <w:sz w:val="24"/>
+              </w:rPr>
+              <w:t>8. Senarai Semak — Menyemak Matlamat SMART</w:t>
+            </w:r>
+          </w:p>
+          <w:p/>
+          <w:p>
+            <w:r>
+              <w:rPr>
+                <w:rFonts w:ascii="Arial" w:hAnsi="Arial"/>
+                <w:sz w:val="22"/>
+              </w:rPr>
+              <w:t>• [ ] Matlamat dinyatakan secara khusus (bukan umum).</w:t>
+            </w:r>
+          </w:p>
+          <w:p/>
+          <w:p>
+            <w:r>
+              <w:rPr>
+                <w:rFonts w:ascii="Arial" w:hAnsi="Arial"/>
+                <w:sz w:val="22"/>
+              </w:rPr>
+              <w:t>• [ ] Ada penunjuk kuantiti/kualiti yang boleh diukur.</w:t>
+            </w:r>
+          </w:p>
+          <w:p/>
+          <w:p>
+            <w:r>
+              <w:rPr>
+                <w:rFonts w:ascii="Arial" w:hAnsi="Arial"/>
+                <w:sz w:val="22"/>
+              </w:rPr>
+              <w:t>• [ ] Sasaran realistik berbanding bilangan murid/keluarga dan sumber sedia ada.</w:t>
+            </w:r>
+          </w:p>
+          <w:p/>
+          <w:p>
+            <w:r>
+              <w:rPr>
+                <w:rFonts w:ascii="Arial" w:hAnsi="Arial"/>
+                <w:sz w:val="22"/>
+              </w:rPr>
+              <w:t>• [ ] Matlamat selaras dengan objektif KSPK/tadika.</w:t>
+            </w:r>
+          </w:p>
+          <w:p/>
+          <w:p>
+            <w:r>
+              <w:rPr>
+                <w:rFonts w:ascii="Arial" w:hAnsi="Arial"/>
+                <w:sz w:val="22"/>
+              </w:rPr>
+              <w:t>• [ ] Ada tarikh/tempoh akhir yang jelas.</w:t>
+            </w:r>
+          </w:p>
+        </w:tc>
+      </w:tr>
+    </w:tbl>
+    <w:tbl>
+      <w:tblPr>
+        <w:tblStyle w:val="TableGrid"/>
+        <w:tblW w:type="auto" w:w="0"/>
+        <w:tblLook w:firstColumn="1" w:firstRow="1" w:lastColumn="0" w:lastRow="0" w:noHBand="0" w:noVBand="1" w:val="04A0"/>
+      </w:tblPr>
+      <w:tblGrid>
+        <w:gridCol w:w="9313"/>
+      </w:tblGrid>
+      <w:tr>
+        <w:tc>
+          <w:tcPr>
+            <w:tcW w:type="dxa" w:w="9313"/>
+            <w:shd w:val="clear" w:color="auto" w:fill="F2F2F2"/>
+          </w:tcPr>
+          <w:p>
+            <w:r>
+              <w:rPr>
+                <w:rFonts w:ascii="Arial" w:hAnsi="Arial"/>
+                <w:b/>
+                <w:sz w:val="24"/>
+              </w:rPr>
+              <w:t>9. Aktiviti Pengukuhan</w:t>
+            </w:r>
+          </w:p>
+          <w:p/>
+          <w:p>
+            <w:r>
+              <w:rPr>
+                <w:rFonts w:ascii="Arial" w:hAnsi="Arial"/>
+                <w:sz w:val="22"/>
+              </w:rPr>
+              <w:t>• Tuliskan semula matlamat "kami mahu lebih ramai ibu bapa hadir ke gotong-royong" mengikut kelima-lima komponen SMART.</w:t>
+            </w:r>
+          </w:p>
+          <w:p/>
+          <w:p>
+            <w:r>
+              <w:rPr>
+                <w:rFonts w:ascii="Arial" w:hAnsi="Arial"/>
+                <w:sz w:val="22"/>
+              </w:rPr>
+              <w:t>• Bertukar draf matlamat SMART dengan pasangan latihan dan semak sama ada kelima-lima komponen dipenuhi menggunakan senarai semak di atas.</w:t>
+            </w:r>
+          </w:p>
+        </w:tc>
+      </w:tr>
+    </w:tbl>
     <w:p>
+      <w:pPr>
+        <w:keepNext/>
+      </w:pPr>
       <w:r>
         <w:rPr>
           <w:b/>
-          <w:sz w:val="26"/>
+          <w:sz w:val="24"/>
         </w:rPr>
-        <w:t>8. Senarai Semak — Menyemak Matlamat SMART</w:t>
-      </w:r>
-    </w:p>
-    <w:p>
-      <w:pPr>
-        <w:pStyle w:val="ListParagraph"/>
-      </w:pPr>
-      <w:r>
-        <w:t>• [ ] Matlamat dinyatakan secara khusus (bukan umum).</w:t>
-      </w:r>
-    </w:p>
-    <w:p>
-      <w:pPr>
-        <w:pStyle w:val="ListParagraph"/>
-      </w:pPr>
-      <w:r>
-        <w:t>• [ ] Ada penunjuk kuantiti/kualiti yang boleh diukur.</w:t>
-      </w:r>
-    </w:p>
-    <w:p>
-      <w:pPr>
-        <w:pStyle w:val="ListParagraph"/>
-      </w:pPr>
-      <w:r>
-        <w:t>• [ ] Sasaran realistik berbanding bilangan murid/keluarga dan sumber sedia ada.</w:t>
-      </w:r>
-    </w:p>
-    <w:p>
-      <w:pPr>
-        <w:pStyle w:val="ListParagraph"/>
-      </w:pPr>
-      <w:r>
-        <w:t>• [ ] Matlamat selaras dengan objektif KSPK/tadika.</w:t>
-      </w:r>
-    </w:p>
-    <w:p>
-      <w:pPr>
-        <w:pStyle w:val="ListParagraph"/>
-      </w:pPr>
-      <w:r>
-        <w:t>• [ ] Ada tarikh/tempoh akhir yang jelas.</w:t>
+        <w:t>10. Menghubungkaitkan Matlamat SMART dengan Penilaian Selepas Program</w:t>
       </w:r>
     </w:p>
     <w:p>
       <w:r>
-        <w:rPr>
-          <w:b/>
-          <w:sz w:val="26"/>
-        </w:rPr>
-        <w:t>9. Aktiviti Pengukuhan</w:t>
+        <w:t>Matlamat SMART yang ditetapkan pada peringkat perancangan menjadi rujukan langsung semasa penyediaan laporan ringkasan selepas program (rujuk C05-W03.md Bab 2). Contohnya, jika matlamat asal ialah "kehadiran sekurang-kurangnya 80%", laporan selepas program perlu menyatakan peratusan kehadiran sebenar dan membandingkannya dengan sasaran tersebut. Amalan ini membolehkan pihak pengurusan tadika menilai kejayaan program secara objektif berdasarkan data, bukan tanggapan semata-mata.</w:t>
       </w:r>
     </w:p>
     <w:p>
       <w:pPr>
-        <w:pStyle w:val="ListParagraph"/>
+        <w:keepNext/>
       </w:pPr>
       <w:r>
-        <w:t>• Tuliskan semula matlamat "kami mahu lebih ramai ibu bapa hadir ke gotong-royong" mengikut kelima-lima komponen SMART.</w:t>
+        <w:rPr>
+          <w:b/>
+          <w:sz w:val="24"/>
+        </w:rPr>
+        <w:t>11. Matlamat SMART untuk Pelbagai Jenis Program</w:t>
       </w:r>
     </w:p>
+    <w:tbl>
+      <w:tblPr>
+        <w:tblStyle w:val="TableGrid"/>
+        <w:tblW w:type="auto" w:w="0"/>
+        <w:tblLook w:firstColumn="1" w:firstRow="1" w:lastColumn="0" w:lastRow="0" w:noHBand="0" w:noVBand="1" w:val="04A0"/>
+      </w:tblPr>
+      <w:tblGrid>
+        <w:gridCol w:w="4656"/>
+        <w:gridCol w:w="4656"/>
+      </w:tblGrid>
+      <w:tr>
+        <w:trPr>
+          <w:tblHeader w:val="true"/>
+        </w:trPr>
+        <w:tc>
+          <w:tcPr>
+            <w:tcW w:type="dxa" w:w="4656"/>
+            <w:shd w:val="clear" w:color="auto" w:fill="D9D9D9"/>
+          </w:tcPr>
+          <w:p>
+            <w:r>
+              <w:rPr>
+                <w:rFonts w:ascii="Arial" w:hAnsi="Arial"/>
+                <w:b/>
+                <w:sz w:val="20"/>
+              </w:rPr>
+              <w:t>Jenis Program</w:t>
+            </w:r>
+          </w:p>
+        </w:tc>
+        <w:tc>
+          <w:tcPr>
+            <w:tcW w:type="dxa" w:w="4656"/>
+            <w:shd w:val="clear" w:color="auto" w:fill="D9D9D9"/>
+          </w:tcPr>
+          <w:p>
+            <w:r>
+              <w:rPr>
+                <w:rFonts w:ascii="Arial" w:hAnsi="Arial"/>
+                <w:b/>
+                <w:sz w:val="20"/>
+              </w:rPr>
+              <w:t>Contoh Matlamat SMART</w:t>
+            </w:r>
+          </w:p>
+        </w:tc>
+      </w:tr>
+      <w:tr>
+        <w:tc>
+          <w:tcPr>
+            <w:tcW w:type="dxa" w:w="4656"/>
+          </w:tcPr>
+          <w:p>
+            <w:r>
+              <w:rPr>
+                <w:rFonts w:ascii="Arial" w:hAnsi="Arial"/>
+                <w:sz w:val="20"/>
+              </w:rPr>
+              <w:t>Hari Terbuka</w:t>
+            </w:r>
+          </w:p>
+        </w:tc>
+        <w:tc>
+          <w:tcPr>
+            <w:tcW w:type="dxa" w:w="4656"/>
+          </w:tcPr>
+          <w:p>
+            <w:r>
+              <w:rPr>
+                <w:rFonts w:ascii="Arial" w:hAnsi="Arial"/>
+                <w:sz w:val="20"/>
+              </w:rPr>
+              <w:t>Kehadiran 80% keluarga menjelang akhir Mac</w:t>
+            </w:r>
+          </w:p>
+        </w:tc>
+      </w:tr>
+      <w:tr>
+        <w:tc>
+          <w:tcPr>
+            <w:tcW w:type="dxa" w:w="4656"/>
+          </w:tcPr>
+          <w:p>
+            <w:r>
+              <w:rPr>
+                <w:rFonts w:ascii="Arial" w:hAnsi="Arial"/>
+                <w:sz w:val="20"/>
+              </w:rPr>
+              <w:t>Gotong-royong</w:t>
+            </w:r>
+          </w:p>
+        </w:tc>
+        <w:tc>
+          <w:tcPr>
+            <w:tcW w:type="dxa" w:w="4656"/>
+          </w:tcPr>
+          <w:p>
+            <w:r>
+              <w:rPr>
+                <w:rFonts w:ascii="Arial" w:hAnsi="Arial"/>
+                <w:sz w:val="20"/>
+              </w:rPr>
+              <w:t>20 keluarga menyertai pembersihan kawasan tadika menjelang akhir Mac</w:t>
+            </w:r>
+          </w:p>
+        </w:tc>
+      </w:tr>
+      <w:tr>
+        <w:tc>
+          <w:tcPr>
+            <w:tcW w:type="dxa" w:w="4656"/>
+          </w:tcPr>
+          <w:p>
+            <w:r>
+              <w:rPr>
+                <w:rFonts w:ascii="Arial" w:hAnsi="Arial"/>
+                <w:sz w:val="20"/>
+              </w:rPr>
+              <w:t>Ceramah kesihatan (KEMAS/JKM)</w:t>
+            </w:r>
+          </w:p>
+        </w:tc>
+        <w:tc>
+          <w:tcPr>
+            <w:tcW w:type="dxa" w:w="4656"/>
+          </w:tcPr>
+          <w:p>
+            <w:r>
+              <w:rPr>
+                <w:rFonts w:ascii="Arial" w:hAnsi="Arial"/>
+                <w:sz w:val="20"/>
+              </w:rPr>
+              <w:t>25 ibu bapa hadir sesi ceramah pemakanan sihat pada minggu kedua Jun</w:t>
+            </w:r>
+          </w:p>
+        </w:tc>
+      </w:tr>
+      <w:tr>
+        <w:tc>
+          <w:tcPr>
+            <w:tcW w:type="dxa" w:w="4656"/>
+          </w:tcPr>
+          <w:p>
+            <w:r>
+              <w:rPr>
+                <w:rFonts w:ascii="Arial" w:hAnsi="Arial"/>
+                <w:sz w:val="20"/>
+              </w:rPr>
+              <w:t>Lawatan sambil belajar</w:t>
+            </w:r>
+          </w:p>
+        </w:tc>
+        <w:tc>
+          <w:tcPr>
+            <w:tcW w:type="dxa" w:w="4656"/>
+          </w:tcPr>
+          <w:p>
+            <w:r>
+              <w:rPr>
+                <w:rFonts w:ascii="Arial" w:hAnsi="Arial"/>
+                <w:sz w:val="20"/>
+              </w:rPr>
+              <w:t>90% murid dan sekurang-kurangnya 10 ibu bapa pengiring hadir pada tarikh ditetapkan</w:t>
+            </w:r>
+          </w:p>
+        </w:tc>
+      </w:tr>
+    </w:tbl>
     <w:p>
       <w:pPr>
-        <w:pStyle w:val="ListParagraph"/>
+        <w:keepNext/>
       </w:pPr>
       <w:r>
-        <w:t>• Bertukar draf matlamat SMART dengan pasangan latihan dan semak sama ada kelima-lima komponen dipenuhi menggunakan senarai semak di atas.</w:t>
+        <w:rPr>
+          <w:b/>
+          <w:sz w:val="24"/>
+        </w:rPr>
+        <w:t>12. Kaitan Matlamat SMART dengan Bajet dan Sumber</w:t>
       </w:r>
     </w:p>
     <w:p>
       <w:r>
+        <w:t>Sebelum matlamat SMART difinalisasikan, guru perlu menyemak semula sama ada sumber sedia ada (bilangan guru pembantu, ruang, peralatan, dan bajet yang diluluskan pengurusan) benar-benar mencukupi untuk mencapai sasaran tersebut. Contohnya, jika matlamat ialah "melibatkan 30 keluarga dalam gotong-royong", tetapi tadika hanya mempunyai tiga guru pembantu yang tersedia pada hari tersebut, nisbah pengawasan mungkin tidak mencukupi — menjadikan matlamat itu tidak Achievable walaupun ia Specific dan Measurable. Justeru, penetapan matlamat SMART perlu dibuat secara berperingkat bersama semakan sumber, bukan sebagai proses berasingan.</w:t>
+      </w:r>
+    </w:p>
+    <w:p>
+      <w:pPr>
+        <w:keepNext/>
+      </w:pPr>
+      <w:r>
         <w:rPr>
           <w:b/>
-          <w:sz w:val="26"/>
+          <w:sz w:val="24"/>
         </w:rPr>
-        <w:t>10. Rumusan</w:t>
+        <w:t>14. Semakan Berkala Matlamat Sepanjang Tempoh Persediaan</w:t>
       </w:r>
     </w:p>
     <w:p>
       <w:r>
-        <w:t>Prinsip SMART membantu guru prasekolah menetapkan matlamat program ibu bapa-komuniti yang jelas, boleh diukur dan realistik, seterusnya menjadi asas kepada penyediaan proposal projek yang berkesan. Matlamat yang gagal memenuhi mana-mana satu komponen SMART berisiko menyebabkan program sukar dinilai kejayaannya atau tidak dapat dilaksanakan dengan sumber sedia ada di tadika.</w:t>
+        <w:t>Matlamat SMART yang ditetapkan pada peringkat awal perancangan tidak semestinya kekal statik sehingga hari program — guru perlu menyemak semula matlamat sekiranya berlaku perubahan ketara pada bilangan pendaftaran awal atau sumber yang diluluskan. Contohnya, jika sasaran awal 20 keluarga tetapi pendaftaran awal hanya mencatatkan 10 keluarga dua minggu sebelum program, guru boleh menyesuaikan strategi komunikasi (hantar peringatan tambahan) atau menyemak semula sasaran supaya kekal realistik, dan bukan menunggu sehingga hari program barulah menyedari sasaran tidak tercapai.</w:t>
+      </w:r>
+    </w:p>
+    <w:p>
+      <w:pPr>
+        <w:keepNext/>
+      </w:pPr>
+      <w:r>
+        <w:rPr>
+          <w:b/>
+          <w:sz w:val="24"/>
+        </w:rPr>
+        <w:t>16. Kesilapan dalam Menggabungkan Matlamat Berbeza</w:t>
       </w:r>
     </w:p>
     <w:p>
       <w:r>
+        <w:t>Sesetengah guru cenderung menggabungkan beberapa matlamat berbeza dalam satu pernyataan (contoh: "meningkatkan kehadiran DAN kepuasan ibu bapa DAN penglibatan komuniti"), menyukarkan pengukuran kejayaan program secara jelas. Amalan yang lebih baik ialah menulis matlamat utama yang tunggal dan spesifik, dengan objektif sampingan dinyatakan berasingan jika perlu, supaya penilaian kejayaan program tidak bercampur aduk antara pelbagai penunjuk yang berbeza sifatnya.</w:t>
+      </w:r>
+    </w:p>
+    <w:p>
+      <w:pPr>
+        <w:keepNext/>
+      </w:pPr>
+      <w:r>
         <w:rPr>
           <w:b/>
-          <w:sz w:val="36"/>
+          <w:sz w:val="24"/>
+        </w:rPr>
+        <w:t>18. Menggunakan Matlamat SMART sebagai Kayu Ukur Keberkesanan Kos</w:t>
+      </w:r>
+    </w:p>
+    <w:p>
+      <w:r>
+        <w:t>Selain mengukur kehadiran dan kepuasan peserta, matlamat SMART juga boleh dikaitkan dengan keberkesanan kos (*cost-effectiveness*) — contohnya, "mencapai kehadiran 80% dengan bajet tidak melebihi RM800" membolehkan pengetua menilai bukan sahaja kejayaan penyertaan, tetapi juga kecekapan perbelanjaan program berbanding hasil yang dicapai. Pendekatan ini amat berguna bagi tadika dengan peruntukan kewangan terhad, kerana ia menggalakkan guru merancang program yang memberi impak maksimum dengan kos yang munasabah.</w:t>
+      </w:r>
+    </w:p>
+    <w:p>
+      <w:pPr>
+        <w:keepNext/>
+      </w:pPr>
+      <w:r>
+        <w:rPr>
+          <w:b/>
+          <w:sz w:val="24"/>
+        </w:rPr>
+        <w:t>20. Semakan Akhir: Matlamat SMART sebagai Titik Permulaan, Bukan Penamat</w:t>
+      </w:r>
+    </w:p>
+    <w:p>
+      <w:r>
+        <w:t>Sebagai penutup Bab ini, ingatlah bahawa matlamat SMART yang ditulis dengan baik hanyalah titik permulaan kepada satu proses yang lebih besar — ia perlu diterjemahkan kepada proposal projek yang lengkap (Bab 3), disertai penilaian risiko yang teliti (Bab 4), dan akhirnya dilaksanakan melalui pengurusan program yang cekap (Bab 5). Matlamat SMART yang tidak diikuti dengan tindakan konkrit pada Bab-Bab seterusnya tidak bernilai lebih daripada sekadar tulisan di atas kertas.</w:t>
+      </w:r>
+    </w:p>
+    <w:tbl>
+      <w:tblPr>
+        <w:tblStyle w:val="TableGrid"/>
+        <w:tblW w:type="auto" w:w="0"/>
+        <w:tblLook w:firstColumn="1" w:firstRow="1" w:lastColumn="0" w:lastRow="0" w:noHBand="0" w:noVBand="1" w:val="04A0"/>
+      </w:tblPr>
+      <w:tblGrid>
+        <w:gridCol w:w="9313"/>
+      </w:tblGrid>
+      <w:tr>
+        <w:tc>
+          <w:tcPr>
+            <w:tcW w:type="dxa" w:w="9313"/>
+            <w:shd w:val="clear" w:color="auto" w:fill="F2F2F2"/>
+          </w:tcPr>
+          <w:p>
+            <w:r>
+              <w:rPr>
+                <w:rFonts w:ascii="Arial" w:hAnsi="Arial"/>
+                <w:b/>
+                <w:sz w:val="24"/>
+              </w:rPr>
+              <w:t>21. Rumusan</w:t>
+            </w:r>
+          </w:p>
+          <w:p>
+            <w:r>
+              <w:rPr>
+                <w:rFonts w:ascii="Arial" w:hAnsi="Arial"/>
+                <w:sz w:val="22"/>
+              </w:rPr>
+              <w:t>Prinsip SMART membantu guru prasekolah menetapkan matlamat program ibu bapa-komuniti yang jelas, boleh diukur dan realistik, seterusnya menjadi asas kepada penyediaan proposal projek yang berkesan. Matlamat yang gagal memenuhi mana-mana satu komponen SMART berisiko menyebabkan program sukar dinilai kejayaannya atau tidak dapat dilaksanakan dengan sumber sedia ada di tadika.</w:t>
+            </w:r>
+          </w:p>
+        </w:tc>
+      </w:tr>
+    </w:tbl>
+    <w:p>
+      <w:pPr>
+        <w:pageBreakBefore/>
+        <w:shd w:val="clear" w:color="auto" w:fill="D9D9D9"/>
+      </w:pPr>
+      <w:r>
+        <w:rPr>
+          <w:rFonts w:ascii="Arial" w:hAnsi="Arial"/>
+          <w:b/>
+          <w:sz w:val="28"/>
         </w:rPr>
         <w:t>Bab 3: Basic project proposal</w:t>
       </w:r>
     </w:p>
+    <w:tbl>
+      <w:tblPr>
+        <w:tblStyle w:val="TableGrid"/>
+        <w:tblW w:type="auto" w:w="0"/>
+        <w:tblLook w:firstColumn="1" w:firstRow="1" w:lastColumn="0" w:lastRow="0" w:noHBand="0" w:noVBand="1" w:val="04A0"/>
+      </w:tblPr>
+      <w:tblGrid>
+        <w:gridCol w:w="9313"/>
+      </w:tblGrid>
+      <w:tr>
+        <w:tc>
+          <w:tcPr>
+            <w:tcW w:type="dxa" w:w="9313"/>
+            <w:shd w:val="clear" w:color="auto" w:fill="F2F2F2"/>
+          </w:tcPr>
+          <w:p>
+            <w:r>
+              <w:rPr>
+                <w:rFonts w:ascii="Arial" w:hAnsi="Arial"/>
+                <w:b/>
+                <w:sz w:val="24"/>
+              </w:rPr>
+              <w:t>Objektif Pembelajaran</w:t>
+            </w:r>
+          </w:p>
+          <w:p>
+            <w:r>
+              <w:rPr>
+                <w:rFonts w:ascii="Arial" w:hAnsi="Arial"/>
+                <w:sz w:val="22"/>
+              </w:rPr>
+              <w:t>Selepas mempelajari topik ini, pelatih dapat:</w:t>
+            </w:r>
+          </w:p>
+          <w:p/>
+          <w:p>
+            <w:r>
+              <w:rPr>
+                <w:rFonts w:ascii="Arial" w:hAnsi="Arial"/>
+                <w:sz w:val="22"/>
+              </w:rPr>
+              <w:t>• Menyenaraikan komponen asas proposal projek.</w:t>
+            </w:r>
+          </w:p>
+          <w:p/>
+          <w:p>
+            <w:r>
+              <w:rPr>
+                <w:rFonts w:ascii="Arial" w:hAnsi="Arial"/>
+                <w:sz w:val="22"/>
+              </w:rPr>
+              <w:t>• Menerangkan kandungan setiap komponen proposal.</w:t>
+            </w:r>
+          </w:p>
+          <w:p/>
+          <w:p>
+            <w:r>
+              <w:rPr>
+                <w:rFonts w:ascii="Arial" w:hAnsi="Arial"/>
+                <w:sz w:val="22"/>
+              </w:rPr>
+              <w:t>• Menyediakan proposal projek asas untuk aktiviti ibu bapa-komuniti.</w:t>
+            </w:r>
+          </w:p>
+        </w:tc>
+      </w:tr>
+    </w:tbl>
     <w:p>
+      <w:pPr>
+        <w:keepNext/>
+      </w:pPr>
       <w:r>
         <w:rPr>
           <w:b/>
-          <w:sz w:val="26"/>
-        </w:rPr>
-        <w:t>Objektif Pembelajaran</w:t>
-      </w:r>
-    </w:p>
-    <w:p>
-      <w:r>
-        <w:t>Selepas mempelajari topik ini, pelatih dapat:</w:t>
-      </w:r>
-    </w:p>
-    <w:p>
-      <w:pPr>
-        <w:pStyle w:val="ListParagraph"/>
-      </w:pPr>
-      <w:r>
-        <w:t>• Menyenaraikan komponen asas proposal projek.</w:t>
-      </w:r>
-    </w:p>
-    <w:p>
-      <w:pPr>
-        <w:pStyle w:val="ListParagraph"/>
-      </w:pPr>
-      <w:r>
-        <w:t>• Menerangkan kandungan setiap komponen proposal.</w:t>
-      </w:r>
-    </w:p>
-    <w:p>
-      <w:pPr>
-        <w:pStyle w:val="ListParagraph"/>
-      </w:pPr>
-      <w:r>
-        <w:t>• Menyediakan proposal projek asas untuk aktiviti ibu bapa-komuniti.</w:t>
-      </w:r>
-    </w:p>
-    <w:p>
-      <w:r>
-        <w:rPr>
-          <w:b/>
-          <w:sz w:val="26"/>
+          <w:sz w:val="24"/>
         </w:rPr>
         <w:t>1. Komponen Proposal Projek Asas</w:t>
       </w:r>
@@ -2082,12 +3206,21 @@
         <w:gridCol w:w="4656"/>
       </w:tblGrid>
       <w:tr>
+        <w:trPr>
+          <w:tblHeader w:val="true"/>
+        </w:trPr>
         <w:tc>
           <w:tcPr>
             <w:tcW w:type="dxa" w:w="4656"/>
-          </w:tcPr>
-          <w:p>
-            <w:r>
+            <w:shd w:val="clear" w:color="auto" w:fill="D9D9D9"/>
+          </w:tcPr>
+          <w:p>
+            <w:r>
+              <w:rPr>
+                <w:rFonts w:ascii="Arial" w:hAnsi="Arial"/>
+                <w:b/>
+                <w:sz w:val="20"/>
+              </w:rPr>
               <w:t>Komponen</w:t>
             </w:r>
           </w:p>
@@ -2095,9 +3228,15 @@
         <w:tc>
           <w:tcPr>
             <w:tcW w:type="dxa" w:w="4656"/>
-          </w:tcPr>
-          <w:p>
-            <w:r>
+            <w:shd w:val="clear" w:color="auto" w:fill="D9D9D9"/>
+          </w:tcPr>
+          <w:p>
+            <w:r>
+              <w:rPr>
+                <w:rFonts w:ascii="Arial" w:hAnsi="Arial"/>
+                <w:b/>
+                <w:sz w:val="20"/>
+              </w:rPr>
               <w:t>Kandungan</w:t>
             </w:r>
           </w:p>
@@ -2110,6 +3249,10 @@
           </w:tcPr>
           <w:p>
             <w:r>
+              <w:rPr>
+                <w:rFonts w:ascii="Arial" w:hAnsi="Arial"/>
+                <w:sz w:val="20"/>
+              </w:rPr>
               <w:t>Topic (Tajuk)</w:t>
             </w:r>
           </w:p>
@@ -2120,6 +3263,10 @@
           </w:tcPr>
           <w:p>
             <w:r>
+              <w:rPr>
+                <w:rFonts w:ascii="Arial" w:hAnsi="Arial"/>
+                <w:sz w:val="20"/>
+              </w:rPr>
               <w:t>Nama program/aktiviti (contoh: Hari Sukan Prasekolah 2026)</w:t>
             </w:r>
           </w:p>
@@ -2132,6 +3279,10 @@
           </w:tcPr>
           <w:p>
             <w:r>
+              <w:rPr>
+                <w:rFonts w:ascii="Arial" w:hAnsi="Arial"/>
+                <w:sz w:val="20"/>
+              </w:rPr>
               <w:t>Objectives (Objektif)</w:t>
             </w:r>
           </w:p>
@@ -2142,6 +3293,10 @@
           </w:tcPr>
           <w:p>
             <w:r>
+              <w:rPr>
+                <w:rFonts w:ascii="Arial" w:hAnsi="Arial"/>
+                <w:sz w:val="20"/>
+              </w:rPr>
               <w:t>Matlamat program mengikut prinsip SMART</w:t>
             </w:r>
           </w:p>
@@ -2154,6 +3309,10 @@
           </w:tcPr>
           <w:p>
             <w:r>
+              <w:rPr>
+                <w:rFonts w:ascii="Arial" w:hAnsi="Arial"/>
+                <w:sz w:val="20"/>
+              </w:rPr>
               <w:t>Audience (Sasaran)</w:t>
             </w:r>
           </w:p>
@@ -2164,6 +3323,10 @@
           </w:tcPr>
           <w:p>
             <w:r>
+              <w:rPr>
+                <w:rFonts w:ascii="Arial" w:hAnsi="Arial"/>
+                <w:sz w:val="20"/>
+              </w:rPr>
               <w:t>Murid, ibu bapa, komuniti, agensi jemputan</w:t>
             </w:r>
           </w:p>
@@ -2176,6 +3339,10 @@
           </w:tcPr>
           <w:p>
             <w:r>
+              <w:rPr>
+                <w:rFonts w:ascii="Arial" w:hAnsi="Arial"/>
+                <w:sz w:val="20"/>
+              </w:rPr>
               <w:t>Date (Tarikh)</w:t>
             </w:r>
           </w:p>
@@ -2186,6 +3353,10 @@
           </w:tcPr>
           <w:p>
             <w:r>
+              <w:rPr>
+                <w:rFonts w:ascii="Arial" w:hAnsi="Arial"/>
+                <w:sz w:val="20"/>
+              </w:rPr>
               <w:t>Tarikh dan masa pelaksanaan</w:t>
             </w:r>
           </w:p>
@@ -2198,6 +3369,10 @@
           </w:tcPr>
           <w:p>
             <w:r>
+              <w:rPr>
+                <w:rFonts w:ascii="Arial" w:hAnsi="Arial"/>
+                <w:sz w:val="20"/>
+              </w:rPr>
               <w:t>Place (Tempat)</w:t>
             </w:r>
           </w:p>
@@ -2208,6 +3383,10 @@
           </w:tcPr>
           <w:p>
             <w:r>
+              <w:rPr>
+                <w:rFonts w:ascii="Arial" w:hAnsi="Arial"/>
+                <w:sz w:val="20"/>
+              </w:rPr>
               <w:t>Lokasi program (dewan tadika, padang, taman komuniti)</w:t>
             </w:r>
           </w:p>
@@ -2220,6 +3399,10 @@
           </w:tcPr>
           <w:p>
             <w:r>
+              <w:rPr>
+                <w:rFonts w:ascii="Arial" w:hAnsi="Arial"/>
+                <w:sz w:val="20"/>
+              </w:rPr>
               <w:t>Budget (Bajet)</w:t>
             </w:r>
           </w:p>
@@ -2230,6 +3413,10 @@
           </w:tcPr>
           <w:p>
             <w:r>
+              <w:rPr>
+                <w:rFonts w:ascii="Arial" w:hAnsi="Arial"/>
+                <w:sz w:val="20"/>
+              </w:rPr>
               <w:t>Anggaran perbelanjaan (hadiah, peralatan, makanan ringan)</w:t>
             </w:r>
           </w:p>
@@ -2237,10 +3424,13 @@
       </w:tr>
     </w:tbl>
     <w:p>
+      <w:pPr>
+        <w:keepNext/>
+      </w:pPr>
       <w:r>
         <w:rPr>
           <w:b/>
-          <w:sz w:val="26"/>
+          <w:sz w:val="24"/>
         </w:rPr>
         <w:t>2. Proses Penyediaan dan Kelulusan</w:t>
       </w:r>
@@ -2251,10 +3441,13 @@
       </w:r>
     </w:p>
     <w:p>
+      <w:pPr>
+        <w:keepNext/>
+      </w:pPr>
       <w:r>
         <w:rPr>
           <w:b/>
-          <w:sz w:val="26"/>
+          <w:sz w:val="24"/>
         </w:rPr>
         <w:t>3. Contoh Amalan di Tadika</w:t>
       </w:r>
@@ -2265,10 +3458,13 @@
       </w:r>
     </w:p>
     <w:p>
+      <w:pPr>
+        <w:keepNext/>
+      </w:pPr>
       <w:r>
         <w:rPr>
           <w:b/>
-          <w:sz w:val="26"/>
+          <w:sz w:val="24"/>
         </w:rPr>
         <w:t>4. Templat Proposal Projek Asas (Ringkas)</w:t>
       </w:r>
@@ -2284,12 +3480,21 @@
         <w:gridCol w:w="4656"/>
       </w:tblGrid>
       <w:tr>
+        <w:trPr>
+          <w:tblHeader w:val="true"/>
+        </w:trPr>
         <w:tc>
           <w:tcPr>
             <w:tcW w:type="dxa" w:w="4656"/>
-          </w:tcPr>
-          <w:p>
-            <w:r>
+            <w:shd w:val="clear" w:color="auto" w:fill="D9D9D9"/>
+          </w:tcPr>
+          <w:p>
+            <w:r>
+              <w:rPr>
+                <w:rFonts w:ascii="Arial" w:hAnsi="Arial"/>
+                <w:b/>
+                <w:sz w:val="20"/>
+              </w:rPr>
               <w:t>Bahagian</w:t>
             </w:r>
           </w:p>
@@ -2297,9 +3502,15 @@
         <w:tc>
           <w:tcPr>
             <w:tcW w:type="dxa" w:w="4656"/>
-          </w:tcPr>
-          <w:p>
-            <w:r>
+            <w:shd w:val="clear" w:color="auto" w:fill="D9D9D9"/>
+          </w:tcPr>
+          <w:p>
+            <w:r>
+              <w:rPr>
+                <w:rFonts w:ascii="Arial" w:hAnsi="Arial"/>
+                <w:b/>
+                <w:sz w:val="20"/>
+              </w:rPr>
               <w:t>Butiran untuk Diisi</w:t>
             </w:r>
           </w:p>
@@ -2312,6 +3523,10 @@
           </w:tcPr>
           <w:p>
             <w:r>
+              <w:rPr>
+                <w:rFonts w:ascii="Arial" w:hAnsi="Arial"/>
+                <w:sz w:val="20"/>
+              </w:rPr>
               <w:t>Tajuk Program</w:t>
             </w:r>
           </w:p>
@@ -2322,6 +3537,10 @@
           </w:tcPr>
           <w:p>
             <w:r>
+              <w:rPr>
+                <w:rFonts w:ascii="Arial" w:hAnsi="Arial"/>
+                <w:sz w:val="20"/>
+              </w:rPr>
               <w:t>⟪nama program⟫</w:t>
             </w:r>
           </w:p>
@@ -2334,6 +3553,10 @@
           </w:tcPr>
           <w:p>
             <w:r>
+              <w:rPr>
+                <w:rFonts w:ascii="Arial" w:hAnsi="Arial"/>
+                <w:sz w:val="20"/>
+              </w:rPr>
               <w:t>Objektif (SMART)</w:t>
             </w:r>
           </w:p>
@@ -2344,6 +3567,10 @@
           </w:tcPr>
           <w:p>
             <w:r>
+              <w:rPr>
+                <w:rFonts w:ascii="Arial" w:hAnsi="Arial"/>
+                <w:sz w:val="20"/>
+              </w:rPr>
               <w:t>⟪matlamat SMART lengkap⟫</w:t>
             </w:r>
           </w:p>
@@ -2356,6 +3583,10 @@
           </w:tcPr>
           <w:p>
             <w:r>
+              <w:rPr>
+                <w:rFonts w:ascii="Arial" w:hAnsi="Arial"/>
+                <w:sz w:val="20"/>
+              </w:rPr>
               <w:t>Sasaran (Audience)</w:t>
             </w:r>
           </w:p>
@@ -2366,6 +3597,10 @@
           </w:tcPr>
           <w:p>
             <w:r>
+              <w:rPr>
+                <w:rFonts w:ascii="Arial" w:hAnsi="Arial"/>
+                <w:sz w:val="20"/>
+              </w:rPr>
               <w:t>⟪murid / ibu bapa / komuniti / agensi jemputan⟫</w:t>
             </w:r>
           </w:p>
@@ -2378,6 +3613,10 @@
           </w:tcPr>
           <w:p>
             <w:r>
+              <w:rPr>
+                <w:rFonts w:ascii="Arial" w:hAnsi="Arial"/>
+                <w:sz w:val="20"/>
+              </w:rPr>
               <w:t>Tarikh &amp; Masa</w:t>
             </w:r>
           </w:p>
@@ -2388,6 +3627,10 @@
           </w:tcPr>
           <w:p>
             <w:r>
+              <w:rPr>
+                <w:rFonts w:ascii="Arial" w:hAnsi="Arial"/>
+                <w:sz w:val="20"/>
+              </w:rPr>
               <w:t>⟪tarikh, hari, jam mula-tamat⟫</w:t>
             </w:r>
           </w:p>
@@ -2400,6 +3643,10 @@
           </w:tcPr>
           <w:p>
             <w:r>
+              <w:rPr>
+                <w:rFonts w:ascii="Arial" w:hAnsi="Arial"/>
+                <w:sz w:val="20"/>
+              </w:rPr>
               <w:t>Tempat</w:t>
             </w:r>
           </w:p>
@@ -2410,6 +3657,10 @@
           </w:tcPr>
           <w:p>
             <w:r>
+              <w:rPr>
+                <w:rFonts w:ascii="Arial" w:hAnsi="Arial"/>
+                <w:sz w:val="20"/>
+              </w:rPr>
               <w:t>⟪lokasi⟫</w:t>
             </w:r>
           </w:p>
@@ -2422,6 +3673,10 @@
           </w:tcPr>
           <w:p>
             <w:r>
+              <w:rPr>
+                <w:rFonts w:ascii="Arial" w:hAnsi="Arial"/>
+                <w:sz w:val="20"/>
+              </w:rPr>
               <w:t>Anggaran Bajet</w:t>
             </w:r>
           </w:p>
@@ -2432,6 +3687,10 @@
           </w:tcPr>
           <w:p>
             <w:r>
+              <w:rPr>
+                <w:rFonts w:ascii="Arial" w:hAnsi="Arial"/>
+                <w:sz w:val="20"/>
+              </w:rPr>
               <w:t>⟪senarai item + kos⟫</w:t>
             </w:r>
           </w:p>
@@ -2444,6 +3703,10 @@
           </w:tcPr>
           <w:p>
             <w:r>
+              <w:rPr>
+                <w:rFonts w:ascii="Arial" w:hAnsi="Arial"/>
+                <w:sz w:val="20"/>
+              </w:rPr>
               <w:t>Disediakan oleh</w:t>
             </w:r>
           </w:p>
@@ -2454,6 +3717,10 @@
           </w:tcPr>
           <w:p>
             <w:r>
+              <w:rPr>
+                <w:rFonts w:ascii="Arial" w:hAnsi="Arial"/>
+                <w:sz w:val="20"/>
+              </w:rPr>
               <w:t>⟪nama guru⟫ Tarikh: ⟪__⟫</w:t>
             </w:r>
           </w:p>
@@ -2466,6 +3733,10 @@
           </w:tcPr>
           <w:p>
             <w:r>
+              <w:rPr>
+                <w:rFonts w:ascii="Arial" w:hAnsi="Arial"/>
+                <w:sz w:val="20"/>
+              </w:rPr>
               <w:t>Diluluskan oleh</w:t>
             </w:r>
           </w:p>
@@ -2476,6 +3747,10 @@
           </w:tcPr>
           <w:p>
             <w:r>
+              <w:rPr>
+                <w:rFonts w:ascii="Arial" w:hAnsi="Arial"/>
+                <w:sz w:val="20"/>
+              </w:rPr>
               <w:t>⟪nama pengetua/pengusaha⟫ Tarikh: ⟪__⟫</w:t>
             </w:r>
           </w:p>
@@ -2483,10 +3758,13 @@
       </w:tr>
     </w:tbl>
     <w:p>
+      <w:pPr>
+        <w:keepNext/>
+      </w:pPr>
       <w:r>
         <w:rPr>
           <w:b/>
-          <w:sz w:val="26"/>
+          <w:sz w:val="24"/>
         </w:rPr>
         <w:t>5. Prosedur Langkah demi Langkah Menyediakan Proposal</w:t>
       </w:r>
@@ -2497,10 +3775,13 @@
       </w:r>
     </w:p>
     <w:p>
+      <w:pPr>
+        <w:keepNext/>
+      </w:pPr>
       <w:r>
         <w:rPr>
           <w:b/>
-          <w:sz w:val="26"/>
+          <w:sz w:val="24"/>
         </w:rPr>
         <w:t>6. Contoh Anggaran Bajet (Hari Sukan Prasekolah)</w:t>
       </w:r>
@@ -2516,12 +3797,21 @@
         <w:gridCol w:w="4656"/>
       </w:tblGrid>
       <w:tr>
+        <w:trPr>
+          <w:tblHeader w:val="true"/>
+        </w:trPr>
         <w:tc>
           <w:tcPr>
             <w:tcW w:type="dxa" w:w="4656"/>
-          </w:tcPr>
-          <w:p>
-            <w:r>
+            <w:shd w:val="clear" w:color="auto" w:fill="D9D9D9"/>
+          </w:tcPr>
+          <w:p>
+            <w:r>
+              <w:rPr>
+                <w:rFonts w:ascii="Arial" w:hAnsi="Arial"/>
+                <w:b/>
+                <w:sz w:val="20"/>
+              </w:rPr>
               <w:t>Item</w:t>
             </w:r>
           </w:p>
@@ -2529,9 +3819,15 @@
         <w:tc>
           <w:tcPr>
             <w:tcW w:type="dxa" w:w="4656"/>
-          </w:tcPr>
-          <w:p>
-            <w:r>
+            <w:shd w:val="clear" w:color="auto" w:fill="D9D9D9"/>
+          </w:tcPr>
+          <w:p>
+            <w:r>
+              <w:rPr>
+                <w:rFonts w:ascii="Arial" w:hAnsi="Arial"/>
+                <w:b/>
+                <w:sz w:val="20"/>
+              </w:rPr>
               <w:t>Anggaran Kos (RM)</w:t>
             </w:r>
           </w:p>
@@ -2544,6 +3840,10 @@
           </w:tcPr>
           <w:p>
             <w:r>
+              <w:rPr>
+                <w:rFonts w:ascii="Arial" w:hAnsi="Arial"/>
+                <w:sz w:val="20"/>
+              </w:rPr>
               <w:t>Hadiah dan sijil penyertaan</w:t>
             </w:r>
           </w:p>
@@ -2554,6 +3854,10 @@
           </w:tcPr>
           <w:p>
             <w:r>
+              <w:rPr>
+                <w:rFonts w:ascii="Arial" w:hAnsi="Arial"/>
+                <w:sz w:val="20"/>
+              </w:rPr>
               <w:t>300</w:t>
             </w:r>
           </w:p>
@@ -2566,6 +3870,10 @@
           </w:tcPr>
           <w:p>
             <w:r>
+              <w:rPr>
+                <w:rFonts w:ascii="Arial" w:hAnsi="Arial"/>
+                <w:sz w:val="20"/>
+              </w:rPr>
               <w:t>Peralatan sukan (bola, gelung, kon)</w:t>
             </w:r>
           </w:p>
@@ -2576,6 +3884,10 @@
           </w:tcPr>
           <w:p>
             <w:r>
+              <w:rPr>
+                <w:rFonts w:ascii="Arial" w:hAnsi="Arial"/>
+                <w:sz w:val="20"/>
+              </w:rPr>
               <w:t>150</w:t>
             </w:r>
           </w:p>
@@ -2588,6 +3900,10 @@
           </w:tcPr>
           <w:p>
             <w:r>
+              <w:rPr>
+                <w:rFonts w:ascii="Arial" w:hAnsi="Arial"/>
+                <w:sz w:val="20"/>
+              </w:rPr>
               <w:t>Makanan ringan/minuman</w:t>
             </w:r>
           </w:p>
@@ -2598,6 +3914,10 @@
           </w:tcPr>
           <w:p>
             <w:r>
+              <w:rPr>
+                <w:rFonts w:ascii="Arial" w:hAnsi="Arial"/>
+                <w:sz w:val="20"/>
+              </w:rPr>
               <w:t>250</w:t>
             </w:r>
           </w:p>
@@ -2610,6 +3930,10 @@
           </w:tcPr>
           <w:p>
             <w:r>
+              <w:rPr>
+                <w:rFonts w:ascii="Arial" w:hAnsi="Arial"/>
+                <w:sz w:val="20"/>
+              </w:rPr>
               <w:t>Bahan cetak (banner, aturcara)</w:t>
             </w:r>
           </w:p>
@@ -2620,6 +3944,10 @@
           </w:tcPr>
           <w:p>
             <w:r>
+              <w:rPr>
+                <w:rFonts w:ascii="Arial" w:hAnsi="Arial"/>
+                <w:sz w:val="20"/>
+              </w:rPr>
               <w:t>100</w:t>
             </w:r>
           </w:p>
@@ -2632,6 +3960,10 @@
           </w:tcPr>
           <w:p>
             <w:r>
+              <w:rPr>
+                <w:rFonts w:ascii="Arial" w:hAnsi="Arial"/>
+                <w:sz w:val="20"/>
+              </w:rPr>
               <w:t>Jumlah</w:t>
             </w:r>
           </w:p>
@@ -2642,31 +3974,61 @@
           </w:tcPr>
           <w:p>
             <w:r>
+              <w:rPr>
+                <w:rFonts w:ascii="Arial" w:hAnsi="Arial"/>
+                <w:sz w:val="20"/>
+              </w:rPr>
               <w:t>800</w:t>
+            </w:r>
+          </w:p>
+        </w:tc>
+      </w:tr>
+    </w:tbl>
+    <w:tbl>
+      <w:tblPr>
+        <w:tblStyle w:val="TableGrid"/>
+        <w:tblW w:type="auto" w:w="0"/>
+        <w:tblLook w:firstColumn="1" w:firstRow="1" w:lastColumn="0" w:lastRow="0" w:noHBand="0" w:noVBand="1" w:val="04A0"/>
+      </w:tblPr>
+      <w:tblGrid>
+        <w:gridCol w:w="9313"/>
+      </w:tblGrid>
+      <w:tr>
+        <w:tc>
+          <w:tcPr>
+            <w:tcW w:type="dxa" w:w="9313"/>
+            <w:shd w:val="clear" w:color="auto" w:fill="F2F2F2"/>
+          </w:tcPr>
+          <w:p>
+            <w:r>
+              <w:rPr>
+                <w:rFonts w:ascii="Arial" w:hAnsi="Arial"/>
+                <w:b/>
+                <w:sz w:val="24"/>
+              </w:rPr>
+              <w:t>7. Kajian Kes Tadika: Proposal Ditolak kerana Tidak Lengkap</w:t>
+            </w:r>
+          </w:p>
+          <w:p>
+            <w:r>
+              <w:rPr>
+                <w:rFonts w:ascii="Arial" w:hAnsi="Arial"/>
+                <w:sz w:val="22"/>
+              </w:rPr>
+              <w:t>Seorang guru di sebuah tadika swasta menyerahkan proposal Hari Terbuka tanpa menyatakan anggaran bajet, hanya menulis "kos akan ditentukan kemudian". Pengetua terpaksa menangguhkan kelulusan kerana tidak dapat menilai kesesuaian program dengan peruntukan kewangan tadika bulan tersebut. Selepas guru melengkapkan semula proposal dengan anggaran bajet terperinci (mengikut templat di atas), proposal diluluskan dalam masa tiga hari. Pengajaran: proposal yang lengkap mempercepatkan proses kelulusan, manakala proposal separuh lengkap memberi kesan terus kepada jadual persediaan program.</w:t>
             </w:r>
           </w:p>
         </w:tc>
       </w:tr>
     </w:tbl>
     <w:p>
+      <w:pPr>
+        <w:keepNext/>
+      </w:pPr>
       <w:r>
         <w:rPr>
           <w:b/>
-          <w:sz w:val="26"/>
-        </w:rPr>
-        <w:t>7. Kajian Kes Tadika: Proposal Ditolak kerana Tidak Lengkap</w:t>
-      </w:r>
-    </w:p>
-    <w:p>
-      <w:r>
-        <w:t>Seorang guru di sebuah tadika swasta menyerahkan proposal Hari Terbuka tanpa menyatakan anggaran bajet, hanya menulis "kos akan ditentukan kemudian". Pengetua terpaksa menangguhkan kelulusan kerana tidak dapat menilai kesesuaian program dengan peruntukan kewangan tadika bulan tersebut. Selepas guru melengkapkan semula proposal dengan anggaran bajet terperinci (mengikut templat di atas), proposal diluluskan dalam masa tiga hari. Pengajaran: proposal yang lengkap mempercepatkan proses kelulusan, manakala proposal separuh lengkap memberi kesan terus kepada jadual persediaan program.</w:t>
-      </w:r>
-    </w:p>
-    <w:p>
-      <w:r>
-        <w:rPr>
-          <w:b/>
-          <w:sz w:val="26"/>
+          <w:sz w:val="24"/>
         </w:rPr>
         <w:t>8. Kesilapan Lazim dan Cara Mengelak</w:t>
       </w:r>
@@ -2676,146 +4038,630 @@
         <w:t>Kesilapan lazim termasuk: tidak menyatakan bilangan sasaran peserta secara jelas, menyerahkan proposal terlalu lewat (kurang daripada seminggu sebelum program), dan tidak menyemak pertindihan tarikh dengan aktiviti akademik lain. Cara mengelak: gunakan senarai semak di bawah dan tetapkan tempoh minimum dua minggu antara penyerahan proposal dan tarikh pelaksanaan program.</w:t>
       </w:r>
     </w:p>
+    <w:tbl>
+      <w:tblPr>
+        <w:tblStyle w:val="TableGrid"/>
+        <w:tblW w:type="auto" w:w="0"/>
+        <w:tblLook w:firstColumn="1" w:firstRow="1" w:lastColumn="0" w:lastRow="0" w:noHBand="0" w:noVBand="1" w:val="04A0"/>
+      </w:tblPr>
+      <w:tblGrid>
+        <w:gridCol w:w="9313"/>
+      </w:tblGrid>
+      <w:tr>
+        <w:tc>
+          <w:tcPr>
+            <w:tcW w:type="dxa" w:w="9313"/>
+            <w:shd w:val="clear" w:color="auto" w:fill="F2F2F2"/>
+          </w:tcPr>
+          <w:p>
+            <w:r>
+              <w:rPr>
+                <w:rFonts w:ascii="Arial" w:hAnsi="Arial"/>
+                <w:b/>
+                <w:sz w:val="24"/>
+              </w:rPr>
+              <w:t>9. Senarai Semak — Sebelum Menyerahkan Proposal</w:t>
+            </w:r>
+          </w:p>
+          <w:p/>
+          <w:p>
+            <w:r>
+              <w:rPr>
+                <w:rFonts w:ascii="Arial" w:hAnsi="Arial"/>
+                <w:sz w:val="22"/>
+              </w:rPr>
+              <w:t>• [ ] Tajuk, objektif SMART, sasaran, tarikh, tempat dan bajet lengkap diisi.</w:t>
+            </w:r>
+          </w:p>
+          <w:p/>
+          <w:p>
+            <w:r>
+              <w:rPr>
+                <w:rFonts w:ascii="Arial" w:hAnsi="Arial"/>
+                <w:sz w:val="22"/>
+              </w:rPr>
+              <w:t>• [ ] Tiada pertindihan tarikh dengan kalendar akademik/program lain.</w:t>
+            </w:r>
+          </w:p>
+          <w:p/>
+          <w:p>
+            <w:r>
+              <w:rPr>
+                <w:rFonts w:ascii="Arial" w:hAnsi="Arial"/>
+                <w:sz w:val="22"/>
+              </w:rPr>
+              <w:t>• [ ] Anggaran bajet disemak berbanding peruntukan tadika.</w:t>
+            </w:r>
+          </w:p>
+          <w:p/>
+          <w:p>
+            <w:r>
+              <w:rPr>
+                <w:rFonts w:ascii="Arial" w:hAnsi="Arial"/>
+                <w:sz w:val="22"/>
+              </w:rPr>
+              <w:t>• [ ] Proposal diserahkan sekurang-kurangnya dua minggu sebelum tarikh program.</w:t>
+            </w:r>
+          </w:p>
+          <w:p/>
+          <w:p>
+            <w:r>
+              <w:rPr>
+                <w:rFonts w:ascii="Arial" w:hAnsi="Arial"/>
+                <w:sz w:val="22"/>
+              </w:rPr>
+              <w:t>• [ ] Salinan diluluskan disimpan sebagai rekod dan diedarkan kepada guru terlibat.</w:t>
+            </w:r>
+          </w:p>
+        </w:tc>
+      </w:tr>
+    </w:tbl>
+    <w:tbl>
+      <w:tblPr>
+        <w:tblStyle w:val="TableGrid"/>
+        <w:tblW w:type="auto" w:w="0"/>
+        <w:tblLook w:firstColumn="1" w:firstRow="1" w:lastColumn="0" w:lastRow="0" w:noHBand="0" w:noVBand="1" w:val="04A0"/>
+      </w:tblPr>
+      <w:tblGrid>
+        <w:gridCol w:w="9313"/>
+      </w:tblGrid>
+      <w:tr>
+        <w:tc>
+          <w:tcPr>
+            <w:tcW w:type="dxa" w:w="9313"/>
+            <w:shd w:val="clear" w:color="auto" w:fill="F2F2F2"/>
+          </w:tcPr>
+          <w:p>
+            <w:r>
+              <w:rPr>
+                <w:rFonts w:ascii="Arial" w:hAnsi="Arial"/>
+                <w:b/>
+                <w:sz w:val="24"/>
+              </w:rPr>
+              <w:t>10. Aktiviti Pengukuhan</w:t>
+            </w:r>
+          </w:p>
+          <w:p/>
+          <w:p>
+            <w:r>
+              <w:rPr>
+                <w:rFonts w:ascii="Arial" w:hAnsi="Arial"/>
+                <w:sz w:val="22"/>
+              </w:rPr>
+              <w:t>• Sediakan satu proposal projek asas lengkap (guna templat di atas) untuk aktiviti "Hari Membaca Bersama Ibu Bapa" bagi 15 pasangan ibu bapa-anak.</w:t>
+            </w:r>
+          </w:p>
+          <w:p/>
+          <w:p>
+            <w:r>
+              <w:rPr>
+                <w:rFonts w:ascii="Arial" w:hAnsi="Arial"/>
+                <w:sz w:val="22"/>
+              </w:rPr>
+              <w:t>• Semak proposal rakan latihan menggunakan senarai semak di atas dan cadangkan sekurang-kurangnya satu penambahbaikan.</w:t>
+            </w:r>
+          </w:p>
+        </w:tc>
+      </w:tr>
+    </w:tbl>
     <w:p>
+      <w:pPr>
+        <w:keepNext/>
+      </w:pPr>
       <w:r>
         <w:rPr>
           <w:b/>
-          <w:sz w:val="26"/>
+          <w:sz w:val="24"/>
         </w:rPr>
-        <w:t>9. Senarai Semak — Sebelum Menyerahkan Proposal</w:t>
-      </w:r>
-    </w:p>
-    <w:p>
-      <w:pPr>
-        <w:pStyle w:val="ListParagraph"/>
-      </w:pPr>
-      <w:r>
-        <w:t>• [ ] Tajuk, objektif SMART, sasaran, tarikh, tempat dan bajet lengkap diisi.</w:t>
-      </w:r>
-    </w:p>
-    <w:p>
-      <w:pPr>
-        <w:pStyle w:val="ListParagraph"/>
-      </w:pPr>
-      <w:r>
-        <w:t>• [ ] Tiada pertindihan tarikh dengan kalendar akademik/program lain.</w:t>
-      </w:r>
-    </w:p>
-    <w:p>
-      <w:pPr>
-        <w:pStyle w:val="ListParagraph"/>
-      </w:pPr>
-      <w:r>
-        <w:t>• [ ] Anggaran bajet disemak berbanding peruntukan tadika.</w:t>
-      </w:r>
-    </w:p>
-    <w:p>
-      <w:pPr>
-        <w:pStyle w:val="ListParagraph"/>
-      </w:pPr>
-      <w:r>
-        <w:t>• [ ] Proposal diserahkan sekurang-kurangnya dua minggu sebelum tarikh program.</w:t>
-      </w:r>
-    </w:p>
-    <w:p>
-      <w:pPr>
-        <w:pStyle w:val="ListParagraph"/>
-      </w:pPr>
-      <w:r>
-        <w:t>• [ ] Salinan diluluskan disimpan sebagai rekod dan diedarkan kepada guru terlibat.</w:t>
+        <w:t>11. Peranan Proposal sebagai Dokumen Rujukan Sepanjang Program</w:t>
       </w:r>
     </w:p>
     <w:p>
       <w:r>
-        <w:rPr>
-          <w:b/>
-          <w:sz w:val="26"/>
-        </w:rPr>
-        <w:t>10. Aktiviti Pengukuhan</w:t>
+        <w:t>Selain untuk tujuan kelulusan, proposal yang lengkap turut berfungsi sebagai dokumen rujukan sepanjang tempoh persediaan hingga pelaksanaan. Guru boleh merujuk semula proposal untuk menyemak sasaran kehadiran (bagi tujuan pendaftaran), anggaran bajet (bagi tujuan perolehan bahan), serta tarikh dan tempat (bagi tujuan komunikasi dengan ibu bapa). Proposal yang disimpan dengan kemas juga memudahkan guru menyediakan proposal serupa pada tahun berikutnya, kerana format dan anggaran kos boleh dijadikan asas perbandingan.</w:t>
       </w:r>
     </w:p>
     <w:p>
       <w:pPr>
-        <w:pStyle w:val="ListParagraph"/>
+        <w:keepNext/>
       </w:pPr>
       <w:r>
-        <w:t>• Sediakan satu proposal projek asas lengkap (guna templat di atas) untuk aktiviti "Hari Membaca Bersama Ibu Bapa" bagi 15 pasangan ibu bapa-anak.</w:t>
+        <w:rPr>
+          <w:b/>
+          <w:sz w:val="24"/>
+        </w:rPr>
+        <w:t>12. Perbezaan Proposal Program Kecil dan Program Besar</w:t>
       </w:r>
     </w:p>
+    <w:tbl>
+      <w:tblPr>
+        <w:tblStyle w:val="TableGrid"/>
+        <w:tblW w:type="auto" w:w="0"/>
+        <w:tblLook w:firstColumn="1" w:firstRow="1" w:lastColumn="0" w:lastRow="0" w:noHBand="0" w:noVBand="1" w:val="04A0"/>
+      </w:tblPr>
+      <w:tblGrid>
+        <w:gridCol w:w="3104"/>
+        <w:gridCol w:w="3104"/>
+        <w:gridCol w:w="3104"/>
+      </w:tblGrid>
+      <w:tr>
+        <w:trPr>
+          <w:tblHeader w:val="true"/>
+        </w:trPr>
+        <w:tc>
+          <w:tcPr>
+            <w:tcW w:type="dxa" w:w="3104"/>
+            <w:shd w:val="clear" w:color="auto" w:fill="D9D9D9"/>
+          </w:tcPr>
+          <w:p>
+            <w:r>
+              <w:rPr>
+                <w:rFonts w:ascii="Arial" w:hAnsi="Arial"/>
+                <w:b/>
+                <w:sz w:val="20"/>
+              </w:rPr>
+              <w:t>Ciri</w:t>
+            </w:r>
+          </w:p>
+        </w:tc>
+        <w:tc>
+          <w:tcPr>
+            <w:tcW w:type="dxa" w:w="3104"/>
+            <w:shd w:val="clear" w:color="auto" w:fill="D9D9D9"/>
+          </w:tcPr>
+          <w:p>
+            <w:r>
+              <w:rPr>
+                <w:rFonts w:ascii="Arial" w:hAnsi="Arial"/>
+                <w:b/>
+                <w:sz w:val="20"/>
+              </w:rPr>
+              <w:t>Program Kecil (contoh: sesi membaca)</w:t>
+            </w:r>
+          </w:p>
+        </w:tc>
+        <w:tc>
+          <w:tcPr>
+            <w:tcW w:type="dxa" w:w="3104"/>
+            <w:shd w:val="clear" w:color="auto" w:fill="D9D9D9"/>
+          </w:tcPr>
+          <w:p>
+            <w:r>
+              <w:rPr>
+                <w:rFonts w:ascii="Arial" w:hAnsi="Arial"/>
+                <w:b/>
+                <w:sz w:val="20"/>
+              </w:rPr>
+              <w:t>Program Besar (contoh: Hari Sukan)</w:t>
+            </w:r>
+          </w:p>
+        </w:tc>
+      </w:tr>
+      <w:tr>
+        <w:tc>
+          <w:tcPr>
+            <w:tcW w:type="dxa" w:w="3104"/>
+          </w:tcPr>
+          <w:p>
+            <w:r>
+              <w:rPr>
+                <w:rFonts w:ascii="Arial" w:hAnsi="Arial"/>
+                <w:sz w:val="20"/>
+              </w:rPr>
+              <w:t>Panjang proposal</w:t>
+            </w:r>
+          </w:p>
+        </w:tc>
+        <w:tc>
+          <w:tcPr>
+            <w:tcW w:type="dxa" w:w="3104"/>
+          </w:tcPr>
+          <w:p>
+            <w:r>
+              <w:rPr>
+                <w:rFonts w:ascii="Arial" w:hAnsi="Arial"/>
+                <w:sz w:val="20"/>
+              </w:rPr>
+              <w:t>Satu muka surat ringkas</w:t>
+            </w:r>
+          </w:p>
+        </w:tc>
+        <w:tc>
+          <w:tcPr>
+            <w:tcW w:type="dxa" w:w="3104"/>
+          </w:tcPr>
+          <w:p>
+            <w:r>
+              <w:rPr>
+                <w:rFonts w:ascii="Arial" w:hAnsi="Arial"/>
+                <w:sz w:val="20"/>
+              </w:rPr>
+              <w:t>Dua hingga tiga muka surat</w:t>
+            </w:r>
+          </w:p>
+        </w:tc>
+      </w:tr>
+      <w:tr>
+        <w:tc>
+          <w:tcPr>
+            <w:tcW w:type="dxa" w:w="3104"/>
+          </w:tcPr>
+          <w:p>
+            <w:r>
+              <w:rPr>
+                <w:rFonts w:ascii="Arial" w:hAnsi="Arial"/>
+                <w:sz w:val="20"/>
+              </w:rPr>
+              <w:t>Bilangan pihak berkepentingan</w:t>
+            </w:r>
+          </w:p>
+        </w:tc>
+        <w:tc>
+          <w:tcPr>
+            <w:tcW w:type="dxa" w:w="3104"/>
+          </w:tcPr>
+          <w:p>
+            <w:r>
+              <w:rPr>
+                <w:rFonts w:ascii="Arial" w:hAnsi="Arial"/>
+                <w:sz w:val="20"/>
+              </w:rPr>
+              <w:t>Guru dan ibu bapa sahaja</w:t>
+            </w:r>
+          </w:p>
+        </w:tc>
+        <w:tc>
+          <w:tcPr>
+            <w:tcW w:type="dxa" w:w="3104"/>
+          </w:tcPr>
+          <w:p>
+            <w:r>
+              <w:rPr>
+                <w:rFonts w:ascii="Arial" w:hAnsi="Arial"/>
+                <w:sz w:val="20"/>
+              </w:rPr>
+              <w:t>Guru, ibu bapa, komuniti, agensi luar</w:t>
+            </w:r>
+          </w:p>
+        </w:tc>
+      </w:tr>
+      <w:tr>
+        <w:tc>
+          <w:tcPr>
+            <w:tcW w:type="dxa" w:w="3104"/>
+          </w:tcPr>
+          <w:p>
+            <w:r>
+              <w:rPr>
+                <w:rFonts w:ascii="Arial" w:hAnsi="Arial"/>
+                <w:sz w:val="20"/>
+              </w:rPr>
+              <w:t>Anggaran bajet</w:t>
+            </w:r>
+          </w:p>
+        </w:tc>
+        <w:tc>
+          <w:tcPr>
+            <w:tcW w:type="dxa" w:w="3104"/>
+          </w:tcPr>
+          <w:p>
+            <w:r>
+              <w:rPr>
+                <w:rFonts w:ascii="Arial" w:hAnsi="Arial"/>
+                <w:sz w:val="20"/>
+              </w:rPr>
+              <w:t>Ringkas (satu-dua item)</w:t>
+            </w:r>
+          </w:p>
+        </w:tc>
+        <w:tc>
+          <w:tcPr>
+            <w:tcW w:type="dxa" w:w="3104"/>
+          </w:tcPr>
+          <w:p>
+            <w:r>
+              <w:rPr>
+                <w:rFonts w:ascii="Arial" w:hAnsi="Arial"/>
+                <w:sz w:val="20"/>
+              </w:rPr>
+              <w:t>Terperinci (pelbagai item)</w:t>
+            </w:r>
+          </w:p>
+        </w:tc>
+      </w:tr>
+      <w:tr>
+        <w:tc>
+          <w:tcPr>
+            <w:tcW w:type="dxa" w:w="3104"/>
+          </w:tcPr>
+          <w:p>
+            <w:r>
+              <w:rPr>
+                <w:rFonts w:ascii="Arial" w:hAnsi="Arial"/>
+                <w:sz w:val="20"/>
+              </w:rPr>
+              <w:t>Tempoh kelulusan diperlukan</w:t>
+            </w:r>
+          </w:p>
+        </w:tc>
+        <w:tc>
+          <w:tcPr>
+            <w:tcW w:type="dxa" w:w="3104"/>
+          </w:tcPr>
+          <w:p>
+            <w:r>
+              <w:rPr>
+                <w:rFonts w:ascii="Arial" w:hAnsi="Arial"/>
+                <w:sz w:val="20"/>
+              </w:rPr>
+              <w:t>Seminggu</w:t>
+            </w:r>
+          </w:p>
+        </w:tc>
+        <w:tc>
+          <w:tcPr>
+            <w:tcW w:type="dxa" w:w="3104"/>
+          </w:tcPr>
+          <w:p>
+            <w:r>
+              <w:rPr>
+                <w:rFonts w:ascii="Arial" w:hAnsi="Arial"/>
+                <w:sz w:val="20"/>
+              </w:rPr>
+              <w:t>Sekurang-kurangnya dua minggu</w:t>
+            </w:r>
+          </w:p>
+        </w:tc>
+      </w:tr>
+    </w:tbl>
     <w:p>
       <w:pPr>
-        <w:pStyle w:val="ListParagraph"/>
+        <w:keepNext/>
       </w:pPr>
       <w:r>
-        <w:t>• Semak proposal rakan latihan menggunakan senarai semak di atas dan cadangkan sekurang-kurangnya satu penambahbaikan.</w:t>
+        <w:rPr>
+          <w:b/>
+          <w:sz w:val="24"/>
+        </w:rPr>
+        <w:t>14. Peranan Salinan Proposal sebagai Rekod Sejarah Program</w:t>
       </w:r>
     </w:p>
     <w:p>
       <w:r>
+        <w:t>Tadika yang mengamalkan penyimpanan salinan proposal secara sistematik (contoh: dalam fail digital mengikut tahun dan jenis program) memperoleh manfaat jangka panjang — guru baharu boleh merujuk proposal tahun-tahun sebelumnya sebagai panduan menyediakan proposal serupa, anggaran bajet dapat dibandingkan dari tahun ke tahun bagi tujuan perancangan kewangan, dan pengetua dapat mengesan corak (trend) sama ada sesuatu jenis program semakin mendapat sambutan atau sebaliknya. Amalan ini menjadikan proposal bukan sekadar dokumen kelulusan sekali guna, tetapi sebahagian daripada rekod sejarah pengurusan program tadika secara keseluruhan.</w:t>
+      </w:r>
+    </w:p>
+    <w:p>
+      <w:pPr>
+        <w:keepNext/>
+      </w:pPr>
+      <w:r>
         <w:rPr>
           <w:b/>
-          <w:sz w:val="26"/>
+          <w:sz w:val="24"/>
         </w:rPr>
-        <w:t>11. Rumusan</w:t>
+        <w:t>16. Peranan PIBG dalam Proses Penyediaan Proposal</w:t>
       </w:r>
     </w:p>
     <w:p>
       <w:r>
-        <w:t>Proposal projek asas yang lengkap dan jelas membolehkan pihak pengurusan menilai dan meluluskan program ibu bapa-komuniti dengan yakin, serta menjadi rujukan pelaksanaan bagi guru prasekolah. Proposal yang tidak lengkap — contohnya tiada anggaran bajet atau tarikh tidak dinyatakan — boleh melambatkan proses kelulusan dan menjejaskan persediaan program secara keseluruhan.</w:t>
+        <w:t>Bagi sesetengah program berskala besar, guru boleh berunding dengan Ahli Jawatankuasa PIBG (Persatuan Ibu Bapa dan Guru) semasa peringkat awal penyediaan proposal — terutamanya berkaitan sumbangan sukarela, cadangan aktiviti, dan sokongan logistik daripada ibu bapa. Melibatkan wakil PIBG sejak awal bukan sahaja meringankan beban guru dari segi sumber, tetapi turut memperkukuh hubungan mesosistem antara tadika dan keluarga (rujuk Bab 1) kerana ibu bapa berasa turut memiliki (*sense of ownership*) terhadap program yang dirancang, bukan sekadar penerima jemputan sahaja.</w:t>
+      </w:r>
+    </w:p>
+    <w:p>
+      <w:pPr>
+        <w:keepNext/>
+      </w:pPr>
+      <w:r>
+        <w:rPr>
+          <w:b/>
+          <w:sz w:val="24"/>
+        </w:rPr>
+        <w:t>18. Menyesuaikan Bahasa Proposal Mengikut Penerima</w:t>
       </w:r>
     </w:p>
     <w:p>
       <w:r>
+        <w:t>Walaupun proposal ditulis dalam format standard, bahasa dan nada penulisan perlu disesuaikan mengikut siapa yang akan membacanya — proposal untuk kelulusan dalaman pengetua boleh ditulis secara ringkas dan terus kepada fakta, manakala proposal yang turut diedarkan kepada agensi luar (contoh: KEMAS, PPD) sebagai sebahagian daripada surat jemputan rasmi perlu menggunakan bahasa formal dan protokol surat-menyurat rasmi kerajaan, termasuk kepala surat rasmi tadika dan format tandatangan yang sepatutnya.</w:t>
+      </w:r>
+    </w:p>
+    <w:p>
+      <w:pPr>
+        <w:keepNext/>
+      </w:pPr>
+      <w:r>
         <w:rPr>
           <w:b/>
-          <w:sz w:val="36"/>
+          <w:sz w:val="24"/>
+        </w:rPr>
+        <w:t>20. Semakan Akhir Sebelum Penyerahan</w:t>
+      </w:r>
+    </w:p>
+    <w:p>
+      <w:r>
+        <w:t>Sebagai langkah akhir sebelum menyerahkan proposal kepada pengetua/pengusaha, guru digalakkan membaca semula keseluruhan dokumen sambil membayangkan diri sebagai pembaca yang tidak pernah terlibat dalam perbincangan awal — adakah tajuk, objektif, sasaran, tarikh, tempat dan bajet dapat difahami tanpa penjelasan tambahan secara lisan? Jika ada bahagian yang mengelirukan, ia perlu diperjelas semula sebelum diserahkan, kerana proposal yang jelas dengan sendirinya mempercepatkan proses kelulusan tanpa memerlukan pertanyaan susulan berulang kali daripada pihak pengurusan.</w:t>
+      </w:r>
+    </w:p>
+    <w:p>
+      <w:pPr>
+        <w:keepNext/>
+      </w:pPr>
+      <w:r>
+        <w:rPr>
+          <w:b/>
+          <w:sz w:val="24"/>
+        </w:rPr>
+        <w:t>22. Kaitan Proposal dengan Etika Ketelusan Kewangan</w:t>
+      </w:r>
+    </w:p>
+    <w:p>
+      <w:r>
+        <w:t>Menyatakan anggaran bajet secara terperinci dan jujur dalam proposal bukan sekadar keperluan prosedur, tetapi juga cerminan ketelusan kewangan tadika. Guru perlu mengelak daripada meninggikan anggaran kos secara sengaja atau menggunakan peruntukan untuk tujuan berbeza daripada yang diluluskan dalam proposal — sebarang perubahan bajet semasa pelaksanaan (contoh: kos tambahan tidak dijangka) perlu dimaklumkan dan diluluskan semula oleh pengetua/pengusaha sebelum perbelanjaan dibuat, bagi memastikan akauntabiliti kewangan program dikekalkan sepenuhnya.</w:t>
+      </w:r>
+    </w:p>
+    <w:p>
+      <w:pPr>
+        <w:keepNext/>
+      </w:pPr>
+      <w:r>
+        <w:rPr>
+          <w:b/>
+          <w:sz w:val="24"/>
+        </w:rPr>
+        <w:t>24. Semakan Akhir: Proposal sebagai Penghubung ke Bab Seterusnya</w:t>
+      </w:r>
+    </w:p>
+    <w:p>
+      <w:r>
+        <w:t>Sebagai penutup Bab ini, proposal yang telah diluluskan menjadi titik rujukan wajib bagi Bab 4 (Risk Assessment, yang perlu selaras dengan skop dan tarikh dalam proposal) dan Bab 5 (Programme Management, yang melaksanakan proposal ini secara praktikal). Guru yang menyediakan proposal dengan teliti pada peringkat ini akan mendapati Bab-Bab seterusnya jauh lebih mudah diselesaikan kerana asas perancangan sudah kukuh dan lengkap sejak awal.</w:t>
+      </w:r>
+    </w:p>
+    <w:tbl>
+      <w:tblPr>
+        <w:tblStyle w:val="TableGrid"/>
+        <w:tblW w:type="auto" w:w="0"/>
+        <w:tblLook w:firstColumn="1" w:firstRow="1" w:lastColumn="0" w:lastRow="0" w:noHBand="0" w:noVBand="1" w:val="04A0"/>
+      </w:tblPr>
+      <w:tblGrid>
+        <w:gridCol w:w="9313"/>
+      </w:tblGrid>
+      <w:tr>
+        <w:tc>
+          <w:tcPr>
+            <w:tcW w:type="dxa" w:w="9313"/>
+            <w:shd w:val="clear" w:color="auto" w:fill="F2F2F2"/>
+          </w:tcPr>
+          <w:p>
+            <w:r>
+              <w:rPr>
+                <w:rFonts w:ascii="Arial" w:hAnsi="Arial"/>
+                <w:b/>
+                <w:sz w:val="24"/>
+              </w:rPr>
+              <w:t>25. Rumusan</w:t>
+            </w:r>
+          </w:p>
+          <w:p>
+            <w:r>
+              <w:rPr>
+                <w:rFonts w:ascii="Arial" w:hAnsi="Arial"/>
+                <w:sz w:val="22"/>
+              </w:rPr>
+              <w:t>Proposal projek asas yang lengkap dan jelas membolehkan pihak pengurusan menilai dan meluluskan program ibu bapa-komuniti dengan yakin, serta menjadi rujukan pelaksanaan bagi guru prasekolah. Proposal yang tidak lengkap — contohnya tiada anggaran bajet atau tarikh tidak dinyatakan — boleh melambatkan proses kelulusan dan menjejaskan persediaan program secara keseluruhan.</w:t>
+            </w:r>
+          </w:p>
+        </w:tc>
+      </w:tr>
+    </w:tbl>
+    <w:p>
+      <w:pPr>
+        <w:pageBreakBefore/>
+        <w:shd w:val="clear" w:color="auto" w:fill="D9D9D9"/>
+      </w:pPr>
+      <w:r>
+        <w:rPr>
+          <w:rFonts w:ascii="Arial" w:hAnsi="Arial"/>
+          <w:b/>
+          <w:sz w:val="28"/>
         </w:rPr>
         <w:t>Bab 4: Risk Assessment</w:t>
       </w:r>
     </w:p>
+    <w:tbl>
+      <w:tblPr>
+        <w:tblStyle w:val="TableGrid"/>
+        <w:tblW w:type="auto" w:w="0"/>
+        <w:tblLook w:firstColumn="1" w:firstRow="1" w:lastColumn="0" w:lastRow="0" w:noHBand="0" w:noVBand="1" w:val="04A0"/>
+      </w:tblPr>
+      <w:tblGrid>
+        <w:gridCol w:w="9313"/>
+      </w:tblGrid>
+      <w:tr>
+        <w:tc>
+          <w:tcPr>
+            <w:tcW w:type="dxa" w:w="9313"/>
+            <w:shd w:val="clear" w:color="auto" w:fill="F2F2F2"/>
+          </w:tcPr>
+          <w:p>
+            <w:r>
+              <w:rPr>
+                <w:rFonts w:ascii="Arial" w:hAnsi="Arial"/>
+                <w:b/>
+                <w:sz w:val="24"/>
+              </w:rPr>
+              <w:t>Objektif Pembelajaran</w:t>
+            </w:r>
+          </w:p>
+          <w:p>
+            <w:r>
+              <w:rPr>
+                <w:rFonts w:ascii="Arial" w:hAnsi="Arial"/>
+                <w:sz w:val="22"/>
+              </w:rPr>
+              <w:t>Selepas mempelajari topik ini, pelatih dapat:</w:t>
+            </w:r>
+          </w:p>
+          <w:p/>
+          <w:p>
+            <w:r>
+              <w:rPr>
+                <w:rFonts w:ascii="Arial" w:hAnsi="Arial"/>
+                <w:sz w:val="22"/>
+              </w:rPr>
+              <w:t>• Mengenal pasti bahaya berpotensi dalam aktiviti ibu bapa-komuniti.</w:t>
+            </w:r>
+          </w:p>
+          <w:p/>
+          <w:p>
+            <w:r>
+              <w:rPr>
+                <w:rFonts w:ascii="Arial" w:hAnsi="Arial"/>
+                <w:sz w:val="22"/>
+              </w:rPr>
+              <w:t>• Menentukan tahap risiko bagi setiap bahaya yang dikenal pasti.</w:t>
+            </w:r>
+          </w:p>
+          <w:p/>
+          <w:p>
+            <w:r>
+              <w:rPr>
+                <w:rFonts w:ascii="Arial" w:hAnsi="Arial"/>
+                <w:sz w:val="22"/>
+              </w:rPr>
+              <w:t>• Menyediakan pelan keselamatan bagi mengurangkan risiko.</w:t>
+            </w:r>
+          </w:p>
+        </w:tc>
+      </w:tr>
+    </w:tbl>
     <w:p>
+      <w:pPr>
+        <w:keepNext/>
+      </w:pPr>
       <w:r>
         <w:rPr>
           <w:b/>
-          <w:sz w:val="26"/>
-        </w:rPr>
-        <w:t>Objektif Pembelajaran</w:t>
-      </w:r>
-    </w:p>
-    <w:p>
-      <w:r>
-        <w:t>Selepas mempelajari topik ini, pelatih dapat:</w:t>
-      </w:r>
-    </w:p>
-    <w:p>
-      <w:pPr>
-        <w:pStyle w:val="ListParagraph"/>
-      </w:pPr>
-      <w:r>
-        <w:t>• Mengenal pasti bahaya berpotensi dalam aktiviti ibu bapa-komuniti.</w:t>
-      </w:r>
-    </w:p>
-    <w:p>
-      <w:pPr>
-        <w:pStyle w:val="ListParagraph"/>
-      </w:pPr>
-      <w:r>
-        <w:t>• Menentukan tahap risiko bagi setiap bahaya yang dikenal pasti.</w:t>
-      </w:r>
-    </w:p>
-    <w:p>
-      <w:pPr>
-        <w:pStyle w:val="ListParagraph"/>
-      </w:pPr>
-      <w:r>
-        <w:t>• Menyediakan pelan keselamatan bagi mengurangkan risiko.</w:t>
-      </w:r>
-    </w:p>
-    <w:p>
-      <w:r>
-        <w:rPr>
-          <w:b/>
-          <w:sz w:val="26"/>
+          <w:sz w:val="24"/>
         </w:rPr>
         <w:t>1. Potential Hazard (Bahaya Berpotensi)</w:t>
       </w:r>
@@ -2826,10 +4672,13 @@
       </w:r>
     </w:p>
     <w:p>
+      <w:pPr>
+        <w:keepNext/>
+      </w:pPr>
       <w:r>
         <w:rPr>
           <w:b/>
-          <w:sz w:val="26"/>
+          <w:sz w:val="24"/>
         </w:rPr>
         <w:t>2. Risk Level (Tahap Risiko)</w:t>
       </w:r>
@@ -2851,12 +4700,21 @@
         <w:gridCol w:w="3104"/>
       </w:tblGrid>
       <w:tr>
+        <w:trPr>
+          <w:tblHeader w:val="true"/>
+        </w:trPr>
         <w:tc>
           <w:tcPr>
             <w:tcW w:type="dxa" w:w="3104"/>
-          </w:tcPr>
-          <w:p>
-            <w:r>
+            <w:shd w:val="clear" w:color="auto" w:fill="D9D9D9"/>
+          </w:tcPr>
+          <w:p>
+            <w:r>
+              <w:rPr>
+                <w:rFonts w:ascii="Arial" w:hAnsi="Arial"/>
+                <w:b/>
+                <w:sz w:val="20"/>
+              </w:rPr>
               <w:t>Bahaya</w:t>
             </w:r>
           </w:p>
@@ -2864,9 +4722,15 @@
         <w:tc>
           <w:tcPr>
             <w:tcW w:type="dxa" w:w="3104"/>
-          </w:tcPr>
-          <w:p>
-            <w:r>
+            <w:shd w:val="clear" w:color="auto" w:fill="D9D9D9"/>
+          </w:tcPr>
+          <w:p>
+            <w:r>
+              <w:rPr>
+                <w:rFonts w:ascii="Arial" w:hAnsi="Arial"/>
+                <w:b/>
+                <w:sz w:val="20"/>
+              </w:rPr>
               <w:t>Tahap Risiko</w:t>
             </w:r>
           </w:p>
@@ -2874,9 +4738,15 @@
         <w:tc>
           <w:tcPr>
             <w:tcW w:type="dxa" w:w="3104"/>
-          </w:tcPr>
-          <w:p>
-            <w:r>
+            <w:shd w:val="clear" w:color="auto" w:fill="D9D9D9"/>
+          </w:tcPr>
+          <w:p>
+            <w:r>
+              <w:rPr>
+                <w:rFonts w:ascii="Arial" w:hAnsi="Arial"/>
+                <w:b/>
+                <w:sz w:val="20"/>
+              </w:rPr>
               <w:t>Langkah Kawalan</w:t>
             </w:r>
           </w:p>
@@ -2889,6 +4759,10 @@
           </w:tcPr>
           <w:p>
             <w:r>
+              <w:rPr>
+                <w:rFonts w:ascii="Arial" w:hAnsi="Arial"/>
+                <w:sz w:val="20"/>
+              </w:rPr>
               <w:t>Kesesakan semasa Hari Terbuka</w:t>
             </w:r>
           </w:p>
@@ -2899,6 +4773,10 @@
           </w:tcPr>
           <w:p>
             <w:r>
+              <w:rPr>
+                <w:rFonts w:ascii="Arial" w:hAnsi="Arial"/>
+                <w:sz w:val="20"/>
+              </w:rPr>
               <w:t>Sederhana</w:t>
             </w:r>
           </w:p>
@@ -2909,6 +4787,10 @@
           </w:tcPr>
           <w:p>
             <w:r>
+              <w:rPr>
+                <w:rFonts w:ascii="Arial" w:hAnsi="Arial"/>
+                <w:sz w:val="20"/>
+              </w:rPr>
               <w:t>Had bilangan pelawat, laluan khas</w:t>
             </w:r>
           </w:p>
@@ -2921,6 +4803,10 @@
           </w:tcPr>
           <w:p>
             <w:r>
+              <w:rPr>
+                <w:rFonts w:ascii="Arial" w:hAnsi="Arial"/>
+                <w:sz w:val="20"/>
+              </w:rPr>
               <w:t>Kecederaan semasa permainan Hari Sukan</w:t>
             </w:r>
           </w:p>
@@ -2931,6 +4817,10 @@
           </w:tcPr>
           <w:p>
             <w:r>
+              <w:rPr>
+                <w:rFonts w:ascii="Arial" w:hAnsi="Arial"/>
+                <w:sz w:val="20"/>
+              </w:rPr>
               <w:t>Tinggi</w:t>
             </w:r>
           </w:p>
@@ -2941,6 +4831,10 @@
           </w:tcPr>
           <w:p>
             <w:r>
+              <w:rPr>
+                <w:rFonts w:ascii="Arial" w:hAnsi="Arial"/>
+                <w:sz w:val="20"/>
+              </w:rPr>
               <w:t>Penyeliaan rapat, peralatan disahkan selamat</w:t>
             </w:r>
           </w:p>
@@ -2953,6 +4847,10 @@
           </w:tcPr>
           <w:p>
             <w:r>
+              <w:rPr>
+                <w:rFonts w:ascii="Arial" w:hAnsi="Arial"/>
+                <w:sz w:val="20"/>
+              </w:rPr>
               <w:t>Keracunan makanan semasa jamuan</w:t>
             </w:r>
           </w:p>
@@ -2963,6 +4861,10 @@
           </w:tcPr>
           <w:p>
             <w:r>
+              <w:rPr>
+                <w:rFonts w:ascii="Arial" w:hAnsi="Arial"/>
+                <w:sz w:val="20"/>
+              </w:rPr>
               <w:t>Tinggi</w:t>
             </w:r>
           </w:p>
@@ -2973,6 +4875,10 @@
           </w:tcPr>
           <w:p>
             <w:r>
+              <w:rPr>
+                <w:rFonts w:ascii="Arial" w:hAnsi="Arial"/>
+                <w:sz w:val="20"/>
+              </w:rPr>
               <w:t>Pastikan makanan disediakan vendor bertauliah</w:t>
             </w:r>
           </w:p>
@@ -2985,6 +4891,10 @@
           </w:tcPr>
           <w:p>
             <w:r>
+              <w:rPr>
+                <w:rFonts w:ascii="Arial" w:hAnsi="Arial"/>
+                <w:sz w:val="20"/>
+              </w:rPr>
               <w:t>Cuaca hujan aktiviti luar</w:t>
             </w:r>
           </w:p>
@@ -2995,6 +4905,10 @@
           </w:tcPr>
           <w:p>
             <w:r>
+              <w:rPr>
+                <w:rFonts w:ascii="Arial" w:hAnsi="Arial"/>
+                <w:sz w:val="20"/>
+              </w:rPr>
               <w:t>Sederhana</w:t>
             </w:r>
           </w:p>
@@ -3005,6 +4919,10 @@
           </w:tcPr>
           <w:p>
             <w:r>
+              <w:rPr>
+                <w:rFonts w:ascii="Arial" w:hAnsi="Arial"/>
+                <w:sz w:val="20"/>
+              </w:rPr>
               <w:t>Pelan alternatif dalaman (indoor backup plan)</w:t>
             </w:r>
           </w:p>
@@ -3012,10 +4930,13 @@
       </w:tr>
     </w:tbl>
     <w:p>
+      <w:pPr>
+        <w:keepNext/>
+      </w:pPr>
       <w:r>
         <w:rPr>
           <w:b/>
-          <w:sz w:val="26"/>
+          <w:sz w:val="24"/>
         </w:rPr>
         <w:t>3. Safety Plan (Pelan Keselamatan)</w:t>
       </w:r>
@@ -3026,10 +4947,13 @@
       </w:r>
     </w:p>
     <w:p>
+      <w:pPr>
+        <w:keepNext/>
+      </w:pPr>
       <w:r>
         <w:rPr>
           <w:b/>
-          <w:sz w:val="26"/>
+          <w:sz w:val="24"/>
         </w:rPr>
         <w:t>4. Prosedur Menyediakan Risk Assessment Matrix</w:t>
       </w:r>
@@ -3040,10 +4964,13 @@
       </w:r>
     </w:p>
     <w:p>
+      <w:pPr>
+        <w:keepNext/>
+      </w:pPr>
       <w:r>
         <w:rPr>
           <w:b/>
-          <w:sz w:val="26"/>
+          <w:sz w:val="24"/>
         </w:rPr>
         <w:t>5. Risk Assessment Matrix Lengkap — Contoh Hari Sukan Prasekolah</w:t>
       </w:r>
@@ -3064,12 +4991,21 @@
         <w:gridCol w:w="1330"/>
       </w:tblGrid>
       <w:tr>
+        <w:trPr>
+          <w:tblHeader w:val="true"/>
+        </w:trPr>
         <w:tc>
           <w:tcPr>
             <w:tcW w:type="dxa" w:w="1330"/>
-          </w:tcPr>
-          <w:p>
-            <w:r>
+            <w:shd w:val="clear" w:color="auto" w:fill="D9D9D9"/>
+          </w:tcPr>
+          <w:p>
+            <w:r>
+              <w:rPr>
+                <w:rFonts w:ascii="Arial" w:hAnsi="Arial"/>
+                <w:b/>
+                <w:sz w:val="20"/>
+              </w:rPr>
               <w:t>Aktiviti</w:t>
             </w:r>
           </w:p>
@@ -3077,9 +5013,15 @@
         <w:tc>
           <w:tcPr>
             <w:tcW w:type="dxa" w:w="1330"/>
-          </w:tcPr>
-          <w:p>
-            <w:r>
+            <w:shd w:val="clear" w:color="auto" w:fill="D9D9D9"/>
+          </w:tcPr>
+          <w:p>
+            <w:r>
+              <w:rPr>
+                <w:rFonts w:ascii="Arial" w:hAnsi="Arial"/>
+                <w:b/>
+                <w:sz w:val="20"/>
+              </w:rPr>
               <w:t>Bahaya</w:t>
             </w:r>
           </w:p>
@@ -3087,9 +5029,15 @@
         <w:tc>
           <w:tcPr>
             <w:tcW w:type="dxa" w:w="1330"/>
-          </w:tcPr>
-          <w:p>
-            <w:r>
+            <w:shd w:val="clear" w:color="auto" w:fill="D9D9D9"/>
+          </w:tcPr>
+          <w:p>
+            <w:r>
+              <w:rPr>
+                <w:rFonts w:ascii="Arial" w:hAnsi="Arial"/>
+                <w:b/>
+                <w:sz w:val="20"/>
+              </w:rPr>
               <w:t>Kebarangkalian</w:t>
             </w:r>
           </w:p>
@@ -3097,9 +5045,15 @@
         <w:tc>
           <w:tcPr>
             <w:tcW w:type="dxa" w:w="1330"/>
-          </w:tcPr>
-          <w:p>
-            <w:r>
+            <w:shd w:val="clear" w:color="auto" w:fill="D9D9D9"/>
+          </w:tcPr>
+          <w:p>
+            <w:r>
+              <w:rPr>
+                <w:rFonts w:ascii="Arial" w:hAnsi="Arial"/>
+                <w:b/>
+                <w:sz w:val="20"/>
+              </w:rPr>
               <w:t>Kesan</w:t>
             </w:r>
           </w:p>
@@ -3107,9 +5061,15 @@
         <w:tc>
           <w:tcPr>
             <w:tcW w:type="dxa" w:w="1330"/>
-          </w:tcPr>
-          <w:p>
-            <w:r>
+            <w:shd w:val="clear" w:color="auto" w:fill="D9D9D9"/>
+          </w:tcPr>
+          <w:p>
+            <w:r>
+              <w:rPr>
+                <w:rFonts w:ascii="Arial" w:hAnsi="Arial"/>
+                <w:b/>
+                <w:sz w:val="20"/>
+              </w:rPr>
               <w:t>Tahap Risiko</w:t>
             </w:r>
           </w:p>
@@ -3117,9 +5077,15 @@
         <w:tc>
           <w:tcPr>
             <w:tcW w:type="dxa" w:w="1330"/>
-          </w:tcPr>
-          <w:p>
-            <w:r>
+            <w:shd w:val="clear" w:color="auto" w:fill="D9D9D9"/>
+          </w:tcPr>
+          <w:p>
+            <w:r>
+              <w:rPr>
+                <w:rFonts w:ascii="Arial" w:hAnsi="Arial"/>
+                <w:b/>
+                <w:sz w:val="20"/>
+              </w:rPr>
               <w:t>Langkah Kawalan</w:t>
             </w:r>
           </w:p>
@@ -3127,9 +5093,15 @@
         <w:tc>
           <w:tcPr>
             <w:tcW w:type="dxa" w:w="1330"/>
-          </w:tcPr>
-          <w:p>
-            <w:r>
+            <w:shd w:val="clear" w:color="auto" w:fill="D9D9D9"/>
+          </w:tcPr>
+          <w:p>
+            <w:r>
+              <w:rPr>
+                <w:rFonts w:ascii="Arial" w:hAnsi="Arial"/>
+                <w:b/>
+                <w:sz w:val="20"/>
+              </w:rPr>
               <w:t>Guru Bertanggungjawab</w:t>
             </w:r>
           </w:p>
@@ -3142,6 +5114,10 @@
           </w:tcPr>
           <w:p>
             <w:r>
+              <w:rPr>
+                <w:rFonts w:ascii="Arial" w:hAnsi="Arial"/>
+                <w:sz w:val="20"/>
+              </w:rPr>
               <w:t>Larian berganti-ganti</w:t>
             </w:r>
           </w:p>
@@ -3152,6 +5128,10 @@
           </w:tcPr>
           <w:p>
             <w:r>
+              <w:rPr>
+                <w:rFonts w:ascii="Arial" w:hAnsi="Arial"/>
+                <w:sz w:val="20"/>
+              </w:rPr>
               <w:t>Tergelincir/terjatuh</w:t>
             </w:r>
           </w:p>
@@ -3162,6 +5142,10 @@
           </w:tcPr>
           <w:p>
             <w:r>
+              <w:rPr>
+                <w:rFonts w:ascii="Arial" w:hAnsi="Arial"/>
+                <w:sz w:val="20"/>
+              </w:rPr>
               <w:t>Sederhana</w:t>
             </w:r>
           </w:p>
@@ -3172,6 +5156,10 @@
           </w:tcPr>
           <w:p>
             <w:r>
+              <w:rPr>
+                <w:rFonts w:ascii="Arial" w:hAnsi="Arial"/>
+                <w:sz w:val="20"/>
+              </w:rPr>
               <w:t>Sederhana</w:t>
             </w:r>
           </w:p>
@@ -3182,6 +5170,10 @@
           </w:tcPr>
           <w:p>
             <w:r>
+              <w:rPr>
+                <w:rFonts w:ascii="Arial" w:hAnsi="Arial"/>
+                <w:sz w:val="20"/>
+              </w:rPr>
               <w:t>Sederhana</w:t>
             </w:r>
           </w:p>
@@ -3192,6 +5184,10 @@
           </w:tcPr>
           <w:p>
             <w:r>
+              <w:rPr>
+                <w:rFonts w:ascii="Arial" w:hAnsi="Arial"/>
+                <w:sz w:val="20"/>
+              </w:rPr>
               <w:t>Permukaan padang disemak, guru penyelia di setiap litar</w:t>
             </w:r>
           </w:p>
@@ -3202,6 +5198,10 @@
           </w:tcPr>
           <w:p>
             <w:r>
+              <w:rPr>
+                <w:rFonts w:ascii="Arial" w:hAnsi="Arial"/>
+                <w:sz w:val="20"/>
+              </w:rPr>
               <w:t>Cikgu A</w:t>
             </w:r>
           </w:p>
@@ -3214,6 +5214,10 @@
           </w:tcPr>
           <w:p>
             <w:r>
+              <w:rPr>
+                <w:rFonts w:ascii="Arial" w:hAnsi="Arial"/>
+                <w:sz w:val="20"/>
+              </w:rPr>
               <w:t>Permainan lontar guni</w:t>
             </w:r>
           </w:p>
@@ -3224,6 +5228,10 @@
           </w:tcPr>
           <w:p>
             <w:r>
+              <w:rPr>
+                <w:rFonts w:ascii="Arial" w:hAnsi="Arial"/>
+                <w:sz w:val="20"/>
+              </w:rPr>
               <w:t>Tercedera akibat objek</w:t>
             </w:r>
           </w:p>
@@ -3234,6 +5242,10 @@
           </w:tcPr>
           <w:p>
             <w:r>
+              <w:rPr>
+                <w:rFonts w:ascii="Arial" w:hAnsi="Arial"/>
+                <w:sz w:val="20"/>
+              </w:rPr>
               <w:t>Rendah</w:t>
             </w:r>
           </w:p>
@@ -3244,6 +5256,10 @@
           </w:tcPr>
           <w:p>
             <w:r>
+              <w:rPr>
+                <w:rFonts w:ascii="Arial" w:hAnsi="Arial"/>
+                <w:sz w:val="20"/>
+              </w:rPr>
               <w:t>Sederhana</w:t>
             </w:r>
           </w:p>
@@ -3254,6 +5270,10 @@
           </w:tcPr>
           <w:p>
             <w:r>
+              <w:rPr>
+                <w:rFonts w:ascii="Arial" w:hAnsi="Arial"/>
+                <w:sz w:val="20"/>
+              </w:rPr>
               <w:t>Rendah-Sederhana</w:t>
             </w:r>
           </w:p>
@@ -3264,6 +5284,10 @@
           </w:tcPr>
           <w:p>
             <w:r>
+              <w:rPr>
+                <w:rFonts w:ascii="Arial" w:hAnsi="Arial"/>
+                <w:sz w:val="20"/>
+              </w:rPr>
               <w:t>Ruang selamat antara peserta, arahan jelas sebelum bermain</w:t>
             </w:r>
           </w:p>
@@ -3274,6 +5298,10 @@
           </w:tcPr>
           <w:p>
             <w:r>
+              <w:rPr>
+                <w:rFonts w:ascii="Arial" w:hAnsi="Arial"/>
+                <w:sz w:val="20"/>
+              </w:rPr>
               <w:t>Cikgu B</w:t>
             </w:r>
           </w:p>
@@ -3286,6 +5314,10 @@
           </w:tcPr>
           <w:p>
             <w:r>
+              <w:rPr>
+                <w:rFonts w:ascii="Arial" w:hAnsi="Arial"/>
+                <w:sz w:val="20"/>
+              </w:rPr>
               <w:t>Jamuan/minum petang</w:t>
             </w:r>
           </w:p>
@@ -3296,6 +5328,10 @@
           </w:tcPr>
           <w:p>
             <w:r>
+              <w:rPr>
+                <w:rFonts w:ascii="Arial" w:hAnsi="Arial"/>
+                <w:sz w:val="20"/>
+              </w:rPr>
               <w:t>Alahan makanan, keracunan</w:t>
             </w:r>
           </w:p>
@@ -3306,6 +5342,10 @@
           </w:tcPr>
           <w:p>
             <w:r>
+              <w:rPr>
+                <w:rFonts w:ascii="Arial" w:hAnsi="Arial"/>
+                <w:sz w:val="20"/>
+              </w:rPr>
               <w:t>Rendah</w:t>
             </w:r>
           </w:p>
@@ -3316,6 +5356,10 @@
           </w:tcPr>
           <w:p>
             <w:r>
+              <w:rPr>
+                <w:rFonts w:ascii="Arial" w:hAnsi="Arial"/>
+                <w:sz w:val="20"/>
+              </w:rPr>
               <w:t>Tinggi</w:t>
             </w:r>
           </w:p>
@@ -3326,6 +5370,10 @@
           </w:tcPr>
           <w:p>
             <w:r>
+              <w:rPr>
+                <w:rFonts w:ascii="Arial" w:hAnsi="Arial"/>
+                <w:sz w:val="20"/>
+              </w:rPr>
               <w:t>Tinggi</w:t>
             </w:r>
           </w:p>
@@ -3336,6 +5384,10 @@
           </w:tcPr>
           <w:p>
             <w:r>
+              <w:rPr>
+                <w:rFonts w:ascii="Arial" w:hAnsi="Arial"/>
+                <w:sz w:val="20"/>
+              </w:rPr>
               <w:t>Semak alahan murid dahulu, makanan daripada vendor bertauliah</w:t>
             </w:r>
           </w:p>
@@ -3346,6 +5398,10 @@
           </w:tcPr>
           <w:p>
             <w:r>
+              <w:rPr>
+                <w:rFonts w:ascii="Arial" w:hAnsi="Arial"/>
+                <w:sz w:val="20"/>
+              </w:rPr>
               <w:t>Cikgu C</w:t>
             </w:r>
           </w:p>
@@ -3358,6 +5414,10 @@
           </w:tcPr>
           <w:p>
             <w:r>
+              <w:rPr>
+                <w:rFonts w:ascii="Arial" w:hAnsi="Arial"/>
+                <w:sz w:val="20"/>
+              </w:rPr>
               <w:t>Cuaca panas terik</w:t>
             </w:r>
           </w:p>
@@ -3368,6 +5428,10 @@
           </w:tcPr>
           <w:p>
             <w:r>
+              <w:rPr>
+                <w:rFonts w:ascii="Arial" w:hAnsi="Arial"/>
+                <w:sz w:val="20"/>
+              </w:rPr>
               <w:t>Pening/dehidrasi</w:t>
             </w:r>
           </w:p>
@@ -3378,6 +5442,10 @@
           </w:tcPr>
           <w:p>
             <w:r>
+              <w:rPr>
+                <w:rFonts w:ascii="Arial" w:hAnsi="Arial"/>
+                <w:sz w:val="20"/>
+              </w:rPr>
               <w:t>Sederhana</w:t>
             </w:r>
           </w:p>
@@ -3388,6 +5456,10 @@
           </w:tcPr>
           <w:p>
             <w:r>
+              <w:rPr>
+                <w:rFonts w:ascii="Arial" w:hAnsi="Arial"/>
+                <w:sz w:val="20"/>
+              </w:rPr>
               <w:t>Sederhana</w:t>
             </w:r>
           </w:p>
@@ -3398,6 +5470,10 @@
           </w:tcPr>
           <w:p>
             <w:r>
+              <w:rPr>
+                <w:rFonts w:ascii="Arial" w:hAnsi="Arial"/>
+                <w:sz w:val="20"/>
+              </w:rPr>
               <w:t>Sederhana</w:t>
             </w:r>
           </w:p>
@@ -3408,6 +5484,10 @@
           </w:tcPr>
           <w:p>
             <w:r>
+              <w:rPr>
+                <w:rFonts w:ascii="Arial" w:hAnsi="Arial"/>
+                <w:sz w:val="20"/>
+              </w:rPr>
               <w:t>Sediakan air minuman mencukupi, jadual rehat berkala</w:t>
             </w:r>
           </w:p>
@@ -3418,6 +5498,10 @@
           </w:tcPr>
           <w:p>
             <w:r>
+              <w:rPr>
+                <w:rFonts w:ascii="Arial" w:hAnsi="Arial"/>
+                <w:sz w:val="20"/>
+              </w:rPr>
               <w:t>Cikgu D</w:t>
             </w:r>
           </w:p>
@@ -3425,10 +5509,13 @@
       </w:tr>
     </w:tbl>
     <w:p>
+      <w:pPr>
+        <w:keepNext/>
+      </w:pPr>
       <w:r>
         <w:rPr>
           <w:b/>
-          <w:sz w:val="26"/>
+          <w:sz w:val="24"/>
         </w:rPr>
         <w:t>6. Peti Pertolongan Cemas dan Prosedur Kecemasan</w:t>
       </w:r>
@@ -3438,25 +5525,51 @@
         <w:t>Setiap program luar/besar perlu mempunyai sekurang-kurangnya satu peti pertolongan cemas yang lengkap (plaster, antiseptik, span sejuk) diletakkan di lokasi yang mudah diakses dan diketahui semua guru. Prosedur kecemasan asas: (i) kenal pasti guru bertugas pertolongan cemas; (ii) simpan nombor hubungan kecemasan (ibu bapa murid, klinik/hospital berhampiran, pengetua) di lokasi mudah dicapai; (iii) tetapkan protokol pemberitahuan ibu bapa sekiranya berlaku kecederaan.</w:t>
       </w:r>
     </w:p>
+    <w:tbl>
+      <w:tblPr>
+        <w:tblStyle w:val="TableGrid"/>
+        <w:tblW w:type="auto" w:w="0"/>
+        <w:tblLook w:firstColumn="1" w:firstRow="1" w:lastColumn="0" w:lastRow="0" w:noHBand="0" w:noVBand="1" w:val="04A0"/>
+      </w:tblPr>
+      <w:tblGrid>
+        <w:gridCol w:w="9313"/>
+      </w:tblGrid>
+      <w:tr>
+        <w:tc>
+          <w:tcPr>
+            <w:tcW w:type="dxa" w:w="9313"/>
+            <w:shd w:val="clear" w:color="auto" w:fill="F2F2F2"/>
+          </w:tcPr>
+          <w:p>
+            <w:r>
+              <w:rPr>
+                <w:rFonts w:ascii="Arial" w:hAnsi="Arial"/>
+                <w:b/>
+                <w:sz w:val="24"/>
+              </w:rPr>
+              <w:t>7. Kajian Kes Tadika: Insiden Alahan Makanan</w:t>
+            </w:r>
+          </w:p>
+          <w:p>
+            <w:r>
+              <w:rPr>
+                <w:rFonts w:ascii="Arial" w:hAnsi="Arial"/>
+                <w:sz w:val="22"/>
+              </w:rPr>
+              <w:t>Semasa program gotong-royong tahunan sebuah tadika, seorang murid mengalami reaksi alahan ringan selepas memakan jajanan yang dibawa oleh salah seorang ibu bapa tanpa disemak. Rekod alahan murid sebenarnya sudah didaftarkan di tadika tetapi tidak disemak semula sebelum program. Selepas insiden itu, tadika memperkenalkan langkah baharu: semua makanan yang dibawa oleh ibu bapa mesti disemak dan dilabel bahan-bahan utama, dan senarai alahan murid disemak semula oleh guru bertugas sebelum sebarang aktiviti melibatkan makanan.</w:t>
+            </w:r>
+          </w:p>
+        </w:tc>
+      </w:tr>
+    </w:tbl>
     <w:p>
+      <w:pPr>
+        <w:keepNext/>
+      </w:pPr>
       <w:r>
         <w:rPr>
           <w:b/>
-          <w:sz w:val="26"/>
-        </w:rPr>
-        <w:t>7. Kajian Kes Tadika: Insiden Alahan Makanan</w:t>
-      </w:r>
-    </w:p>
-    <w:p>
-      <w:r>
-        <w:t>Semasa program gotong-royong tahunan sebuah tadika, seorang murid mengalami reaksi alahan ringan selepas memakan jajanan yang dibawa oleh salah seorang ibu bapa tanpa disemak. Rekod alahan murid sebenarnya sudah didaftarkan di tadika tetapi tidak disemak semula sebelum program. Selepas insiden itu, tadika memperkenalkan langkah baharu: semua makanan yang dibawa oleh ibu bapa mesti disemak dan dilabel bahan-bahan utama, dan senarai alahan murid disemak semula oleh guru bertugas sebelum sebarang aktiviti melibatkan makanan.</w:t>
-      </w:r>
-    </w:p>
-    <w:p>
-      <w:r>
-        <w:rPr>
-          <w:b/>
-          <w:sz w:val="26"/>
+          <w:sz w:val="24"/>
         </w:rPr>
         <w:t>8. Kesilapan Lazim dan Cara Mengelak</w:t>
       </w:r>
@@ -3466,146 +5579,394 @@
         <w:t>Kesilapan lazim ialah menganggap risiko hanya berkaitan kecederaan fizikal, sedangkan risiko turut merangkumi keselamatan makanan, cuaca, dan pendedahan maklumat peribadi. Kesilapan lain ialah menyediakan pelan keselamatan tetapi tidak memaklumkannya kepada semua guru terlibat. Cara mengelak: sentiasa gunakan risk assessment matrix lengkap (bukan senarai ringkas sahaja) dan adakan taklimat ringkas kepada semua guru sebelum program bermula.</w:t>
       </w:r>
     </w:p>
+    <w:tbl>
+      <w:tblPr>
+        <w:tblStyle w:val="TableGrid"/>
+        <w:tblW w:type="auto" w:w="0"/>
+        <w:tblLook w:firstColumn="1" w:firstRow="1" w:lastColumn="0" w:lastRow="0" w:noHBand="0" w:noVBand="1" w:val="04A0"/>
+      </w:tblPr>
+      <w:tblGrid>
+        <w:gridCol w:w="9313"/>
+      </w:tblGrid>
+      <w:tr>
+        <w:tc>
+          <w:tcPr>
+            <w:tcW w:type="dxa" w:w="9313"/>
+            <w:shd w:val="clear" w:color="auto" w:fill="F2F2F2"/>
+          </w:tcPr>
+          <w:p>
+            <w:r>
+              <w:rPr>
+                <w:rFonts w:ascii="Arial" w:hAnsi="Arial"/>
+                <w:b/>
+                <w:sz w:val="24"/>
+              </w:rPr>
+              <w:t>9. Senarai Semak — Risk Assessment Sebelum Program</w:t>
+            </w:r>
+          </w:p>
+          <w:p/>
+          <w:p>
+            <w:r>
+              <w:rPr>
+                <w:rFonts w:ascii="Arial" w:hAnsi="Arial"/>
+                <w:sz w:val="22"/>
+              </w:rPr>
+              <w:t>• [ ] Semua aktiviti disenaraikan dan bahaya dikenal pasti.</w:t>
+            </w:r>
+          </w:p>
+          <w:p/>
+          <w:p>
+            <w:r>
+              <w:rPr>
+                <w:rFonts w:ascii="Arial" w:hAnsi="Arial"/>
+                <w:sz w:val="22"/>
+              </w:rPr>
+              <w:t>• [ ] Tahap risiko dinilai (rendah/sederhana/tinggi) bagi setiap bahaya.</w:t>
+            </w:r>
+          </w:p>
+          <w:p/>
+          <w:p>
+            <w:r>
+              <w:rPr>
+                <w:rFonts w:ascii="Arial" w:hAnsi="Arial"/>
+                <w:sz w:val="22"/>
+              </w:rPr>
+              <w:t>• [ ] Langkah kawalan ditetapkan dan guru bertanggungjawab dilantik.</w:t>
+            </w:r>
+          </w:p>
+          <w:p/>
+          <w:p>
+            <w:r>
+              <w:rPr>
+                <w:rFonts w:ascii="Arial" w:hAnsi="Arial"/>
+                <w:sz w:val="22"/>
+              </w:rPr>
+              <w:t>• [ ] Peti pertolongan cemas dan nombor kecemasan disediakan.</w:t>
+            </w:r>
+          </w:p>
+          <w:p/>
+          <w:p>
+            <w:r>
+              <w:rPr>
+                <w:rFonts w:ascii="Arial" w:hAnsi="Arial"/>
+                <w:sz w:val="22"/>
+              </w:rPr>
+              <w:t>• [ ] Taklimat keselamatan diberikan kepada semua guru sebelum program.</w:t>
+            </w:r>
+          </w:p>
+        </w:tc>
+      </w:tr>
+    </w:tbl>
+    <w:tbl>
+      <w:tblPr>
+        <w:tblStyle w:val="TableGrid"/>
+        <w:tblW w:type="auto" w:w="0"/>
+        <w:tblLook w:firstColumn="1" w:firstRow="1" w:lastColumn="0" w:lastRow="0" w:noHBand="0" w:noVBand="1" w:val="04A0"/>
+      </w:tblPr>
+      <w:tblGrid>
+        <w:gridCol w:w="9313"/>
+      </w:tblGrid>
+      <w:tr>
+        <w:tc>
+          <w:tcPr>
+            <w:tcW w:type="dxa" w:w="9313"/>
+            <w:shd w:val="clear" w:color="auto" w:fill="F2F2F2"/>
+          </w:tcPr>
+          <w:p>
+            <w:r>
+              <w:rPr>
+                <w:rFonts w:ascii="Arial" w:hAnsi="Arial"/>
+                <w:b/>
+                <w:sz w:val="24"/>
+              </w:rPr>
+              <w:t>10. Aktiviti Pengukuhan</w:t>
+            </w:r>
+          </w:p>
+          <w:p/>
+          <w:p>
+            <w:r>
+              <w:rPr>
+                <w:rFonts w:ascii="Arial" w:hAnsi="Arial"/>
+                <w:sz w:val="22"/>
+              </w:rPr>
+              <w:t>• Sediakan risk assessment matrix lengkap (guna templat di atas) bagi program "Hari Terbuka Prasekolah" merangkumi sekurang-kurangnya empat bahaya berbeza.</w:t>
+            </w:r>
+          </w:p>
+          <w:p/>
+          <w:p>
+            <w:r>
+              <w:rPr>
+                <w:rFonts w:ascii="Arial" w:hAnsi="Arial"/>
+                <w:sz w:val="22"/>
+              </w:rPr>
+              <w:t>• Bincangkan dalam kumpulan bagaimana rekod alahan makanan murid patut disemak sebelum sebarang aktiviti melibatkan jamuan.</w:t>
+            </w:r>
+          </w:p>
+        </w:tc>
+      </w:tr>
+    </w:tbl>
     <w:p>
+      <w:pPr>
+        <w:keepNext/>
+      </w:pPr>
       <w:r>
         <w:rPr>
           <w:b/>
-          <w:sz w:val="26"/>
+          <w:sz w:val="24"/>
         </w:rPr>
-        <w:t>9. Senarai Semak — Risk Assessment Sebelum Program</w:t>
-      </w:r>
-    </w:p>
-    <w:p>
-      <w:pPr>
-        <w:pStyle w:val="ListParagraph"/>
-      </w:pPr>
-      <w:r>
-        <w:t>• [ ] Semua aktiviti disenaraikan dan bahaya dikenal pasti.</w:t>
-      </w:r>
-    </w:p>
-    <w:p>
-      <w:pPr>
-        <w:pStyle w:val="ListParagraph"/>
-      </w:pPr>
-      <w:r>
-        <w:t>• [ ] Tahap risiko dinilai (rendah/sederhana/tinggi) bagi setiap bahaya.</w:t>
-      </w:r>
-    </w:p>
-    <w:p>
-      <w:pPr>
-        <w:pStyle w:val="ListParagraph"/>
-      </w:pPr>
-      <w:r>
-        <w:t>• [ ] Langkah kawalan ditetapkan dan guru bertanggungjawab dilantik.</w:t>
-      </w:r>
-    </w:p>
-    <w:p>
-      <w:pPr>
-        <w:pStyle w:val="ListParagraph"/>
-      </w:pPr>
-      <w:r>
-        <w:t>• [ ] Peti pertolongan cemas dan nombor kecemasan disediakan.</w:t>
-      </w:r>
-    </w:p>
-    <w:p>
-      <w:pPr>
-        <w:pStyle w:val="ListParagraph"/>
-      </w:pPr>
-      <w:r>
-        <w:t>• [ ] Taklimat keselamatan diberikan kepada semua guru sebelum program.</w:t>
+        <w:t>11. Semakan Risiko Susulan (Dynamic Risk Assessment)</w:t>
       </w:r>
     </w:p>
     <w:p>
       <w:r>
-        <w:rPr>
-          <w:b/>
-          <w:sz w:val="26"/>
-        </w:rPr>
-        <w:t>10. Aktiviti Pengukuhan</w:t>
+        <w:t>Risk assessment bukan dokumen statik — guru perlu membuat semakan susulan sejurus sebelum dan semasa program berlangsung, terutamanya bagi risiko yang berkait dengan cuaca atau bilangan kehadiran sebenar. Contohnya, jika ramalan cuaca menunjukkan kemungkinan hujan lebat pada hari Hari Sukan, guru perlu mengaktifkan pelan alternatif dalaman (indoor backup plan) yang telah disediakan lebih awal, bukan menunggu hujan turun barulah bertindak. Amalan menyemak semula risiko pada pagi hari acara — bukan hanya semasa peringkat perancangan — adalah kebiasaan baik yang perlu diterapkan pada setiap guru yang mengendalikan program luar.</w:t>
       </w:r>
     </w:p>
     <w:p>
       <w:pPr>
-        <w:pStyle w:val="ListParagraph"/>
+        <w:keepNext/>
       </w:pPr>
       <w:r>
-        <w:t>• Sediakan risk assessment matrix lengkap (guna templat di atas) bagi program "Hari Terbuka Prasekolah" merangkumi sekurang-kurangnya empat bahaya berbeza.</w:t>
-      </w:r>
-    </w:p>
-    <w:p>
-      <w:pPr>
-        <w:pStyle w:val="ListParagraph"/>
-      </w:pPr>
-      <w:r>
-        <w:t>• Bincangkan dalam kumpulan bagaimana rekod alahan makanan murid patut disemak sebelum sebarang aktiviti melibatkan jamuan.</w:t>
+        <w:rPr>
+          <w:b/>
+          <w:sz w:val="24"/>
+        </w:rPr>
+        <w:t>12. Tanggungjawab Perundangan dan Etika dalam Pengurusan Risiko</w:t>
       </w:r>
     </w:p>
     <w:p>
       <w:r>
+        <w:t>Tadika bertanggungjawab dari segi etika dan profesional untuk memastikan keselamatan murid diutamakan dalam setiap aktiviti ibu bapa-komuniti, selaras dengan semangat Akta Kanak-Kanak 2001 yang menekankan kebajikan dan perlindungan kanak-kanak. Rekod risk assessment yang disimpan dengan kemas turut menjadi bukti bahawa tadika telah mengambil langkah berjaga-jaga yang munasabah, sekiranya berlaku pertanyaan daripada ibu bapa atau pihak berkuasa berhubung insiden yang berlaku semasa program.</w:t>
+      </w:r>
+    </w:p>
+    <w:p>
+      <w:pPr>
+        <w:keepNext/>
+      </w:pPr>
+      <w:r>
         <w:rPr>
           <w:b/>
-          <w:sz w:val="26"/>
+          <w:sz w:val="24"/>
         </w:rPr>
-        <w:t>11. Rumusan</w:t>
+        <w:t>14. Melibatkan Ibu Bapa dalam Kesedaran Risiko</w:t>
       </w:r>
     </w:p>
     <w:p>
       <w:r>
-        <w:t>Penilaian risiko yang teliti — merangkumi bahaya, tahap risiko dan pelan keselamatan yang direkodkan dalam risk assessment matrix — memastikan aktiviti ibu bapa-komuniti dijalankan dengan selamat bagi murid, ibu bapa dan komuniti yang terlibat.</w:t>
+        <w:t>Selain langkah kawalan yang diuruskan oleh guru, ibu bapa juga perlu dimaklumkan tentang risiko am aktiviti melalui surat pekeliling atau taklimat ringkas sebelum program — contohnya menasihatkan ibu bapa memakaikan anak dengan kasut sukan yang sesuai untuk Hari Sukan, atau memaklumkan tentang keperluan mendedahkan alahan makanan murid kepada tadika sebelum aktiviti jamuan. Perkongsian maklumat risiko dengan ibu bapa bukan sahaja mengurangkan kebarangkalian insiden, tetapi turut membina kepercayaan bahawa tadika mengutamakan keselamatan murid secara telus.</w:t>
+      </w:r>
+    </w:p>
+    <w:p>
+      <w:pPr>
+        <w:keepNext/>
+      </w:pPr>
+      <w:r>
+        <w:rPr>
+          <w:b/>
+          <w:sz w:val="24"/>
+        </w:rPr>
+        <w:t>16. Latihan Ringkas Kesedaran Keselamatan untuk Guru Baharu</w:t>
       </w:r>
     </w:p>
     <w:p>
       <w:r>
+        <w:t>Sebelum guru baharu ditugaskan mengendalikan zon aktiviti semasa program besar, tadika digalakkan mengadakan sesi taklimat ringkas (15-20 minit) yang merangkumi: cara membaca risk assessment matrix, lokasi peti pertolongan cemas dan nombor kecemasan, serta protokol asas sekiranya berlaku kecemasan (contoh: murid hilang, kecederaan ringan, cuaca buruk). Latihan ringkas ini memastikan setiap guru, tidak kira tahap pengalaman, memahami tanggungjawab keselamatan asas sebelum program bermula — bukan hanya bergantung kepada guru kanan sahaja.</w:t>
+      </w:r>
+    </w:p>
+    <w:p>
+      <w:pPr>
+        <w:keepNext/>
+      </w:pPr>
+      <w:r>
         <w:rPr>
           <w:b/>
-          <w:sz w:val="36"/>
+          <w:sz w:val="24"/>
+        </w:rPr>
+        <w:t>18. Dokumentasi Risiko sebagai Sebahagian Rekod Program</w:t>
+      </w:r>
+    </w:p>
+    <w:p>
+      <w:r>
+        <w:t>Risk assessment matrix yang telah lengkap perlu disimpan bersama proposal yang diluluskan sebagai satu set dokumen program. Amalan ini membolehkan guru merujuk semula corak risiko yang pernah dikenal pasti bagi jenis program yang serupa pada tahun-tahun sebelumnya (contoh: risiko cuaca panas sentiasa berulang bagi Hari Sukan yang dijalankan pada waktu tengah hari), lalu menambah baik langkah kawalan secara berterusan dari satu program ke program yang seterusnya, bukan bermula dari kosong setiap kali.</w:t>
+      </w:r>
+    </w:p>
+    <w:p>
+      <w:pPr>
+        <w:keepNext/>
+      </w:pPr>
+      <w:r>
+        <w:rPr>
+          <w:b/>
+          <w:sz w:val="24"/>
+        </w:rPr>
+        <w:t>20. Hubungan Risk Assessment dengan Insurans Tadika</w:t>
+      </w:r>
+    </w:p>
+    <w:p>
+      <w:r>
+        <w:t>Sesetengah tadika mengambil polisi insurans kemalangan murid tahunan yang turut melindungi aktiviti ibu bapa-komuniti anjuran tadika. Guru digalakkan menyemak dengan pihak pengurusan sama ada aktiviti luar berisiko tinggi (contoh: lawatan luar, aktiviti fizikal berat) dilindungi di bawah polisi sedia ada, dan jika tidak, langkah tambahan seperti surat kebenaran ibu bapa (indemnity form) perlu disediakan sebagai sebahagian daripada risk assessment keseluruhan program.</w:t>
+      </w:r>
+    </w:p>
+    <w:p>
+      <w:pPr>
+        <w:keepNext/>
+      </w:pPr>
+      <w:r>
+        <w:rPr>
+          <w:b/>
+          <w:sz w:val="24"/>
+        </w:rPr>
+        <w:t>22. Latihan Kebakaran dan Evakuasi Semasa Program Besar</w:t>
+      </w:r>
+    </w:p>
+    <w:p>
+      <w:r>
+        <w:t>Bagi program besar yang melibatkan ramai orang berkumpul dalam satu ruang (dewan, bilik darjah digabung), guru perlu memastikan laluan kecemasan/evakuasi tidak dihalang oleh susun atur tempat duduk atau khemah, dan sekurang-kurangnya seorang guru memahami lokasi punca kuasa dan alat pemadam api berdekatan. Walaupun jarang berlaku, kesediaan asas ini merupakan sebahagian daripada budaya keselamatan menyeluruh yang perlu diterapkan setiap kali tadika mengumpulkan ramai murid, ibu bapa dan komuniti dalam satu masa dan tempat yang sama.</w:t>
+      </w:r>
+    </w:p>
+    <w:p>
+      <w:pPr>
+        <w:keepNext/>
+      </w:pPr>
+      <w:r>
+        <w:rPr>
+          <w:b/>
+          <w:sz w:val="24"/>
+        </w:rPr>
+        <w:t>24. Peranan Guru Kanan/Penyelaras dalam Menyemak Risk Assessment</w:t>
+      </w:r>
+    </w:p>
+    <w:p>
+      <w:r>
+        <w:t>Bagi tadika yang mempunyai lebih daripada seorang guru, amalan baik ialah risk assessment yang disediakan oleh guru penyelaras program disemak semula oleh guru kanan atau pengetua sebelum diluluskan bersama proposal — bukan sekadar disemak sendiri oleh guru yang sama menyediakannya. Semakan kedua ini membantu mengesan bahaya yang mungkin tertinggal oleh guru penyelaras yang mungkin terlalu fokus kepada aspek logistik sahaja, dan memastikan penilaian risiko kekal objektif serta menyeluruh sebelum program diluluskan untuk dilaksanakan.</w:t>
+      </w:r>
+    </w:p>
+    <w:tbl>
+      <w:tblPr>
+        <w:tblStyle w:val="TableGrid"/>
+        <w:tblW w:type="auto" w:w="0"/>
+        <w:tblLook w:firstColumn="1" w:firstRow="1" w:lastColumn="0" w:lastRow="0" w:noHBand="0" w:noVBand="1" w:val="04A0"/>
+      </w:tblPr>
+      <w:tblGrid>
+        <w:gridCol w:w="9313"/>
+      </w:tblGrid>
+      <w:tr>
+        <w:tc>
+          <w:tcPr>
+            <w:tcW w:type="dxa" w:w="9313"/>
+            <w:shd w:val="clear" w:color="auto" w:fill="F2F2F2"/>
+          </w:tcPr>
+          <w:p>
+            <w:r>
+              <w:rPr>
+                <w:rFonts w:ascii="Arial" w:hAnsi="Arial"/>
+                <w:b/>
+                <w:sz w:val="24"/>
+              </w:rPr>
+              <w:t>25. Rumusan</w:t>
+            </w:r>
+          </w:p>
+          <w:p>
+            <w:r>
+              <w:rPr>
+                <w:rFonts w:ascii="Arial" w:hAnsi="Arial"/>
+                <w:sz w:val="22"/>
+              </w:rPr>
+              <w:t>Penilaian risiko yang teliti — merangkumi bahaya, tahap risiko dan pelan keselamatan yang direkodkan dalam risk assessment matrix — memastikan aktiviti ibu bapa-komuniti dijalankan dengan selamat bagi murid, ibu bapa dan komuniti yang terlibat.</w:t>
+            </w:r>
+          </w:p>
+        </w:tc>
+      </w:tr>
+    </w:tbl>
+    <w:p>
+      <w:pPr>
+        <w:pageBreakBefore/>
+        <w:shd w:val="clear" w:color="auto" w:fill="D9D9D9"/>
+      </w:pPr>
+      <w:r>
+        <w:rPr>
+          <w:rFonts w:ascii="Arial" w:hAnsi="Arial"/>
+          <w:b/>
+          <w:sz w:val="28"/>
         </w:rPr>
         <w:t>Bab 5: Programme management</w:t>
       </w:r>
     </w:p>
+    <w:tbl>
+      <w:tblPr>
+        <w:tblStyle w:val="TableGrid"/>
+        <w:tblW w:type="auto" w:w="0"/>
+        <w:tblLook w:firstColumn="1" w:firstRow="1" w:lastColumn="0" w:lastRow="0" w:noHBand="0" w:noVBand="1" w:val="04A0"/>
+      </w:tblPr>
+      <w:tblGrid>
+        <w:gridCol w:w="9313"/>
+      </w:tblGrid>
+      <w:tr>
+        <w:tc>
+          <w:tcPr>
+            <w:tcW w:type="dxa" w:w="9313"/>
+            <w:shd w:val="clear" w:color="auto" w:fill="F2F2F2"/>
+          </w:tcPr>
+          <w:p>
+            <w:r>
+              <w:rPr>
+                <w:rFonts w:ascii="Arial" w:hAnsi="Arial"/>
+                <w:b/>
+                <w:sz w:val="24"/>
+              </w:rPr>
+              <w:t>Objektif Pembelajaran</w:t>
+            </w:r>
+          </w:p>
+          <w:p>
+            <w:r>
+              <w:rPr>
+                <w:rFonts w:ascii="Arial" w:hAnsi="Arial"/>
+                <w:sz w:val="22"/>
+              </w:rPr>
+              <w:t>Selepas mempelajari topik ini, pelatih dapat:</w:t>
+            </w:r>
+          </w:p>
+          <w:p/>
+          <w:p>
+            <w:r>
+              <w:rPr>
+                <w:rFonts w:ascii="Arial" w:hAnsi="Arial"/>
+                <w:sz w:val="22"/>
+              </w:rPr>
+              <w:t>• Menjelaskan elemen pengurusan program ibu bapa-komuniti.</w:t>
+            </w:r>
+          </w:p>
+          <w:p/>
+          <w:p>
+            <w:r>
+              <w:rPr>
+                <w:rFonts w:ascii="Arial" w:hAnsi="Arial"/>
+                <w:sz w:val="22"/>
+              </w:rPr>
+              <w:t>• Mengaplikasikan komunikasi berkesan semasa mengurus program.</w:t>
+            </w:r>
+          </w:p>
+          <w:p/>
+          <w:p>
+            <w:r>
+              <w:rPr>
+                <w:rFonts w:ascii="Arial" w:hAnsi="Arial"/>
+                <w:sz w:val="22"/>
+              </w:rPr>
+              <w:t>• Menyediakan senarai semak program bagi memastikan kelancaran pelaksanaan.</w:t>
+            </w:r>
+          </w:p>
+        </w:tc>
+      </w:tr>
+    </w:tbl>
     <w:p>
+      <w:pPr>
+        <w:keepNext/>
+      </w:pPr>
       <w:r>
         <w:rPr>
           <w:b/>
-          <w:sz w:val="26"/>
-        </w:rPr>
-        <w:t>Objektif Pembelajaran</w:t>
-      </w:r>
-    </w:p>
-    <w:p>
-      <w:r>
-        <w:t>Selepas mempelajari topik ini, pelatih dapat:</w:t>
-      </w:r>
-    </w:p>
-    <w:p>
-      <w:pPr>
-        <w:pStyle w:val="ListParagraph"/>
-      </w:pPr>
-      <w:r>
-        <w:t>• Menjelaskan elemen pengurusan program ibu bapa-komuniti.</w:t>
-      </w:r>
-    </w:p>
-    <w:p>
-      <w:pPr>
-        <w:pStyle w:val="ListParagraph"/>
-      </w:pPr>
-      <w:r>
-        <w:t>• Mengaplikasikan komunikasi berkesan semasa mengurus program.</w:t>
-      </w:r>
-    </w:p>
-    <w:p>
-      <w:pPr>
-        <w:pStyle w:val="ListParagraph"/>
-      </w:pPr>
-      <w:r>
-        <w:t>• Menyediakan senarai semak program bagi memastikan kelancaran pelaksanaan.</w:t>
-      </w:r>
-    </w:p>
-    <w:p>
-      <w:r>
-        <w:rPr>
-          <w:b/>
-          <w:sz w:val="26"/>
+          <w:sz w:val="24"/>
         </w:rPr>
         <w:t>1. Effective Communication (Komunikasi Berkesan)</w:t>
       </w:r>
@@ -3616,10 +5977,13 @@
       </w:r>
     </w:p>
     <w:p>
+      <w:pPr>
+        <w:keepNext/>
+      </w:pPr>
       <w:r>
         <w:rPr>
           <w:b/>
-          <w:sz w:val="26"/>
+          <w:sz w:val="24"/>
         </w:rPr>
         <w:t>2. Safety Protocols (Protokol Keselamatan)</w:t>
       </w:r>
@@ -3629,20 +5993,43 @@
         <w:t>Protokol keselamatan merujuk kepada langkah standard yang perlu dipatuhi sepanjang program — seperti pendaftaran kedatangan, kawasan larangan murid tanpa pengawasan, dan susun atur tempat duduk yang selamat.</w:t>
       </w:r>
     </w:p>
-    <w:p>
-      <w:r>
-        <w:rPr>
-          <w:b/>
-          <w:sz w:val="26"/>
-        </w:rPr>
-        <w:t>3. Checklist Programme (Senarai Semak Program)</w:t>
-      </w:r>
-    </w:p>
-    <w:p>
-      <w:r>
-        <w:t>Senarai semak digunakan untuk memastikan semua persediaan (peralatan, jemputan, bajet, keselamatan) telah lengkap sebelum, semasa dan selepas program. Amalan lazim di tadika ialah menyediakan senarai semak tiga fasa: sebelum, semasa dan selepas program, supaya tiada langkah tertinggal.</w:t>
-      </w:r>
-    </w:p>
+    <w:tbl>
+      <w:tblPr>
+        <w:tblStyle w:val="TableGrid"/>
+        <w:tblW w:type="auto" w:w="0"/>
+        <w:tblLook w:firstColumn="1" w:firstRow="1" w:lastColumn="0" w:lastRow="0" w:noHBand="0" w:noVBand="1" w:val="04A0"/>
+      </w:tblPr>
+      <w:tblGrid>
+        <w:gridCol w:w="9313"/>
+      </w:tblGrid>
+      <w:tr>
+        <w:tc>
+          <w:tcPr>
+            <w:tcW w:type="dxa" w:w="9313"/>
+            <w:shd w:val="clear" w:color="auto" w:fill="F2F2F2"/>
+          </w:tcPr>
+          <w:p>
+            <w:r>
+              <w:rPr>
+                <w:rFonts w:ascii="Arial" w:hAnsi="Arial"/>
+                <w:b/>
+                <w:sz w:val="24"/>
+              </w:rPr>
+              <w:t>3. Checklist Programme (Senarai Semak Program)</w:t>
+            </w:r>
+          </w:p>
+          <w:p>
+            <w:r>
+              <w:rPr>
+                <w:rFonts w:ascii="Arial" w:hAnsi="Arial"/>
+                <w:sz w:val="22"/>
+              </w:rPr>
+              <w:t>Senarai semak digunakan untuk memastikan semua persediaan (peralatan, jemputan, bajet, keselamatan) telah lengkap sebelum, semasa dan selepas program. Amalan lazim di tadika ialah menyediakan senarai semak tiga fasa: sebelum, semasa dan selepas program, supaya tiada langkah tertinggal.</w:t>
+            </w:r>
+          </w:p>
+        </w:tc>
+      </w:tr>
+    </w:tbl>
     <w:tbl>
       <w:tblPr>
         <w:tblStyle w:val="TableGrid"/>
@@ -3654,12 +6041,21 @@
         <w:gridCol w:w="4656"/>
       </w:tblGrid>
       <w:tr>
+        <w:trPr>
+          <w:tblHeader w:val="true"/>
+        </w:trPr>
         <w:tc>
           <w:tcPr>
             <w:tcW w:type="dxa" w:w="4656"/>
-          </w:tcPr>
-          <w:p>
-            <w:r>
+            <w:shd w:val="clear" w:color="auto" w:fill="D9D9D9"/>
+          </w:tcPr>
+          <w:p>
+            <w:r>
+              <w:rPr>
+                <w:rFonts w:ascii="Arial" w:hAnsi="Arial"/>
+                <w:b/>
+                <w:sz w:val="20"/>
+              </w:rPr>
               <w:t>Fasa</w:t>
             </w:r>
           </w:p>
@@ -3667,9 +6063,15 @@
         <w:tc>
           <w:tcPr>
             <w:tcW w:type="dxa" w:w="4656"/>
-          </w:tcPr>
-          <w:p>
-            <w:r>
+            <w:shd w:val="clear" w:color="auto" w:fill="D9D9D9"/>
+          </w:tcPr>
+          <w:p>
+            <w:r>
+              <w:rPr>
+                <w:rFonts w:ascii="Arial" w:hAnsi="Arial"/>
+                <w:b/>
+                <w:sz w:val="20"/>
+              </w:rPr>
               <w:t>Contoh Item Senarai Semak</w:t>
             </w:r>
           </w:p>
@@ -3682,6 +6084,10 @@
           </w:tcPr>
           <w:p>
             <w:r>
+              <w:rPr>
+                <w:rFonts w:ascii="Arial" w:hAnsi="Arial"/>
+                <w:sz w:val="20"/>
+              </w:rPr>
               <w:t>Sebelum program</w:t>
             </w:r>
           </w:p>
@@ -3692,6 +6098,10 @@
           </w:tcPr>
           <w:p>
             <w:r>
+              <w:rPr>
+                <w:rFonts w:ascii="Arial" w:hAnsi="Arial"/>
+                <w:sz w:val="20"/>
+              </w:rPr>
               <w:t>Proposal diluluskan, jemputan dihantar, peralatan disediakan, bajet disahkan</w:t>
             </w:r>
           </w:p>
@@ -3704,6 +6114,10 @@
           </w:tcPr>
           <w:p>
             <w:r>
+              <w:rPr>
+                <w:rFonts w:ascii="Arial" w:hAnsi="Arial"/>
+                <w:sz w:val="20"/>
+              </w:rPr>
               <w:t>Semasa program</w:t>
             </w:r>
           </w:p>
@@ -3714,6 +6128,10 @@
           </w:tcPr>
           <w:p>
             <w:r>
+              <w:rPr>
+                <w:rFonts w:ascii="Arial" w:hAnsi="Arial"/>
+                <w:sz w:val="20"/>
+              </w:rPr>
               <w:t>Pendaftaran kehadiran, penyeliaan keselamatan, aturcara diikuti mengikut jadual</w:t>
             </w:r>
           </w:p>
@@ -3726,6 +6144,10 @@
           </w:tcPr>
           <w:p>
             <w:r>
+              <w:rPr>
+                <w:rFonts w:ascii="Arial" w:hAnsi="Arial"/>
+                <w:sz w:val="20"/>
+              </w:rPr>
               <w:t>Selepas program</w:t>
             </w:r>
           </w:p>
@@ -3736,6 +6158,10 @@
           </w:tcPr>
           <w:p>
             <w:r>
+              <w:rPr>
+                <w:rFonts w:ascii="Arial" w:hAnsi="Arial"/>
+                <w:sz w:val="20"/>
+              </w:rPr>
               <w:t>Kawasan dibersihkan, peralatan dikembalikan, maklum balas dikumpul, laporan disediakan</w:t>
             </w:r>
           </w:p>
@@ -3743,10 +6169,13 @@
       </w:tr>
     </w:tbl>
     <w:p>
+      <w:pPr>
+        <w:keepNext/>
+      </w:pPr>
       <w:r>
         <w:rPr>
           <w:b/>
-          <w:sz w:val="26"/>
+          <w:sz w:val="24"/>
         </w:rPr>
         <w:t>4. Prosedur Pengurusan Program Secara Menyeluruh</w:t>
       </w:r>
@@ -3757,10 +6186,13 @@
       </w:r>
     </w:p>
     <w:p>
+      <w:pPr>
+        <w:keepNext/>
+      </w:pPr>
       <w:r>
         <w:rPr>
           <w:b/>
-          <w:sz w:val="26"/>
+          <w:sz w:val="24"/>
         </w:rPr>
         <w:t>5. Matriks Komunikasi Mengikut Pihak Berkepentingan</w:t>
       </w:r>
@@ -3778,12 +6210,21 @@
         <w:gridCol w:w="2328"/>
       </w:tblGrid>
       <w:tr>
+        <w:trPr>
+          <w:tblHeader w:val="true"/>
+        </w:trPr>
         <w:tc>
           <w:tcPr>
             <w:tcW w:type="dxa" w:w="2328"/>
-          </w:tcPr>
-          <w:p>
-            <w:r>
+            <w:shd w:val="clear" w:color="auto" w:fill="D9D9D9"/>
+          </w:tcPr>
+          <w:p>
+            <w:r>
+              <w:rPr>
+                <w:rFonts w:ascii="Arial" w:hAnsi="Arial"/>
+                <w:b/>
+                <w:sz w:val="20"/>
+              </w:rPr>
               <w:t>Pihak Berkepentingan</w:t>
             </w:r>
           </w:p>
@@ -3791,9 +6232,15 @@
         <w:tc>
           <w:tcPr>
             <w:tcW w:type="dxa" w:w="2328"/>
-          </w:tcPr>
-          <w:p>
-            <w:r>
+            <w:shd w:val="clear" w:color="auto" w:fill="D9D9D9"/>
+          </w:tcPr>
+          <w:p>
+            <w:r>
+              <w:rPr>
+                <w:rFonts w:ascii="Arial" w:hAnsi="Arial"/>
+                <w:b/>
+                <w:sz w:val="20"/>
+              </w:rPr>
               <w:t>Saluran</w:t>
             </w:r>
           </w:p>
@@ -3801,9 +6248,15 @@
         <w:tc>
           <w:tcPr>
             <w:tcW w:type="dxa" w:w="2328"/>
-          </w:tcPr>
-          <w:p>
-            <w:r>
+            <w:shd w:val="clear" w:color="auto" w:fill="D9D9D9"/>
+          </w:tcPr>
+          <w:p>
+            <w:r>
+              <w:rPr>
+                <w:rFonts w:ascii="Arial" w:hAnsi="Arial"/>
+                <w:b/>
+                <w:sz w:val="20"/>
+              </w:rPr>
               <w:t>Masa Hantar</w:t>
             </w:r>
           </w:p>
@@ -3811,9 +6264,15 @@
         <w:tc>
           <w:tcPr>
             <w:tcW w:type="dxa" w:w="2328"/>
-          </w:tcPr>
-          <w:p>
-            <w:r>
+            <w:shd w:val="clear" w:color="auto" w:fill="D9D9D9"/>
+          </w:tcPr>
+          <w:p>
+            <w:r>
+              <w:rPr>
+                <w:rFonts w:ascii="Arial" w:hAnsi="Arial"/>
+                <w:b/>
+                <w:sz w:val="20"/>
+              </w:rPr>
               <w:t>Kandungan Utama</w:t>
             </w:r>
           </w:p>
@@ -3826,6 +6285,10 @@
           </w:tcPr>
           <w:p>
             <w:r>
+              <w:rPr>
+                <w:rFonts w:ascii="Arial" w:hAnsi="Arial"/>
+                <w:sz w:val="20"/>
+              </w:rPr>
               <w:t>Ibu bapa</w:t>
             </w:r>
           </w:p>
@@ -3836,6 +6299,10 @@
           </w:tcPr>
           <w:p>
             <w:r>
+              <w:rPr>
+                <w:rFonts w:ascii="Arial" w:hAnsi="Arial"/>
+                <w:sz w:val="20"/>
+              </w:rPr>
               <w:t>WhatsApp/surat pekeliling</w:t>
             </w:r>
           </w:p>
@@ -3846,6 +6313,10 @@
           </w:tcPr>
           <w:p>
             <w:r>
+              <w:rPr>
+                <w:rFonts w:ascii="Arial" w:hAnsi="Arial"/>
+                <w:sz w:val="20"/>
+              </w:rPr>
               <w:t>2 minggu sebelum</w:t>
             </w:r>
           </w:p>
@@ -3856,6 +6327,10 @@
           </w:tcPr>
           <w:p>
             <w:r>
+              <w:rPr>
+                <w:rFonts w:ascii="Arial" w:hAnsi="Arial"/>
+                <w:sz w:val="20"/>
+              </w:rPr>
               <w:t>Tarikh, masa, keperluan bawaan</w:t>
             </w:r>
           </w:p>
@@ -3868,6 +6343,10 @@
           </w:tcPr>
           <w:p>
             <w:r>
+              <w:rPr>
+                <w:rFonts w:ascii="Arial" w:hAnsi="Arial"/>
+                <w:sz w:val="20"/>
+              </w:rPr>
               <w:t>Guru terlibat</w:t>
             </w:r>
           </w:p>
@@ -3878,6 +6357,10 @@
           </w:tcPr>
           <w:p>
             <w:r>
+              <w:rPr>
+                <w:rFonts w:ascii="Arial" w:hAnsi="Arial"/>
+                <w:sz w:val="20"/>
+              </w:rPr>
               <w:t>Taklimat bersemuka/mesyuarat pendek</w:t>
             </w:r>
           </w:p>
@@ -3888,6 +6371,10 @@
           </w:tcPr>
           <w:p>
             <w:r>
+              <w:rPr>
+                <w:rFonts w:ascii="Arial" w:hAnsi="Arial"/>
+                <w:sz w:val="20"/>
+              </w:rPr>
               <w:t>1 minggu sebelum</w:t>
             </w:r>
           </w:p>
@@ -3898,6 +6385,10 @@
           </w:tcPr>
           <w:p>
             <w:r>
+              <w:rPr>
+                <w:rFonts w:ascii="Arial" w:hAnsi="Arial"/>
+                <w:sz w:val="20"/>
+              </w:rPr>
               <w:t>Tugasan, protokol keselamatan</w:t>
             </w:r>
           </w:p>
@@ -3910,6 +6401,10 @@
           </w:tcPr>
           <w:p>
             <w:r>
+              <w:rPr>
+                <w:rFonts w:ascii="Arial" w:hAnsi="Arial"/>
+                <w:sz w:val="20"/>
+              </w:rPr>
               <w:t>Agensi komuniti (KEMAS/JKM)</w:t>
             </w:r>
           </w:p>
@@ -3920,6 +6415,10 @@
           </w:tcPr>
           <w:p>
             <w:r>
+              <w:rPr>
+                <w:rFonts w:ascii="Arial" w:hAnsi="Arial"/>
+                <w:sz w:val="20"/>
+              </w:rPr>
               <w:t>Surat rasmi</w:t>
             </w:r>
           </w:p>
@@ -3930,6 +6429,10 @@
           </w:tcPr>
           <w:p>
             <w:r>
+              <w:rPr>
+                <w:rFonts w:ascii="Arial" w:hAnsi="Arial"/>
+                <w:sz w:val="20"/>
+              </w:rPr>
               <w:t>3-4 minggu sebelum</w:t>
             </w:r>
           </w:p>
@@ -3940,6 +6443,10 @@
           </w:tcPr>
           <w:p>
             <w:r>
+              <w:rPr>
+                <w:rFonts w:ascii="Arial" w:hAnsi="Arial"/>
+                <w:sz w:val="20"/>
+              </w:rPr>
               <w:t>Jemputan rasmi, aturcara</w:t>
             </w:r>
           </w:p>
@@ -3952,6 +6459,10 @@
           </w:tcPr>
           <w:p>
             <w:r>
+              <w:rPr>
+                <w:rFonts w:ascii="Arial" w:hAnsi="Arial"/>
+                <w:sz w:val="20"/>
+              </w:rPr>
               <w:t>Pengetua/pengusaha</w:t>
             </w:r>
           </w:p>
@@ -3962,6 +6473,10 @@
           </w:tcPr>
           <w:p>
             <w:r>
+              <w:rPr>
+                <w:rFonts w:ascii="Arial" w:hAnsi="Arial"/>
+                <w:sz w:val="20"/>
+              </w:rPr>
               <w:t>Laporan kemajuan ringkas</w:t>
             </w:r>
           </w:p>
@@ -3972,6 +6487,10 @@
           </w:tcPr>
           <w:p>
             <w:r>
+              <w:rPr>
+                <w:rFonts w:ascii="Arial" w:hAnsi="Arial"/>
+                <w:sz w:val="20"/>
+              </w:rPr>
               <w:t>Semasa persediaan</w:t>
             </w:r>
           </w:p>
@@ -3982,6 +6501,10 @@
           </w:tcPr>
           <w:p>
             <w:r>
+              <w:rPr>
+                <w:rFonts w:ascii="Arial" w:hAnsi="Arial"/>
+                <w:sz w:val="20"/>
+              </w:rPr>
               <w:t>Status persediaan, isu jika ada</w:t>
             </w:r>
           </w:p>
@@ -3989,10 +6512,13 @@
       </w:tr>
     </w:tbl>
     <w:p>
+      <w:pPr>
+        <w:keepNext/>
+      </w:pPr>
       <w:r>
         <w:rPr>
           <w:b/>
-          <w:sz w:val="26"/>
+          <w:sz w:val="24"/>
         </w:rPr>
         <w:t>6. Contoh Protokol Keselamatan Semasa Program</w:t>
       </w:r>
@@ -4002,25 +6528,51 @@
         <w:t>Protokol asas termasuk: pendaftaran kehadiran di pintu masuk, kawasan larangan murid tanpa pengawasan ditanda jelas, susun atur tempat duduk yang tidak menghalang laluan kecemasan, dan guru bertugas ditetapkan di setiap zon aktiviti. Guru bertugas perlu memakai lanyard/tanda pengenalan supaya mudah dikenal pasti oleh ibu bapa dan komuniti sekiranya pertolongan diperlukan.</w:t>
       </w:r>
     </w:p>
+    <w:tbl>
+      <w:tblPr>
+        <w:tblStyle w:val="TableGrid"/>
+        <w:tblW w:type="auto" w:w="0"/>
+        <w:tblLook w:firstColumn="1" w:firstRow="1" w:lastColumn="0" w:lastRow="0" w:noHBand="0" w:noVBand="1" w:val="04A0"/>
+      </w:tblPr>
+      <w:tblGrid>
+        <w:gridCol w:w="9313"/>
+      </w:tblGrid>
+      <w:tr>
+        <w:tc>
+          <w:tcPr>
+            <w:tcW w:type="dxa" w:w="9313"/>
+            <w:shd w:val="clear" w:color="auto" w:fill="F2F2F2"/>
+          </w:tcPr>
+          <w:p>
+            <w:r>
+              <w:rPr>
+                <w:rFonts w:ascii="Arial" w:hAnsi="Arial"/>
+                <w:b/>
+                <w:sz w:val="24"/>
+              </w:rPr>
+              <w:t>7. Kajian Kes Tadika: Kekeliruan Pengurusan Program</w:t>
+            </w:r>
+          </w:p>
+          <w:p>
+            <w:r>
+              <w:rPr>
+                <w:rFonts w:ascii="Arial" w:hAnsi="Arial"/>
+                <w:sz w:val="22"/>
+              </w:rPr>
+              <w:t>Semasa Hari Terbuka sebuah tadika, tiada guru ditugaskan secara khusus untuk kawasan pendaftaran, menyebabkan ibu bapa keliru dan barisan panjang terbentuk pada waktu puncak. Selepas kejadian ini, tadika memperkenalkan pelan pengurusan program berzon: setiap guru ditugaskan zon tertentu (pendaftaran, permainan, jamuan, keselamatan) dengan senarai tugasan jelas, dan senarai semak tiga fasa digunakan secara konsisten untuk program-program seterusnya — hasilnya, program Hari Sukan pada penggal berikutnya berjalan lebih lancar tanpa aduan kesesakan.</w:t>
+            </w:r>
+          </w:p>
+        </w:tc>
+      </w:tr>
+    </w:tbl>
     <w:p>
+      <w:pPr>
+        <w:keepNext/>
+      </w:pPr>
       <w:r>
         <w:rPr>
           <w:b/>
-          <w:sz w:val="26"/>
-        </w:rPr>
-        <w:t>7. Kajian Kes Tadika: Kekeliruan Pengurusan Program</w:t>
-      </w:r>
-    </w:p>
-    <w:p>
-      <w:r>
-        <w:t>Semasa Hari Terbuka sebuah tadika, tiada guru ditugaskan secara khusus untuk kawasan pendaftaran, menyebabkan ibu bapa keliru dan barisan panjang terbentuk pada waktu puncak. Selepas kejadian ini, tadika memperkenalkan pelan pengurusan program berzon: setiap guru ditugaskan zon tertentu (pendaftaran, permainan, jamuan, keselamatan) dengan senarai tugasan jelas, dan senarai semak tiga fasa digunakan secara konsisten untuk program-program seterusnya — hasilnya, program Hari Sukan pada penggal berikutnya berjalan lebih lancar tanpa aduan kesesakan.</w:t>
-      </w:r>
-    </w:p>
-    <w:p>
-      <w:r>
-        <w:rPr>
-          <w:b/>
-          <w:sz w:val="26"/>
+          <w:sz w:val="24"/>
         </w:rPr>
         <w:t>8. Kesilapan Lazim dan Cara Mengelak</w:t>
       </w:r>
@@ -4030,13 +6582,727 @@
         <w:t>Kesilapan lazim ialah menganggap komunikasi sekali sahaja (satu surat pekeliling) sudah mencukupi, sedangkan ibu bapa memerlukan peringatan susulan lebih dekat dengan tarikh program. Kesilapan lain ialah tiada pembahagian tugasan zon yang jelas semasa program berlangsung. Cara mengelak: hantar peringatan susulan 2-3 hari sebelum program, dan sediakan pelan pembahagian tugasan zon bertulis untuk setiap guru terlibat.</w:t>
       </w:r>
     </w:p>
+    <w:tbl>
+      <w:tblPr>
+        <w:tblStyle w:val="TableGrid"/>
+        <w:tblW w:type="auto" w:w="0"/>
+        <w:tblLook w:firstColumn="1" w:firstRow="1" w:lastColumn="0" w:lastRow="0" w:noHBand="0" w:noVBand="1" w:val="04A0"/>
+      </w:tblPr>
+      <w:tblGrid>
+        <w:gridCol w:w="9313"/>
+      </w:tblGrid>
+      <w:tr>
+        <w:tc>
+          <w:tcPr>
+            <w:tcW w:type="dxa" w:w="9313"/>
+            <w:shd w:val="clear" w:color="auto" w:fill="F2F2F2"/>
+          </w:tcPr>
+          <w:p>
+            <w:r>
+              <w:rPr>
+                <w:rFonts w:ascii="Arial" w:hAnsi="Arial"/>
+                <w:b/>
+                <w:sz w:val="24"/>
+              </w:rPr>
+              <w:t>9. Senarai Semak Tiga Fasa (Ringkas untuk Fotokopi)</w:t>
+            </w:r>
+          </w:p>
+        </w:tc>
+      </w:tr>
+    </w:tbl>
+    <w:tbl>
+      <w:tblPr>
+        <w:tblStyle w:val="TableGrid"/>
+        <w:tblW w:type="auto" w:w="0"/>
+        <w:tblLook w:firstColumn="1" w:firstRow="1" w:lastColumn="0" w:lastRow="0" w:noHBand="0" w:noVBand="1" w:val="04A0"/>
+      </w:tblPr>
+      <w:tblGrid>
+        <w:gridCol w:w="4656"/>
+        <w:gridCol w:w="4656"/>
+      </w:tblGrid>
+      <w:tr>
+        <w:trPr>
+          <w:tblHeader w:val="true"/>
+        </w:trPr>
+        <w:tc>
+          <w:tcPr>
+            <w:tcW w:type="dxa" w:w="4656"/>
+            <w:shd w:val="clear" w:color="auto" w:fill="D9D9D9"/>
+          </w:tcPr>
+          <w:p>
+            <w:r>
+              <w:rPr>
+                <w:rFonts w:ascii="Arial" w:hAnsi="Arial"/>
+                <w:b/>
+                <w:sz w:val="20"/>
+              </w:rPr>
+              <w:t>Fasa</w:t>
+            </w:r>
+          </w:p>
+        </w:tc>
+        <w:tc>
+          <w:tcPr>
+            <w:tcW w:type="dxa" w:w="4656"/>
+            <w:shd w:val="clear" w:color="auto" w:fill="D9D9D9"/>
+          </w:tcPr>
+          <w:p>
+            <w:r>
+              <w:rPr>
+                <w:rFonts w:ascii="Arial" w:hAnsi="Arial"/>
+                <w:b/>
+                <w:sz w:val="20"/>
+              </w:rPr>
+              <w:t>Item</w:t>
+            </w:r>
+          </w:p>
+        </w:tc>
+      </w:tr>
+      <w:tr>
+        <w:tc>
+          <w:tcPr>
+            <w:tcW w:type="dxa" w:w="4656"/>
+          </w:tcPr>
+          <w:p>
+            <w:r>
+              <w:rPr>
+                <w:rFonts w:ascii="Arial" w:hAnsi="Arial"/>
+                <w:sz w:val="20"/>
+              </w:rPr>
+              <w:t>Sebelum</w:t>
+            </w:r>
+          </w:p>
+        </w:tc>
+        <w:tc>
+          <w:tcPr>
+            <w:tcW w:type="dxa" w:w="4656"/>
+          </w:tcPr>
+          <w:p>
+            <w:r>
+              <w:rPr>
+                <w:rFonts w:ascii="Arial" w:hAnsi="Arial"/>
+                <w:sz w:val="20"/>
+              </w:rPr>
+              <w:t>Proposal diluluskan □ · Jemputan/komunikasi dihantar □ · Peralatan disediakan □ · Bajet disahkan □ · Tugasan zon guru ditetapkan □</w:t>
+            </w:r>
+          </w:p>
+        </w:tc>
+      </w:tr>
+      <w:tr>
+        <w:tc>
+          <w:tcPr>
+            <w:tcW w:type="dxa" w:w="4656"/>
+          </w:tcPr>
+          <w:p>
+            <w:r>
+              <w:rPr>
+                <w:rFonts w:ascii="Arial" w:hAnsi="Arial"/>
+                <w:sz w:val="20"/>
+              </w:rPr>
+              <w:t>Semasa</w:t>
+            </w:r>
+          </w:p>
+        </w:tc>
+        <w:tc>
+          <w:tcPr>
+            <w:tcW w:type="dxa" w:w="4656"/>
+          </w:tcPr>
+          <w:p>
+            <w:r>
+              <w:rPr>
+                <w:rFonts w:ascii="Arial" w:hAnsi="Arial"/>
+                <w:sz w:val="20"/>
+              </w:rPr>
+              <w:t>Pendaftaran kehadiran □ · Penyeliaan keselamatan setiap zon □ · Aturcara diikuti jadual □</w:t>
+            </w:r>
+          </w:p>
+        </w:tc>
+      </w:tr>
+      <w:tr>
+        <w:tc>
+          <w:tcPr>
+            <w:tcW w:type="dxa" w:w="4656"/>
+          </w:tcPr>
+          <w:p>
+            <w:r>
+              <w:rPr>
+                <w:rFonts w:ascii="Arial" w:hAnsi="Arial"/>
+                <w:sz w:val="20"/>
+              </w:rPr>
+              <w:t>Selepas</w:t>
+            </w:r>
+          </w:p>
+        </w:tc>
+        <w:tc>
+          <w:tcPr>
+            <w:tcW w:type="dxa" w:w="4656"/>
+          </w:tcPr>
+          <w:p>
+            <w:r>
+              <w:rPr>
+                <w:rFonts w:ascii="Arial" w:hAnsi="Arial"/>
+                <w:sz w:val="20"/>
+              </w:rPr>
+              <w:t>Kawasan dibersihkan □ · Peralatan dikembalikan □ · Maklum balas dikumpul □ · Laporan disediakan □</w:t>
+            </w:r>
+          </w:p>
+        </w:tc>
+      </w:tr>
+    </w:tbl>
+    <w:tbl>
+      <w:tblPr>
+        <w:tblStyle w:val="TableGrid"/>
+        <w:tblW w:type="auto" w:w="0"/>
+        <w:tblLook w:firstColumn="1" w:firstRow="1" w:lastColumn="0" w:lastRow="0" w:noHBand="0" w:noVBand="1" w:val="04A0"/>
+      </w:tblPr>
+      <w:tblGrid>
+        <w:gridCol w:w="9313"/>
+      </w:tblGrid>
+      <w:tr>
+        <w:tc>
+          <w:tcPr>
+            <w:tcW w:type="dxa" w:w="9313"/>
+            <w:shd w:val="clear" w:color="auto" w:fill="F2F2F2"/>
+          </w:tcPr>
+          <w:p>
+            <w:r>
+              <w:rPr>
+                <w:rFonts w:ascii="Arial" w:hAnsi="Arial"/>
+                <w:b/>
+                <w:sz w:val="24"/>
+              </w:rPr>
+              <w:t>10. Aktiviti Pengukuhan</w:t>
+            </w:r>
+          </w:p>
+          <w:p/>
+          <w:p>
+            <w:r>
+              <w:rPr>
+                <w:rFonts w:ascii="Arial" w:hAnsi="Arial"/>
+                <w:sz w:val="22"/>
+              </w:rPr>
+              <w:t>• Sediakan matriks komunikasi lengkap (guna templat di atas) bagi program "Hari Terbuka Prasekolah" yang melibatkan ibu bapa, guru dan wakil KEMAS.</w:t>
+            </w:r>
+          </w:p>
+          <w:p/>
+          <w:p>
+            <w:r>
+              <w:rPr>
+                <w:rFonts w:ascii="Arial" w:hAnsi="Arial"/>
+                <w:sz w:val="22"/>
+              </w:rPr>
+              <w:t>• Rancang pembahagian tugasan zon (pendaftaran, permainan, jamuan, keselamatan) untuk empat orang guru bagi program Hari Sukan.</w:t>
+            </w:r>
+          </w:p>
+        </w:tc>
+      </w:tr>
+    </w:tbl>
     <w:p>
+      <w:pPr>
+        <w:keepNext/>
+      </w:pPr>
       <w:r>
         <w:rPr>
           <w:b/>
-          <w:sz w:val="26"/>
+          <w:sz w:val="24"/>
         </w:rPr>
-        <w:t>9. Senarai Semak Tiga Fasa (Ringkas untuk Fotokopi)</w:t>
+        <w:t>11. Peranan Ketua Program dan Struktur Pasukan Pelaksana</w:t>
+      </w:r>
+    </w:p>
+    <w:p>
+      <w:r>
+        <w:t>Bagi program berskala besar, satu jawatan ketua program perlu dilantik untuk menyelaraskan semua zon dan memastikan komunikasi antara guru berjalan lancar semasa pelaksanaan. Struktur asas pasukan pelaksana biasanya merangkumi: Ketua Program (menyelaras keseluruhan), Penyelaras Pendaftaran, Penyelaras Aktiviti/Permainan, Penyelaras Logistik &amp; Jamuan, dan Penyelaras Keselamatan. Setiap penyelaras melapor terus kepada Ketua Program sepanjang tempoh program berlangsung, dan sebarang isu yang timbul (contoh: kekurangan bekalan air, murid tercicir daripada kumpulan) dilaporkan segera melalui saluran komunikasi yang ditetapkan (contoh: kumpulan WhatsApp guru bertugas atau walkie-talkie jika tersedia).</w:t>
+      </w:r>
+    </w:p>
+    <w:p>
+      <w:pPr>
+        <w:keepNext/>
+      </w:pPr>
+      <w:r>
+        <w:rPr>
+          <w:b/>
+          <w:sz w:val="24"/>
+        </w:rPr>
+        <w:t>12. Pengurusan Masa Semasa Program: Contoh Jadual Aturcara</w:t>
+      </w:r>
+    </w:p>
+    <w:tbl>
+      <w:tblPr>
+        <w:tblStyle w:val="TableGrid"/>
+        <w:tblW w:type="auto" w:w="0"/>
+        <w:tblLook w:firstColumn="1" w:firstRow="1" w:lastColumn="0" w:lastRow="0" w:noHBand="0" w:noVBand="1" w:val="04A0"/>
+      </w:tblPr>
+      <w:tblGrid>
+        <w:gridCol w:w="3104"/>
+        <w:gridCol w:w="3104"/>
+        <w:gridCol w:w="3104"/>
+      </w:tblGrid>
+      <w:tr>
+        <w:trPr>
+          <w:tblHeader w:val="true"/>
+        </w:trPr>
+        <w:tc>
+          <w:tcPr>
+            <w:tcW w:type="dxa" w:w="3104"/>
+            <w:shd w:val="clear" w:color="auto" w:fill="D9D9D9"/>
+          </w:tcPr>
+          <w:p>
+            <w:r>
+              <w:rPr>
+                <w:rFonts w:ascii="Arial" w:hAnsi="Arial"/>
+                <w:b/>
+                <w:sz w:val="20"/>
+              </w:rPr>
+              <w:t>Masa</w:t>
+            </w:r>
+          </w:p>
+        </w:tc>
+        <w:tc>
+          <w:tcPr>
+            <w:tcW w:type="dxa" w:w="3104"/>
+            <w:shd w:val="clear" w:color="auto" w:fill="D9D9D9"/>
+          </w:tcPr>
+          <w:p>
+            <w:r>
+              <w:rPr>
+                <w:rFonts w:ascii="Arial" w:hAnsi="Arial"/>
+                <w:b/>
+                <w:sz w:val="20"/>
+              </w:rPr>
+              <w:t>Aktiviti</w:t>
+            </w:r>
+          </w:p>
+        </w:tc>
+        <w:tc>
+          <w:tcPr>
+            <w:tcW w:type="dxa" w:w="3104"/>
+            <w:shd w:val="clear" w:color="auto" w:fill="D9D9D9"/>
+          </w:tcPr>
+          <w:p>
+            <w:r>
+              <w:rPr>
+                <w:rFonts w:ascii="Arial" w:hAnsi="Arial"/>
+                <w:b/>
+                <w:sz w:val="20"/>
+              </w:rPr>
+              <w:t>Guru Bertanggungjawab</w:t>
+            </w:r>
+          </w:p>
+        </w:tc>
+      </w:tr>
+      <w:tr>
+        <w:tc>
+          <w:tcPr>
+            <w:tcW w:type="dxa" w:w="3104"/>
+          </w:tcPr>
+          <w:p>
+            <w:r>
+              <w:rPr>
+                <w:rFonts w:ascii="Arial" w:hAnsi="Arial"/>
+                <w:sz w:val="20"/>
+              </w:rPr>
+              <w:t>7:30 - 8:00 pagi</w:t>
+            </w:r>
+          </w:p>
+        </w:tc>
+        <w:tc>
+          <w:tcPr>
+            <w:tcW w:type="dxa" w:w="3104"/>
+          </w:tcPr>
+          <w:p>
+            <w:r>
+              <w:rPr>
+                <w:rFonts w:ascii="Arial" w:hAnsi="Arial"/>
+                <w:sz w:val="20"/>
+              </w:rPr>
+              <w:t>Persediaan akhir &amp; pendaftaran dibuka</w:t>
+            </w:r>
+          </w:p>
+        </w:tc>
+        <w:tc>
+          <w:tcPr>
+            <w:tcW w:type="dxa" w:w="3104"/>
+          </w:tcPr>
+          <w:p>
+            <w:r>
+              <w:rPr>
+                <w:rFonts w:ascii="Arial" w:hAnsi="Arial"/>
+                <w:sz w:val="20"/>
+              </w:rPr>
+              <w:t>Penyelaras Pendaftaran</w:t>
+            </w:r>
+          </w:p>
+        </w:tc>
+      </w:tr>
+      <w:tr>
+        <w:tc>
+          <w:tcPr>
+            <w:tcW w:type="dxa" w:w="3104"/>
+          </w:tcPr>
+          <w:p>
+            <w:r>
+              <w:rPr>
+                <w:rFonts w:ascii="Arial" w:hAnsi="Arial"/>
+                <w:sz w:val="20"/>
+              </w:rPr>
+              <w:t>8:00 - 8:15 pagi</w:t>
+            </w:r>
+          </w:p>
+        </w:tc>
+        <w:tc>
+          <w:tcPr>
+            <w:tcW w:type="dxa" w:w="3104"/>
+          </w:tcPr>
+          <w:p>
+            <w:r>
+              <w:rPr>
+                <w:rFonts w:ascii="Arial" w:hAnsi="Arial"/>
+                <w:sz w:val="20"/>
+              </w:rPr>
+              <w:t>Ucapan alu-aluan pengetua</w:t>
+            </w:r>
+          </w:p>
+        </w:tc>
+        <w:tc>
+          <w:tcPr>
+            <w:tcW w:type="dxa" w:w="3104"/>
+          </w:tcPr>
+          <w:p>
+            <w:r>
+              <w:rPr>
+                <w:rFonts w:ascii="Arial" w:hAnsi="Arial"/>
+                <w:sz w:val="20"/>
+              </w:rPr>
+              <w:t>Ketua Program</w:t>
+            </w:r>
+          </w:p>
+        </w:tc>
+      </w:tr>
+      <w:tr>
+        <w:tc>
+          <w:tcPr>
+            <w:tcW w:type="dxa" w:w="3104"/>
+          </w:tcPr>
+          <w:p>
+            <w:r>
+              <w:rPr>
+                <w:rFonts w:ascii="Arial" w:hAnsi="Arial"/>
+                <w:sz w:val="20"/>
+              </w:rPr>
+              <w:t>8:15 - 10:00 pagi</w:t>
+            </w:r>
+          </w:p>
+        </w:tc>
+        <w:tc>
+          <w:tcPr>
+            <w:tcW w:type="dxa" w:w="3104"/>
+          </w:tcPr>
+          <w:p>
+            <w:r>
+              <w:rPr>
+                <w:rFonts w:ascii="Arial" w:hAnsi="Arial"/>
+                <w:sz w:val="20"/>
+              </w:rPr>
+              <w:t>Aktiviti/permainan utama</w:t>
+            </w:r>
+          </w:p>
+        </w:tc>
+        <w:tc>
+          <w:tcPr>
+            <w:tcW w:type="dxa" w:w="3104"/>
+          </w:tcPr>
+          <w:p>
+            <w:r>
+              <w:rPr>
+                <w:rFonts w:ascii="Arial" w:hAnsi="Arial"/>
+                <w:sz w:val="20"/>
+              </w:rPr>
+              <w:t>Penyelaras Aktiviti</w:t>
+            </w:r>
+          </w:p>
+        </w:tc>
+      </w:tr>
+      <w:tr>
+        <w:tc>
+          <w:tcPr>
+            <w:tcW w:type="dxa" w:w="3104"/>
+          </w:tcPr>
+          <w:p>
+            <w:r>
+              <w:rPr>
+                <w:rFonts w:ascii="Arial" w:hAnsi="Arial"/>
+                <w:sz w:val="20"/>
+              </w:rPr>
+              <w:t>10:00 - 10:30 pagi</w:t>
+            </w:r>
+          </w:p>
+        </w:tc>
+        <w:tc>
+          <w:tcPr>
+            <w:tcW w:type="dxa" w:w="3104"/>
+          </w:tcPr>
+          <w:p>
+            <w:r>
+              <w:rPr>
+                <w:rFonts w:ascii="Arial" w:hAnsi="Arial"/>
+                <w:sz w:val="20"/>
+              </w:rPr>
+              <w:t>Jamuan ringan</w:t>
+            </w:r>
+          </w:p>
+        </w:tc>
+        <w:tc>
+          <w:tcPr>
+            <w:tcW w:type="dxa" w:w="3104"/>
+          </w:tcPr>
+          <w:p>
+            <w:r>
+              <w:rPr>
+                <w:rFonts w:ascii="Arial" w:hAnsi="Arial"/>
+                <w:sz w:val="20"/>
+              </w:rPr>
+              <w:t>Penyelaras Logistik</w:t>
+            </w:r>
+          </w:p>
+        </w:tc>
+      </w:tr>
+      <w:tr>
+        <w:tc>
+          <w:tcPr>
+            <w:tcW w:type="dxa" w:w="3104"/>
+          </w:tcPr>
+          <w:p>
+            <w:r>
+              <w:rPr>
+                <w:rFonts w:ascii="Arial" w:hAnsi="Arial"/>
+                <w:sz w:val="20"/>
+              </w:rPr>
+              <w:t>10:30 - 11:00 pagi</w:t>
+            </w:r>
+          </w:p>
+        </w:tc>
+        <w:tc>
+          <w:tcPr>
+            <w:tcW w:type="dxa" w:w="3104"/>
+          </w:tcPr>
+          <w:p>
+            <w:r>
+              <w:rPr>
+                <w:rFonts w:ascii="Arial" w:hAnsi="Arial"/>
+                <w:sz w:val="20"/>
+              </w:rPr>
+              <w:t>Penutup &amp; pemberian sijil/hadiah</w:t>
+            </w:r>
+          </w:p>
+        </w:tc>
+        <w:tc>
+          <w:tcPr>
+            <w:tcW w:type="dxa" w:w="3104"/>
+          </w:tcPr>
+          <w:p>
+            <w:r>
+              <w:rPr>
+                <w:rFonts w:ascii="Arial" w:hAnsi="Arial"/>
+                <w:sz w:val="20"/>
+              </w:rPr>
+              <w:t>Ketua Program</w:t>
+            </w:r>
+          </w:p>
+        </w:tc>
+      </w:tr>
+      <w:tr>
+        <w:tc>
+          <w:tcPr>
+            <w:tcW w:type="dxa" w:w="3104"/>
+          </w:tcPr>
+          <w:p>
+            <w:r>
+              <w:rPr>
+                <w:rFonts w:ascii="Arial" w:hAnsi="Arial"/>
+                <w:sz w:val="20"/>
+              </w:rPr>
+              <w:t>11:00 - 11:30 pagi</w:t>
+            </w:r>
+          </w:p>
+        </w:tc>
+        <w:tc>
+          <w:tcPr>
+            <w:tcW w:type="dxa" w:w="3104"/>
+          </w:tcPr>
+          <w:p>
+            <w:r>
+              <w:rPr>
+                <w:rFonts w:ascii="Arial" w:hAnsi="Arial"/>
+                <w:sz w:val="20"/>
+              </w:rPr>
+              <w:t>Pembersihan &amp; pemulangan peralatan</w:t>
+            </w:r>
+          </w:p>
+        </w:tc>
+        <w:tc>
+          <w:tcPr>
+            <w:tcW w:type="dxa" w:w="3104"/>
+          </w:tcPr>
+          <w:p>
+            <w:r>
+              <w:rPr>
+                <w:rFonts w:ascii="Arial" w:hAnsi="Arial"/>
+                <w:sz w:val="20"/>
+              </w:rPr>
+              <w:t>Semua guru</w:t>
+            </w:r>
+          </w:p>
+        </w:tc>
+      </w:tr>
+    </w:tbl>
+    <w:p>
+      <w:pPr>
+        <w:keepNext/>
+      </w:pPr>
+      <w:r>
+        <w:rPr>
+          <w:b/>
+          <w:sz w:val="24"/>
+        </w:rPr>
+        <w:t>14. Menilai Kejayaan Pengurusan Program Selepas Selesai</w:t>
+      </w:r>
+    </w:p>
+    <w:p>
+      <w:r>
+        <w:t>Sebaik sahaja program tamat, Ketua Program bersama penyelaras zon perlu membuat penilaian ringkas serta-merta (*hot debrief*) sebelum semua guru bersurai — contohnya bertanya "adakah ada isu logistik yang timbul?", "adakah nisbah guru:murid mencukupi sepanjang program?". Penilaian ringkas ini berbeza daripada mesyuarat pasca-mortem formal (rujuk C05-W03.md Bab 3) yang diadakan beberapa hari selepas program dengan laporan bertulis lengkap — *hot debrief* bertujuan menangkap isu semasa ia masih segar dalam ingatan guru, manakala mesyuarat pasca-mortem bertujuan merumus tindakan penambahbaikan jangka panjang secara lebih formal.</w:t>
+      </w:r>
+    </w:p>
+    <w:p>
+      <w:pPr>
+        <w:keepNext/>
+      </w:pPr>
+      <w:r>
+        <w:rPr>
+          <w:b/>
+          <w:sz w:val="24"/>
+        </w:rPr>
+        <w:t>16. Pengurusan Isu Tidak Dijangka (Contingency Management)</w:t>
+      </w:r>
+    </w:p>
+    <w:p>
+      <w:r>
+        <w:t>Walaupun perancangan dibuat dengan teliti, isu tidak dijangka masih boleh berlaku — contohnya bekalan makanan lewat sampai, peralatan rosak, atau seorang guru tidak dapat hadir akibat kecemasan peribadi. Guru digalakkan menyediakan senarai kenalan sandaran (contoh: vendor alternatif, guru simpanan) semasa peringkat perancangan sebagai sebahagian daripada pengurusan program yang matang. Amalan menyediakan *contingency plan* ringkas bagi sekurang-kurangnya dua risiko logistik utama (bekalan lewat, kekurangan tenaga guru) turut membantu Ketua Program bertindak pantas tanpa panik sekiranya isu benar-benar timbul pada hari program.</w:t>
+      </w:r>
+    </w:p>
+    <w:p>
+      <w:pPr>
+        <w:keepNext/>
+      </w:pPr>
+      <w:r>
+        <w:rPr>
+          <w:b/>
+          <w:sz w:val="24"/>
+        </w:rPr>
+        <w:t>18. Kaitan Pengurusan Program dengan Bab-Bab Sebelumnya</w:t>
+      </w:r>
+    </w:p>
+    <w:p>
+      <w:r>
+        <w:t>Pengurusan program yang berkesan sebenarnya merupakan pengamalan bersepadu bagi semua topik yang dipelajari dalam Bab 1 hingga 4 — ia bermula dengan pemahaman teori penglibatan ibu bapa-komuniti (Bab 1), diterjemahkan kepada matlamat SMART yang jelas (Bab 2), didokumenkan dalam proposal yang lengkap (Bab 3), disertai penilaian risiko yang teliti (Bab 4), dan akhirnya dilaksanakan dengan komunikasi, protokol keselamatan serta senarai semak yang konsisten (Bab 5). Guru yang menguasai kelima-lima Bab secara bersepadu berupaya merancang dan melaksanakan aktiviti ibu bapa-komuniti dari awal hingga akhir dengan yakin, selaras dengan kehendak keseluruhan Work Activity ini.</w:t>
+      </w:r>
+    </w:p>
+    <w:p>
+      <w:pPr>
+        <w:keepNext/>
+      </w:pPr>
+      <w:r>
+        <w:rPr>
+          <w:b/>
+          <w:sz w:val="24"/>
+        </w:rPr>
+        <w:t>19. Peranan Teknologi dalam Pengurusan Program Moden</w:t>
+      </w:r>
+    </w:p>
+    <w:p>
+      <w:r>
+        <w:t>Tadika masa kini boleh memanfaatkan alat digital ringkas untuk memperkukuh pengurusan program — contohnya Google Form untuk pendaftaran kehadiran secara dalam talian, kumpulan WhatsApp khas guru bertugas untuk komunikasi masa nyata semasa program, dan Google Sheet dikongsi untuk menjejak status senarai semak tiga fasa secara kolaboratif antara guru. Penggunaan alat ini bukan wajib, tetapi dapat mengurangkan beban kerja kertas dan mempercepatkan penyelarasan antara guru terutamanya bagi tadika yang mempunyai bilangan kakitangan terhad.</w:t>
+      </w:r>
+    </w:p>
+    <w:p>
+      <w:pPr>
+        <w:keepNext/>
+      </w:pPr>
+      <w:r>
+        <w:rPr>
+          <w:b/>
+          <w:sz w:val="24"/>
+        </w:rPr>
+        <w:t>21. Penghargaan kepada Sukarelawan dan Penyumbang Program</w:t>
+      </w:r>
+    </w:p>
+    <w:p>
+      <w:r>
+        <w:t>Selepas program selesai, amalan baik ialah menghantar ucapan terima kasih ringkas kepada ibu bapa sukarelawan, wakil agensi komuniti dan tetamu khas yang hadir — melalui WhatsApp, surat, atau sijil penghargaan ringkas. Langkah kecil ini mengukuhkan hubungan jangka panjang dan meningkatkan kesediaan pihak yang sama untuk menyumbang semula pada program akan datang, selaras dengan matlamat membina hubungan berterusan antara tadika, keluarga dan komuniti seperti yang dibincangkan dalam Bab 1.</w:t>
+      </w:r>
+    </w:p>
+    <w:p>
+      <w:pPr>
+        <w:keepNext/>
+      </w:pPr>
+      <w:r>
+        <w:rPr>
+          <w:b/>
+          <w:sz w:val="24"/>
+        </w:rPr>
+        <w:t>22. Menghubungkaitkan Kejayaan Program dengan Pelaporan Seterusnya</w:t>
+      </w:r>
+    </w:p>
+    <w:p>
+      <w:r>
+        <w:t>Setiap catatan mengenai kejayaan dan cabaran semasa pengurusan program — sama ada berkaitan komunikasi, protokol keselamatan, atau senarai semak — perlu dicatatkan secara ringkas oleh Ketua Program sejurus selepas program tamat, kerana catatan ini menjadi bahan mentah utama kepada laporan ringkasan aktiviti yang akan disediakan (rujuk C05-W03.md Bab 2). Guru yang lupa mencatatkan isu-isu kecil semasa program (contoh: kelewatan bekalan, aduan ringan ibu bapa) sering mendapati laporan akhir kurang terperinci kerana bergantung semata-mata kepada ingatan beberapa hari selepas program berlalu.</w:t>
+      </w:r>
+    </w:p>
+    <w:tbl>
+      <w:tblPr>
+        <w:tblStyle w:val="TableGrid"/>
+        <w:tblW w:type="auto" w:w="0"/>
+        <w:tblLook w:firstColumn="1" w:firstRow="1" w:lastColumn="0" w:lastRow="0" w:noHBand="0" w:noVBand="1" w:val="04A0"/>
+      </w:tblPr>
+      <w:tblGrid>
+        <w:gridCol w:w="9313"/>
+      </w:tblGrid>
+      <w:tr>
+        <w:tc>
+          <w:tcPr>
+            <w:tcW w:type="dxa" w:w="9313"/>
+            <w:shd w:val="clear" w:color="auto" w:fill="F2F2F2"/>
+          </w:tcPr>
+          <w:p>
+            <w:r>
+              <w:rPr>
+                <w:rFonts w:ascii="Arial" w:hAnsi="Arial"/>
+                <w:b/>
+                <w:sz w:val="24"/>
+              </w:rPr>
+              <w:t>23. Rumusan</w:t>
+            </w:r>
+          </w:p>
+          <w:p>
+            <w:r>
+              <w:rPr>
+                <w:rFonts w:ascii="Arial" w:hAnsi="Arial"/>
+                <w:sz w:val="22"/>
+              </w:rPr>
+              <w:t>Pengurusan program yang baik menggabungkan komunikasi berkesan, kepatuhan protokol keselamatan, dan penggunaan senarai semak — ketiga-tiganya memastikan aktiviti ibu bapa-komuniti berjalan lancar dan selamat daripada perancangan hingga pelaksanaan. Guru yang mengamalkan senarai semak tiga fasa secara konsisten dapat mengurangkan risiko kesilapan persediaan dan memastikan setiap program dijalankan mengikut piawaian yang sama walaupun dikendalikan oleh guru berbeza.</w:t>
+            </w:r>
+          </w:p>
+        </w:tc>
+      </w:tr>
+    </w:tbl>
+    <w:p>
+      <w:pPr>
+        <w:keepNext/>
+      </w:pPr>
+      <w:r>
+        <w:rPr>
+          <w:b/>
+          <w:sz w:val="24"/>
+        </w:rPr>
+        <w:t>Glosari</w:t>
       </w:r>
     </w:p>
     <w:tbl>
@@ -4050,23 +7316,38 @@
         <w:gridCol w:w="4656"/>
       </w:tblGrid>
       <w:tr>
+        <w:trPr>
+          <w:tblHeader w:val="true"/>
+        </w:trPr>
         <w:tc>
           <w:tcPr>
             <w:tcW w:type="dxa" w:w="4656"/>
-          </w:tcPr>
-          <w:p>
-            <w:r>
-              <w:t>Fasa</w:t>
+            <w:shd w:val="clear" w:color="auto" w:fill="D9D9D9"/>
+          </w:tcPr>
+          <w:p>
+            <w:r>
+              <w:rPr>
+                <w:rFonts w:ascii="Arial" w:hAnsi="Arial"/>
+                <w:b/>
+                <w:sz w:val="20"/>
+              </w:rPr>
+              <w:t>Istilah (EN)</w:t>
             </w:r>
           </w:p>
         </w:tc>
         <w:tc>
           <w:tcPr>
             <w:tcW w:type="dxa" w:w="4656"/>
-          </w:tcPr>
-          <w:p>
-            <w:r>
-              <w:t>Item</w:t>
+            <w:shd w:val="clear" w:color="auto" w:fill="D9D9D9"/>
+          </w:tcPr>
+          <w:p>
+            <w:r>
+              <w:rPr>
+                <w:rFonts w:ascii="Arial" w:hAnsi="Arial"/>
+                <w:b/>
+                <w:sz w:val="20"/>
+              </w:rPr>
+              <w:t>Istilah (BM)</w:t>
             </w:r>
           </w:p>
         </w:tc>
@@ -4078,7 +7359,11 @@
           </w:tcPr>
           <w:p>
             <w:r>
-              <w:t>Sebelum</w:t>
+              <w:rPr>
+                <w:rFonts w:ascii="Arial" w:hAnsi="Arial"/>
+                <w:sz w:val="20"/>
+              </w:rPr>
+              <w:t>Ecological System Theory</w:t>
             </w:r>
           </w:p>
         </w:tc>
@@ -4088,7 +7373,11 @@
           </w:tcPr>
           <w:p>
             <w:r>
-              <w:t>Proposal diluluskan □ · Jemputan/komunikasi dihantar □ · Peralatan disediakan □ · Bajet disahkan □ · Tugasan zon guru ditetapkan □</w:t>
+              <w:rPr>
+                <w:rFonts w:ascii="Arial" w:hAnsi="Arial"/>
+                <w:sz w:val="20"/>
+              </w:rPr>
+              <w:t>Teori sistem ekologi</w:t>
             </w:r>
           </w:p>
         </w:tc>
@@ -4100,7 +7389,11 @@
           </w:tcPr>
           <w:p>
             <w:r>
-              <w:t>Semasa</w:t>
+              <w:rPr>
+                <w:rFonts w:ascii="Arial" w:hAnsi="Arial"/>
+                <w:sz w:val="20"/>
+              </w:rPr>
+              <w:t>Parental Involvement</w:t>
             </w:r>
           </w:p>
         </w:tc>
@@ -4110,7 +7403,11 @@
           </w:tcPr>
           <w:p>
             <w:r>
-              <w:t>Pendaftaran kehadiran □ · Penyeliaan keselamatan setiap zon □ · Aturcara diikuti jadual □</w:t>
+              <w:rPr>
+                <w:rFonts w:ascii="Arial" w:hAnsi="Arial"/>
+                <w:sz w:val="20"/>
+              </w:rPr>
+              <w:t>Penglibatan ibu bapa</w:t>
             </w:r>
           </w:p>
         </w:tc>
@@ -4122,7 +7419,11 @@
           </w:tcPr>
           <w:p>
             <w:r>
-              <w:t>Selepas</w:t>
+              <w:rPr>
+                <w:rFonts w:ascii="Arial" w:hAnsi="Arial"/>
+                <w:sz w:val="20"/>
+              </w:rPr>
+              <w:t>Mesosystem</w:t>
             </w:r>
           </w:p>
         </w:tc>
@@ -4132,84 +7433,11 @@
           </w:tcPr>
           <w:p>
             <w:r>
-              <w:t>Kawasan dibersihkan □ · Peralatan dikembalikan □ · Maklum balas dikumpul □ · Laporan disediakan □</w:t>
-            </w:r>
-          </w:p>
-        </w:tc>
-      </w:tr>
-    </w:tbl>
-    <w:p>
-      <w:r>
-        <w:rPr>
-          <w:b/>
-          <w:sz w:val="26"/>
-        </w:rPr>
-        <w:t>10. Aktiviti Pengukuhan</w:t>
-      </w:r>
-    </w:p>
-    <w:p>
-      <w:pPr>
-        <w:pStyle w:val="ListParagraph"/>
-      </w:pPr>
-      <w:r>
-        <w:t>• Sediakan matriks komunikasi lengkap (guna templat di atas) bagi program "Hari Terbuka Prasekolah" yang melibatkan ibu bapa, guru dan wakil KEMAS.</w:t>
-      </w:r>
-    </w:p>
-    <w:p>
-      <w:pPr>
-        <w:pStyle w:val="ListParagraph"/>
-      </w:pPr>
-      <w:r>
-        <w:t>• Rancang pembahagian tugasan zon (pendaftaran, permainan, jamuan, keselamatan) untuk empat orang guru bagi program Hari Sukan.</w:t>
-      </w:r>
-    </w:p>
-    <w:p>
-      <w:r>
-        <w:rPr>
-          <w:b/>
-          <w:sz w:val="26"/>
-        </w:rPr>
-        <w:t>11. Rumusan</w:t>
-      </w:r>
-    </w:p>
-    <w:p>
-      <w:r>
-        <w:t>Pengurusan program yang baik menggabungkan komunikasi berkesan, kepatuhan protokol keselamatan, dan penggunaan senarai semak — ketiga-tiganya memastikan aktiviti ibu bapa-komuniti berjalan lancar dan selamat daripada perancangan hingga pelaksanaan. Guru yang mengamalkan senarai semak tiga fasa secara konsisten dapat mengurangkan risiko kesilapan persediaan dan memastikan setiap program dijalankan mengikut piawaian yang sama walaupun dikendalikan oleh guru berbeza.</w:t>
-      </w:r>
-    </w:p>
-    <w:p>
-      <w:r>
-        <w:t>### Glosari</w:t>
-      </w:r>
-    </w:p>
-    <w:tbl>
-      <w:tblPr>
-        <w:tblStyle w:val="TableGrid"/>
-        <w:tblW w:type="auto" w:w="0"/>
-        <w:tblLook w:firstColumn="1" w:firstRow="1" w:lastColumn="0" w:lastRow="0" w:noHBand="0" w:noVBand="1" w:val="04A0"/>
-      </w:tblPr>
-      <w:tblGrid>
-        <w:gridCol w:w="4656"/>
-        <w:gridCol w:w="4656"/>
-      </w:tblGrid>
-      <w:tr>
-        <w:tc>
-          <w:tcPr>
-            <w:tcW w:type="dxa" w:w="4656"/>
-          </w:tcPr>
-          <w:p>
-            <w:r>
-              <w:t>Istilah (EN)</w:t>
-            </w:r>
-          </w:p>
-        </w:tc>
-        <w:tc>
-          <w:tcPr>
-            <w:tcW w:type="dxa" w:w="4656"/>
-          </w:tcPr>
-          <w:p>
-            <w:r>
-              <w:t>Istilah (BM)</w:t>
+              <w:rPr>
+                <w:rFonts w:ascii="Arial" w:hAnsi="Arial"/>
+                <w:sz w:val="20"/>
+              </w:rPr>
+              <w:t>Mesosistem</w:t>
             </w:r>
           </w:p>
         </w:tc>
@@ -4221,7 +7449,11 @@
           </w:tcPr>
           <w:p>
             <w:r>
-              <w:t>Ecological System Theory</w:t>
+              <w:rPr>
+                <w:rFonts w:ascii="Arial" w:hAnsi="Arial"/>
+                <w:sz w:val="20"/>
+              </w:rPr>
+              <w:t>SMART Goals</w:t>
             </w:r>
           </w:p>
         </w:tc>
@@ -4231,7 +7463,11 @@
           </w:tcPr>
           <w:p>
             <w:r>
-              <w:t>Teori sistem ekologi</w:t>
+              <w:rPr>
+                <w:rFonts w:ascii="Arial" w:hAnsi="Arial"/>
+                <w:sz w:val="20"/>
+              </w:rPr>
+              <w:t>Matlamat SMART</w:t>
             </w:r>
           </w:p>
         </w:tc>
@@ -4243,7 +7479,11 @@
           </w:tcPr>
           <w:p>
             <w:r>
-              <w:t>Parental Involvement</w:t>
+              <w:rPr>
+                <w:rFonts w:ascii="Arial" w:hAnsi="Arial"/>
+                <w:sz w:val="20"/>
+              </w:rPr>
+              <w:t>Project Proposal</w:t>
             </w:r>
           </w:p>
         </w:tc>
@@ -4253,7 +7493,11 @@
           </w:tcPr>
           <w:p>
             <w:r>
-              <w:t>Penglibatan ibu bapa</w:t>
+              <w:rPr>
+                <w:rFonts w:ascii="Arial" w:hAnsi="Arial"/>
+                <w:sz w:val="20"/>
+              </w:rPr>
+              <w:t>Proposal projek</w:t>
             </w:r>
           </w:p>
         </w:tc>
@@ -4265,7 +7509,11 @@
           </w:tcPr>
           <w:p>
             <w:r>
-              <w:t>Mesosystem</w:t>
+              <w:rPr>
+                <w:rFonts w:ascii="Arial" w:hAnsi="Arial"/>
+                <w:sz w:val="20"/>
+              </w:rPr>
+              <w:t>Risk Assessment</w:t>
             </w:r>
           </w:p>
         </w:tc>
@@ -4275,7 +7523,11 @@
           </w:tcPr>
           <w:p>
             <w:r>
-              <w:t>Mesosistem</w:t>
+              <w:rPr>
+                <w:rFonts w:ascii="Arial" w:hAnsi="Arial"/>
+                <w:sz w:val="20"/>
+              </w:rPr>
+              <w:t>Penilaian risiko</w:t>
             </w:r>
           </w:p>
         </w:tc>
@@ -4287,7 +7539,11 @@
           </w:tcPr>
           <w:p>
             <w:r>
-              <w:t>SMART Goals</w:t>
+              <w:rPr>
+                <w:rFonts w:ascii="Arial" w:hAnsi="Arial"/>
+                <w:sz w:val="20"/>
+              </w:rPr>
+              <w:t>Hazard</w:t>
             </w:r>
           </w:p>
         </w:tc>
@@ -4297,7 +7553,11 @@
           </w:tcPr>
           <w:p>
             <w:r>
-              <w:t>Matlamat SMART</w:t>
+              <w:rPr>
+                <w:rFonts w:ascii="Arial" w:hAnsi="Arial"/>
+                <w:sz w:val="20"/>
+              </w:rPr>
+              <w:t>Bahaya</w:t>
             </w:r>
           </w:p>
         </w:tc>
@@ -4309,7 +7569,11 @@
           </w:tcPr>
           <w:p>
             <w:r>
-              <w:t>Project Proposal</w:t>
+              <w:rPr>
+                <w:rFonts w:ascii="Arial" w:hAnsi="Arial"/>
+                <w:sz w:val="20"/>
+              </w:rPr>
+              <w:t>Risk Level</w:t>
             </w:r>
           </w:p>
         </w:tc>
@@ -4319,7 +7583,11 @@
           </w:tcPr>
           <w:p>
             <w:r>
-              <w:t>Proposal projek</w:t>
+              <w:rPr>
+                <w:rFonts w:ascii="Arial" w:hAnsi="Arial"/>
+                <w:sz w:val="20"/>
+              </w:rPr>
+              <w:t>Tahap risiko</w:t>
             </w:r>
           </w:p>
         </w:tc>
@@ -4331,7 +7599,11 @@
           </w:tcPr>
           <w:p>
             <w:r>
-              <w:t>Risk Assessment</w:t>
+              <w:rPr>
+                <w:rFonts w:ascii="Arial" w:hAnsi="Arial"/>
+                <w:sz w:val="20"/>
+              </w:rPr>
+              <w:t>Safety Plan</w:t>
             </w:r>
           </w:p>
         </w:tc>
@@ -4341,7 +7613,11 @@
           </w:tcPr>
           <w:p>
             <w:r>
-              <w:t>Penilaian risiko</w:t>
+              <w:rPr>
+                <w:rFonts w:ascii="Arial" w:hAnsi="Arial"/>
+                <w:sz w:val="20"/>
+              </w:rPr>
+              <w:t>Pelan keselamatan</w:t>
             </w:r>
           </w:p>
         </w:tc>
@@ -4353,7 +7629,11 @@
           </w:tcPr>
           <w:p>
             <w:r>
-              <w:t>Hazard</w:t>
+              <w:rPr>
+                <w:rFonts w:ascii="Arial" w:hAnsi="Arial"/>
+                <w:sz w:val="20"/>
+              </w:rPr>
+              <w:t>Programme Management</w:t>
             </w:r>
           </w:p>
         </w:tc>
@@ -4363,7 +7643,11 @@
           </w:tcPr>
           <w:p>
             <w:r>
-              <w:t>Bahaya</w:t>
+              <w:rPr>
+                <w:rFonts w:ascii="Arial" w:hAnsi="Arial"/>
+                <w:sz w:val="20"/>
+              </w:rPr>
+              <w:t>Pengurusan program</w:t>
             </w:r>
           </w:p>
         </w:tc>
@@ -4375,7 +7659,11 @@
           </w:tcPr>
           <w:p>
             <w:r>
-              <w:t>Risk Level</w:t>
+              <w:rPr>
+                <w:rFonts w:ascii="Arial" w:hAnsi="Arial"/>
+                <w:sz w:val="20"/>
+              </w:rPr>
+              <w:t>Effective Communication</w:t>
             </w:r>
           </w:p>
         </w:tc>
@@ -4385,7 +7673,11 @@
           </w:tcPr>
           <w:p>
             <w:r>
-              <w:t>Tahap risiko</w:t>
+              <w:rPr>
+                <w:rFonts w:ascii="Arial" w:hAnsi="Arial"/>
+                <w:sz w:val="20"/>
+              </w:rPr>
+              <w:t>Komunikasi berkesan</w:t>
             </w:r>
           </w:p>
         </w:tc>
@@ -4397,7 +7689,11 @@
           </w:tcPr>
           <w:p>
             <w:r>
-              <w:t>Safety Plan</w:t>
+              <w:rPr>
+                <w:rFonts w:ascii="Arial" w:hAnsi="Arial"/>
+                <w:sz w:val="20"/>
+              </w:rPr>
+              <w:t>Safety Protocol</w:t>
             </w:r>
           </w:p>
         </w:tc>
@@ -4407,7 +7703,11 @@
           </w:tcPr>
           <w:p>
             <w:r>
-              <w:t>Pelan keselamatan</w:t>
+              <w:rPr>
+                <w:rFonts w:ascii="Arial" w:hAnsi="Arial"/>
+                <w:sz w:val="20"/>
+              </w:rPr>
+              <w:t>Protokol keselamatan</w:t>
             </w:r>
           </w:p>
         </w:tc>
@@ -4419,7 +7719,11 @@
           </w:tcPr>
           <w:p>
             <w:r>
-              <w:t>Programme Management</w:t>
+              <w:rPr>
+                <w:rFonts w:ascii="Arial" w:hAnsi="Arial"/>
+                <w:sz w:val="20"/>
+              </w:rPr>
+              <w:t>Checklist</w:t>
             </w:r>
           </w:p>
         </w:tc>
@@ -4429,7 +7733,11 @@
           </w:tcPr>
           <w:p>
             <w:r>
-              <w:t>Pengurusan program</w:t>
+              <w:rPr>
+                <w:rFonts w:ascii="Arial" w:hAnsi="Arial"/>
+                <w:sz w:val="20"/>
+              </w:rPr>
+              <w:t>Senarai semak</w:t>
             </w:r>
           </w:p>
         </w:tc>
@@ -4441,7 +7749,11 @@
           </w:tcPr>
           <w:p>
             <w:r>
-              <w:t>Effective Communication</w:t>
+              <w:rPr>
+                <w:rFonts w:ascii="Arial" w:hAnsi="Arial"/>
+                <w:sz w:val="20"/>
+              </w:rPr>
+              <w:t>Stakeholder</w:t>
             </w:r>
           </w:p>
         </w:tc>
@@ -4451,7 +7763,11 @@
           </w:tcPr>
           <w:p>
             <w:r>
-              <w:t>Komunikasi berkesan</w:t>
+              <w:rPr>
+                <w:rFonts w:ascii="Arial" w:hAnsi="Arial"/>
+                <w:sz w:val="20"/>
+              </w:rPr>
+              <w:t>Pihak berkepentingan</w:t>
             </w:r>
           </w:p>
         </w:tc>
@@ -4463,7 +7779,11 @@
           </w:tcPr>
           <w:p>
             <w:r>
-              <w:t>Safety Protocol</w:t>
+              <w:rPr>
+                <w:rFonts w:ascii="Arial" w:hAnsi="Arial"/>
+                <w:sz w:val="20"/>
+              </w:rPr>
+              <w:t>Budget</w:t>
             </w:r>
           </w:p>
         </w:tc>
@@ -4473,7 +7793,11 @@
           </w:tcPr>
           <w:p>
             <w:r>
-              <w:t>Protokol keselamatan</w:t>
+              <w:rPr>
+                <w:rFonts w:ascii="Arial" w:hAnsi="Arial"/>
+                <w:sz w:val="20"/>
+              </w:rPr>
+              <w:t>Bajet</w:t>
             </w:r>
           </w:p>
         </w:tc>
@@ -4485,7 +7809,11 @@
           </w:tcPr>
           <w:p>
             <w:r>
-              <w:t>Checklist</w:t>
+              <w:rPr>
+                <w:rFonts w:ascii="Arial" w:hAnsi="Arial"/>
+                <w:sz w:val="20"/>
+              </w:rPr>
+              <w:t>Volunteering</w:t>
             </w:r>
           </w:p>
         </w:tc>
@@ -4495,7 +7823,11 @@
           </w:tcPr>
           <w:p>
             <w:r>
-              <w:t>Senarai semak</w:t>
+              <w:rPr>
+                <w:rFonts w:ascii="Arial" w:hAnsi="Arial"/>
+                <w:sz w:val="20"/>
+              </w:rPr>
+              <w:t>Kesukarelawan</w:t>
             </w:r>
           </w:p>
         </w:tc>
@@ -4507,7 +7839,11 @@
           </w:tcPr>
           <w:p>
             <w:r>
-              <w:t>Stakeholder</w:t>
+              <w:rPr>
+                <w:rFonts w:ascii="Arial" w:hAnsi="Arial"/>
+                <w:sz w:val="20"/>
+              </w:rPr>
+              <w:t>Community Engagement</w:t>
             </w:r>
           </w:p>
         </w:tc>
@@ -4517,7 +7853,11 @@
           </w:tcPr>
           <w:p>
             <w:r>
-              <w:t>Pihak berkepentingan</w:t>
+              <w:rPr>
+                <w:rFonts w:ascii="Arial" w:hAnsi="Arial"/>
+                <w:sz w:val="20"/>
+              </w:rPr>
+              <w:t>Penglibatan komuniti</w:t>
             </w:r>
           </w:p>
         </w:tc>
@@ -4529,7 +7869,11 @@
           </w:tcPr>
           <w:p>
             <w:r>
-              <w:t>Budget</w:t>
+              <w:rPr>
+                <w:rFonts w:ascii="Arial" w:hAnsi="Arial"/>
+                <w:sz w:val="20"/>
+              </w:rPr>
+              <w:t>Emergency Contact</w:t>
             </w:r>
           </w:p>
         </w:tc>
@@ -4539,7 +7883,11 @@
           </w:tcPr>
           <w:p>
             <w:r>
-              <w:t>Bajet</w:t>
+              <w:rPr>
+                <w:rFonts w:ascii="Arial" w:hAnsi="Arial"/>
+                <w:sz w:val="20"/>
+              </w:rPr>
+              <w:t>Nombor hubungan kecemasan</w:t>
             </w:r>
           </w:p>
         </w:tc>
@@ -4551,7 +7899,11 @@
           </w:tcPr>
           <w:p>
             <w:r>
-              <w:t>Volunteering</w:t>
+              <w:rPr>
+                <w:rFonts w:ascii="Arial" w:hAnsi="Arial"/>
+                <w:sz w:val="20"/>
+              </w:rPr>
+              <w:t>First Aid Kit</w:t>
             </w:r>
           </w:p>
         </w:tc>
@@ -4561,7 +7913,11 @@
           </w:tcPr>
           <w:p>
             <w:r>
-              <w:t>Kesukarelawan</w:t>
+              <w:rPr>
+                <w:rFonts w:ascii="Arial" w:hAnsi="Arial"/>
+                <w:sz w:val="20"/>
+              </w:rPr>
+              <w:t>Peti pertolongan cemas</w:t>
             </w:r>
           </w:p>
         </w:tc>
@@ -4573,7 +7929,11 @@
           </w:tcPr>
           <w:p>
             <w:r>
-              <w:t>Community Engagement</w:t>
+              <w:rPr>
+                <w:rFonts w:ascii="Arial" w:hAnsi="Arial"/>
+                <w:sz w:val="20"/>
+              </w:rPr>
+              <w:t>Attendance Registration</w:t>
             </w:r>
           </w:p>
         </w:tc>
@@ -4583,72 +7943,10 @@
           </w:tcPr>
           <w:p>
             <w:r>
-              <w:t>Penglibatan komuniti</w:t>
-            </w:r>
-          </w:p>
-        </w:tc>
-      </w:tr>
-      <w:tr>
-        <w:tc>
-          <w:tcPr>
-            <w:tcW w:type="dxa" w:w="4656"/>
-          </w:tcPr>
-          <w:p>
-            <w:r>
-              <w:t>Emergency Contact</w:t>
-            </w:r>
-          </w:p>
-        </w:tc>
-        <w:tc>
-          <w:tcPr>
-            <w:tcW w:type="dxa" w:w="4656"/>
-          </w:tcPr>
-          <w:p>
-            <w:r>
-              <w:t>Nombor hubungan kecemasan</w:t>
-            </w:r>
-          </w:p>
-        </w:tc>
-      </w:tr>
-      <w:tr>
-        <w:tc>
-          <w:tcPr>
-            <w:tcW w:type="dxa" w:w="4656"/>
-          </w:tcPr>
-          <w:p>
-            <w:r>
-              <w:t>First Aid Kit</w:t>
-            </w:r>
-          </w:p>
-        </w:tc>
-        <w:tc>
-          <w:tcPr>
-            <w:tcW w:type="dxa" w:w="4656"/>
-          </w:tcPr>
-          <w:p>
-            <w:r>
-              <w:t>Peti pertolongan cemas</w:t>
-            </w:r>
-          </w:p>
-        </w:tc>
-      </w:tr>
-      <w:tr>
-        <w:tc>
-          <w:tcPr>
-            <w:tcW w:type="dxa" w:w="4656"/>
-          </w:tcPr>
-          <w:p>
-            <w:r>
-              <w:t>Attendance Registration</w:t>
-            </w:r>
-          </w:p>
-        </w:tc>
-        <w:tc>
-          <w:tcPr>
-            <w:tcW w:type="dxa" w:w="4656"/>
-          </w:tcPr>
-          <w:p>
-            <w:r>
+              <w:rPr>
+                <w:rFonts w:ascii="Arial" w:hAnsi="Arial"/>
+                <w:sz w:val="20"/>
+              </w:rPr>
               <w:t>Pendaftaran kehadiran</w:t>
             </w:r>
           </w:p>
@@ -4663,12 +7961,13 @@
         <w:t>SOALAN:</w:t>
       </w:r>
     </w:p>
+    <w:p/>
     <w:p>
       <w:pPr>
         <w:pStyle w:val="ListParagraph"/>
       </w:pPr>
       <w:r>
-        <w:t>• Terangkan secara ringkas bagaimana *ecological system theory* menjelaskan kepentingan hubungan antara ibu bapa dan tadika dalam perkembangan murid.</w:t>
+        <w:t>Terangkan secara ringkas bagaimana *ecological system theory* menjelaskan kepentingan hubungan antara ibu bapa dan tadika dalam perkembangan murid.</w:t>
       </w:r>
     </w:p>
     <w:p>
@@ -4676,12 +7975,13 @@
         <w:t>Jawapan model: Teori ini menunjukkan bahawa perkembangan murid dipengaruhi oleh pelbagai lapisan persekitaran; hubungan antara keluarga dan tadika berada pada peringkat mesosistem, dan hubungan yang erat pada peringkat ini memberi kesan positif langsung kepada perkembangan kognitif, emosi dan sosial murid.</w:t>
       </w:r>
     </w:p>
+    <w:p/>
     <w:p>
       <w:pPr>
         <w:pStyle w:val="ListParagraph"/>
       </w:pPr>
       <w:r>
-        <w:t>• Senaraikan lima komponen prinsip SMART dan berikan satu contoh matlamat SMART bagi program Hari Sukan prasekolah.</w:t>
+        <w:t>Senaraikan lima komponen prinsip SMART dan berikan satu contoh matlamat SMART bagi program Hari Sukan prasekolah.</w:t>
       </w:r>
     </w:p>
     <w:p>
@@ -4689,12 +7989,13 @@
         <w:t>Jawapan model: Specific, Measurable, Achievable, Relevant, Time-bond. Contoh: "Meningkatkan penyertaan murid dalam acara Hari Sukan kepada 100% menjelang akhir bulan Mei", yang khusus, boleh diukur, boleh dicapai, relevan dengan matlamat perkembangan fizikal murid, dan bertempoh.</w:t>
       </w:r>
     </w:p>
+    <w:p/>
     <w:p>
       <w:pPr>
         <w:pStyle w:val="ListParagraph"/>
       </w:pPr>
       <w:r>
-        <w:t>• Nyatakan tiga elemen risk assessment dan berikan satu contoh bahaya berpotensi semasa aktiviti Hari Terbuka prasekolah beserta langkah kawalannya.</w:t>
+        <w:t>Nyatakan tiga elemen risk assessment dan berikan satu contoh bahaya berpotensi semasa aktiviti Hari Terbuka prasekolah beserta langkah kawalannya.</w:t>
       </w:r>
     </w:p>
     <w:p>
@@ -4712,6 +8013,7 @@
     </w:p>
     <w:sectPr>
       <w:headerReference w:type="default" r:id="rId8"/>
+      <w:footerReference w:type="default" r:id="rId11"/>
       <w:pgSz w:w="11909" w:h="16834" w:code="9"/>
       <w:pgMar w:top="720" w:right="1298" w:bottom="720" w:left="1298" w:header="431" w:footer="431" w:gutter="0"/>
       <w:cols w:space="720"/>
@@ -4739,6 +8041,41 @@
     </w:p>
   </w:endnote>
 </w:endnotes>
+</file>
+
+<file path=word/footer1.xml><?xml version="1.0" encoding="utf-8"?>
+<w:ftr xmlns:m="http://schemas.openxmlformats.org/officeDocument/2006/math" xmlns:mc="http://schemas.openxmlformats.org/markup-compatibility/2006" xmlns:mo="http://schemas.microsoft.com/office/mac/office/2008/main" xmlns:mv="urn:schemas-microsoft-com:mac:vml" xmlns:o="urn:schemas-microsoft-com:office:office" xmlns:r="http://schemas.openxmlformats.org/officeDocument/2006/relationships" xmlns:v="urn:schemas-microsoft-com:vml" xmlns:w10="urn:schemas-microsoft-com:office:word" xmlns:w14="http://schemas.microsoft.com/office/word/2010/wordml" xmlns:w="http://schemas.openxmlformats.org/wordprocessingml/2006/main" xmlns:wne="http://schemas.microsoft.com/office/word/2006/wordml" xmlns:wp14="http://schemas.microsoft.com/office/word/2010/wordprocessingDrawing" xmlns:wp="http://schemas.openxmlformats.org/drawingml/2006/wordprocessingDrawing" xmlns:wpc="http://schemas.microsoft.com/office/word/2010/wordprocessingCanvas" xmlns:wpg="http://schemas.microsoft.com/office/word/2010/wordprocessingGroup" xmlns:wpi="http://schemas.microsoft.com/office/word/2010/wordprocessingInk" xmlns:wps="http://schemas.microsoft.com/office/word/2010/wordprocessingShape" mc:Ignorable="w14 wp14">
+  <w:p>
+    <w:pPr>
+      <w:pStyle w:val="Footer"/>
+      <w:jc w:val="center"/>
+    </w:pPr>
+    <w:r>
+      <w:rPr>
+        <w:rFonts w:ascii="Arial" w:hAnsi="Arial"/>
+        <w:sz w:val="18"/>
+      </w:rPr>
+      <w:t xml:space="preserve">Muka surat </w:t>
+    </w:r>
+    <w:r>
+      <w:fldChar w:fldCharType="begin"/>
+      <w:instrText xml:space="preserve">PAGE</w:instrText>
+      <w:fldChar w:fldCharType="end"/>
+    </w:r>
+    <w:r>
+      <w:rPr>
+        <w:rFonts w:ascii="Arial" w:hAnsi="Arial"/>
+        <w:sz w:val="18"/>
+      </w:rPr>
+      <w:t xml:space="preserve"> / </w:t>
+    </w:r>
+    <w:r>
+      <w:fldChar w:fldCharType="begin"/>
+      <w:instrText xml:space="preserve">NUMPAGES</w:instrText>
+      <w:fldChar w:fldCharType="end"/>
+    </w:r>
+  </w:p>
+</w:ftr>
 </file>
 
 <file path=word/footnotes.xml><?xml version="1.0" encoding="utf-8"?>
@@ -4944,7 +8281,15 @@
   <w:p>
     <w:pPr>
       <w:pStyle w:val="Header"/>
+      <w:jc w:val="right"/>
     </w:pPr>
+    <w:r>
+      <w:rPr>
+        <w:rFonts w:ascii="Arial" w:hAnsi="Arial"/>
+        <w:sz w:val="18"/>
+      </w:rPr>
+      <w:t>P851-002-4:2025-C05/NP(1/3)</w:t>
+    </w:r>
   </w:p>
   <w:p>
     <w:pPr>
@@ -20666,9 +24011,12 @@
     <w:name w:val="Normal"/>
     <w:qFormat/>
     <w:rsid w:val="00241010"/>
+    <w:pPr>
+      <w:spacing w:line="276" w:lineRule="auto" w:after="120"/>
+    </w:pPr>
     <w:rPr>
-      <w:rFonts w:ascii="Times New Roman" w:eastAsia="Times New Roman" w:hAnsi="Times New Roman"/>
-      <w:sz w:val="24"/>
+      <w:rFonts w:ascii="Arial" w:eastAsia="Arial" w:hAnsi="Arial"/>
+      <w:sz w:val="22"/>
       <w:szCs w:val="24"/>
       <w:lang w:val="en-US" w:eastAsia="en-US"/>
     </w:rPr>

--- a/preschool-teaching/output/05 3.3b Nota Pembelajaran (Kertas Penerangan)/CU C01-C05/3.3b-19 Nota Pembelajaran C05-W01 Carry out preschool parental-community activities (P851).docx
+++ b/preschool-teaching/output/05 3.3b Nota Pembelajaran (Kertas Penerangan)/CU C01-C05/3.3b-19 Nota Pembelajaran C05-W01 Carry out preschool parental-community activities (P851).docx
@@ -684,9 +684,14 @@
       </w:tr>
     </w:tbl>
     <w:p>
+      <w:pPr>
+        <w:spacing w:before="160" w:after="60"/>
+      </w:pPr>
       <w:r>
         <w:rPr>
+          <w:rFonts w:ascii="Arial" w:hAnsi="Arial"/>
           <w:b/>
+          <w:color w:val="1F4E79"/>
         </w:rPr>
         <w:t>PROSES KERJA BERKAITAN:</w:t>
       </w:r>
@@ -697,9 +702,14 @@
       </w:r>
     </w:p>
     <w:p>
+      <w:pPr>
+        <w:spacing w:before="160" w:after="60"/>
+      </w:pPr>
       <w:r>
         <w:rPr>
+          <w:rFonts w:ascii="Arial" w:hAnsi="Arial"/>
           <w:b/>
+          <w:color w:val="1F4E79"/>
         </w:rPr>
         <w:t>JAM PENGETAHUAN:</w:t>
       </w:r>
@@ -711,9 +721,14 @@
     </w:p>
     <w:p/>
     <w:p>
+      <w:pPr>
+        <w:spacing w:before="160" w:after="60"/>
+      </w:pPr>
       <w:r>
         <w:rPr>
+          <w:rFonts w:ascii="Arial" w:hAnsi="Arial"/>
           <w:b/>
+          <w:color w:val="1F4E79"/>
         </w:rPr>
         <w:t>TAJUK:</w:t>
       </w:r>
@@ -725,9 +740,14 @@
     </w:p>
     <w:p/>
     <w:p>
+      <w:pPr>
+        <w:spacing w:before="160" w:after="60"/>
+      </w:pPr>
       <w:r>
         <w:rPr>
+          <w:rFonts w:ascii="Arial" w:hAnsi="Arial"/>
           <w:b/>
+          <w:color w:val="1F4E79"/>
         </w:rPr>
         <w:t>TUJUAN:</w:t>
       </w:r>
@@ -737,114 +757,252 @@
         <w:t>Nota Pembelajaran ini bertujuan untuk membimbing Bakat memahami dan menguasai proses merancang serta melaksanakan aktiviti ibu bapa-komuniti di prasekolah, merangkumi (Bab 1) teori penglibatan ibu bapa dan komuniti, (Bab 2) penetapan matlamat SMART, (Bab 3) penyediaan proposal projek asas, (Bab 4) penilaian risiko, serta (Bab 5) pengurusan program secara keseluruhan. Kesemua topik ini penting kerana penglibatan ibu bapa dan komuniti yang dirancang dengan teratur menyokong perkembangan holistik murid dan memperkukuh hubungan tadika dengan persekitaran sekelilingnya. Selepas melalui nota ini, Bakat akan berupaya untuk:</w:t>
       </w:r>
     </w:p>
-    <w:p/>
     <w:p>
       <w:pPr>
-        <w:pStyle w:val="ListParagraph"/>
+        <w:spacing w:after="60"/>
+        <w:ind w:left="360" w:hanging="360"/>
       </w:pPr>
       <w:r>
-        <w:t>• Menjelaskan kepentingan teori penglibatan ibu bapa dan komuniti dalam konteks prasekolah.</w:t>
+        <w:rPr>
+          <w:rFonts w:ascii="Arial" w:hAnsi="Arial"/>
+          <w:color w:val="2E75B6"/>
+          <w:sz w:val="22"/>
+        </w:rPr>
+        <w:t>●</w:t>
+        <w:tab/>
       </w:r>
-    </w:p>
-    <w:p/>
-    <w:p>
-      <w:pPr>
-        <w:pStyle w:val="ListParagraph"/>
-      </w:pPr>
       <w:r>
-        <w:t>• Menetapkan matlamat program mengikut prinsip SMART.</w:t>
-      </w:r>
-    </w:p>
-    <w:p/>
-    <w:p>
-      <w:pPr>
-        <w:pStyle w:val="ListParagraph"/>
-      </w:pPr>
-      <w:r>
-        <w:t>• Menyediakan proposal projek asas yang lengkap untuk kelulusan pengurusan.</w:t>
-      </w:r>
-    </w:p>
-    <w:p/>
-    <w:p>
-      <w:pPr>
-        <w:pStyle w:val="ListParagraph"/>
-      </w:pPr>
-      <w:r>
-        <w:t>• Mengenal pasti bahaya, tahap risiko dan pelan keselamatan sesuatu aktiviti.</w:t>
-      </w:r>
-    </w:p>
-    <w:p/>
-    <w:p>
-      <w:pPr>
-        <w:pStyle w:val="ListParagraph"/>
-      </w:pPr>
-      <w:r>
-        <w:t>• Menguruskan program ibu bapa-komuniti mengikut objektif dan protokol keselamatan.</w:t>
+        <w:rPr>
+          <w:rFonts w:ascii="Arial" w:hAnsi="Arial"/>
+          <w:sz w:val="22"/>
+        </w:rPr>
+        <w:t>Menjelaskan kepentingan teori penglibatan ibu bapa dan komuniti dalam konteks prasekolah.</w:t>
       </w:r>
     </w:p>
     <w:p>
       <w:pPr>
-        <w:keepNext/>
+        <w:spacing w:after="60"/>
+        <w:ind w:left="360" w:hanging="360"/>
       </w:pPr>
       <w:r>
         <w:rPr>
+          <w:rFonts w:ascii="Arial" w:hAnsi="Arial"/>
+          <w:color w:val="2E75B6"/>
+          <w:sz w:val="22"/>
+        </w:rPr>
+        <w:t>●</w:t>
+        <w:tab/>
+      </w:r>
+      <w:r>
+        <w:rPr>
+          <w:rFonts w:ascii="Arial" w:hAnsi="Arial"/>
+          <w:sz w:val="22"/>
+        </w:rPr>
+        <w:t>Menetapkan matlamat program mengikut prinsip SMART.</w:t>
+      </w:r>
+    </w:p>
+    <w:p>
+      <w:pPr>
+        <w:spacing w:after="60"/>
+        <w:ind w:left="360" w:hanging="360"/>
+      </w:pPr>
+      <w:r>
+        <w:rPr>
+          <w:rFonts w:ascii="Arial" w:hAnsi="Arial"/>
+          <w:color w:val="2E75B6"/>
+          <w:sz w:val="22"/>
+        </w:rPr>
+        <w:t>●</w:t>
+        <w:tab/>
+      </w:r>
+      <w:r>
+        <w:rPr>
+          <w:rFonts w:ascii="Arial" w:hAnsi="Arial"/>
+          <w:sz w:val="22"/>
+        </w:rPr>
+        <w:t>Menyediakan proposal projek asas yang lengkap untuk kelulusan pengurusan.</w:t>
+      </w:r>
+    </w:p>
+    <w:p>
+      <w:pPr>
+        <w:spacing w:after="60"/>
+        <w:ind w:left="360" w:hanging="360"/>
+      </w:pPr>
+      <w:r>
+        <w:rPr>
+          <w:rFonts w:ascii="Arial" w:hAnsi="Arial"/>
+          <w:color w:val="2E75B6"/>
+          <w:sz w:val="22"/>
+        </w:rPr>
+        <w:t>●</w:t>
+        <w:tab/>
+      </w:r>
+      <w:r>
+        <w:rPr>
+          <w:rFonts w:ascii="Arial" w:hAnsi="Arial"/>
+          <w:sz w:val="22"/>
+        </w:rPr>
+        <w:t>Mengenal pasti bahaya, tahap risiko dan pelan keselamatan sesuatu aktiviti.</w:t>
+      </w:r>
+    </w:p>
+    <w:p>
+      <w:pPr>
+        <w:spacing w:after="60"/>
+        <w:ind w:left="360" w:hanging="360"/>
+      </w:pPr>
+      <w:r>
+        <w:rPr>
+          <w:rFonts w:ascii="Arial" w:hAnsi="Arial"/>
+          <w:color w:val="2E75B6"/>
+          <w:sz w:val="22"/>
+        </w:rPr>
+        <w:t>●</w:t>
+        <w:tab/>
+      </w:r>
+      <w:r>
+        <w:rPr>
+          <w:rFonts w:ascii="Arial" w:hAnsi="Arial"/>
+          <w:sz w:val="22"/>
+        </w:rPr>
+        <w:t>Menguruskan program ibu bapa-komuniti mengikut objektif dan protokol keselamatan.</w:t>
+      </w:r>
+    </w:p>
+    <w:p>
+      <w:pPr>
+        <w:keepNext/>
+        <w:spacing w:before="160" w:after="60"/>
+      </w:pPr>
+      <w:r>
+        <w:rPr>
+          <w:rFonts w:ascii="Arial" w:hAnsi="Arial"/>
           <w:b/>
+          <w:color w:val="1F4E79"/>
           <w:sz w:val="24"/>
         </w:rPr>
         <w:t>Kandungan nota ini:</w:t>
       </w:r>
     </w:p>
-    <w:p/>
     <w:p>
       <w:pPr>
-        <w:pStyle w:val="ListParagraph"/>
+        <w:spacing w:after="60"/>
+        <w:ind w:left="360" w:hanging="360"/>
       </w:pPr>
       <w:r>
-        <w:t>• Bab 1: Parent and community involvement theory and thoughts from scholars</w:t>
+        <w:rPr>
+          <w:rFonts w:ascii="Arial" w:hAnsi="Arial"/>
+          <w:color w:val="2E75B6"/>
+          <w:sz w:val="22"/>
+        </w:rPr>
+        <w:t>●</w:t>
+        <w:tab/>
+      </w:r>
+      <w:r>
+        <w:rPr>
+          <w:rFonts w:ascii="Arial" w:hAnsi="Arial"/>
+          <w:sz w:val="22"/>
+        </w:rPr>
+        <w:t>Bab 1: Parent and community involvement theory and thoughts from scholars</w:t>
       </w:r>
     </w:p>
-    <w:p/>
     <w:p>
       <w:pPr>
-        <w:pStyle w:val="ListParagraph"/>
+        <w:spacing w:after="60"/>
+        <w:ind w:left="360" w:hanging="360"/>
       </w:pPr>
       <w:r>
-        <w:t>• Bab 2: Specific, Measurable, Achievable, Relevant, Time-bond (SMART) goals settings</w:t>
+        <w:rPr>
+          <w:rFonts w:ascii="Arial" w:hAnsi="Arial"/>
+          <w:color w:val="2E75B6"/>
+          <w:sz w:val="22"/>
+        </w:rPr>
+        <w:t>●</w:t>
+        <w:tab/>
+      </w:r>
+      <w:r>
+        <w:rPr>
+          <w:rFonts w:ascii="Arial" w:hAnsi="Arial"/>
+          <w:sz w:val="22"/>
+        </w:rPr>
+        <w:t>Bab 2: Specific, Measurable, Achievable, Relevant, Time-bond (SMART) goals settings</w:t>
       </w:r>
     </w:p>
-    <w:p/>
     <w:p>
       <w:pPr>
-        <w:pStyle w:val="ListParagraph"/>
+        <w:spacing w:after="60"/>
+        <w:ind w:left="360" w:hanging="360"/>
       </w:pPr>
       <w:r>
-        <w:t>• Bab 3: Basic project proposal</w:t>
+        <w:rPr>
+          <w:rFonts w:ascii="Arial" w:hAnsi="Arial"/>
+          <w:color w:val="2E75B6"/>
+          <w:sz w:val="22"/>
+        </w:rPr>
+        <w:t>●</w:t>
+        <w:tab/>
+      </w:r>
+      <w:r>
+        <w:rPr>
+          <w:rFonts w:ascii="Arial" w:hAnsi="Arial"/>
+          <w:sz w:val="22"/>
+        </w:rPr>
+        <w:t>Bab 3: Basic project proposal</w:t>
       </w:r>
     </w:p>
-    <w:p/>
     <w:p>
       <w:pPr>
-        <w:pStyle w:val="ListParagraph"/>
+        <w:spacing w:after="60"/>
+        <w:ind w:left="360" w:hanging="360"/>
       </w:pPr>
       <w:r>
-        <w:t>• Bab 4: Risk Assessment</w:t>
+        <w:rPr>
+          <w:rFonts w:ascii="Arial" w:hAnsi="Arial"/>
+          <w:color w:val="2E75B6"/>
+          <w:sz w:val="22"/>
+        </w:rPr>
+        <w:t>●</w:t>
+        <w:tab/>
+      </w:r>
+      <w:r>
+        <w:rPr>
+          <w:rFonts w:ascii="Arial" w:hAnsi="Arial"/>
+          <w:sz w:val="22"/>
+        </w:rPr>
+        <w:t>Bab 4: Risk Assessment</w:t>
       </w:r>
     </w:p>
-    <w:p/>
     <w:p>
       <w:pPr>
-        <w:pStyle w:val="ListParagraph"/>
+        <w:spacing w:after="60"/>
+        <w:ind w:left="360" w:hanging="360"/>
       </w:pPr>
       <w:r>
-        <w:t>• Bab 5: Programme management</w:t>
+        <w:rPr>
+          <w:rFonts w:ascii="Arial" w:hAnsi="Arial"/>
+          <w:color w:val="2E75B6"/>
+          <w:sz w:val="22"/>
+        </w:rPr>
+        <w:t>●</w:t>
+        <w:tab/>
+      </w:r>
+      <w:r>
+        <w:rPr>
+          <w:rFonts w:ascii="Arial" w:hAnsi="Arial"/>
+          <w:sz w:val="22"/>
+        </w:rPr>
+        <w:t>Bab 5: Programme management</w:t>
       </w:r>
     </w:p>
     <w:p/>
     <w:p/>
     <w:p>
+      <w:pPr>
+        <w:spacing w:before="160" w:after="60"/>
+      </w:pPr>
       <w:r>
         <w:rPr>
+          <w:rFonts w:ascii="Arial" w:hAnsi="Arial"/>
           <w:b/>
+          <w:color w:val="1F4E79"/>
         </w:rPr>
         <w:t>PENERANGAN:</w:t>
       </w:r>
@@ -852,15 +1010,21 @@
     <w:p>
       <w:pPr>
         <w:pageBreakBefore/>
-        <w:shd w:val="clear" w:color="auto" w:fill="D9D9D9"/>
+        <w:shd w:val="clear" w:color="auto" w:fill="DCE6F1"/>
+        <w:pBdr>
+          <w:left w:val="single" w:sz="24" w:space="4" w:color="1F4E79"/>
+        </w:pBdr>
+        <w:spacing w:before="80" w:after="200"/>
+        <w:ind w:left="120"/>
       </w:pPr>
       <w:r>
         <w:rPr>
           <w:rFonts w:ascii="Arial" w:hAnsi="Arial"/>
           <w:b/>
+          <w:color w:val="1F4E79"/>
           <w:sz w:val="28"/>
         </w:rPr>
-        <w:t>Bab 1: Parent and community involvement theory and thoughts from scholars</w:t>
+        <w:t xml:space="preserve">  Bab 1: Parent and community involvement theory and thoughts from scholars</w:t>
       </w:r>
     </w:p>
     <w:tbl>
@@ -876,19 +1040,29 @@
         <w:tc>
           <w:tcPr>
             <w:tcW w:type="dxa" w:w="9313"/>
-            <w:shd w:val="clear" w:color="auto" w:fill="F2F2F2"/>
-          </w:tcPr>
-          <w:p>
+            <w:shd w:val="clear" w:color="auto" w:fill="F2F7FC"/>
+            <w:tcBorders>
+              <w:left w:val="single" w:sz="24" w:space="0" w:color="1F4E79"/>
+            </w:tcBorders>
+          </w:tcPr>
+          <w:p>
+            <w:pPr>
+              <w:spacing w:after="80"/>
+            </w:pPr>
             <w:r>
               <w:rPr>
                 <w:rFonts w:ascii="Arial" w:hAnsi="Arial"/>
                 <w:b/>
+                <w:color w:val="1F4E79"/>
                 <w:sz w:val="24"/>
               </w:rPr>
-              <w:t>Objektif Pembelajaran</w:t>
-            </w:r>
-          </w:p>
-          <w:p>
+              <w:t>🎯  Objektif Pembelajaran</w:t>
+            </w:r>
+          </w:p>
+          <w:p>
+            <w:pPr>
+              <w:spacing w:after="40"/>
+            </w:pPr>
             <w:r>
               <w:rPr>
                 <w:rFonts w:ascii="Arial" w:hAnsi="Arial"/>
@@ -897,34 +1071,70 @@
               <w:t>Selepas mempelajari topik ini, pelatih dapat:</w:t>
             </w:r>
           </w:p>
-          <w:p/>
-          <w:p>
-            <w:r>
-              <w:rPr>
-                <w:rFonts w:ascii="Arial" w:hAnsi="Arial"/>
+          <w:p>
+            <w:pPr>
+              <w:spacing w:after="40"/>
+              <w:ind w:left="320" w:hanging="320"/>
+            </w:pPr>
+            <w:r>
+              <w:rPr>
+                <w:rFonts w:ascii="Arial" w:hAnsi="Arial"/>
+                <w:color w:val="2E75B6"/>
                 <w:sz w:val="22"/>
               </w:rPr>
-              <w:t>• Menjelaskan kepentingan penglibatan ibu bapa dan komuniti terhadap perkembangan murid prasekolah.</w:t>
-            </w:r>
-          </w:p>
-          <w:p/>
-          <w:p>
+              <w:t>●</w:t>
+              <w:tab/>
+            </w:r>
             <w:r>
               <w:rPr>
                 <w:rFonts w:ascii="Arial" w:hAnsi="Arial"/>
                 <w:sz w:val="22"/>
               </w:rPr>
-              <w:t>• Mengenal pasti teori dan pandangan sarjana berkaitan penglibatan ibu bapa-komuniti.</w:t>
-            </w:r>
-          </w:p>
-          <w:p/>
-          <w:p>
-            <w:r>
-              <w:rPr>
-                <w:rFonts w:ascii="Arial" w:hAnsi="Arial"/>
+              <w:t>Menjelaskan kepentingan penglibatan ibu bapa dan komuniti terhadap perkembangan murid prasekolah.</w:t>
+            </w:r>
+          </w:p>
+          <w:p>
+            <w:pPr>
+              <w:spacing w:after="40"/>
+              <w:ind w:left="320" w:hanging="320"/>
+            </w:pPr>
+            <w:r>
+              <w:rPr>
+                <w:rFonts w:ascii="Arial" w:hAnsi="Arial"/>
+                <w:color w:val="2E75B6"/>
                 <w:sz w:val="22"/>
               </w:rPr>
-              <w:t>• Menghubungkaitkan teori dengan amalan sebenar di tadika Malaysia.</w:t>
+              <w:t>●</w:t>
+              <w:tab/>
+            </w:r>
+            <w:r>
+              <w:rPr>
+                <w:rFonts w:ascii="Arial" w:hAnsi="Arial"/>
+                <w:sz w:val="22"/>
+              </w:rPr>
+              <w:t>Mengenal pasti teori dan pandangan sarjana berkaitan penglibatan ibu bapa-komuniti.</w:t>
+            </w:r>
+          </w:p>
+          <w:p>
+            <w:pPr>
+              <w:spacing w:after="40"/>
+              <w:ind w:left="320" w:hanging="320"/>
+            </w:pPr>
+            <w:r>
+              <w:rPr>
+                <w:rFonts w:ascii="Arial" w:hAnsi="Arial"/>
+                <w:color w:val="2E75B6"/>
+                <w:sz w:val="22"/>
+              </w:rPr>
+              <w:t>●</w:t>
+              <w:tab/>
+            </w:r>
+            <w:r>
+              <w:rPr>
+                <w:rFonts w:ascii="Arial" w:hAnsi="Arial"/>
+                <w:sz w:val="22"/>
+              </w:rPr>
+              <w:t>Menghubungkaitkan teori dengan amalan sebenar di tadika Malaysia.</w:t>
             </w:r>
           </w:p>
         </w:tc>
@@ -933,10 +1143,13 @@
     <w:p>
       <w:pPr>
         <w:keepNext/>
+        <w:spacing w:before="160" w:after="60"/>
       </w:pPr>
       <w:r>
         <w:rPr>
+          <w:rFonts w:ascii="Arial" w:hAnsi="Arial"/>
           <w:b/>
+          <w:color w:val="1F4E79"/>
           <w:sz w:val="24"/>
         </w:rPr>
         <w:t>1. Kepentingan Penglibatan Ibu Bapa dan Komuniti</w:t>
@@ -950,10 +1163,13 @@
     <w:p>
       <w:pPr>
         <w:keepNext/>
+        <w:spacing w:before="160" w:after="60"/>
       </w:pPr>
       <w:r>
         <w:rPr>
+          <w:rFonts w:ascii="Arial" w:hAnsi="Arial"/>
           <w:b/>
+          <w:color w:val="1F4E79"/>
           <w:sz w:val="24"/>
         </w:rPr>
         <w:t>2. Teori dan Pandangan Sarjana</w:t>
@@ -968,6 +1184,7 @@
       <w:tblPr>
         <w:tblStyle w:val="TableGrid"/>
         <w:tblW w:type="auto" w:w="0"/>
+        <w:tblLayout w:type="autofit"/>
         <w:tblLook w:firstColumn="1" w:firstRow="1" w:lastColumn="0" w:lastRow="0" w:noHBand="0" w:noVBand="1" w:val="04A0"/>
       </w:tblPr>
       <w:tblGrid>
@@ -981,13 +1198,20 @@
         <w:tc>
           <w:tcPr>
             <w:tcW w:type="dxa" w:w="4656"/>
-            <w:shd w:val="clear" w:color="auto" w:fill="D9D9D9"/>
-          </w:tcPr>
-          <w:p>
+            <w:shd w:val="clear" w:color="auto" w:fill="DCE6F1"/>
+            <w:tcBorders>
+              <w:top w:val="single" w:sz="12" w:space="0" w:color="1F4E79"/>
+            </w:tcBorders>
+          </w:tcPr>
+          <w:p>
+            <w:pPr>
+              <w:spacing w:after="40"/>
+            </w:pPr>
             <w:r>
               <w:rPr>
                 <w:rFonts w:ascii="Arial" w:hAnsi="Arial"/>
                 <w:b/>
+                <w:color w:val="1F4E79"/>
                 <w:sz w:val="20"/>
               </w:rPr>
               <w:t>Lapisan Ecological System</w:t>
@@ -997,13 +1221,17 @@
         <w:tc>
           <w:tcPr>
             <w:tcW w:type="dxa" w:w="4656"/>
-            <w:shd w:val="clear" w:color="auto" w:fill="D9D9D9"/>
-          </w:tcPr>
-          <w:p>
+            <w:shd w:val="clear" w:color="auto" w:fill="DCE6F1"/>
+          </w:tcPr>
+          <w:p>
+            <w:pPr>
+              <w:spacing w:after="40"/>
+            </w:pPr>
             <w:r>
               <w:rPr>
                 <w:rFonts w:ascii="Arial" w:hAnsi="Arial"/>
                 <w:b/>
+                <w:color w:val="1F4E79"/>
                 <w:sz w:val="20"/>
               </w:rPr>
               <w:t>Contoh dalam Konteks Prasekolah</w:t>
@@ -1017,6 +1245,9 @@
             <w:tcW w:type="dxa" w:w="4656"/>
           </w:tcPr>
           <w:p>
+            <w:pPr>
+              <w:spacing w:after="40"/>
+            </w:pPr>
             <w:r>
               <w:rPr>
                 <w:rFonts w:ascii="Arial" w:hAnsi="Arial"/>
@@ -1031,6 +1262,9 @@
             <w:tcW w:type="dxa" w:w="4656"/>
           </w:tcPr>
           <w:p>
+            <w:pPr>
+              <w:spacing w:after="40"/>
+            </w:pPr>
             <w:r>
               <w:rPr>
                 <w:rFonts w:ascii="Arial" w:hAnsi="Arial"/>
@@ -1047,6 +1281,9 @@
             <w:tcW w:type="dxa" w:w="4656"/>
           </w:tcPr>
           <w:p>
+            <w:pPr>
+              <w:spacing w:after="40"/>
+            </w:pPr>
             <w:r>
               <w:rPr>
                 <w:rFonts w:ascii="Arial" w:hAnsi="Arial"/>
@@ -1061,6 +1298,9 @@
             <w:tcW w:type="dxa" w:w="4656"/>
           </w:tcPr>
           <w:p>
+            <w:pPr>
+              <w:spacing w:after="40"/>
+            </w:pPr>
             <w:r>
               <w:rPr>
                 <w:rFonts w:ascii="Arial" w:hAnsi="Arial"/>
@@ -1077,6 +1317,9 @@
             <w:tcW w:type="dxa" w:w="4656"/>
           </w:tcPr>
           <w:p>
+            <w:pPr>
+              <w:spacing w:after="40"/>
+            </w:pPr>
             <w:r>
               <w:rPr>
                 <w:rFonts w:ascii="Arial" w:hAnsi="Arial"/>
@@ -1091,6 +1334,9 @@
             <w:tcW w:type="dxa" w:w="4656"/>
           </w:tcPr>
           <w:p>
+            <w:pPr>
+              <w:spacing w:after="40"/>
+            </w:pPr>
             <w:r>
               <w:rPr>
                 <w:rFonts w:ascii="Arial" w:hAnsi="Arial"/>
@@ -1107,6 +1353,9 @@
             <w:tcW w:type="dxa" w:w="4656"/>
           </w:tcPr>
           <w:p>
+            <w:pPr>
+              <w:spacing w:after="40"/>
+            </w:pPr>
             <w:r>
               <w:rPr>
                 <w:rFonts w:ascii="Arial" w:hAnsi="Arial"/>
@@ -1121,6 +1370,9 @@
             <w:tcW w:type="dxa" w:w="4656"/>
           </w:tcPr>
           <w:p>
+            <w:pPr>
+              <w:spacing w:after="40"/>
+            </w:pPr>
             <w:r>
               <w:rPr>
                 <w:rFonts w:ascii="Arial" w:hAnsi="Arial"/>
@@ -1135,10 +1387,13 @@
     <w:p>
       <w:pPr>
         <w:keepNext/>
+        <w:spacing w:before="160" w:after="60"/>
       </w:pPr>
       <w:r>
         <w:rPr>
+          <w:rFonts w:ascii="Arial" w:hAnsi="Arial"/>
           <w:b/>
+          <w:color w:val="1F4E79"/>
           <w:sz w:val="24"/>
         </w:rPr>
         <w:t>3. Amalan Sebenar di Tadika Malaysia</w:t>
@@ -1152,10 +1407,13 @@
     <w:p>
       <w:pPr>
         <w:keepNext/>
+        <w:spacing w:before="160" w:after="60"/>
       </w:pPr>
       <w:r>
         <w:rPr>
+          <w:rFonts w:ascii="Arial" w:hAnsi="Arial"/>
           <w:b/>
+          <w:color w:val="1F4E79"/>
           <w:sz w:val="24"/>
         </w:rPr>
         <w:t>4. Konsep Penglibatan Ibu Bapa Mengikut Epstein</w:t>
@@ -1170,6 +1428,7 @@
       <w:tblPr>
         <w:tblStyle w:val="TableGrid"/>
         <w:tblW w:type="auto" w:w="0"/>
+        <w:tblLayout w:type="autofit"/>
         <w:tblLook w:firstColumn="1" w:firstRow="1" w:lastColumn="0" w:lastRow="0" w:noHBand="0" w:noVBand="1" w:val="04A0"/>
       </w:tblPr>
       <w:tblGrid>
@@ -1183,13 +1442,20 @@
         <w:tc>
           <w:tcPr>
             <w:tcW w:type="dxa" w:w="4656"/>
-            <w:shd w:val="clear" w:color="auto" w:fill="D9D9D9"/>
-          </w:tcPr>
-          <w:p>
+            <w:shd w:val="clear" w:color="auto" w:fill="DCE6F1"/>
+            <w:tcBorders>
+              <w:top w:val="single" w:sz="12" w:space="0" w:color="1F4E79"/>
+            </w:tcBorders>
+          </w:tcPr>
+          <w:p>
+            <w:pPr>
+              <w:spacing w:after="40"/>
+            </w:pPr>
             <w:r>
               <w:rPr>
                 <w:rFonts w:ascii="Arial" w:hAnsi="Arial"/>
                 <w:b/>
+                <w:color w:val="1F4E79"/>
                 <w:sz w:val="20"/>
               </w:rPr>
               <w:t>Jenis Penglibatan (Epstein)</w:t>
@@ -1199,13 +1465,17 @@
         <w:tc>
           <w:tcPr>
             <w:tcW w:type="dxa" w:w="4656"/>
-            <w:shd w:val="clear" w:color="auto" w:fill="D9D9D9"/>
-          </w:tcPr>
-          <w:p>
+            <w:shd w:val="clear" w:color="auto" w:fill="DCE6F1"/>
+          </w:tcPr>
+          <w:p>
+            <w:pPr>
+              <w:spacing w:after="40"/>
+            </w:pPr>
             <w:r>
               <w:rPr>
                 <w:rFonts w:ascii="Arial" w:hAnsi="Arial"/>
                 <w:b/>
+                <w:color w:val="1F4E79"/>
                 <w:sz w:val="20"/>
               </w:rPr>
               <w:t>Contoh Aktiviti di Tadika</w:t>
@@ -1219,6 +1489,9 @@
             <w:tcW w:type="dxa" w:w="4656"/>
           </w:tcPr>
           <w:p>
+            <w:pPr>
+              <w:spacing w:after="40"/>
+            </w:pPr>
             <w:r>
               <w:rPr>
                 <w:rFonts w:ascii="Arial" w:hAnsi="Arial"/>
@@ -1233,6 +1506,9 @@
             <w:tcW w:type="dxa" w:w="4656"/>
           </w:tcPr>
           <w:p>
+            <w:pPr>
+              <w:spacing w:after="40"/>
+            </w:pPr>
             <w:r>
               <w:rPr>
                 <w:rFonts w:ascii="Arial" w:hAnsi="Arial"/>
@@ -1249,6 +1525,9 @@
             <w:tcW w:type="dxa" w:w="4656"/>
           </w:tcPr>
           <w:p>
+            <w:pPr>
+              <w:spacing w:after="40"/>
+            </w:pPr>
             <w:r>
               <w:rPr>
                 <w:rFonts w:ascii="Arial" w:hAnsi="Arial"/>
@@ -1263,6 +1542,9 @@
             <w:tcW w:type="dxa" w:w="4656"/>
           </w:tcPr>
           <w:p>
+            <w:pPr>
+              <w:spacing w:after="40"/>
+            </w:pPr>
             <w:r>
               <w:rPr>
                 <w:rFonts w:ascii="Arial" w:hAnsi="Arial"/>
@@ -1279,6 +1561,9 @@
             <w:tcW w:type="dxa" w:w="4656"/>
           </w:tcPr>
           <w:p>
+            <w:pPr>
+              <w:spacing w:after="40"/>
+            </w:pPr>
             <w:r>
               <w:rPr>
                 <w:rFonts w:ascii="Arial" w:hAnsi="Arial"/>
@@ -1293,6 +1578,9 @@
             <w:tcW w:type="dxa" w:w="4656"/>
           </w:tcPr>
           <w:p>
+            <w:pPr>
+              <w:spacing w:after="40"/>
+            </w:pPr>
             <w:r>
               <w:rPr>
                 <w:rFonts w:ascii="Arial" w:hAnsi="Arial"/>
@@ -1309,6 +1597,9 @@
             <w:tcW w:type="dxa" w:w="4656"/>
           </w:tcPr>
           <w:p>
+            <w:pPr>
+              <w:spacing w:after="40"/>
+            </w:pPr>
             <w:r>
               <w:rPr>
                 <w:rFonts w:ascii="Arial" w:hAnsi="Arial"/>
@@ -1323,6 +1614,9 @@
             <w:tcW w:type="dxa" w:w="4656"/>
           </w:tcPr>
           <w:p>
+            <w:pPr>
+              <w:spacing w:after="40"/>
+            </w:pPr>
             <w:r>
               <w:rPr>
                 <w:rFonts w:ascii="Arial" w:hAnsi="Arial"/>
@@ -1339,6 +1633,9 @@
             <w:tcW w:type="dxa" w:w="4656"/>
           </w:tcPr>
           <w:p>
+            <w:pPr>
+              <w:spacing w:after="40"/>
+            </w:pPr>
             <w:r>
               <w:rPr>
                 <w:rFonts w:ascii="Arial" w:hAnsi="Arial"/>
@@ -1353,6 +1650,9 @@
             <w:tcW w:type="dxa" w:w="4656"/>
           </w:tcPr>
           <w:p>
+            <w:pPr>
+              <w:spacing w:after="40"/>
+            </w:pPr>
             <w:r>
               <w:rPr>
                 <w:rFonts w:ascii="Arial" w:hAnsi="Arial"/>
@@ -1369,6 +1669,9 @@
             <w:tcW w:type="dxa" w:w="4656"/>
           </w:tcPr>
           <w:p>
+            <w:pPr>
+              <w:spacing w:after="40"/>
+            </w:pPr>
             <w:r>
               <w:rPr>
                 <w:rFonts w:ascii="Arial" w:hAnsi="Arial"/>
@@ -1383,6 +1686,9 @@
             <w:tcW w:type="dxa" w:w="4656"/>
           </w:tcPr>
           <w:p>
+            <w:pPr>
+              <w:spacing w:after="40"/>
+            </w:pPr>
             <w:r>
               <w:rPr>
                 <w:rFonts w:ascii="Arial" w:hAnsi="Arial"/>
@@ -1397,10 +1703,13 @@
     <w:p>
       <w:pPr>
         <w:keepNext/>
+        <w:spacing w:before="160" w:after="60"/>
       </w:pPr>
       <w:r>
         <w:rPr>
+          <w:rFonts w:ascii="Arial" w:hAnsi="Arial"/>
           <w:b/>
+          <w:color w:val="1F4E79"/>
           <w:sz w:val="24"/>
         </w:rPr>
         <w:t>5. Prosedur Asas Menghubungkaitkan Teori dengan Perancangan</w:t>
@@ -1424,19 +1733,29 @@
         <w:tc>
           <w:tcPr>
             <w:tcW w:type="dxa" w:w="9313"/>
-            <w:shd w:val="clear" w:color="auto" w:fill="F2F2F2"/>
-          </w:tcPr>
-          <w:p>
+            <w:shd w:val="clear" w:color="auto" w:fill="F2F7FC"/>
+            <w:tcBorders>
+              <w:left w:val="single" w:sz="24" w:space="0" w:color="1F4E79"/>
+            </w:tcBorders>
+          </w:tcPr>
+          <w:p>
+            <w:pPr>
+              <w:spacing w:after="80"/>
+            </w:pPr>
             <w:r>
               <w:rPr>
                 <w:rFonts w:ascii="Arial" w:hAnsi="Arial"/>
                 <w:b/>
+                <w:color w:val="1F4E79"/>
                 <w:sz w:val="24"/>
               </w:rPr>
-              <w:t>6. Kajian Kes Tadika: Tadika Ceria Kasih</w:t>
-            </w:r>
-          </w:p>
-          <w:p>
+              <w:t>📋  6. Kajian Kes Tadika: Tadika Ceria Kasih</w:t>
+            </w:r>
+          </w:p>
+          <w:p>
+            <w:pPr>
+              <w:spacing w:after="40"/>
+            </w:pPr>
             <w:r>
               <w:rPr>
                 <w:rFonts w:ascii="Arial" w:hAnsi="Arial"/>
@@ -1451,10 +1770,13 @@
     <w:p>
       <w:pPr>
         <w:keepNext/>
+        <w:spacing w:before="160" w:after="60"/>
       </w:pPr>
       <w:r>
         <w:rPr>
+          <w:rFonts w:ascii="Arial" w:hAnsi="Arial"/>
           <w:b/>
+          <w:color w:val="1F4E79"/>
           <w:sz w:val="24"/>
         </w:rPr>
         <w:t>7. Kesilapan Lazim dan Cara Mengelak</w:t>
@@ -1478,66 +1800,133 @@
         <w:tc>
           <w:tcPr>
             <w:tcW w:type="dxa" w:w="9313"/>
-            <w:shd w:val="clear" w:color="auto" w:fill="F2F2F2"/>
-          </w:tcPr>
-          <w:p>
+            <w:shd w:val="clear" w:color="auto" w:fill="F2F7FC"/>
+            <w:tcBorders>
+              <w:left w:val="single" w:sz="24" w:space="0" w:color="1F4E79"/>
+            </w:tcBorders>
+          </w:tcPr>
+          <w:p>
+            <w:pPr>
+              <w:spacing w:after="80"/>
+            </w:pPr>
             <w:r>
               <w:rPr>
                 <w:rFonts w:ascii="Arial" w:hAnsi="Arial"/>
                 <w:b/>
+                <w:color w:val="1F4E79"/>
                 <w:sz w:val="24"/>
               </w:rPr>
-              <w:t>8. Senarai Semak Ringkas — Memahami Teori Sebelum Merancang Program</w:t>
-            </w:r>
-          </w:p>
-          <w:p/>
-          <w:p>
-            <w:r>
-              <w:rPr>
-                <w:rFonts w:ascii="Arial" w:hAnsi="Arial"/>
+              <w:t>☑  8. Senarai Semak Ringkas — Memahami Teori Sebelum Merancang Program</w:t>
+            </w:r>
+          </w:p>
+          <w:p>
+            <w:pPr>
+              <w:spacing w:after="40"/>
+              <w:ind w:left="320" w:hanging="320"/>
+            </w:pPr>
+            <w:r>
+              <w:rPr>
+                <w:rFonts w:ascii="Arial" w:hAnsi="Arial"/>
+                <w:color w:val="2E75B6"/>
                 <w:sz w:val="22"/>
               </w:rPr>
-              <w:t>• [ ] Kenal pasti lapisan ecological system yang disokong oleh aktiviti (mikro/meso/ekso/makro).</w:t>
-            </w:r>
-          </w:p>
-          <w:p/>
-          <w:p>
+              <w:t>●</w:t>
+              <w:tab/>
+            </w:r>
             <w:r>
               <w:rPr>
                 <w:rFonts w:ascii="Arial" w:hAnsi="Arial"/>
                 <w:sz w:val="22"/>
               </w:rPr>
-              <w:t>• [ ] Tentukan sekurang-kurangnya satu jenis penglibatan Epstein yang menjadi fokus utama.</w:t>
-            </w:r>
-          </w:p>
-          <w:p/>
-          <w:p>
-            <w:r>
-              <w:rPr>
-                <w:rFonts w:ascii="Arial" w:hAnsi="Arial"/>
+              <w:t>[ ] Kenal pasti lapisan ecological system yang disokong oleh aktiviti (mikro/meso/ekso/makro).</w:t>
+            </w:r>
+          </w:p>
+          <w:p>
+            <w:pPr>
+              <w:spacing w:after="40"/>
+              <w:ind w:left="320" w:hanging="320"/>
+            </w:pPr>
+            <w:r>
+              <w:rPr>
+                <w:rFonts w:ascii="Arial" w:hAnsi="Arial"/>
+                <w:color w:val="2E75B6"/>
                 <w:sz w:val="22"/>
               </w:rPr>
-              <w:t>• [ ] Semak profil komuniti tadika (bandar/luar bandar, sosioekonomi, bahasa).</w:t>
-            </w:r>
-          </w:p>
-          <w:p/>
-          <w:p>
+              <w:t>●</w:t>
+              <w:tab/>
+            </w:r>
             <w:r>
               <w:rPr>
                 <w:rFonts w:ascii="Arial" w:hAnsi="Arial"/>
                 <w:sz w:val="22"/>
               </w:rPr>
-              <w:t>• [ ] Rujuk dasar KPM/KEMAS berkaitan sebelum melibatkan agensi luar.</w:t>
-            </w:r>
-          </w:p>
-          <w:p/>
-          <w:p>
-            <w:r>
-              <w:rPr>
-                <w:rFonts w:ascii="Arial" w:hAnsi="Arial"/>
+              <w:t>[ ] Tentukan sekurang-kurangnya satu jenis penglibatan Epstein yang menjadi fokus utama.</w:t>
+            </w:r>
+          </w:p>
+          <w:p>
+            <w:pPr>
+              <w:spacing w:after="40"/>
+              <w:ind w:left="320" w:hanging="320"/>
+            </w:pPr>
+            <w:r>
+              <w:rPr>
+                <w:rFonts w:ascii="Arial" w:hAnsi="Arial"/>
+                <w:color w:val="2E75B6"/>
                 <w:sz w:val="22"/>
               </w:rPr>
-              <w:t>• [ ] Pastikan aktiviti yang dirancang menyokong perkembangan holistik murid, bukan sekadar acara sosial.</w:t>
+              <w:t>●</w:t>
+              <w:tab/>
+            </w:r>
+            <w:r>
+              <w:rPr>
+                <w:rFonts w:ascii="Arial" w:hAnsi="Arial"/>
+                <w:sz w:val="22"/>
+              </w:rPr>
+              <w:t>[ ] Semak profil komuniti tadika (bandar/luar bandar, sosioekonomi, bahasa).</w:t>
+            </w:r>
+          </w:p>
+          <w:p>
+            <w:pPr>
+              <w:spacing w:after="40"/>
+              <w:ind w:left="320" w:hanging="320"/>
+            </w:pPr>
+            <w:r>
+              <w:rPr>
+                <w:rFonts w:ascii="Arial" w:hAnsi="Arial"/>
+                <w:color w:val="2E75B6"/>
+                <w:sz w:val="22"/>
+              </w:rPr>
+              <w:t>●</w:t>
+              <w:tab/>
+            </w:r>
+            <w:r>
+              <w:rPr>
+                <w:rFonts w:ascii="Arial" w:hAnsi="Arial"/>
+                <w:sz w:val="22"/>
+              </w:rPr>
+              <w:t>[ ] Rujuk dasar KPM/KEMAS berkaitan sebelum melibatkan agensi luar.</w:t>
+            </w:r>
+          </w:p>
+          <w:p>
+            <w:pPr>
+              <w:spacing w:after="40"/>
+              <w:ind w:left="320" w:hanging="320"/>
+            </w:pPr>
+            <w:r>
+              <w:rPr>
+                <w:rFonts w:ascii="Arial" w:hAnsi="Arial"/>
+                <w:color w:val="2E75B6"/>
+                <w:sz w:val="22"/>
+              </w:rPr>
+              <w:t>●</w:t>
+              <w:tab/>
+            </w:r>
+            <w:r>
+              <w:rPr>
+                <w:rFonts w:ascii="Arial" w:hAnsi="Arial"/>
+                <w:sz w:val="22"/>
+              </w:rPr>
+              <w:t>[ ] Pastikan aktiviti yang dirancang menyokong perkembangan holistik murid, bukan sekadar acara sosial.</w:t>
             </w:r>
           </w:p>
         </w:tc>
@@ -1556,36 +1945,65 @@
         <w:tc>
           <w:tcPr>
             <w:tcW w:type="dxa" w:w="9313"/>
-            <w:shd w:val="clear" w:color="auto" w:fill="F2F2F2"/>
-          </w:tcPr>
-          <w:p>
+            <w:shd w:val="clear" w:color="auto" w:fill="F2F7FC"/>
+            <w:tcBorders>
+              <w:left w:val="single" w:sz="24" w:space="0" w:color="1F4E79"/>
+            </w:tcBorders>
+          </w:tcPr>
+          <w:p>
+            <w:pPr>
+              <w:spacing w:after="80"/>
+            </w:pPr>
             <w:r>
               <w:rPr>
                 <w:rFonts w:ascii="Arial" w:hAnsi="Arial"/>
                 <w:b/>
+                <w:color w:val="1F4E79"/>
                 <w:sz w:val="24"/>
               </w:rPr>
-              <w:t>9. Aktiviti Pengukuhan</w:t>
-            </w:r>
-          </w:p>
-          <w:p/>
-          <w:p>
+              <w:t>✏  9. Aktiviti Pengukuhan</w:t>
+            </w:r>
+          </w:p>
+          <w:p>
+            <w:pPr>
+              <w:spacing w:after="40"/>
+              <w:ind w:left="320" w:hanging="320"/>
+            </w:pPr>
             <w:r>
               <w:rPr>
                 <w:rFonts w:ascii="Arial" w:hAnsi="Arial"/>
                 <w:sz w:val="22"/>
               </w:rPr>
-              <w:t>• Dalam kumpulan kecil, kenal pasti satu aktiviti ibu bapa-komuniti sedia ada di tadika masing-masing dan padankan dengan salah satu daripada enam jenis penglibatan Epstein.</w:t>
-            </w:r>
-          </w:p>
-          <w:p/>
-          <w:p>
+              <w:t>1.</w:t>
+              <w:tab/>
+            </w:r>
             <w:r>
               <w:rPr>
                 <w:rFonts w:ascii="Arial" w:hAnsi="Arial"/>
                 <w:sz w:val="22"/>
               </w:rPr>
-              <w:t>• Bincangkan satu contoh bagaimana lapisan mesosistem (Bronfenbrenner) boleh diperkukuh melalui aktiviti yang dirancang tersebut.</w:t>
+              <w:t>Dalam kumpulan kecil, kenal pasti satu aktiviti ibu bapa-komuniti sedia ada di tadika masing-masing dan padankan dengan salah satu daripada enam jenis penglibatan Epstein.</w:t>
+            </w:r>
+          </w:p>
+          <w:p>
+            <w:pPr>
+              <w:spacing w:after="40"/>
+              <w:ind w:left="320" w:hanging="320"/>
+            </w:pPr>
+            <w:r>
+              <w:rPr>
+                <w:rFonts w:ascii="Arial" w:hAnsi="Arial"/>
+                <w:sz w:val="22"/>
+              </w:rPr>
+              <w:t>2.</w:t>
+              <w:tab/>
+            </w:r>
+            <w:r>
+              <w:rPr>
+                <w:rFonts w:ascii="Arial" w:hAnsi="Arial"/>
+                <w:sz w:val="22"/>
+              </w:rPr>
+              <w:t>Bincangkan satu contoh bagaimana lapisan mesosistem (Bronfenbrenner) boleh diperkukuh melalui aktiviti yang dirancang tersebut.</w:t>
             </w:r>
           </w:p>
         </w:tc>
@@ -1604,19 +2022,29 @@
         <w:tc>
           <w:tcPr>
             <w:tcW w:type="dxa" w:w="9313"/>
-            <w:shd w:val="clear" w:color="auto" w:fill="F2F2F2"/>
-          </w:tcPr>
-          <w:p>
+            <w:shd w:val="clear" w:color="auto" w:fill="F2F7FC"/>
+            <w:tcBorders>
+              <w:left w:val="single" w:sz="24" w:space="0" w:color="1F4E79"/>
+            </w:tcBorders>
+          </w:tcPr>
+          <w:p>
+            <w:pPr>
+              <w:spacing w:after="80"/>
+            </w:pPr>
             <w:r>
               <w:rPr>
                 <w:rFonts w:ascii="Arial" w:hAnsi="Arial"/>
                 <w:b/>
+                <w:color w:val="1F4E79"/>
                 <w:sz w:val="24"/>
               </w:rPr>
-              <w:t>10. Kajian Kes Tambahan: Tadika Luar Bandar dan Ekosistem</w:t>
-            </w:r>
-          </w:p>
-          <w:p>
+              <w:t>📋  10. Kajian Kes Tambahan: Tadika Luar Bandar dan Ekosistem</w:t>
+            </w:r>
+          </w:p>
+          <w:p>
+            <w:pPr>
+              <w:spacing w:after="40"/>
+            </w:pPr>
             <w:r>
               <w:rPr>
                 <w:rFonts w:ascii="Arial" w:hAnsi="Arial"/>
@@ -1631,10 +2059,13 @@
     <w:p>
       <w:pPr>
         <w:keepNext/>
+        <w:spacing w:before="160" w:after="60"/>
       </w:pPr>
       <w:r>
         <w:rPr>
+          <w:rFonts w:ascii="Arial" w:hAnsi="Arial"/>
           <w:b/>
+          <w:color w:val="1F4E79"/>
           <w:sz w:val="24"/>
         </w:rPr>
         <w:t>11. Perbezaan Penglibatan Pasif dan Aktif</w:t>
@@ -1648,10 +2079,13 @@
     <w:p>
       <w:pPr>
         <w:keepNext/>
+        <w:spacing w:before="160" w:after="60"/>
       </w:pPr>
       <w:r>
         <w:rPr>
+          <w:rFonts w:ascii="Arial" w:hAnsi="Arial"/>
           <w:b/>
+          <w:color w:val="1F4E79"/>
           <w:sz w:val="24"/>
         </w:rPr>
         <w:t>12. Peranan Guru sebagai Penghubung (Liaison) Tadika-Komuniti</w:t>
@@ -1665,10 +2099,13 @@
     <w:p>
       <w:pPr>
         <w:keepNext/>
+        <w:spacing w:before="160" w:after="60"/>
       </w:pPr>
       <w:r>
         <w:rPr>
+          <w:rFonts w:ascii="Arial" w:hAnsi="Arial"/>
           <w:b/>
+          <w:color w:val="1F4E79"/>
           <w:sz w:val="24"/>
         </w:rPr>
         <w:t>13. Menyemak Kesediaan Guru Sebelum Merancang Program</w:t>
@@ -1682,10 +2119,13 @@
     <w:p>
       <w:pPr>
         <w:keepNext/>
+        <w:spacing w:before="160" w:after="60"/>
       </w:pPr>
       <w:r>
         <w:rPr>
+          <w:rFonts w:ascii="Arial" w:hAnsi="Arial"/>
           <w:b/>
+          <w:color w:val="1F4E79"/>
           <w:sz w:val="24"/>
         </w:rPr>
         <w:t>14. Sumbangan Teori kepada Penilaian Kompetensi (PA/KA)</w:t>
@@ -1699,10 +2139,13 @@
     <w:p>
       <w:pPr>
         <w:keepNext/>
+        <w:spacing w:before="160" w:after="60"/>
       </w:pPr>
       <w:r>
         <w:rPr>
+          <w:rFonts w:ascii="Arial" w:hAnsi="Arial"/>
           <w:b/>
+          <w:color w:val="1F4E79"/>
           <w:sz w:val="24"/>
         </w:rPr>
         <w:t>15. Refleksi Guru: Daripada Teori kepada Amalan Harian</w:t>
@@ -1716,10 +2159,13 @@
     <w:p>
       <w:pPr>
         <w:keepNext/>
+        <w:spacing w:before="160" w:after="60"/>
       </w:pPr>
       <w:r>
         <w:rPr>
+          <w:rFonts w:ascii="Arial" w:hAnsi="Arial"/>
           <w:b/>
+          <w:color w:val="1F4E79"/>
           <w:sz w:val="24"/>
         </w:rPr>
         <w:t>16. Amalan Berterusan Sepanjang Tahun, Bukan Sekali Setahun</w:t>
@@ -1743,19 +2189,29 @@
         <w:tc>
           <w:tcPr>
             <w:tcW w:type="dxa" w:w="9313"/>
-            <w:shd w:val="clear" w:color="auto" w:fill="F2F2F2"/>
-          </w:tcPr>
-          <w:p>
+            <w:shd w:val="clear" w:color="auto" w:fill="F2F7FC"/>
+            <w:tcBorders>
+              <w:left w:val="single" w:sz="24" w:space="0" w:color="1F4E79"/>
+            </w:tcBorders>
+          </w:tcPr>
+          <w:p>
+            <w:pPr>
+              <w:spacing w:after="80"/>
+            </w:pPr>
             <w:r>
               <w:rPr>
                 <w:rFonts w:ascii="Arial" w:hAnsi="Arial"/>
                 <w:b/>
+                <w:color w:val="1F4E79"/>
                 <w:sz w:val="24"/>
               </w:rPr>
-              <w:t>17. Rumusan</w:t>
-            </w:r>
-          </w:p>
-          <w:p>
+              <w:t>📌  17. Rumusan</w:t>
+            </w:r>
+          </w:p>
+          <w:p>
+            <w:pPr>
+              <w:spacing w:after="40"/>
+            </w:pPr>
             <w:r>
               <w:rPr>
                 <w:rFonts w:ascii="Arial" w:hAnsi="Arial"/>
@@ -1770,15 +2226,21 @@
     <w:p>
       <w:pPr>
         <w:pageBreakBefore/>
-        <w:shd w:val="clear" w:color="auto" w:fill="D9D9D9"/>
+        <w:shd w:val="clear" w:color="auto" w:fill="DCE6F1"/>
+        <w:pBdr>
+          <w:left w:val="single" w:sz="24" w:space="4" w:color="1F4E79"/>
+        </w:pBdr>
+        <w:spacing w:before="80" w:after="200"/>
+        <w:ind w:left="120"/>
       </w:pPr>
       <w:r>
         <w:rPr>
           <w:rFonts w:ascii="Arial" w:hAnsi="Arial"/>
           <w:b/>
+          <w:color w:val="1F4E79"/>
           <w:sz w:val="28"/>
         </w:rPr>
-        <w:t>Bab 2: Specific, Measurable, Achievable, Relevant, Time-bond (SMART) goals settings</w:t>
+        <w:t xml:space="preserve">  Bab 2: Specific, Measurable, Achievable, Relevant, Time-bond (SMART) goals settings</w:t>
       </w:r>
     </w:p>
     <w:tbl>
@@ -1794,19 +2256,29 @@
         <w:tc>
           <w:tcPr>
             <w:tcW w:type="dxa" w:w="9313"/>
-            <w:shd w:val="clear" w:color="auto" w:fill="F2F2F2"/>
-          </w:tcPr>
-          <w:p>
+            <w:shd w:val="clear" w:color="auto" w:fill="F2F7FC"/>
+            <w:tcBorders>
+              <w:left w:val="single" w:sz="24" w:space="0" w:color="1F4E79"/>
+            </w:tcBorders>
+          </w:tcPr>
+          <w:p>
+            <w:pPr>
+              <w:spacing w:after="80"/>
+            </w:pPr>
             <w:r>
               <w:rPr>
                 <w:rFonts w:ascii="Arial" w:hAnsi="Arial"/>
                 <w:b/>
+                <w:color w:val="1F4E79"/>
                 <w:sz w:val="24"/>
               </w:rPr>
-              <w:t>Objektif Pembelajaran</w:t>
-            </w:r>
-          </w:p>
-          <w:p>
+              <w:t>🎯  Objektif Pembelajaran</w:t>
+            </w:r>
+          </w:p>
+          <w:p>
+            <w:pPr>
+              <w:spacing w:after="40"/>
+            </w:pPr>
             <w:r>
               <w:rPr>
                 <w:rFonts w:ascii="Arial" w:hAnsi="Arial"/>
@@ -1815,34 +2287,70 @@
               <w:t>Selepas mempelajari topik ini, pelatih dapat:</w:t>
             </w:r>
           </w:p>
-          <w:p/>
-          <w:p>
-            <w:r>
-              <w:rPr>
-                <w:rFonts w:ascii="Arial" w:hAnsi="Arial"/>
+          <w:p>
+            <w:pPr>
+              <w:spacing w:after="40"/>
+              <w:ind w:left="320" w:hanging="320"/>
+            </w:pPr>
+            <w:r>
+              <w:rPr>
+                <w:rFonts w:ascii="Arial" w:hAnsi="Arial"/>
+                <w:color w:val="2E75B6"/>
                 <w:sz w:val="22"/>
               </w:rPr>
-              <w:t>• Menjelaskan setiap komponen prinsip SMART.</w:t>
-            </w:r>
-          </w:p>
-          <w:p/>
-          <w:p>
+              <w:t>●</w:t>
+              <w:tab/>
+            </w:r>
             <w:r>
               <w:rPr>
                 <w:rFonts w:ascii="Arial" w:hAnsi="Arial"/>
                 <w:sz w:val="22"/>
               </w:rPr>
-              <w:t>• Menetapkan matlamat program ibu bapa-komuniti mengikut prinsip SMART.</w:t>
-            </w:r>
-          </w:p>
-          <w:p/>
-          <w:p>
-            <w:r>
-              <w:rPr>
-                <w:rFonts w:ascii="Arial" w:hAnsi="Arial"/>
+              <w:t>Menjelaskan setiap komponen prinsip SMART.</w:t>
+            </w:r>
+          </w:p>
+          <w:p>
+            <w:pPr>
+              <w:spacing w:after="40"/>
+              <w:ind w:left="320" w:hanging="320"/>
+            </w:pPr>
+            <w:r>
+              <w:rPr>
+                <w:rFonts w:ascii="Arial" w:hAnsi="Arial"/>
+                <w:color w:val="2E75B6"/>
                 <w:sz w:val="22"/>
               </w:rPr>
-              <w:t>• Memberi contoh matlamat SMART bagi aktiviti prasekolah sebenar.</w:t>
+              <w:t>●</w:t>
+              <w:tab/>
+            </w:r>
+            <w:r>
+              <w:rPr>
+                <w:rFonts w:ascii="Arial" w:hAnsi="Arial"/>
+                <w:sz w:val="22"/>
+              </w:rPr>
+              <w:t>Menetapkan matlamat program ibu bapa-komuniti mengikut prinsip SMART.</w:t>
+            </w:r>
+          </w:p>
+          <w:p>
+            <w:pPr>
+              <w:spacing w:after="40"/>
+              <w:ind w:left="320" w:hanging="320"/>
+            </w:pPr>
+            <w:r>
+              <w:rPr>
+                <w:rFonts w:ascii="Arial" w:hAnsi="Arial"/>
+                <w:color w:val="2E75B6"/>
+                <w:sz w:val="22"/>
+              </w:rPr>
+              <w:t>●</w:t>
+              <w:tab/>
+            </w:r>
+            <w:r>
+              <w:rPr>
+                <w:rFonts w:ascii="Arial" w:hAnsi="Arial"/>
+                <w:sz w:val="22"/>
+              </w:rPr>
+              <w:t>Memberi contoh matlamat SMART bagi aktiviti prasekolah sebenar.</w:t>
             </w:r>
           </w:p>
         </w:tc>
@@ -1851,10 +2359,13 @@
     <w:p>
       <w:pPr>
         <w:keepNext/>
+        <w:spacing w:before="160" w:after="60"/>
       </w:pPr>
       <w:r>
         <w:rPr>
+          <w:rFonts w:ascii="Arial" w:hAnsi="Arial"/>
           <w:b/>
+          <w:color w:val="1F4E79"/>
           <w:sz w:val="24"/>
         </w:rPr>
         <w:t>1. Komponen SMART</w:t>
@@ -1864,6 +2375,7 @@
       <w:tblPr>
         <w:tblStyle w:val="TableGrid"/>
         <w:tblW w:type="auto" w:w="0"/>
+        <w:tblLayout w:type="autofit"/>
         <w:tblLook w:firstColumn="1" w:firstRow="1" w:lastColumn="0" w:lastRow="0" w:noHBand="0" w:noVBand="1" w:val="04A0"/>
       </w:tblPr>
       <w:tblGrid>
@@ -1878,13 +2390,20 @@
         <w:tc>
           <w:tcPr>
             <w:tcW w:type="dxa" w:w="3104"/>
-            <w:shd w:val="clear" w:color="auto" w:fill="D9D9D9"/>
-          </w:tcPr>
-          <w:p>
+            <w:shd w:val="clear" w:color="auto" w:fill="DCE6F1"/>
+            <w:tcBorders>
+              <w:top w:val="single" w:sz="12" w:space="0" w:color="1F4E79"/>
+            </w:tcBorders>
+          </w:tcPr>
+          <w:p>
+            <w:pPr>
+              <w:spacing w:after="40"/>
+            </w:pPr>
             <w:r>
               <w:rPr>
                 <w:rFonts w:ascii="Arial" w:hAnsi="Arial"/>
                 <w:b/>
+                <w:color w:val="1F4E79"/>
                 <w:sz w:val="20"/>
               </w:rPr>
               <w:t>Komponen</w:t>
@@ -1894,13 +2413,17 @@
         <w:tc>
           <w:tcPr>
             <w:tcW w:type="dxa" w:w="3104"/>
-            <w:shd w:val="clear" w:color="auto" w:fill="D9D9D9"/>
-          </w:tcPr>
-          <w:p>
+            <w:shd w:val="clear" w:color="auto" w:fill="DCE6F1"/>
+          </w:tcPr>
+          <w:p>
+            <w:pPr>
+              <w:spacing w:after="40"/>
+            </w:pPr>
             <w:r>
               <w:rPr>
                 <w:rFonts w:ascii="Arial" w:hAnsi="Arial"/>
                 <w:b/>
+                <w:color w:val="1F4E79"/>
                 <w:sz w:val="20"/>
               </w:rPr>
               <w:t>Penerangan</w:t>
@@ -1910,13 +2433,17 @@
         <w:tc>
           <w:tcPr>
             <w:tcW w:type="dxa" w:w="3104"/>
-            <w:shd w:val="clear" w:color="auto" w:fill="D9D9D9"/>
-          </w:tcPr>
-          <w:p>
+            <w:shd w:val="clear" w:color="auto" w:fill="DCE6F1"/>
+          </w:tcPr>
+          <w:p>
+            <w:pPr>
+              <w:spacing w:after="40"/>
+            </w:pPr>
             <w:r>
               <w:rPr>
                 <w:rFonts w:ascii="Arial" w:hAnsi="Arial"/>
                 <w:b/>
+                <w:color w:val="1F4E79"/>
                 <w:sz w:val="20"/>
               </w:rPr>
               <w:t>Contoh (Hari Terbuka Prasekolah)</w:t>
@@ -1930,6 +2457,9 @@
             <w:tcW w:type="dxa" w:w="3104"/>
           </w:tcPr>
           <w:p>
+            <w:pPr>
+              <w:spacing w:after="40"/>
+            </w:pPr>
             <w:r>
               <w:rPr>
                 <w:rFonts w:ascii="Arial" w:hAnsi="Arial"/>
@@ -1944,6 +2474,9 @@
             <w:tcW w:type="dxa" w:w="3104"/>
           </w:tcPr>
           <w:p>
+            <w:pPr>
+              <w:spacing w:after="40"/>
+            </w:pPr>
             <w:r>
               <w:rPr>
                 <w:rFonts w:ascii="Arial" w:hAnsi="Arial"/>
@@ -1958,6 +2491,9 @@
             <w:tcW w:type="dxa" w:w="3104"/>
           </w:tcPr>
           <w:p>
+            <w:pPr>
+              <w:spacing w:after="40"/>
+            </w:pPr>
             <w:r>
               <w:rPr>
                 <w:rFonts w:ascii="Arial" w:hAnsi="Arial"/>
@@ -1974,6 +2510,9 @@
             <w:tcW w:type="dxa" w:w="3104"/>
           </w:tcPr>
           <w:p>
+            <w:pPr>
+              <w:spacing w:after="40"/>
+            </w:pPr>
             <w:r>
               <w:rPr>
                 <w:rFonts w:ascii="Arial" w:hAnsi="Arial"/>
@@ -1988,6 +2527,9 @@
             <w:tcW w:type="dxa" w:w="3104"/>
           </w:tcPr>
           <w:p>
+            <w:pPr>
+              <w:spacing w:after="40"/>
+            </w:pPr>
             <w:r>
               <w:rPr>
                 <w:rFonts w:ascii="Arial" w:hAnsi="Arial"/>
@@ -2002,6 +2544,9 @@
             <w:tcW w:type="dxa" w:w="3104"/>
           </w:tcPr>
           <w:p>
+            <w:pPr>
+              <w:spacing w:after="40"/>
+            </w:pPr>
             <w:r>
               <w:rPr>
                 <w:rFonts w:ascii="Arial" w:hAnsi="Arial"/>
@@ -2018,6 +2563,9 @@
             <w:tcW w:type="dxa" w:w="3104"/>
           </w:tcPr>
           <w:p>
+            <w:pPr>
+              <w:spacing w:after="40"/>
+            </w:pPr>
             <w:r>
               <w:rPr>
                 <w:rFonts w:ascii="Arial" w:hAnsi="Arial"/>
@@ -2032,6 +2580,9 @@
             <w:tcW w:type="dxa" w:w="3104"/>
           </w:tcPr>
           <w:p>
+            <w:pPr>
+              <w:spacing w:after="40"/>
+            </w:pPr>
             <w:r>
               <w:rPr>
                 <w:rFonts w:ascii="Arial" w:hAnsi="Arial"/>
@@ -2046,6 +2597,9 @@
             <w:tcW w:type="dxa" w:w="3104"/>
           </w:tcPr>
           <w:p>
+            <w:pPr>
+              <w:spacing w:after="40"/>
+            </w:pPr>
             <w:r>
               <w:rPr>
                 <w:rFonts w:ascii="Arial" w:hAnsi="Arial"/>
@@ -2062,6 +2616,9 @@
             <w:tcW w:type="dxa" w:w="3104"/>
           </w:tcPr>
           <w:p>
+            <w:pPr>
+              <w:spacing w:after="40"/>
+            </w:pPr>
             <w:r>
               <w:rPr>
                 <w:rFonts w:ascii="Arial" w:hAnsi="Arial"/>
@@ -2076,6 +2633,9 @@
             <w:tcW w:type="dxa" w:w="3104"/>
           </w:tcPr>
           <w:p>
+            <w:pPr>
+              <w:spacing w:after="40"/>
+            </w:pPr>
             <w:r>
               <w:rPr>
                 <w:rFonts w:ascii="Arial" w:hAnsi="Arial"/>
@@ -2090,6 +2650,9 @@
             <w:tcW w:type="dxa" w:w="3104"/>
           </w:tcPr>
           <w:p>
+            <w:pPr>
+              <w:spacing w:after="40"/>
+            </w:pPr>
             <w:r>
               <w:rPr>
                 <w:rFonts w:ascii="Arial" w:hAnsi="Arial"/>
@@ -2106,6 +2669,9 @@
             <w:tcW w:type="dxa" w:w="3104"/>
           </w:tcPr>
           <w:p>
+            <w:pPr>
+              <w:spacing w:after="40"/>
+            </w:pPr>
             <w:r>
               <w:rPr>
                 <w:rFonts w:ascii="Arial" w:hAnsi="Arial"/>
@@ -2120,6 +2686,9 @@
             <w:tcW w:type="dxa" w:w="3104"/>
           </w:tcPr>
           <w:p>
+            <w:pPr>
+              <w:spacing w:after="40"/>
+            </w:pPr>
             <w:r>
               <w:rPr>
                 <w:rFonts w:ascii="Arial" w:hAnsi="Arial"/>
@@ -2134,6 +2703,9 @@
             <w:tcW w:type="dxa" w:w="3104"/>
           </w:tcPr>
           <w:p>
+            <w:pPr>
+              <w:spacing w:after="40"/>
+            </w:pPr>
             <w:r>
               <w:rPr>
                 <w:rFonts w:ascii="Arial" w:hAnsi="Arial"/>
@@ -2148,10 +2720,13 @@
     <w:p>
       <w:pPr>
         <w:keepNext/>
+        <w:spacing w:before="160" w:after="60"/>
       </w:pPr>
       <w:r>
         <w:rPr>
+          <w:rFonts w:ascii="Arial" w:hAnsi="Arial"/>
           <w:b/>
+          <w:color w:val="1F4E79"/>
           <w:sz w:val="24"/>
         </w:rPr>
         <w:t>2. Kepentingan Penetapan Matlamat SMART</w:t>
@@ -2165,10 +2740,13 @@
     <w:p>
       <w:pPr>
         <w:keepNext/>
+        <w:spacing w:before="160" w:after="60"/>
       </w:pPr>
       <w:r>
         <w:rPr>
+          <w:rFonts w:ascii="Arial" w:hAnsi="Arial"/>
           <w:b/>
+          <w:color w:val="1F4E79"/>
           <w:sz w:val="24"/>
         </w:rPr>
         <w:t>3. Contoh Amalan di Tadika</w:t>
@@ -2182,10 +2760,13 @@
     <w:p>
       <w:pPr>
         <w:keepNext/>
+        <w:spacing w:before="160" w:after="60"/>
       </w:pPr>
       <w:r>
         <w:rPr>
+          <w:rFonts w:ascii="Arial" w:hAnsi="Arial"/>
           <w:b/>
+          <w:color w:val="1F4E79"/>
           <w:sz w:val="24"/>
         </w:rPr>
         <w:t>4. Prosedur Menulis Matlamat SMART Langkah demi Langkah</w:t>
@@ -2200,6 +2781,7 @@
       <w:tblPr>
         <w:tblStyle w:val="TableGrid"/>
         <w:tblW w:type="auto" w:w="0"/>
+        <w:tblLayout w:type="autofit"/>
         <w:tblLook w:firstColumn="1" w:firstRow="1" w:lastColumn="0" w:lastRow="0" w:noHBand="0" w:noVBand="1" w:val="04A0"/>
       </w:tblPr>
       <w:tblGrid>
@@ -2213,13 +2795,20 @@
         <w:tc>
           <w:tcPr>
             <w:tcW w:type="dxa" w:w="4656"/>
-            <w:shd w:val="clear" w:color="auto" w:fill="D9D9D9"/>
-          </w:tcPr>
-          <w:p>
+            <w:shd w:val="clear" w:color="auto" w:fill="DCE6F1"/>
+            <w:tcBorders>
+              <w:top w:val="single" w:sz="12" w:space="0" w:color="1F4E79"/>
+            </w:tcBorders>
+          </w:tcPr>
+          <w:p>
+            <w:pPr>
+              <w:spacing w:after="40"/>
+            </w:pPr>
             <w:r>
               <w:rPr>
                 <w:rFonts w:ascii="Arial" w:hAnsi="Arial"/>
                 <w:b/>
+                <w:color w:val="1F4E79"/>
                 <w:sz w:val="20"/>
               </w:rPr>
               <w:t>Langkah</w:t>
@@ -2229,13 +2818,17 @@
         <w:tc>
           <w:tcPr>
             <w:tcW w:type="dxa" w:w="4656"/>
-            <w:shd w:val="clear" w:color="auto" w:fill="D9D9D9"/>
-          </w:tcPr>
-          <w:p>
+            <w:shd w:val="clear" w:color="auto" w:fill="DCE6F1"/>
+          </w:tcPr>
+          <w:p>
+            <w:pPr>
+              <w:spacing w:after="40"/>
+            </w:pPr>
             <w:r>
               <w:rPr>
                 <w:rFonts w:ascii="Arial" w:hAnsi="Arial"/>
                 <w:b/>
+                <w:color w:val="1F4E79"/>
                 <w:sz w:val="20"/>
               </w:rPr>
               <w:t>Contoh Tindakan</w:t>
@@ -2249,6 +2842,9 @@
             <w:tcW w:type="dxa" w:w="4656"/>
           </w:tcPr>
           <w:p>
+            <w:pPr>
+              <w:spacing w:after="40"/>
+            </w:pPr>
             <w:r>
               <w:rPr>
                 <w:rFonts w:ascii="Arial" w:hAnsi="Arial"/>
@@ -2263,6 +2859,9 @@
             <w:tcW w:type="dxa" w:w="4656"/>
           </w:tcPr>
           <w:p>
+            <w:pPr>
+              <w:spacing w:after="40"/>
+            </w:pPr>
             <w:r>
               <w:rPr>
                 <w:rFonts w:ascii="Arial" w:hAnsi="Arial"/>
@@ -2279,6 +2878,9 @@
             <w:tcW w:type="dxa" w:w="4656"/>
           </w:tcPr>
           <w:p>
+            <w:pPr>
+              <w:spacing w:after="40"/>
+            </w:pPr>
             <w:r>
               <w:rPr>
                 <w:rFonts w:ascii="Arial" w:hAnsi="Arial"/>
@@ -2293,6 +2895,9 @@
             <w:tcW w:type="dxa" w:w="4656"/>
           </w:tcPr>
           <w:p>
+            <w:pPr>
+              <w:spacing w:after="40"/>
+            </w:pPr>
             <w:r>
               <w:rPr>
                 <w:rFonts w:ascii="Arial" w:hAnsi="Arial"/>
@@ -2309,6 +2914,9 @@
             <w:tcW w:type="dxa" w:w="4656"/>
           </w:tcPr>
           <w:p>
+            <w:pPr>
+              <w:spacing w:after="40"/>
+            </w:pPr>
             <w:r>
               <w:rPr>
                 <w:rFonts w:ascii="Arial" w:hAnsi="Arial"/>
@@ -2323,6 +2931,9 @@
             <w:tcW w:type="dxa" w:w="4656"/>
           </w:tcPr>
           <w:p>
+            <w:pPr>
+              <w:spacing w:after="40"/>
+            </w:pPr>
             <w:r>
               <w:rPr>
                 <w:rFonts w:ascii="Arial" w:hAnsi="Arial"/>
@@ -2339,6 +2950,9 @@
             <w:tcW w:type="dxa" w:w="4656"/>
           </w:tcPr>
           <w:p>
+            <w:pPr>
+              <w:spacing w:after="40"/>
+            </w:pPr>
             <w:r>
               <w:rPr>
                 <w:rFonts w:ascii="Arial" w:hAnsi="Arial"/>
@@ -2353,6 +2967,9 @@
             <w:tcW w:type="dxa" w:w="4656"/>
           </w:tcPr>
           <w:p>
+            <w:pPr>
+              <w:spacing w:after="40"/>
+            </w:pPr>
             <w:r>
               <w:rPr>
                 <w:rFonts w:ascii="Arial" w:hAnsi="Arial"/>
@@ -2369,6 +2986,9 @@
             <w:tcW w:type="dxa" w:w="4656"/>
           </w:tcPr>
           <w:p>
+            <w:pPr>
+              <w:spacing w:after="40"/>
+            </w:pPr>
             <w:r>
               <w:rPr>
                 <w:rFonts w:ascii="Arial" w:hAnsi="Arial"/>
@@ -2383,6 +3003,9 @@
             <w:tcW w:type="dxa" w:w="4656"/>
           </w:tcPr>
           <w:p>
+            <w:pPr>
+              <w:spacing w:after="40"/>
+            </w:pPr>
             <w:r>
               <w:rPr>
                 <w:rFonts w:ascii="Arial" w:hAnsi="Arial"/>
@@ -2397,10 +3020,13 @@
     <w:p>
       <w:pPr>
         <w:keepNext/>
+        <w:spacing w:before="160" w:after="60"/>
       </w:pPr>
       <w:r>
         <w:rPr>
+          <w:rFonts w:ascii="Arial" w:hAnsi="Arial"/>
           <w:b/>
+          <w:color w:val="1F4E79"/>
           <w:sz w:val="24"/>
         </w:rPr>
         <w:t>5. Matlamat SMART vs Matlamat Tidak SMART</w:t>
@@ -2410,6 +3036,7 @@
       <w:tblPr>
         <w:tblStyle w:val="TableGrid"/>
         <w:tblW w:type="auto" w:w="0"/>
+        <w:tblLayout w:type="autofit"/>
         <w:tblLook w:firstColumn="1" w:firstRow="1" w:lastColumn="0" w:lastRow="0" w:noHBand="0" w:noVBand="1" w:val="04A0"/>
       </w:tblPr>
       <w:tblGrid>
@@ -2424,13 +3051,20 @@
         <w:tc>
           <w:tcPr>
             <w:tcW w:type="dxa" w:w="3104"/>
-            <w:shd w:val="clear" w:color="auto" w:fill="D9D9D9"/>
-          </w:tcPr>
-          <w:p>
+            <w:shd w:val="clear" w:color="auto" w:fill="DCE6F1"/>
+            <w:tcBorders>
+              <w:top w:val="single" w:sz="12" w:space="0" w:color="1F4E79"/>
+            </w:tcBorders>
+          </w:tcPr>
+          <w:p>
+            <w:pPr>
+              <w:spacing w:after="40"/>
+            </w:pPr>
             <w:r>
               <w:rPr>
                 <w:rFonts w:ascii="Arial" w:hAnsi="Arial"/>
                 <w:b/>
+                <w:color w:val="1F4E79"/>
                 <w:sz w:val="20"/>
               </w:rPr>
               <w:t>Ciri</w:t>
@@ -2440,13 +3074,17 @@
         <w:tc>
           <w:tcPr>
             <w:tcW w:type="dxa" w:w="3104"/>
-            <w:shd w:val="clear" w:color="auto" w:fill="D9D9D9"/>
-          </w:tcPr>
-          <w:p>
+            <w:shd w:val="clear" w:color="auto" w:fill="DCE6F1"/>
+          </w:tcPr>
+          <w:p>
+            <w:pPr>
+              <w:spacing w:after="40"/>
+            </w:pPr>
             <w:r>
               <w:rPr>
                 <w:rFonts w:ascii="Arial" w:hAnsi="Arial"/>
                 <w:b/>
+                <w:color w:val="1F4E79"/>
                 <w:sz w:val="20"/>
               </w:rPr>
               <w:t>Matlamat Tidak SMART</w:t>
@@ -2456,13 +3094,17 @@
         <w:tc>
           <w:tcPr>
             <w:tcW w:type="dxa" w:w="3104"/>
-            <w:shd w:val="clear" w:color="auto" w:fill="D9D9D9"/>
-          </w:tcPr>
-          <w:p>
+            <w:shd w:val="clear" w:color="auto" w:fill="DCE6F1"/>
+          </w:tcPr>
+          <w:p>
+            <w:pPr>
+              <w:spacing w:after="40"/>
+            </w:pPr>
             <w:r>
               <w:rPr>
                 <w:rFonts w:ascii="Arial" w:hAnsi="Arial"/>
                 <w:b/>
+                <w:color w:val="1F4E79"/>
                 <w:sz w:val="20"/>
               </w:rPr>
               <w:t>Matlamat SMART</w:t>
@@ -2476,6 +3118,9 @@
             <w:tcW w:type="dxa" w:w="3104"/>
           </w:tcPr>
           <w:p>
+            <w:pPr>
+              <w:spacing w:after="40"/>
+            </w:pPr>
             <w:r>
               <w:rPr>
                 <w:rFonts w:ascii="Arial" w:hAnsi="Arial"/>
@@ -2490,6 +3135,9 @@
             <w:tcW w:type="dxa" w:w="3104"/>
           </w:tcPr>
           <w:p>
+            <w:pPr>
+              <w:spacing w:after="40"/>
+            </w:pPr>
             <w:r>
               <w:rPr>
                 <w:rFonts w:ascii="Arial" w:hAnsi="Arial"/>
@@ -2504,6 +3152,9 @@
             <w:tcW w:type="dxa" w:w="3104"/>
           </w:tcPr>
           <w:p>
+            <w:pPr>
+              <w:spacing w:after="40"/>
+            </w:pPr>
             <w:r>
               <w:rPr>
                 <w:rFonts w:ascii="Arial" w:hAnsi="Arial"/>
@@ -2520,6 +3171,9 @@
             <w:tcW w:type="dxa" w:w="3104"/>
           </w:tcPr>
           <w:p>
+            <w:pPr>
+              <w:spacing w:after="40"/>
+            </w:pPr>
             <w:r>
               <w:rPr>
                 <w:rFonts w:ascii="Arial" w:hAnsi="Arial"/>
@@ -2534,6 +3188,9 @@
             <w:tcW w:type="dxa" w:w="3104"/>
           </w:tcPr>
           <w:p>
+            <w:pPr>
+              <w:spacing w:after="40"/>
+            </w:pPr>
             <w:r>
               <w:rPr>
                 <w:rFonts w:ascii="Arial" w:hAnsi="Arial"/>
@@ -2548,6 +3205,9 @@
             <w:tcW w:type="dxa" w:w="3104"/>
           </w:tcPr>
           <w:p>
+            <w:pPr>
+              <w:spacing w:after="40"/>
+            </w:pPr>
             <w:r>
               <w:rPr>
                 <w:rFonts w:ascii="Arial" w:hAnsi="Arial"/>
@@ -2564,6 +3224,9 @@
             <w:tcW w:type="dxa" w:w="3104"/>
           </w:tcPr>
           <w:p>
+            <w:pPr>
+              <w:spacing w:after="40"/>
+            </w:pPr>
             <w:r>
               <w:rPr>
                 <w:rFonts w:ascii="Arial" w:hAnsi="Arial"/>
@@ -2578,6 +3241,9 @@
             <w:tcW w:type="dxa" w:w="3104"/>
           </w:tcPr>
           <w:p>
+            <w:pPr>
+              <w:spacing w:after="40"/>
+            </w:pPr>
             <w:r>
               <w:rPr>
                 <w:rFonts w:ascii="Arial" w:hAnsi="Arial"/>
@@ -2592,6 +3258,9 @@
             <w:tcW w:type="dxa" w:w="3104"/>
           </w:tcPr>
           <w:p>
+            <w:pPr>
+              <w:spacing w:after="40"/>
+            </w:pPr>
             <w:r>
               <w:rPr>
                 <w:rFonts w:ascii="Arial" w:hAnsi="Arial"/>
@@ -2616,19 +3285,29 @@
         <w:tc>
           <w:tcPr>
             <w:tcW w:type="dxa" w:w="9313"/>
-            <w:shd w:val="clear" w:color="auto" w:fill="F2F2F2"/>
-          </w:tcPr>
-          <w:p>
+            <w:shd w:val="clear" w:color="auto" w:fill="F2F7FC"/>
+            <w:tcBorders>
+              <w:left w:val="single" w:sz="24" w:space="0" w:color="1F4E79"/>
+            </w:tcBorders>
+          </w:tcPr>
+          <w:p>
+            <w:pPr>
+              <w:spacing w:after="80"/>
+            </w:pPr>
             <w:r>
               <w:rPr>
                 <w:rFonts w:ascii="Arial" w:hAnsi="Arial"/>
                 <w:b/>
+                <w:color w:val="1F4E79"/>
                 <w:sz w:val="24"/>
               </w:rPr>
-              <w:t>6. Kajian Kes Tadika: Program "Jom Membaca Bersama"</w:t>
-            </w:r>
-          </w:p>
-          <w:p>
+              <w:t>📋  6. Kajian Kes Tadika: Program "Jom Membaca Bersama"</w:t>
+            </w:r>
+          </w:p>
+          <w:p>
+            <w:pPr>
+              <w:spacing w:after="40"/>
+            </w:pPr>
             <w:r>
               <w:rPr>
                 <w:rFonts w:ascii="Arial" w:hAnsi="Arial"/>
@@ -2643,10 +3322,13 @@
     <w:p>
       <w:pPr>
         <w:keepNext/>
+        <w:spacing w:before="160" w:after="60"/>
       </w:pPr>
       <w:r>
         <w:rPr>
+          <w:rFonts w:ascii="Arial" w:hAnsi="Arial"/>
           <w:b/>
+          <w:color w:val="1F4E79"/>
           <w:sz w:val="24"/>
         </w:rPr>
         <w:t>7. Kesilapan Lazim dan Cara Mengelak</w:t>
@@ -2670,66 +3352,133 @@
         <w:tc>
           <w:tcPr>
             <w:tcW w:type="dxa" w:w="9313"/>
-            <w:shd w:val="clear" w:color="auto" w:fill="F2F2F2"/>
-          </w:tcPr>
-          <w:p>
+            <w:shd w:val="clear" w:color="auto" w:fill="F2F7FC"/>
+            <w:tcBorders>
+              <w:left w:val="single" w:sz="24" w:space="0" w:color="1F4E79"/>
+            </w:tcBorders>
+          </w:tcPr>
+          <w:p>
+            <w:pPr>
+              <w:spacing w:after="80"/>
+            </w:pPr>
             <w:r>
               <w:rPr>
                 <w:rFonts w:ascii="Arial" w:hAnsi="Arial"/>
                 <w:b/>
+                <w:color w:val="1F4E79"/>
                 <w:sz w:val="24"/>
               </w:rPr>
-              <w:t>8. Senarai Semak — Menyemak Matlamat SMART</w:t>
-            </w:r>
-          </w:p>
-          <w:p/>
-          <w:p>
-            <w:r>
-              <w:rPr>
-                <w:rFonts w:ascii="Arial" w:hAnsi="Arial"/>
+              <w:t>☑  8. Senarai Semak — Menyemak Matlamat SMART</w:t>
+            </w:r>
+          </w:p>
+          <w:p>
+            <w:pPr>
+              <w:spacing w:after="40"/>
+              <w:ind w:left="320" w:hanging="320"/>
+            </w:pPr>
+            <w:r>
+              <w:rPr>
+                <w:rFonts w:ascii="Arial" w:hAnsi="Arial"/>
+                <w:color w:val="2E75B6"/>
                 <w:sz w:val="22"/>
               </w:rPr>
-              <w:t>• [ ] Matlamat dinyatakan secara khusus (bukan umum).</w:t>
-            </w:r>
-          </w:p>
-          <w:p/>
-          <w:p>
+              <w:t>●</w:t>
+              <w:tab/>
+            </w:r>
             <w:r>
               <w:rPr>
                 <w:rFonts w:ascii="Arial" w:hAnsi="Arial"/>
                 <w:sz w:val="22"/>
               </w:rPr>
-              <w:t>• [ ] Ada penunjuk kuantiti/kualiti yang boleh diukur.</w:t>
-            </w:r>
-          </w:p>
-          <w:p/>
-          <w:p>
-            <w:r>
-              <w:rPr>
-                <w:rFonts w:ascii="Arial" w:hAnsi="Arial"/>
+              <w:t>[ ] Matlamat dinyatakan secara khusus (bukan umum).</w:t>
+            </w:r>
+          </w:p>
+          <w:p>
+            <w:pPr>
+              <w:spacing w:after="40"/>
+              <w:ind w:left="320" w:hanging="320"/>
+            </w:pPr>
+            <w:r>
+              <w:rPr>
+                <w:rFonts w:ascii="Arial" w:hAnsi="Arial"/>
+                <w:color w:val="2E75B6"/>
                 <w:sz w:val="22"/>
               </w:rPr>
-              <w:t>• [ ] Sasaran realistik berbanding bilangan murid/keluarga dan sumber sedia ada.</w:t>
-            </w:r>
-          </w:p>
-          <w:p/>
-          <w:p>
+              <w:t>●</w:t>
+              <w:tab/>
+            </w:r>
             <w:r>
               <w:rPr>
                 <w:rFonts w:ascii="Arial" w:hAnsi="Arial"/>
                 <w:sz w:val="22"/>
               </w:rPr>
-              <w:t>• [ ] Matlamat selaras dengan objektif KSPK/tadika.</w:t>
-            </w:r>
-          </w:p>
-          <w:p/>
-          <w:p>
-            <w:r>
-              <w:rPr>
-                <w:rFonts w:ascii="Arial" w:hAnsi="Arial"/>
+              <w:t>[ ] Ada penunjuk kuantiti/kualiti yang boleh diukur.</w:t>
+            </w:r>
+          </w:p>
+          <w:p>
+            <w:pPr>
+              <w:spacing w:after="40"/>
+              <w:ind w:left="320" w:hanging="320"/>
+            </w:pPr>
+            <w:r>
+              <w:rPr>
+                <w:rFonts w:ascii="Arial" w:hAnsi="Arial"/>
+                <w:color w:val="2E75B6"/>
                 <w:sz w:val="22"/>
               </w:rPr>
-              <w:t>• [ ] Ada tarikh/tempoh akhir yang jelas.</w:t>
+              <w:t>●</w:t>
+              <w:tab/>
+            </w:r>
+            <w:r>
+              <w:rPr>
+                <w:rFonts w:ascii="Arial" w:hAnsi="Arial"/>
+                <w:sz w:val="22"/>
+              </w:rPr>
+              <w:t>[ ] Sasaran realistik berbanding bilangan murid/keluarga dan sumber sedia ada.</w:t>
+            </w:r>
+          </w:p>
+          <w:p>
+            <w:pPr>
+              <w:spacing w:after="40"/>
+              <w:ind w:left="320" w:hanging="320"/>
+            </w:pPr>
+            <w:r>
+              <w:rPr>
+                <w:rFonts w:ascii="Arial" w:hAnsi="Arial"/>
+                <w:color w:val="2E75B6"/>
+                <w:sz w:val="22"/>
+              </w:rPr>
+              <w:t>●</w:t>
+              <w:tab/>
+            </w:r>
+            <w:r>
+              <w:rPr>
+                <w:rFonts w:ascii="Arial" w:hAnsi="Arial"/>
+                <w:sz w:val="22"/>
+              </w:rPr>
+              <w:t>[ ] Matlamat selaras dengan objektif KSPK/tadika.</w:t>
+            </w:r>
+          </w:p>
+          <w:p>
+            <w:pPr>
+              <w:spacing w:after="40"/>
+              <w:ind w:left="320" w:hanging="320"/>
+            </w:pPr>
+            <w:r>
+              <w:rPr>
+                <w:rFonts w:ascii="Arial" w:hAnsi="Arial"/>
+                <w:color w:val="2E75B6"/>
+                <w:sz w:val="22"/>
+              </w:rPr>
+              <w:t>●</w:t>
+              <w:tab/>
+            </w:r>
+            <w:r>
+              <w:rPr>
+                <w:rFonts w:ascii="Arial" w:hAnsi="Arial"/>
+                <w:sz w:val="22"/>
+              </w:rPr>
+              <w:t>[ ] Ada tarikh/tempoh akhir yang jelas.</w:t>
             </w:r>
           </w:p>
         </w:tc>
@@ -2748,36 +3497,65 @@
         <w:tc>
           <w:tcPr>
             <w:tcW w:type="dxa" w:w="9313"/>
-            <w:shd w:val="clear" w:color="auto" w:fill="F2F2F2"/>
-          </w:tcPr>
-          <w:p>
+            <w:shd w:val="clear" w:color="auto" w:fill="F2F7FC"/>
+            <w:tcBorders>
+              <w:left w:val="single" w:sz="24" w:space="0" w:color="1F4E79"/>
+            </w:tcBorders>
+          </w:tcPr>
+          <w:p>
+            <w:pPr>
+              <w:spacing w:after="80"/>
+            </w:pPr>
             <w:r>
               <w:rPr>
                 <w:rFonts w:ascii="Arial" w:hAnsi="Arial"/>
                 <w:b/>
+                <w:color w:val="1F4E79"/>
                 <w:sz w:val="24"/>
               </w:rPr>
-              <w:t>9. Aktiviti Pengukuhan</w:t>
-            </w:r>
-          </w:p>
-          <w:p/>
-          <w:p>
+              <w:t>✏  9. Aktiviti Pengukuhan</w:t>
+            </w:r>
+          </w:p>
+          <w:p>
+            <w:pPr>
+              <w:spacing w:after="40"/>
+              <w:ind w:left="320" w:hanging="320"/>
+            </w:pPr>
             <w:r>
               <w:rPr>
                 <w:rFonts w:ascii="Arial" w:hAnsi="Arial"/>
                 <w:sz w:val="22"/>
               </w:rPr>
-              <w:t>• Tuliskan semula matlamat "kami mahu lebih ramai ibu bapa hadir ke gotong-royong" mengikut kelima-lima komponen SMART.</w:t>
-            </w:r>
-          </w:p>
-          <w:p/>
-          <w:p>
+              <w:t>1.</w:t>
+              <w:tab/>
+            </w:r>
             <w:r>
               <w:rPr>
                 <w:rFonts w:ascii="Arial" w:hAnsi="Arial"/>
                 <w:sz w:val="22"/>
               </w:rPr>
-              <w:t>• Bertukar draf matlamat SMART dengan pasangan latihan dan semak sama ada kelima-lima komponen dipenuhi menggunakan senarai semak di atas.</w:t>
+              <w:t>Tuliskan semula matlamat "kami mahu lebih ramai ibu bapa hadir ke gotong-royong" mengikut kelima-lima komponen SMART.</w:t>
+            </w:r>
+          </w:p>
+          <w:p>
+            <w:pPr>
+              <w:spacing w:after="40"/>
+              <w:ind w:left="320" w:hanging="320"/>
+            </w:pPr>
+            <w:r>
+              <w:rPr>
+                <w:rFonts w:ascii="Arial" w:hAnsi="Arial"/>
+                <w:sz w:val="22"/>
+              </w:rPr>
+              <w:t>2.</w:t>
+              <w:tab/>
+            </w:r>
+            <w:r>
+              <w:rPr>
+                <w:rFonts w:ascii="Arial" w:hAnsi="Arial"/>
+                <w:sz w:val="22"/>
+              </w:rPr>
+              <w:t>Bertukar draf matlamat SMART dengan pasangan latihan dan semak sama ada kelima-lima komponen dipenuhi menggunakan senarai semak di atas.</w:t>
             </w:r>
           </w:p>
         </w:tc>
@@ -2786,10 +3564,13 @@
     <w:p>
       <w:pPr>
         <w:keepNext/>
+        <w:spacing w:before="160" w:after="60"/>
       </w:pPr>
       <w:r>
         <w:rPr>
+          <w:rFonts w:ascii="Arial" w:hAnsi="Arial"/>
           <w:b/>
+          <w:color w:val="1F4E79"/>
           <w:sz w:val="24"/>
         </w:rPr>
         <w:t>10. Menghubungkaitkan Matlamat SMART dengan Penilaian Selepas Program</w:t>
@@ -2803,10 +3584,13 @@
     <w:p>
       <w:pPr>
         <w:keepNext/>
+        <w:spacing w:before="160" w:after="60"/>
       </w:pPr>
       <w:r>
         <w:rPr>
+          <w:rFonts w:ascii="Arial" w:hAnsi="Arial"/>
           <w:b/>
+          <w:color w:val="1F4E79"/>
           <w:sz w:val="24"/>
         </w:rPr>
         <w:t>11. Matlamat SMART untuk Pelbagai Jenis Program</w:t>
@@ -2816,6 +3600,7 @@
       <w:tblPr>
         <w:tblStyle w:val="TableGrid"/>
         <w:tblW w:type="auto" w:w="0"/>
+        <w:tblLayout w:type="autofit"/>
         <w:tblLook w:firstColumn="1" w:firstRow="1" w:lastColumn="0" w:lastRow="0" w:noHBand="0" w:noVBand="1" w:val="04A0"/>
       </w:tblPr>
       <w:tblGrid>
@@ -2829,13 +3614,20 @@
         <w:tc>
           <w:tcPr>
             <w:tcW w:type="dxa" w:w="4656"/>
-            <w:shd w:val="clear" w:color="auto" w:fill="D9D9D9"/>
-          </w:tcPr>
-          <w:p>
+            <w:shd w:val="clear" w:color="auto" w:fill="DCE6F1"/>
+            <w:tcBorders>
+              <w:top w:val="single" w:sz="12" w:space="0" w:color="1F4E79"/>
+            </w:tcBorders>
+          </w:tcPr>
+          <w:p>
+            <w:pPr>
+              <w:spacing w:after="40"/>
+            </w:pPr>
             <w:r>
               <w:rPr>
                 <w:rFonts w:ascii="Arial" w:hAnsi="Arial"/>
                 <w:b/>
+                <w:color w:val="1F4E79"/>
                 <w:sz w:val="20"/>
               </w:rPr>
               <w:t>Jenis Program</w:t>
@@ -2845,13 +3637,17 @@
         <w:tc>
           <w:tcPr>
             <w:tcW w:type="dxa" w:w="4656"/>
-            <w:shd w:val="clear" w:color="auto" w:fill="D9D9D9"/>
-          </w:tcPr>
-          <w:p>
+            <w:shd w:val="clear" w:color="auto" w:fill="DCE6F1"/>
+          </w:tcPr>
+          <w:p>
+            <w:pPr>
+              <w:spacing w:after="40"/>
+            </w:pPr>
             <w:r>
               <w:rPr>
                 <w:rFonts w:ascii="Arial" w:hAnsi="Arial"/>
                 <w:b/>
+                <w:color w:val="1F4E79"/>
                 <w:sz w:val="20"/>
               </w:rPr>
               <w:t>Contoh Matlamat SMART</w:t>
@@ -2865,6 +3661,9 @@
             <w:tcW w:type="dxa" w:w="4656"/>
           </w:tcPr>
           <w:p>
+            <w:pPr>
+              <w:spacing w:after="40"/>
+            </w:pPr>
             <w:r>
               <w:rPr>
                 <w:rFonts w:ascii="Arial" w:hAnsi="Arial"/>
@@ -2879,6 +3678,9 @@
             <w:tcW w:type="dxa" w:w="4656"/>
           </w:tcPr>
           <w:p>
+            <w:pPr>
+              <w:spacing w:after="40"/>
+            </w:pPr>
             <w:r>
               <w:rPr>
                 <w:rFonts w:ascii="Arial" w:hAnsi="Arial"/>
@@ -2895,6 +3697,9 @@
             <w:tcW w:type="dxa" w:w="4656"/>
           </w:tcPr>
           <w:p>
+            <w:pPr>
+              <w:spacing w:after="40"/>
+            </w:pPr>
             <w:r>
               <w:rPr>
                 <w:rFonts w:ascii="Arial" w:hAnsi="Arial"/>
@@ -2909,6 +3714,9 @@
             <w:tcW w:type="dxa" w:w="4656"/>
           </w:tcPr>
           <w:p>
+            <w:pPr>
+              <w:spacing w:after="40"/>
+            </w:pPr>
             <w:r>
               <w:rPr>
                 <w:rFonts w:ascii="Arial" w:hAnsi="Arial"/>
@@ -2925,6 +3733,9 @@
             <w:tcW w:type="dxa" w:w="4656"/>
           </w:tcPr>
           <w:p>
+            <w:pPr>
+              <w:spacing w:after="40"/>
+            </w:pPr>
             <w:r>
               <w:rPr>
                 <w:rFonts w:ascii="Arial" w:hAnsi="Arial"/>
@@ -2939,6 +3750,9 @@
             <w:tcW w:type="dxa" w:w="4656"/>
           </w:tcPr>
           <w:p>
+            <w:pPr>
+              <w:spacing w:after="40"/>
+            </w:pPr>
             <w:r>
               <w:rPr>
                 <w:rFonts w:ascii="Arial" w:hAnsi="Arial"/>
@@ -2955,6 +3769,9 @@
             <w:tcW w:type="dxa" w:w="4656"/>
           </w:tcPr>
           <w:p>
+            <w:pPr>
+              <w:spacing w:after="40"/>
+            </w:pPr>
             <w:r>
               <w:rPr>
                 <w:rFonts w:ascii="Arial" w:hAnsi="Arial"/>
@@ -2969,6 +3786,9 @@
             <w:tcW w:type="dxa" w:w="4656"/>
           </w:tcPr>
           <w:p>
+            <w:pPr>
+              <w:spacing w:after="40"/>
+            </w:pPr>
             <w:r>
               <w:rPr>
                 <w:rFonts w:ascii="Arial" w:hAnsi="Arial"/>
@@ -2983,10 +3803,13 @@
     <w:p>
       <w:pPr>
         <w:keepNext/>
+        <w:spacing w:before="160" w:after="60"/>
       </w:pPr>
       <w:r>
         <w:rPr>
+          <w:rFonts w:ascii="Arial" w:hAnsi="Arial"/>
           <w:b/>
+          <w:color w:val="1F4E79"/>
           <w:sz w:val="24"/>
         </w:rPr>
         <w:t>12. Kaitan Matlamat SMART dengan Bajet dan Sumber</w:t>
@@ -3000,10 +3823,13 @@
     <w:p>
       <w:pPr>
         <w:keepNext/>
+        <w:spacing w:before="160" w:after="60"/>
       </w:pPr>
       <w:r>
         <w:rPr>
+          <w:rFonts w:ascii="Arial" w:hAnsi="Arial"/>
           <w:b/>
+          <w:color w:val="1F4E79"/>
           <w:sz w:val="24"/>
         </w:rPr>
         <w:t>14. Semakan Berkala Matlamat Sepanjang Tempoh Persediaan</w:t>
@@ -3017,10 +3843,13 @@
     <w:p>
       <w:pPr>
         <w:keepNext/>
+        <w:spacing w:before="160" w:after="60"/>
       </w:pPr>
       <w:r>
         <w:rPr>
+          <w:rFonts w:ascii="Arial" w:hAnsi="Arial"/>
           <w:b/>
+          <w:color w:val="1F4E79"/>
           <w:sz w:val="24"/>
         </w:rPr>
         <w:t>16. Kesilapan dalam Menggabungkan Matlamat Berbeza</w:t>
@@ -3034,10 +3863,13 @@
     <w:p>
       <w:pPr>
         <w:keepNext/>
+        <w:spacing w:before="160" w:after="60"/>
       </w:pPr>
       <w:r>
         <w:rPr>
+          <w:rFonts w:ascii="Arial" w:hAnsi="Arial"/>
           <w:b/>
+          <w:color w:val="1F4E79"/>
           <w:sz w:val="24"/>
         </w:rPr>
         <w:t>18. Menggunakan Matlamat SMART sebagai Kayu Ukur Keberkesanan Kos</w:t>
@@ -3051,10 +3883,13 @@
     <w:p>
       <w:pPr>
         <w:keepNext/>
+        <w:spacing w:before="160" w:after="60"/>
       </w:pPr>
       <w:r>
         <w:rPr>
+          <w:rFonts w:ascii="Arial" w:hAnsi="Arial"/>
           <w:b/>
+          <w:color w:val="1F4E79"/>
           <w:sz w:val="24"/>
         </w:rPr>
         <w:t>20. Semakan Akhir: Matlamat SMART sebagai Titik Permulaan, Bukan Penamat</w:t>
@@ -3078,19 +3913,29 @@
         <w:tc>
           <w:tcPr>
             <w:tcW w:type="dxa" w:w="9313"/>
-            <w:shd w:val="clear" w:color="auto" w:fill="F2F2F2"/>
-          </w:tcPr>
-          <w:p>
+            <w:shd w:val="clear" w:color="auto" w:fill="F2F7FC"/>
+            <w:tcBorders>
+              <w:left w:val="single" w:sz="24" w:space="0" w:color="1F4E79"/>
+            </w:tcBorders>
+          </w:tcPr>
+          <w:p>
+            <w:pPr>
+              <w:spacing w:after="80"/>
+            </w:pPr>
             <w:r>
               <w:rPr>
                 <w:rFonts w:ascii="Arial" w:hAnsi="Arial"/>
                 <w:b/>
+                <w:color w:val="1F4E79"/>
                 <w:sz w:val="24"/>
               </w:rPr>
-              <w:t>21. Rumusan</w:t>
-            </w:r>
-          </w:p>
-          <w:p>
+              <w:t>📌  21. Rumusan</w:t>
+            </w:r>
+          </w:p>
+          <w:p>
+            <w:pPr>
+              <w:spacing w:after="40"/>
+            </w:pPr>
             <w:r>
               <w:rPr>
                 <w:rFonts w:ascii="Arial" w:hAnsi="Arial"/>
@@ -3105,15 +3950,21 @@
     <w:p>
       <w:pPr>
         <w:pageBreakBefore/>
-        <w:shd w:val="clear" w:color="auto" w:fill="D9D9D9"/>
+        <w:shd w:val="clear" w:color="auto" w:fill="DCE6F1"/>
+        <w:pBdr>
+          <w:left w:val="single" w:sz="24" w:space="4" w:color="1F4E79"/>
+        </w:pBdr>
+        <w:spacing w:before="80" w:after="200"/>
+        <w:ind w:left="120"/>
       </w:pPr>
       <w:r>
         <w:rPr>
           <w:rFonts w:ascii="Arial" w:hAnsi="Arial"/>
           <w:b/>
+          <w:color w:val="1F4E79"/>
           <w:sz w:val="28"/>
         </w:rPr>
-        <w:t>Bab 3: Basic project proposal</w:t>
+        <w:t xml:space="preserve">  Bab 3: Basic project proposal</w:t>
       </w:r>
     </w:p>
     <w:tbl>
@@ -3129,19 +3980,29 @@
         <w:tc>
           <w:tcPr>
             <w:tcW w:type="dxa" w:w="9313"/>
-            <w:shd w:val="clear" w:color="auto" w:fill="F2F2F2"/>
-          </w:tcPr>
-          <w:p>
+            <w:shd w:val="clear" w:color="auto" w:fill="F2F7FC"/>
+            <w:tcBorders>
+              <w:left w:val="single" w:sz="24" w:space="0" w:color="1F4E79"/>
+            </w:tcBorders>
+          </w:tcPr>
+          <w:p>
+            <w:pPr>
+              <w:spacing w:after="80"/>
+            </w:pPr>
             <w:r>
               <w:rPr>
                 <w:rFonts w:ascii="Arial" w:hAnsi="Arial"/>
                 <w:b/>
+                <w:color w:val="1F4E79"/>
                 <w:sz w:val="24"/>
               </w:rPr>
-              <w:t>Objektif Pembelajaran</w:t>
-            </w:r>
-          </w:p>
-          <w:p>
+              <w:t>🎯  Objektif Pembelajaran</w:t>
+            </w:r>
+          </w:p>
+          <w:p>
+            <w:pPr>
+              <w:spacing w:after="40"/>
+            </w:pPr>
             <w:r>
               <w:rPr>
                 <w:rFonts w:ascii="Arial" w:hAnsi="Arial"/>
@@ -3150,34 +4011,70 @@
               <w:t>Selepas mempelajari topik ini, pelatih dapat:</w:t>
             </w:r>
           </w:p>
-          <w:p/>
-          <w:p>
-            <w:r>
-              <w:rPr>
-                <w:rFonts w:ascii="Arial" w:hAnsi="Arial"/>
+          <w:p>
+            <w:pPr>
+              <w:spacing w:after="40"/>
+              <w:ind w:left="320" w:hanging="320"/>
+            </w:pPr>
+            <w:r>
+              <w:rPr>
+                <w:rFonts w:ascii="Arial" w:hAnsi="Arial"/>
+                <w:color w:val="2E75B6"/>
                 <w:sz w:val="22"/>
               </w:rPr>
-              <w:t>• Menyenaraikan komponen asas proposal projek.</w:t>
-            </w:r>
-          </w:p>
-          <w:p/>
-          <w:p>
+              <w:t>●</w:t>
+              <w:tab/>
+            </w:r>
             <w:r>
               <w:rPr>
                 <w:rFonts w:ascii="Arial" w:hAnsi="Arial"/>
                 <w:sz w:val="22"/>
               </w:rPr>
-              <w:t>• Menerangkan kandungan setiap komponen proposal.</w:t>
-            </w:r>
-          </w:p>
-          <w:p/>
-          <w:p>
-            <w:r>
-              <w:rPr>
-                <w:rFonts w:ascii="Arial" w:hAnsi="Arial"/>
+              <w:t>Menyenaraikan komponen asas proposal projek.</w:t>
+            </w:r>
+          </w:p>
+          <w:p>
+            <w:pPr>
+              <w:spacing w:after="40"/>
+              <w:ind w:left="320" w:hanging="320"/>
+            </w:pPr>
+            <w:r>
+              <w:rPr>
+                <w:rFonts w:ascii="Arial" w:hAnsi="Arial"/>
+                <w:color w:val="2E75B6"/>
                 <w:sz w:val="22"/>
               </w:rPr>
-              <w:t>• Menyediakan proposal projek asas untuk aktiviti ibu bapa-komuniti.</w:t>
+              <w:t>●</w:t>
+              <w:tab/>
+            </w:r>
+            <w:r>
+              <w:rPr>
+                <w:rFonts w:ascii="Arial" w:hAnsi="Arial"/>
+                <w:sz w:val="22"/>
+              </w:rPr>
+              <w:t>Menerangkan kandungan setiap komponen proposal.</w:t>
+            </w:r>
+          </w:p>
+          <w:p>
+            <w:pPr>
+              <w:spacing w:after="40"/>
+              <w:ind w:left="320" w:hanging="320"/>
+            </w:pPr>
+            <w:r>
+              <w:rPr>
+                <w:rFonts w:ascii="Arial" w:hAnsi="Arial"/>
+                <w:color w:val="2E75B6"/>
+                <w:sz w:val="22"/>
+              </w:rPr>
+              <w:t>●</w:t>
+              <w:tab/>
+            </w:r>
+            <w:r>
+              <w:rPr>
+                <w:rFonts w:ascii="Arial" w:hAnsi="Arial"/>
+                <w:sz w:val="22"/>
+              </w:rPr>
+              <w:t>Menyediakan proposal projek asas untuk aktiviti ibu bapa-komuniti.</w:t>
             </w:r>
           </w:p>
         </w:tc>
@@ -3186,10 +4083,13 @@
     <w:p>
       <w:pPr>
         <w:keepNext/>
+        <w:spacing w:before="160" w:after="60"/>
       </w:pPr>
       <w:r>
         <w:rPr>
+          <w:rFonts w:ascii="Arial" w:hAnsi="Arial"/>
           <w:b/>
+          <w:color w:val="1F4E79"/>
           <w:sz w:val="24"/>
         </w:rPr>
         <w:t>1. Komponen Proposal Projek Asas</w:t>
@@ -3199,6 +4099,7 @@
       <w:tblPr>
         <w:tblStyle w:val="TableGrid"/>
         <w:tblW w:type="auto" w:w="0"/>
+        <w:tblLayout w:type="autofit"/>
         <w:tblLook w:firstColumn="1" w:firstRow="1" w:lastColumn="0" w:lastRow="0" w:noHBand="0" w:noVBand="1" w:val="04A0"/>
       </w:tblPr>
       <w:tblGrid>
@@ -3212,13 +4113,20 @@
         <w:tc>
           <w:tcPr>
             <w:tcW w:type="dxa" w:w="4656"/>
-            <w:shd w:val="clear" w:color="auto" w:fill="D9D9D9"/>
-          </w:tcPr>
-          <w:p>
+            <w:shd w:val="clear" w:color="auto" w:fill="DCE6F1"/>
+            <w:tcBorders>
+              <w:top w:val="single" w:sz="12" w:space="0" w:color="1F4E79"/>
+            </w:tcBorders>
+          </w:tcPr>
+          <w:p>
+            <w:pPr>
+              <w:spacing w:after="40"/>
+            </w:pPr>
             <w:r>
               <w:rPr>
                 <w:rFonts w:ascii="Arial" w:hAnsi="Arial"/>
                 <w:b/>
+                <w:color w:val="1F4E79"/>
                 <w:sz w:val="20"/>
               </w:rPr>
               <w:t>Komponen</w:t>
@@ -3228,13 +4136,17 @@
         <w:tc>
           <w:tcPr>
             <w:tcW w:type="dxa" w:w="4656"/>
-            <w:shd w:val="clear" w:color="auto" w:fill="D9D9D9"/>
-          </w:tcPr>
-          <w:p>
+            <w:shd w:val="clear" w:color="auto" w:fill="DCE6F1"/>
+          </w:tcPr>
+          <w:p>
+            <w:pPr>
+              <w:spacing w:after="40"/>
+            </w:pPr>
             <w:r>
               <w:rPr>
                 <w:rFonts w:ascii="Arial" w:hAnsi="Arial"/>
                 <w:b/>
+                <w:color w:val="1F4E79"/>
                 <w:sz w:val="20"/>
               </w:rPr>
               <w:t>Kandungan</w:t>
@@ -3248,6 +4160,9 @@
             <w:tcW w:type="dxa" w:w="4656"/>
           </w:tcPr>
           <w:p>
+            <w:pPr>
+              <w:spacing w:after="40"/>
+            </w:pPr>
             <w:r>
               <w:rPr>
                 <w:rFonts w:ascii="Arial" w:hAnsi="Arial"/>
@@ -3262,6 +4177,9 @@
             <w:tcW w:type="dxa" w:w="4656"/>
           </w:tcPr>
           <w:p>
+            <w:pPr>
+              <w:spacing w:after="40"/>
+            </w:pPr>
             <w:r>
               <w:rPr>
                 <w:rFonts w:ascii="Arial" w:hAnsi="Arial"/>
@@ -3278,6 +4196,9 @@
             <w:tcW w:type="dxa" w:w="4656"/>
           </w:tcPr>
           <w:p>
+            <w:pPr>
+              <w:spacing w:after="40"/>
+            </w:pPr>
             <w:r>
               <w:rPr>
                 <w:rFonts w:ascii="Arial" w:hAnsi="Arial"/>
@@ -3292,6 +4213,9 @@
             <w:tcW w:type="dxa" w:w="4656"/>
           </w:tcPr>
           <w:p>
+            <w:pPr>
+              <w:spacing w:after="40"/>
+            </w:pPr>
             <w:r>
               <w:rPr>
                 <w:rFonts w:ascii="Arial" w:hAnsi="Arial"/>
@@ -3308,6 +4232,9 @@
             <w:tcW w:type="dxa" w:w="4656"/>
           </w:tcPr>
           <w:p>
+            <w:pPr>
+              <w:spacing w:after="40"/>
+            </w:pPr>
             <w:r>
               <w:rPr>
                 <w:rFonts w:ascii="Arial" w:hAnsi="Arial"/>
@@ -3322,6 +4249,9 @@
             <w:tcW w:type="dxa" w:w="4656"/>
           </w:tcPr>
           <w:p>
+            <w:pPr>
+              <w:spacing w:after="40"/>
+            </w:pPr>
             <w:r>
               <w:rPr>
                 <w:rFonts w:ascii="Arial" w:hAnsi="Arial"/>
@@ -3338,6 +4268,9 @@
             <w:tcW w:type="dxa" w:w="4656"/>
           </w:tcPr>
           <w:p>
+            <w:pPr>
+              <w:spacing w:after="40"/>
+            </w:pPr>
             <w:r>
               <w:rPr>
                 <w:rFonts w:ascii="Arial" w:hAnsi="Arial"/>
@@ -3352,6 +4285,9 @@
             <w:tcW w:type="dxa" w:w="4656"/>
           </w:tcPr>
           <w:p>
+            <w:pPr>
+              <w:spacing w:after="40"/>
+            </w:pPr>
             <w:r>
               <w:rPr>
                 <w:rFonts w:ascii="Arial" w:hAnsi="Arial"/>
@@ -3368,6 +4304,9 @@
             <w:tcW w:type="dxa" w:w="4656"/>
           </w:tcPr>
           <w:p>
+            <w:pPr>
+              <w:spacing w:after="40"/>
+            </w:pPr>
             <w:r>
               <w:rPr>
                 <w:rFonts w:ascii="Arial" w:hAnsi="Arial"/>
@@ -3382,6 +4321,9 @@
             <w:tcW w:type="dxa" w:w="4656"/>
           </w:tcPr>
           <w:p>
+            <w:pPr>
+              <w:spacing w:after="40"/>
+            </w:pPr>
             <w:r>
               <w:rPr>
                 <w:rFonts w:ascii="Arial" w:hAnsi="Arial"/>
@@ -3398,6 +4340,9 @@
             <w:tcW w:type="dxa" w:w="4656"/>
           </w:tcPr>
           <w:p>
+            <w:pPr>
+              <w:spacing w:after="40"/>
+            </w:pPr>
             <w:r>
               <w:rPr>
                 <w:rFonts w:ascii="Arial" w:hAnsi="Arial"/>
@@ -3412,6 +4357,9 @@
             <w:tcW w:type="dxa" w:w="4656"/>
           </w:tcPr>
           <w:p>
+            <w:pPr>
+              <w:spacing w:after="40"/>
+            </w:pPr>
             <w:r>
               <w:rPr>
                 <w:rFonts w:ascii="Arial" w:hAnsi="Arial"/>
@@ -3426,10 +4374,13 @@
     <w:p>
       <w:pPr>
         <w:keepNext/>
+        <w:spacing w:before="160" w:after="60"/>
       </w:pPr>
       <w:r>
         <w:rPr>
+          <w:rFonts w:ascii="Arial" w:hAnsi="Arial"/>
           <w:b/>
+          <w:color w:val="1F4E79"/>
           <w:sz w:val="24"/>
         </w:rPr>
         <w:t>2. Proses Penyediaan dan Kelulusan</w:t>
@@ -3443,10 +4394,13 @@
     <w:p>
       <w:pPr>
         <w:keepNext/>
+        <w:spacing w:before="160" w:after="60"/>
       </w:pPr>
       <w:r>
         <w:rPr>
+          <w:rFonts w:ascii="Arial" w:hAnsi="Arial"/>
           <w:b/>
+          <w:color w:val="1F4E79"/>
           <w:sz w:val="24"/>
         </w:rPr>
         <w:t>3. Contoh Amalan di Tadika</w:t>
@@ -3460,10 +4414,13 @@
     <w:p>
       <w:pPr>
         <w:keepNext/>
+        <w:spacing w:before="160" w:after="60"/>
       </w:pPr>
       <w:r>
         <w:rPr>
+          <w:rFonts w:ascii="Arial" w:hAnsi="Arial"/>
           <w:b/>
+          <w:color w:val="1F4E79"/>
           <w:sz w:val="24"/>
         </w:rPr>
         <w:t>4. Templat Proposal Projek Asas (Ringkas)</w:t>
@@ -3473,6 +4430,7 @@
       <w:tblPr>
         <w:tblStyle w:val="TableGrid"/>
         <w:tblW w:type="auto" w:w="0"/>
+        <w:tblLayout w:type="autofit"/>
         <w:tblLook w:firstColumn="1" w:firstRow="1" w:lastColumn="0" w:lastRow="0" w:noHBand="0" w:noVBand="1" w:val="04A0"/>
       </w:tblPr>
       <w:tblGrid>
@@ -3486,13 +4444,20 @@
         <w:tc>
           <w:tcPr>
             <w:tcW w:type="dxa" w:w="4656"/>
-            <w:shd w:val="clear" w:color="auto" w:fill="D9D9D9"/>
-          </w:tcPr>
-          <w:p>
+            <w:shd w:val="clear" w:color="auto" w:fill="DCE6F1"/>
+            <w:tcBorders>
+              <w:top w:val="single" w:sz="12" w:space="0" w:color="1F4E79"/>
+            </w:tcBorders>
+          </w:tcPr>
+          <w:p>
+            <w:pPr>
+              <w:spacing w:after="40"/>
+            </w:pPr>
             <w:r>
               <w:rPr>
                 <w:rFonts w:ascii="Arial" w:hAnsi="Arial"/>
                 <w:b/>
+                <w:color w:val="1F4E79"/>
                 <w:sz w:val="20"/>
               </w:rPr>
               <w:t>Bahagian</w:t>
@@ -3502,13 +4467,17 @@
         <w:tc>
           <w:tcPr>
             <w:tcW w:type="dxa" w:w="4656"/>
-            <w:shd w:val="clear" w:color="auto" w:fill="D9D9D9"/>
-          </w:tcPr>
-          <w:p>
+            <w:shd w:val="clear" w:color="auto" w:fill="DCE6F1"/>
+          </w:tcPr>
+          <w:p>
+            <w:pPr>
+              <w:spacing w:after="40"/>
+            </w:pPr>
             <w:r>
               <w:rPr>
                 <w:rFonts w:ascii="Arial" w:hAnsi="Arial"/>
                 <w:b/>
+                <w:color w:val="1F4E79"/>
                 <w:sz w:val="20"/>
               </w:rPr>
               <w:t>Butiran untuk Diisi</w:t>
@@ -3522,6 +4491,9 @@
             <w:tcW w:type="dxa" w:w="4656"/>
           </w:tcPr>
           <w:p>
+            <w:pPr>
+              <w:spacing w:after="40"/>
+            </w:pPr>
             <w:r>
               <w:rPr>
                 <w:rFonts w:ascii="Arial" w:hAnsi="Arial"/>
@@ -3536,6 +4508,9 @@
             <w:tcW w:type="dxa" w:w="4656"/>
           </w:tcPr>
           <w:p>
+            <w:pPr>
+              <w:spacing w:after="40"/>
+            </w:pPr>
             <w:r>
               <w:rPr>
                 <w:rFonts w:ascii="Arial" w:hAnsi="Arial"/>
@@ -3552,6 +4527,9 @@
             <w:tcW w:type="dxa" w:w="4656"/>
           </w:tcPr>
           <w:p>
+            <w:pPr>
+              <w:spacing w:after="40"/>
+            </w:pPr>
             <w:r>
               <w:rPr>
                 <w:rFonts w:ascii="Arial" w:hAnsi="Arial"/>
@@ -3566,6 +4544,9 @@
             <w:tcW w:type="dxa" w:w="4656"/>
           </w:tcPr>
           <w:p>
+            <w:pPr>
+              <w:spacing w:after="40"/>
+            </w:pPr>
             <w:r>
               <w:rPr>
                 <w:rFonts w:ascii="Arial" w:hAnsi="Arial"/>
@@ -3582,6 +4563,9 @@
             <w:tcW w:type="dxa" w:w="4656"/>
           </w:tcPr>
           <w:p>
+            <w:pPr>
+              <w:spacing w:after="40"/>
+            </w:pPr>
             <w:r>
               <w:rPr>
                 <w:rFonts w:ascii="Arial" w:hAnsi="Arial"/>
@@ -3596,6 +4580,9 @@
             <w:tcW w:type="dxa" w:w="4656"/>
           </w:tcPr>
           <w:p>
+            <w:pPr>
+              <w:spacing w:after="40"/>
+            </w:pPr>
             <w:r>
               <w:rPr>
                 <w:rFonts w:ascii="Arial" w:hAnsi="Arial"/>
@@ -3612,6 +4599,9 @@
             <w:tcW w:type="dxa" w:w="4656"/>
           </w:tcPr>
           <w:p>
+            <w:pPr>
+              <w:spacing w:after="40"/>
+            </w:pPr>
             <w:r>
               <w:rPr>
                 <w:rFonts w:ascii="Arial" w:hAnsi="Arial"/>
@@ -3626,6 +4616,9 @@
             <w:tcW w:type="dxa" w:w="4656"/>
           </w:tcPr>
           <w:p>
+            <w:pPr>
+              <w:spacing w:after="40"/>
+            </w:pPr>
             <w:r>
               <w:rPr>
                 <w:rFonts w:ascii="Arial" w:hAnsi="Arial"/>
@@ -3642,6 +4635,9 @@
             <w:tcW w:type="dxa" w:w="4656"/>
           </w:tcPr>
           <w:p>
+            <w:pPr>
+              <w:spacing w:after="40"/>
+            </w:pPr>
             <w:r>
               <w:rPr>
                 <w:rFonts w:ascii="Arial" w:hAnsi="Arial"/>
@@ -3656,6 +4652,9 @@
             <w:tcW w:type="dxa" w:w="4656"/>
           </w:tcPr>
           <w:p>
+            <w:pPr>
+              <w:spacing w:after="40"/>
+            </w:pPr>
             <w:r>
               <w:rPr>
                 <w:rFonts w:ascii="Arial" w:hAnsi="Arial"/>
@@ -3672,6 +4671,9 @@
             <w:tcW w:type="dxa" w:w="4656"/>
           </w:tcPr>
           <w:p>
+            <w:pPr>
+              <w:spacing w:after="40"/>
+            </w:pPr>
             <w:r>
               <w:rPr>
                 <w:rFonts w:ascii="Arial" w:hAnsi="Arial"/>
@@ -3686,6 +4688,9 @@
             <w:tcW w:type="dxa" w:w="4656"/>
           </w:tcPr>
           <w:p>
+            <w:pPr>
+              <w:spacing w:after="40"/>
+            </w:pPr>
             <w:r>
               <w:rPr>
                 <w:rFonts w:ascii="Arial" w:hAnsi="Arial"/>
@@ -3702,6 +4707,9 @@
             <w:tcW w:type="dxa" w:w="4656"/>
           </w:tcPr>
           <w:p>
+            <w:pPr>
+              <w:spacing w:after="40"/>
+            </w:pPr>
             <w:r>
               <w:rPr>
                 <w:rFonts w:ascii="Arial" w:hAnsi="Arial"/>
@@ -3716,6 +4724,9 @@
             <w:tcW w:type="dxa" w:w="4656"/>
           </w:tcPr>
           <w:p>
+            <w:pPr>
+              <w:spacing w:after="40"/>
+            </w:pPr>
             <w:r>
               <w:rPr>
                 <w:rFonts w:ascii="Arial" w:hAnsi="Arial"/>
@@ -3732,6 +4743,9 @@
             <w:tcW w:type="dxa" w:w="4656"/>
           </w:tcPr>
           <w:p>
+            <w:pPr>
+              <w:spacing w:after="40"/>
+            </w:pPr>
             <w:r>
               <w:rPr>
                 <w:rFonts w:ascii="Arial" w:hAnsi="Arial"/>
@@ -3746,6 +4760,9 @@
             <w:tcW w:type="dxa" w:w="4656"/>
           </w:tcPr>
           <w:p>
+            <w:pPr>
+              <w:spacing w:after="40"/>
+            </w:pPr>
             <w:r>
               <w:rPr>
                 <w:rFonts w:ascii="Arial" w:hAnsi="Arial"/>
@@ -3760,10 +4777,13 @@
     <w:p>
       <w:pPr>
         <w:keepNext/>
+        <w:spacing w:before="160" w:after="60"/>
       </w:pPr>
       <w:r>
         <w:rPr>
+          <w:rFonts w:ascii="Arial" w:hAnsi="Arial"/>
           <w:b/>
+          <w:color w:val="1F4E79"/>
           <w:sz w:val="24"/>
         </w:rPr>
         <w:t>5. Prosedur Langkah demi Langkah Menyediakan Proposal</w:t>
@@ -3777,10 +4797,13 @@
     <w:p>
       <w:pPr>
         <w:keepNext/>
+        <w:spacing w:before="160" w:after="60"/>
       </w:pPr>
       <w:r>
         <w:rPr>
+          <w:rFonts w:ascii="Arial" w:hAnsi="Arial"/>
           <w:b/>
+          <w:color w:val="1F4E79"/>
           <w:sz w:val="24"/>
         </w:rPr>
         <w:t>6. Contoh Anggaran Bajet (Hari Sukan Prasekolah)</w:t>
@@ -3790,6 +4813,7 @@
       <w:tblPr>
         <w:tblStyle w:val="TableGrid"/>
         <w:tblW w:type="auto" w:w="0"/>
+        <w:tblLayout w:type="autofit"/>
         <w:tblLook w:firstColumn="1" w:firstRow="1" w:lastColumn="0" w:lastRow="0" w:noHBand="0" w:noVBand="1" w:val="04A0"/>
       </w:tblPr>
       <w:tblGrid>
@@ -3803,13 +4827,20 @@
         <w:tc>
           <w:tcPr>
             <w:tcW w:type="dxa" w:w="4656"/>
-            <w:shd w:val="clear" w:color="auto" w:fill="D9D9D9"/>
-          </w:tcPr>
-          <w:p>
+            <w:shd w:val="clear" w:color="auto" w:fill="DCE6F1"/>
+            <w:tcBorders>
+              <w:top w:val="single" w:sz="12" w:space="0" w:color="1F4E79"/>
+            </w:tcBorders>
+          </w:tcPr>
+          <w:p>
+            <w:pPr>
+              <w:spacing w:after="40"/>
+            </w:pPr>
             <w:r>
               <w:rPr>
                 <w:rFonts w:ascii="Arial" w:hAnsi="Arial"/>
                 <w:b/>
+                <w:color w:val="1F4E79"/>
                 <w:sz w:val="20"/>
               </w:rPr>
               <w:t>Item</w:t>
@@ -3819,13 +4850,17 @@
         <w:tc>
           <w:tcPr>
             <w:tcW w:type="dxa" w:w="4656"/>
-            <w:shd w:val="clear" w:color="auto" w:fill="D9D9D9"/>
-          </w:tcPr>
-          <w:p>
+            <w:shd w:val="clear" w:color="auto" w:fill="DCE6F1"/>
+          </w:tcPr>
+          <w:p>
+            <w:pPr>
+              <w:spacing w:after="40"/>
+            </w:pPr>
             <w:r>
               <w:rPr>
                 <w:rFonts w:ascii="Arial" w:hAnsi="Arial"/>
                 <w:b/>
+                <w:color w:val="1F4E79"/>
                 <w:sz w:val="20"/>
               </w:rPr>
               <w:t>Anggaran Kos (RM)</w:t>
@@ -3839,6 +4874,9 @@
             <w:tcW w:type="dxa" w:w="4656"/>
           </w:tcPr>
           <w:p>
+            <w:pPr>
+              <w:spacing w:after="40"/>
+            </w:pPr>
             <w:r>
               <w:rPr>
                 <w:rFonts w:ascii="Arial" w:hAnsi="Arial"/>
@@ -3853,6 +4891,9 @@
             <w:tcW w:type="dxa" w:w="4656"/>
           </w:tcPr>
           <w:p>
+            <w:pPr>
+              <w:spacing w:after="40"/>
+            </w:pPr>
             <w:r>
               <w:rPr>
                 <w:rFonts w:ascii="Arial" w:hAnsi="Arial"/>
@@ -3869,6 +4910,9 @@
             <w:tcW w:type="dxa" w:w="4656"/>
           </w:tcPr>
           <w:p>
+            <w:pPr>
+              <w:spacing w:after="40"/>
+            </w:pPr>
             <w:r>
               <w:rPr>
                 <w:rFonts w:ascii="Arial" w:hAnsi="Arial"/>
@@ -3883,6 +4927,9 @@
             <w:tcW w:type="dxa" w:w="4656"/>
           </w:tcPr>
           <w:p>
+            <w:pPr>
+              <w:spacing w:after="40"/>
+            </w:pPr>
             <w:r>
               <w:rPr>
                 <w:rFonts w:ascii="Arial" w:hAnsi="Arial"/>
@@ -3899,6 +4946,9 @@
             <w:tcW w:type="dxa" w:w="4656"/>
           </w:tcPr>
           <w:p>
+            <w:pPr>
+              <w:spacing w:after="40"/>
+            </w:pPr>
             <w:r>
               <w:rPr>
                 <w:rFonts w:ascii="Arial" w:hAnsi="Arial"/>
@@ -3913,6 +4963,9 @@
             <w:tcW w:type="dxa" w:w="4656"/>
           </w:tcPr>
           <w:p>
+            <w:pPr>
+              <w:spacing w:after="40"/>
+            </w:pPr>
             <w:r>
               <w:rPr>
                 <w:rFonts w:ascii="Arial" w:hAnsi="Arial"/>
@@ -3929,6 +4982,9 @@
             <w:tcW w:type="dxa" w:w="4656"/>
           </w:tcPr>
           <w:p>
+            <w:pPr>
+              <w:spacing w:after="40"/>
+            </w:pPr>
             <w:r>
               <w:rPr>
                 <w:rFonts w:ascii="Arial" w:hAnsi="Arial"/>
@@ -3943,6 +4999,9 @@
             <w:tcW w:type="dxa" w:w="4656"/>
           </w:tcPr>
           <w:p>
+            <w:pPr>
+              <w:spacing w:after="40"/>
+            </w:pPr>
             <w:r>
               <w:rPr>
                 <w:rFonts w:ascii="Arial" w:hAnsi="Arial"/>
@@ -3959,6 +5018,9 @@
             <w:tcW w:type="dxa" w:w="4656"/>
           </w:tcPr>
           <w:p>
+            <w:pPr>
+              <w:spacing w:after="40"/>
+            </w:pPr>
             <w:r>
               <w:rPr>
                 <w:rFonts w:ascii="Arial" w:hAnsi="Arial"/>
@@ -3973,6 +5035,9 @@
             <w:tcW w:type="dxa" w:w="4656"/>
           </w:tcPr>
           <w:p>
+            <w:pPr>
+              <w:spacing w:after="40"/>
+            </w:pPr>
             <w:r>
               <w:rPr>
                 <w:rFonts w:ascii="Arial" w:hAnsi="Arial"/>
@@ -3997,19 +5062,29 @@
         <w:tc>
           <w:tcPr>
             <w:tcW w:type="dxa" w:w="9313"/>
-            <w:shd w:val="clear" w:color="auto" w:fill="F2F2F2"/>
-          </w:tcPr>
-          <w:p>
+            <w:shd w:val="clear" w:color="auto" w:fill="F2F7FC"/>
+            <w:tcBorders>
+              <w:left w:val="single" w:sz="24" w:space="0" w:color="1F4E79"/>
+            </w:tcBorders>
+          </w:tcPr>
+          <w:p>
+            <w:pPr>
+              <w:spacing w:after="80"/>
+            </w:pPr>
             <w:r>
               <w:rPr>
                 <w:rFonts w:ascii="Arial" w:hAnsi="Arial"/>
                 <w:b/>
+                <w:color w:val="1F4E79"/>
                 <w:sz w:val="24"/>
               </w:rPr>
-              <w:t>7. Kajian Kes Tadika: Proposal Ditolak kerana Tidak Lengkap</w:t>
-            </w:r>
-          </w:p>
-          <w:p>
+              <w:t>📋  7. Kajian Kes Tadika: Proposal Ditolak kerana Tidak Lengkap</w:t>
+            </w:r>
+          </w:p>
+          <w:p>
+            <w:pPr>
+              <w:spacing w:after="40"/>
+            </w:pPr>
             <w:r>
               <w:rPr>
                 <w:rFonts w:ascii="Arial" w:hAnsi="Arial"/>
@@ -4024,10 +5099,13 @@
     <w:p>
       <w:pPr>
         <w:keepNext/>
+        <w:spacing w:before="160" w:after="60"/>
       </w:pPr>
       <w:r>
         <w:rPr>
+          <w:rFonts w:ascii="Arial" w:hAnsi="Arial"/>
           <w:b/>
+          <w:color w:val="1F4E79"/>
           <w:sz w:val="24"/>
         </w:rPr>
         <w:t>8. Kesilapan Lazim dan Cara Mengelak</w:t>
@@ -4051,66 +5129,133 @@
         <w:tc>
           <w:tcPr>
             <w:tcW w:type="dxa" w:w="9313"/>
-            <w:shd w:val="clear" w:color="auto" w:fill="F2F2F2"/>
-          </w:tcPr>
-          <w:p>
+            <w:shd w:val="clear" w:color="auto" w:fill="F2F7FC"/>
+            <w:tcBorders>
+              <w:left w:val="single" w:sz="24" w:space="0" w:color="1F4E79"/>
+            </w:tcBorders>
+          </w:tcPr>
+          <w:p>
+            <w:pPr>
+              <w:spacing w:after="80"/>
+            </w:pPr>
             <w:r>
               <w:rPr>
                 <w:rFonts w:ascii="Arial" w:hAnsi="Arial"/>
                 <w:b/>
+                <w:color w:val="1F4E79"/>
                 <w:sz w:val="24"/>
               </w:rPr>
-              <w:t>9. Senarai Semak — Sebelum Menyerahkan Proposal</w:t>
-            </w:r>
-          </w:p>
-          <w:p/>
-          <w:p>
-            <w:r>
-              <w:rPr>
-                <w:rFonts w:ascii="Arial" w:hAnsi="Arial"/>
+              <w:t>☑  9. Senarai Semak — Sebelum Menyerahkan Proposal</w:t>
+            </w:r>
+          </w:p>
+          <w:p>
+            <w:pPr>
+              <w:spacing w:after="40"/>
+              <w:ind w:left="320" w:hanging="320"/>
+            </w:pPr>
+            <w:r>
+              <w:rPr>
+                <w:rFonts w:ascii="Arial" w:hAnsi="Arial"/>
+                <w:color w:val="2E75B6"/>
                 <w:sz w:val="22"/>
               </w:rPr>
-              <w:t>• [ ] Tajuk, objektif SMART, sasaran, tarikh, tempat dan bajet lengkap diisi.</w:t>
-            </w:r>
-          </w:p>
-          <w:p/>
-          <w:p>
+              <w:t>●</w:t>
+              <w:tab/>
+            </w:r>
             <w:r>
               <w:rPr>
                 <w:rFonts w:ascii="Arial" w:hAnsi="Arial"/>
                 <w:sz w:val="22"/>
               </w:rPr>
-              <w:t>• [ ] Tiada pertindihan tarikh dengan kalendar akademik/program lain.</w:t>
-            </w:r>
-          </w:p>
-          <w:p/>
-          <w:p>
-            <w:r>
-              <w:rPr>
-                <w:rFonts w:ascii="Arial" w:hAnsi="Arial"/>
+              <w:t>[ ] Tajuk, objektif SMART, sasaran, tarikh, tempat dan bajet lengkap diisi.</w:t>
+            </w:r>
+          </w:p>
+          <w:p>
+            <w:pPr>
+              <w:spacing w:after="40"/>
+              <w:ind w:left="320" w:hanging="320"/>
+            </w:pPr>
+            <w:r>
+              <w:rPr>
+                <w:rFonts w:ascii="Arial" w:hAnsi="Arial"/>
+                <w:color w:val="2E75B6"/>
                 <w:sz w:val="22"/>
               </w:rPr>
-              <w:t>• [ ] Anggaran bajet disemak berbanding peruntukan tadika.</w:t>
-            </w:r>
-          </w:p>
-          <w:p/>
-          <w:p>
+              <w:t>●</w:t>
+              <w:tab/>
+            </w:r>
             <w:r>
               <w:rPr>
                 <w:rFonts w:ascii="Arial" w:hAnsi="Arial"/>
                 <w:sz w:val="22"/>
               </w:rPr>
-              <w:t>• [ ] Proposal diserahkan sekurang-kurangnya dua minggu sebelum tarikh program.</w:t>
-            </w:r>
-          </w:p>
-          <w:p/>
-          <w:p>
-            <w:r>
-              <w:rPr>
-                <w:rFonts w:ascii="Arial" w:hAnsi="Arial"/>
+              <w:t>[ ] Tiada pertindihan tarikh dengan kalendar akademik/program lain.</w:t>
+            </w:r>
+          </w:p>
+          <w:p>
+            <w:pPr>
+              <w:spacing w:after="40"/>
+              <w:ind w:left="320" w:hanging="320"/>
+            </w:pPr>
+            <w:r>
+              <w:rPr>
+                <w:rFonts w:ascii="Arial" w:hAnsi="Arial"/>
+                <w:color w:val="2E75B6"/>
                 <w:sz w:val="22"/>
               </w:rPr>
-              <w:t>• [ ] Salinan diluluskan disimpan sebagai rekod dan diedarkan kepada guru terlibat.</w:t>
+              <w:t>●</w:t>
+              <w:tab/>
+            </w:r>
+            <w:r>
+              <w:rPr>
+                <w:rFonts w:ascii="Arial" w:hAnsi="Arial"/>
+                <w:sz w:val="22"/>
+              </w:rPr>
+              <w:t>[ ] Anggaran bajet disemak berbanding peruntukan tadika.</w:t>
+            </w:r>
+          </w:p>
+          <w:p>
+            <w:pPr>
+              <w:spacing w:after="40"/>
+              <w:ind w:left="320" w:hanging="320"/>
+            </w:pPr>
+            <w:r>
+              <w:rPr>
+                <w:rFonts w:ascii="Arial" w:hAnsi="Arial"/>
+                <w:color w:val="2E75B6"/>
+                <w:sz w:val="22"/>
+              </w:rPr>
+              <w:t>●</w:t>
+              <w:tab/>
+            </w:r>
+            <w:r>
+              <w:rPr>
+                <w:rFonts w:ascii="Arial" w:hAnsi="Arial"/>
+                <w:sz w:val="22"/>
+              </w:rPr>
+              <w:t>[ ] Proposal diserahkan sekurang-kurangnya dua minggu sebelum tarikh program.</w:t>
+            </w:r>
+          </w:p>
+          <w:p>
+            <w:pPr>
+              <w:spacing w:after="40"/>
+              <w:ind w:left="320" w:hanging="320"/>
+            </w:pPr>
+            <w:r>
+              <w:rPr>
+                <w:rFonts w:ascii="Arial" w:hAnsi="Arial"/>
+                <w:color w:val="2E75B6"/>
+                <w:sz w:val="22"/>
+              </w:rPr>
+              <w:t>●</w:t>
+              <w:tab/>
+            </w:r>
+            <w:r>
+              <w:rPr>
+                <w:rFonts w:ascii="Arial" w:hAnsi="Arial"/>
+                <w:sz w:val="22"/>
+              </w:rPr>
+              <w:t>[ ] Salinan diluluskan disimpan sebagai rekod dan diedarkan kepada guru terlibat.</w:t>
             </w:r>
           </w:p>
         </w:tc>
@@ -4129,36 +5274,65 @@
         <w:tc>
           <w:tcPr>
             <w:tcW w:type="dxa" w:w="9313"/>
-            <w:shd w:val="clear" w:color="auto" w:fill="F2F2F2"/>
-          </w:tcPr>
-          <w:p>
+            <w:shd w:val="clear" w:color="auto" w:fill="F2F7FC"/>
+            <w:tcBorders>
+              <w:left w:val="single" w:sz="24" w:space="0" w:color="1F4E79"/>
+            </w:tcBorders>
+          </w:tcPr>
+          <w:p>
+            <w:pPr>
+              <w:spacing w:after="80"/>
+            </w:pPr>
             <w:r>
               <w:rPr>
                 <w:rFonts w:ascii="Arial" w:hAnsi="Arial"/>
                 <w:b/>
+                <w:color w:val="1F4E79"/>
                 <w:sz w:val="24"/>
               </w:rPr>
-              <w:t>10. Aktiviti Pengukuhan</w:t>
-            </w:r>
-          </w:p>
-          <w:p/>
-          <w:p>
+              <w:t>✏  10. Aktiviti Pengukuhan</w:t>
+            </w:r>
+          </w:p>
+          <w:p>
+            <w:pPr>
+              <w:spacing w:after="40"/>
+              <w:ind w:left="320" w:hanging="320"/>
+            </w:pPr>
             <w:r>
               <w:rPr>
                 <w:rFonts w:ascii="Arial" w:hAnsi="Arial"/>
                 <w:sz w:val="22"/>
               </w:rPr>
-              <w:t>• Sediakan satu proposal projek asas lengkap (guna templat di atas) untuk aktiviti "Hari Membaca Bersama Ibu Bapa" bagi 15 pasangan ibu bapa-anak.</w:t>
-            </w:r>
-          </w:p>
-          <w:p/>
-          <w:p>
+              <w:t>1.</w:t>
+              <w:tab/>
+            </w:r>
             <w:r>
               <w:rPr>
                 <w:rFonts w:ascii="Arial" w:hAnsi="Arial"/>
                 <w:sz w:val="22"/>
               </w:rPr>
-              <w:t>• Semak proposal rakan latihan menggunakan senarai semak di atas dan cadangkan sekurang-kurangnya satu penambahbaikan.</w:t>
+              <w:t>Sediakan satu proposal projek asas lengkap (guna templat di atas) untuk aktiviti "Hari Membaca Bersama Ibu Bapa" bagi 15 pasangan ibu bapa-anak.</w:t>
+            </w:r>
+          </w:p>
+          <w:p>
+            <w:pPr>
+              <w:spacing w:after="40"/>
+              <w:ind w:left="320" w:hanging="320"/>
+            </w:pPr>
+            <w:r>
+              <w:rPr>
+                <w:rFonts w:ascii="Arial" w:hAnsi="Arial"/>
+                <w:sz w:val="22"/>
+              </w:rPr>
+              <w:t>2.</w:t>
+              <w:tab/>
+            </w:r>
+            <w:r>
+              <w:rPr>
+                <w:rFonts w:ascii="Arial" w:hAnsi="Arial"/>
+                <w:sz w:val="22"/>
+              </w:rPr>
+              <w:t>Semak proposal rakan latihan menggunakan senarai semak di atas dan cadangkan sekurang-kurangnya satu penambahbaikan.</w:t>
             </w:r>
           </w:p>
         </w:tc>
@@ -4167,10 +5341,13 @@
     <w:p>
       <w:pPr>
         <w:keepNext/>
+        <w:spacing w:before="160" w:after="60"/>
       </w:pPr>
       <w:r>
         <w:rPr>
+          <w:rFonts w:ascii="Arial" w:hAnsi="Arial"/>
           <w:b/>
+          <w:color w:val="1F4E79"/>
           <w:sz w:val="24"/>
         </w:rPr>
         <w:t>11. Peranan Proposal sebagai Dokumen Rujukan Sepanjang Program</w:t>
@@ -4184,10 +5361,13 @@
     <w:p>
       <w:pPr>
         <w:keepNext/>
+        <w:spacing w:before="160" w:after="60"/>
       </w:pPr>
       <w:r>
         <w:rPr>
+          <w:rFonts w:ascii="Arial" w:hAnsi="Arial"/>
           <w:b/>
+          <w:color w:val="1F4E79"/>
           <w:sz w:val="24"/>
         </w:rPr>
         <w:t>12. Perbezaan Proposal Program Kecil dan Program Besar</w:t>
@@ -4197,6 +5377,7 @@
       <w:tblPr>
         <w:tblStyle w:val="TableGrid"/>
         <w:tblW w:type="auto" w:w="0"/>
+        <w:tblLayout w:type="autofit"/>
         <w:tblLook w:firstColumn="1" w:firstRow="1" w:lastColumn="0" w:lastRow="0" w:noHBand="0" w:noVBand="1" w:val="04A0"/>
       </w:tblPr>
       <w:tblGrid>
@@ -4211,13 +5392,20 @@
         <w:tc>
           <w:tcPr>
             <w:tcW w:type="dxa" w:w="3104"/>
-            <w:shd w:val="clear" w:color="auto" w:fill="D9D9D9"/>
-          </w:tcPr>
-          <w:p>
+            <w:shd w:val="clear" w:color="auto" w:fill="DCE6F1"/>
+            <w:tcBorders>
+              <w:top w:val="single" w:sz="12" w:space="0" w:color="1F4E79"/>
+            </w:tcBorders>
+          </w:tcPr>
+          <w:p>
+            <w:pPr>
+              <w:spacing w:after="40"/>
+            </w:pPr>
             <w:r>
               <w:rPr>
                 <w:rFonts w:ascii="Arial" w:hAnsi="Arial"/>
                 <w:b/>
+                <w:color w:val="1F4E79"/>
                 <w:sz w:val="20"/>
               </w:rPr>
               <w:t>Ciri</w:t>
@@ -4227,13 +5415,17 @@
         <w:tc>
           <w:tcPr>
             <w:tcW w:type="dxa" w:w="3104"/>
-            <w:shd w:val="clear" w:color="auto" w:fill="D9D9D9"/>
-          </w:tcPr>
-          <w:p>
+            <w:shd w:val="clear" w:color="auto" w:fill="DCE6F1"/>
+          </w:tcPr>
+          <w:p>
+            <w:pPr>
+              <w:spacing w:after="40"/>
+            </w:pPr>
             <w:r>
               <w:rPr>
                 <w:rFonts w:ascii="Arial" w:hAnsi="Arial"/>
                 <w:b/>
+                <w:color w:val="1F4E79"/>
                 <w:sz w:val="20"/>
               </w:rPr>
               <w:t>Program Kecil (contoh: sesi membaca)</w:t>
@@ -4243,13 +5435,17 @@
         <w:tc>
           <w:tcPr>
             <w:tcW w:type="dxa" w:w="3104"/>
-            <w:shd w:val="clear" w:color="auto" w:fill="D9D9D9"/>
-          </w:tcPr>
-          <w:p>
+            <w:shd w:val="clear" w:color="auto" w:fill="DCE6F1"/>
+          </w:tcPr>
+          <w:p>
+            <w:pPr>
+              <w:spacing w:after="40"/>
+            </w:pPr>
             <w:r>
               <w:rPr>
                 <w:rFonts w:ascii="Arial" w:hAnsi="Arial"/>
                 <w:b/>
+                <w:color w:val="1F4E79"/>
                 <w:sz w:val="20"/>
               </w:rPr>
               <w:t>Program Besar (contoh: Hari Sukan)</w:t>
@@ -4263,6 +5459,9 @@
             <w:tcW w:type="dxa" w:w="3104"/>
           </w:tcPr>
           <w:p>
+            <w:pPr>
+              <w:spacing w:after="40"/>
+            </w:pPr>
             <w:r>
               <w:rPr>
                 <w:rFonts w:ascii="Arial" w:hAnsi="Arial"/>
@@ -4277,6 +5476,9 @@
             <w:tcW w:type="dxa" w:w="3104"/>
           </w:tcPr>
           <w:p>
+            <w:pPr>
+              <w:spacing w:after="40"/>
+            </w:pPr>
             <w:r>
               <w:rPr>
                 <w:rFonts w:ascii="Arial" w:hAnsi="Arial"/>
@@ -4291,6 +5493,9 @@
             <w:tcW w:type="dxa" w:w="3104"/>
           </w:tcPr>
           <w:p>
+            <w:pPr>
+              <w:spacing w:after="40"/>
+            </w:pPr>
             <w:r>
               <w:rPr>
                 <w:rFonts w:ascii="Arial" w:hAnsi="Arial"/>
@@ -4307,6 +5512,9 @@
             <w:tcW w:type="dxa" w:w="3104"/>
           </w:tcPr>
           <w:p>
+            <w:pPr>
+              <w:spacing w:after="40"/>
+            </w:pPr>
             <w:r>
               <w:rPr>
                 <w:rFonts w:ascii="Arial" w:hAnsi="Arial"/>
@@ -4321,6 +5529,9 @@
             <w:tcW w:type="dxa" w:w="3104"/>
           </w:tcPr>
           <w:p>
+            <w:pPr>
+              <w:spacing w:after="40"/>
+            </w:pPr>
             <w:r>
               <w:rPr>
                 <w:rFonts w:ascii="Arial" w:hAnsi="Arial"/>
@@ -4335,6 +5546,9 @@
             <w:tcW w:type="dxa" w:w="3104"/>
           </w:tcPr>
           <w:p>
+            <w:pPr>
+              <w:spacing w:after="40"/>
+            </w:pPr>
             <w:r>
               <w:rPr>
                 <w:rFonts w:ascii="Arial" w:hAnsi="Arial"/>
@@ -4351,6 +5565,9 @@
             <w:tcW w:type="dxa" w:w="3104"/>
           </w:tcPr>
           <w:p>
+            <w:pPr>
+              <w:spacing w:after="40"/>
+            </w:pPr>
             <w:r>
               <w:rPr>
                 <w:rFonts w:ascii="Arial" w:hAnsi="Arial"/>
@@ -4365,6 +5582,9 @@
             <w:tcW w:type="dxa" w:w="3104"/>
           </w:tcPr>
           <w:p>
+            <w:pPr>
+              <w:spacing w:after="40"/>
+            </w:pPr>
             <w:r>
               <w:rPr>
                 <w:rFonts w:ascii="Arial" w:hAnsi="Arial"/>
@@ -4379,6 +5599,9 @@
             <w:tcW w:type="dxa" w:w="3104"/>
           </w:tcPr>
           <w:p>
+            <w:pPr>
+              <w:spacing w:after="40"/>
+            </w:pPr>
             <w:r>
               <w:rPr>
                 <w:rFonts w:ascii="Arial" w:hAnsi="Arial"/>
@@ -4395,6 +5618,9 @@
             <w:tcW w:type="dxa" w:w="3104"/>
           </w:tcPr>
           <w:p>
+            <w:pPr>
+              <w:spacing w:after="40"/>
+            </w:pPr>
             <w:r>
               <w:rPr>
                 <w:rFonts w:ascii="Arial" w:hAnsi="Arial"/>
@@ -4409,6 +5635,9 @@
             <w:tcW w:type="dxa" w:w="3104"/>
           </w:tcPr>
           <w:p>
+            <w:pPr>
+              <w:spacing w:after="40"/>
+            </w:pPr>
             <w:r>
               <w:rPr>
                 <w:rFonts w:ascii="Arial" w:hAnsi="Arial"/>
@@ -4423,6 +5652,9 @@
             <w:tcW w:type="dxa" w:w="3104"/>
           </w:tcPr>
           <w:p>
+            <w:pPr>
+              <w:spacing w:after="40"/>
+            </w:pPr>
             <w:r>
               <w:rPr>
                 <w:rFonts w:ascii="Arial" w:hAnsi="Arial"/>
@@ -4437,10 +5669,13 @@
     <w:p>
       <w:pPr>
         <w:keepNext/>
+        <w:spacing w:before="160" w:after="60"/>
       </w:pPr>
       <w:r>
         <w:rPr>
+          <w:rFonts w:ascii="Arial" w:hAnsi="Arial"/>
           <w:b/>
+          <w:color w:val="1F4E79"/>
           <w:sz w:val="24"/>
         </w:rPr>
         <w:t>14. Peranan Salinan Proposal sebagai Rekod Sejarah Program</w:t>
@@ -4454,10 +5689,13 @@
     <w:p>
       <w:pPr>
         <w:keepNext/>
+        <w:spacing w:before="160" w:after="60"/>
       </w:pPr>
       <w:r>
         <w:rPr>
+          <w:rFonts w:ascii="Arial" w:hAnsi="Arial"/>
           <w:b/>
+          <w:color w:val="1F4E79"/>
           <w:sz w:val="24"/>
         </w:rPr>
         <w:t>16. Peranan PIBG dalam Proses Penyediaan Proposal</w:t>
@@ -4471,10 +5709,13 @@
     <w:p>
       <w:pPr>
         <w:keepNext/>
+        <w:spacing w:before="160" w:after="60"/>
       </w:pPr>
       <w:r>
         <w:rPr>
+          <w:rFonts w:ascii="Arial" w:hAnsi="Arial"/>
           <w:b/>
+          <w:color w:val="1F4E79"/>
           <w:sz w:val="24"/>
         </w:rPr>
         <w:t>18. Menyesuaikan Bahasa Proposal Mengikut Penerima</w:t>
@@ -4488,10 +5729,13 @@
     <w:p>
       <w:pPr>
         <w:keepNext/>
+        <w:spacing w:before="160" w:after="60"/>
       </w:pPr>
       <w:r>
         <w:rPr>
+          <w:rFonts w:ascii="Arial" w:hAnsi="Arial"/>
           <w:b/>
+          <w:color w:val="1F4E79"/>
           <w:sz w:val="24"/>
         </w:rPr>
         <w:t>20. Semakan Akhir Sebelum Penyerahan</w:t>
@@ -4505,10 +5749,13 @@
     <w:p>
       <w:pPr>
         <w:keepNext/>
+        <w:spacing w:before="160" w:after="60"/>
       </w:pPr>
       <w:r>
         <w:rPr>
+          <w:rFonts w:ascii="Arial" w:hAnsi="Arial"/>
           <w:b/>
+          <w:color w:val="1F4E79"/>
           <w:sz w:val="24"/>
         </w:rPr>
         <w:t>22. Kaitan Proposal dengan Etika Ketelusan Kewangan</w:t>
@@ -4522,10 +5769,13 @@
     <w:p>
       <w:pPr>
         <w:keepNext/>
+        <w:spacing w:before="160" w:after="60"/>
       </w:pPr>
       <w:r>
         <w:rPr>
+          <w:rFonts w:ascii="Arial" w:hAnsi="Arial"/>
           <w:b/>
+          <w:color w:val="1F4E79"/>
           <w:sz w:val="24"/>
         </w:rPr>
         <w:t>24. Semakan Akhir: Proposal sebagai Penghubung ke Bab Seterusnya</w:t>
@@ -4549,19 +5799,29 @@
         <w:tc>
           <w:tcPr>
             <w:tcW w:type="dxa" w:w="9313"/>
-            <w:shd w:val="clear" w:color="auto" w:fill="F2F2F2"/>
-          </w:tcPr>
-          <w:p>
+            <w:shd w:val="clear" w:color="auto" w:fill="F2F7FC"/>
+            <w:tcBorders>
+              <w:left w:val="single" w:sz="24" w:space="0" w:color="1F4E79"/>
+            </w:tcBorders>
+          </w:tcPr>
+          <w:p>
+            <w:pPr>
+              <w:spacing w:after="80"/>
+            </w:pPr>
             <w:r>
               <w:rPr>
                 <w:rFonts w:ascii="Arial" w:hAnsi="Arial"/>
                 <w:b/>
+                <w:color w:val="1F4E79"/>
                 <w:sz w:val="24"/>
               </w:rPr>
-              <w:t>25. Rumusan</w:t>
-            </w:r>
-          </w:p>
-          <w:p>
+              <w:t>📌  25. Rumusan</w:t>
+            </w:r>
+          </w:p>
+          <w:p>
+            <w:pPr>
+              <w:spacing w:after="40"/>
+            </w:pPr>
             <w:r>
               <w:rPr>
                 <w:rFonts w:ascii="Arial" w:hAnsi="Arial"/>
@@ -4576,15 +5836,21 @@
     <w:p>
       <w:pPr>
         <w:pageBreakBefore/>
-        <w:shd w:val="clear" w:color="auto" w:fill="D9D9D9"/>
+        <w:shd w:val="clear" w:color="auto" w:fill="DCE6F1"/>
+        <w:pBdr>
+          <w:left w:val="single" w:sz="24" w:space="4" w:color="1F4E79"/>
+        </w:pBdr>
+        <w:spacing w:before="80" w:after="200"/>
+        <w:ind w:left="120"/>
       </w:pPr>
       <w:r>
         <w:rPr>
           <w:rFonts w:ascii="Arial" w:hAnsi="Arial"/>
           <w:b/>
+          <w:color w:val="1F4E79"/>
           <w:sz w:val="28"/>
         </w:rPr>
-        <w:t>Bab 4: Risk Assessment</w:t>
+        <w:t xml:space="preserve">  Bab 4: Risk Assessment</w:t>
       </w:r>
     </w:p>
     <w:tbl>
@@ -4600,19 +5866,29 @@
         <w:tc>
           <w:tcPr>
             <w:tcW w:type="dxa" w:w="9313"/>
-            <w:shd w:val="clear" w:color="auto" w:fill="F2F2F2"/>
-          </w:tcPr>
-          <w:p>
+            <w:shd w:val="clear" w:color="auto" w:fill="F2F7FC"/>
+            <w:tcBorders>
+              <w:left w:val="single" w:sz="24" w:space="0" w:color="1F4E79"/>
+            </w:tcBorders>
+          </w:tcPr>
+          <w:p>
+            <w:pPr>
+              <w:spacing w:after="80"/>
+            </w:pPr>
             <w:r>
               <w:rPr>
                 <w:rFonts w:ascii="Arial" w:hAnsi="Arial"/>
                 <w:b/>
+                <w:color w:val="1F4E79"/>
                 <w:sz w:val="24"/>
               </w:rPr>
-              <w:t>Objektif Pembelajaran</w:t>
-            </w:r>
-          </w:p>
-          <w:p>
+              <w:t>🎯  Objektif Pembelajaran</w:t>
+            </w:r>
+          </w:p>
+          <w:p>
+            <w:pPr>
+              <w:spacing w:after="40"/>
+            </w:pPr>
             <w:r>
               <w:rPr>
                 <w:rFonts w:ascii="Arial" w:hAnsi="Arial"/>
@@ -4621,34 +5897,70 @@
               <w:t>Selepas mempelajari topik ini, pelatih dapat:</w:t>
             </w:r>
           </w:p>
-          <w:p/>
-          <w:p>
-            <w:r>
-              <w:rPr>
-                <w:rFonts w:ascii="Arial" w:hAnsi="Arial"/>
+          <w:p>
+            <w:pPr>
+              <w:spacing w:after="40"/>
+              <w:ind w:left="320" w:hanging="320"/>
+            </w:pPr>
+            <w:r>
+              <w:rPr>
+                <w:rFonts w:ascii="Arial" w:hAnsi="Arial"/>
+                <w:color w:val="2E75B6"/>
                 <w:sz w:val="22"/>
               </w:rPr>
-              <w:t>• Mengenal pasti bahaya berpotensi dalam aktiviti ibu bapa-komuniti.</w:t>
-            </w:r>
-          </w:p>
-          <w:p/>
-          <w:p>
+              <w:t>●</w:t>
+              <w:tab/>
+            </w:r>
             <w:r>
               <w:rPr>
                 <w:rFonts w:ascii="Arial" w:hAnsi="Arial"/>
                 <w:sz w:val="22"/>
               </w:rPr>
-              <w:t>• Menentukan tahap risiko bagi setiap bahaya yang dikenal pasti.</w:t>
-            </w:r>
-          </w:p>
-          <w:p/>
-          <w:p>
-            <w:r>
-              <w:rPr>
-                <w:rFonts w:ascii="Arial" w:hAnsi="Arial"/>
+              <w:t>Mengenal pasti bahaya berpotensi dalam aktiviti ibu bapa-komuniti.</w:t>
+            </w:r>
+          </w:p>
+          <w:p>
+            <w:pPr>
+              <w:spacing w:after="40"/>
+              <w:ind w:left="320" w:hanging="320"/>
+            </w:pPr>
+            <w:r>
+              <w:rPr>
+                <w:rFonts w:ascii="Arial" w:hAnsi="Arial"/>
+                <w:color w:val="2E75B6"/>
                 <w:sz w:val="22"/>
               </w:rPr>
-              <w:t>• Menyediakan pelan keselamatan bagi mengurangkan risiko.</w:t>
+              <w:t>●</w:t>
+              <w:tab/>
+            </w:r>
+            <w:r>
+              <w:rPr>
+                <w:rFonts w:ascii="Arial" w:hAnsi="Arial"/>
+                <w:sz w:val="22"/>
+              </w:rPr>
+              <w:t>Menentukan tahap risiko bagi setiap bahaya yang dikenal pasti.</w:t>
+            </w:r>
+          </w:p>
+          <w:p>
+            <w:pPr>
+              <w:spacing w:after="40"/>
+              <w:ind w:left="320" w:hanging="320"/>
+            </w:pPr>
+            <w:r>
+              <w:rPr>
+                <w:rFonts w:ascii="Arial" w:hAnsi="Arial"/>
+                <w:color w:val="2E75B6"/>
+                <w:sz w:val="22"/>
+              </w:rPr>
+              <w:t>●</w:t>
+              <w:tab/>
+            </w:r>
+            <w:r>
+              <w:rPr>
+                <w:rFonts w:ascii="Arial" w:hAnsi="Arial"/>
+                <w:sz w:val="22"/>
+              </w:rPr>
+              <w:t>Menyediakan pelan keselamatan bagi mengurangkan risiko.</w:t>
             </w:r>
           </w:p>
         </w:tc>
@@ -4657,10 +5969,13 @@
     <w:p>
       <w:pPr>
         <w:keepNext/>
+        <w:spacing w:before="160" w:after="60"/>
       </w:pPr>
       <w:r>
         <w:rPr>
+          <w:rFonts w:ascii="Arial" w:hAnsi="Arial"/>
           <w:b/>
+          <w:color w:val="1F4E79"/>
           <w:sz w:val="24"/>
         </w:rPr>
         <w:t>1. Potential Hazard (Bahaya Berpotensi)</w:t>
@@ -4674,10 +5989,13 @@
     <w:p>
       <w:pPr>
         <w:keepNext/>
+        <w:spacing w:before="160" w:after="60"/>
       </w:pPr>
       <w:r>
         <w:rPr>
+          <w:rFonts w:ascii="Arial" w:hAnsi="Arial"/>
           <w:b/>
+          <w:color w:val="1F4E79"/>
           <w:sz w:val="24"/>
         </w:rPr>
         <w:t>2. Risk Level (Tahap Risiko)</w:t>
@@ -4692,6 +6010,7 @@
       <w:tblPr>
         <w:tblStyle w:val="TableGrid"/>
         <w:tblW w:type="auto" w:w="0"/>
+        <w:tblLayout w:type="autofit"/>
         <w:tblLook w:firstColumn="1" w:firstRow="1" w:lastColumn="0" w:lastRow="0" w:noHBand="0" w:noVBand="1" w:val="04A0"/>
       </w:tblPr>
       <w:tblGrid>
@@ -4706,13 +6025,20 @@
         <w:tc>
           <w:tcPr>
             <w:tcW w:type="dxa" w:w="3104"/>
-            <w:shd w:val="clear" w:color="auto" w:fill="D9D9D9"/>
-          </w:tcPr>
-          <w:p>
+            <w:shd w:val="clear" w:color="auto" w:fill="DCE6F1"/>
+            <w:tcBorders>
+              <w:top w:val="single" w:sz="12" w:space="0" w:color="1F4E79"/>
+            </w:tcBorders>
+          </w:tcPr>
+          <w:p>
+            <w:pPr>
+              <w:spacing w:after="40"/>
+            </w:pPr>
             <w:r>
               <w:rPr>
                 <w:rFonts w:ascii="Arial" w:hAnsi="Arial"/>
                 <w:b/>
+                <w:color w:val="1F4E79"/>
                 <w:sz w:val="20"/>
               </w:rPr>
               <w:t>Bahaya</w:t>
@@ -4722,13 +6048,17 @@
         <w:tc>
           <w:tcPr>
             <w:tcW w:type="dxa" w:w="3104"/>
-            <w:shd w:val="clear" w:color="auto" w:fill="D9D9D9"/>
-          </w:tcPr>
-          <w:p>
+            <w:shd w:val="clear" w:color="auto" w:fill="DCE6F1"/>
+          </w:tcPr>
+          <w:p>
+            <w:pPr>
+              <w:spacing w:after="40"/>
+            </w:pPr>
             <w:r>
               <w:rPr>
                 <w:rFonts w:ascii="Arial" w:hAnsi="Arial"/>
                 <w:b/>
+                <w:color w:val="1F4E79"/>
                 <w:sz w:val="20"/>
               </w:rPr>
               <w:t>Tahap Risiko</w:t>
@@ -4738,13 +6068,17 @@
         <w:tc>
           <w:tcPr>
             <w:tcW w:type="dxa" w:w="3104"/>
-            <w:shd w:val="clear" w:color="auto" w:fill="D9D9D9"/>
-          </w:tcPr>
-          <w:p>
+            <w:shd w:val="clear" w:color="auto" w:fill="DCE6F1"/>
+          </w:tcPr>
+          <w:p>
+            <w:pPr>
+              <w:spacing w:after="40"/>
+            </w:pPr>
             <w:r>
               <w:rPr>
                 <w:rFonts w:ascii="Arial" w:hAnsi="Arial"/>
                 <w:b/>
+                <w:color w:val="1F4E79"/>
                 <w:sz w:val="20"/>
               </w:rPr>
               <w:t>Langkah Kawalan</w:t>
@@ -4758,6 +6092,9 @@
             <w:tcW w:type="dxa" w:w="3104"/>
           </w:tcPr>
           <w:p>
+            <w:pPr>
+              <w:spacing w:after="40"/>
+            </w:pPr>
             <w:r>
               <w:rPr>
                 <w:rFonts w:ascii="Arial" w:hAnsi="Arial"/>
@@ -4772,6 +6109,9 @@
             <w:tcW w:type="dxa" w:w="3104"/>
           </w:tcPr>
           <w:p>
+            <w:pPr>
+              <w:spacing w:after="40"/>
+            </w:pPr>
             <w:r>
               <w:rPr>
                 <w:rFonts w:ascii="Arial" w:hAnsi="Arial"/>
@@ -4786,6 +6126,9 @@
             <w:tcW w:type="dxa" w:w="3104"/>
           </w:tcPr>
           <w:p>
+            <w:pPr>
+              <w:spacing w:after="40"/>
+            </w:pPr>
             <w:r>
               <w:rPr>
                 <w:rFonts w:ascii="Arial" w:hAnsi="Arial"/>
@@ -4802,6 +6145,9 @@
             <w:tcW w:type="dxa" w:w="3104"/>
           </w:tcPr>
           <w:p>
+            <w:pPr>
+              <w:spacing w:after="40"/>
+            </w:pPr>
             <w:r>
               <w:rPr>
                 <w:rFonts w:ascii="Arial" w:hAnsi="Arial"/>
@@ -4816,6 +6162,9 @@
             <w:tcW w:type="dxa" w:w="3104"/>
           </w:tcPr>
           <w:p>
+            <w:pPr>
+              <w:spacing w:after="40"/>
+            </w:pPr>
             <w:r>
               <w:rPr>
                 <w:rFonts w:ascii="Arial" w:hAnsi="Arial"/>
@@ -4830,6 +6179,9 @@
             <w:tcW w:type="dxa" w:w="3104"/>
           </w:tcPr>
           <w:p>
+            <w:pPr>
+              <w:spacing w:after="40"/>
+            </w:pPr>
             <w:r>
               <w:rPr>
                 <w:rFonts w:ascii="Arial" w:hAnsi="Arial"/>
@@ -4846,6 +6198,9 @@
             <w:tcW w:type="dxa" w:w="3104"/>
           </w:tcPr>
           <w:p>
+            <w:pPr>
+              <w:spacing w:after="40"/>
+            </w:pPr>
             <w:r>
               <w:rPr>
                 <w:rFonts w:ascii="Arial" w:hAnsi="Arial"/>
@@ -4860,6 +6215,9 @@
             <w:tcW w:type="dxa" w:w="3104"/>
           </w:tcPr>
           <w:p>
+            <w:pPr>
+              <w:spacing w:after="40"/>
+            </w:pPr>
             <w:r>
               <w:rPr>
                 <w:rFonts w:ascii="Arial" w:hAnsi="Arial"/>
@@ -4874,6 +6232,9 @@
             <w:tcW w:type="dxa" w:w="3104"/>
           </w:tcPr>
           <w:p>
+            <w:pPr>
+              <w:spacing w:after="40"/>
+            </w:pPr>
             <w:r>
               <w:rPr>
                 <w:rFonts w:ascii="Arial" w:hAnsi="Arial"/>
@@ -4890,6 +6251,9 @@
             <w:tcW w:type="dxa" w:w="3104"/>
           </w:tcPr>
           <w:p>
+            <w:pPr>
+              <w:spacing w:after="40"/>
+            </w:pPr>
             <w:r>
               <w:rPr>
                 <w:rFonts w:ascii="Arial" w:hAnsi="Arial"/>
@@ -4904,6 +6268,9 @@
             <w:tcW w:type="dxa" w:w="3104"/>
           </w:tcPr>
           <w:p>
+            <w:pPr>
+              <w:spacing w:after="40"/>
+            </w:pPr>
             <w:r>
               <w:rPr>
                 <w:rFonts w:ascii="Arial" w:hAnsi="Arial"/>
@@ -4918,6 +6285,9 @@
             <w:tcW w:type="dxa" w:w="3104"/>
           </w:tcPr>
           <w:p>
+            <w:pPr>
+              <w:spacing w:after="40"/>
+            </w:pPr>
             <w:r>
               <w:rPr>
                 <w:rFonts w:ascii="Arial" w:hAnsi="Arial"/>
@@ -4932,10 +6302,13 @@
     <w:p>
       <w:pPr>
         <w:keepNext/>
+        <w:spacing w:before="160" w:after="60"/>
       </w:pPr>
       <w:r>
         <w:rPr>
+          <w:rFonts w:ascii="Arial" w:hAnsi="Arial"/>
           <w:b/>
+          <w:color w:val="1F4E79"/>
           <w:sz w:val="24"/>
         </w:rPr>
         <w:t>3. Safety Plan (Pelan Keselamatan)</w:t>
@@ -4949,10 +6322,13 @@
     <w:p>
       <w:pPr>
         <w:keepNext/>
+        <w:spacing w:before="160" w:after="60"/>
       </w:pPr>
       <w:r>
         <w:rPr>
+          <w:rFonts w:ascii="Arial" w:hAnsi="Arial"/>
           <w:b/>
+          <w:color w:val="1F4E79"/>
           <w:sz w:val="24"/>
         </w:rPr>
         <w:t>4. Prosedur Menyediakan Risk Assessment Matrix</w:t>
@@ -4966,10 +6342,13 @@
     <w:p>
       <w:pPr>
         <w:keepNext/>
+        <w:spacing w:before="160" w:after="60"/>
       </w:pPr>
       <w:r>
         <w:rPr>
+          <w:rFonts w:ascii="Arial" w:hAnsi="Arial"/>
           <w:b/>
+          <w:color w:val="1F4E79"/>
           <w:sz w:val="24"/>
         </w:rPr>
         <w:t>5. Risk Assessment Matrix Lengkap — Contoh Hari Sukan Prasekolah</w:t>
@@ -4979,6 +6358,7 @@
       <w:tblPr>
         <w:tblStyle w:val="TableGrid"/>
         <w:tblW w:type="auto" w:w="0"/>
+        <w:tblLayout w:type="autofit"/>
         <w:tblLook w:firstColumn="1" w:firstRow="1" w:lastColumn="0" w:lastRow="0" w:noHBand="0" w:noVBand="1" w:val="04A0"/>
       </w:tblPr>
       <w:tblGrid>
@@ -4997,13 +6377,20 @@
         <w:tc>
           <w:tcPr>
             <w:tcW w:type="dxa" w:w="1330"/>
-            <w:shd w:val="clear" w:color="auto" w:fill="D9D9D9"/>
-          </w:tcPr>
-          <w:p>
+            <w:shd w:val="clear" w:color="auto" w:fill="DCE6F1"/>
+            <w:tcBorders>
+              <w:top w:val="single" w:sz="12" w:space="0" w:color="1F4E79"/>
+            </w:tcBorders>
+          </w:tcPr>
+          <w:p>
+            <w:pPr>
+              <w:spacing w:after="40"/>
+            </w:pPr>
             <w:r>
               <w:rPr>
                 <w:rFonts w:ascii="Arial" w:hAnsi="Arial"/>
                 <w:b/>
+                <w:color w:val="1F4E79"/>
                 <w:sz w:val="20"/>
               </w:rPr>
               <w:t>Aktiviti</w:t>
@@ -5013,13 +6400,17 @@
         <w:tc>
           <w:tcPr>
             <w:tcW w:type="dxa" w:w="1330"/>
-            <w:shd w:val="clear" w:color="auto" w:fill="D9D9D9"/>
-          </w:tcPr>
-          <w:p>
+            <w:shd w:val="clear" w:color="auto" w:fill="DCE6F1"/>
+          </w:tcPr>
+          <w:p>
+            <w:pPr>
+              <w:spacing w:after="40"/>
+            </w:pPr>
             <w:r>
               <w:rPr>
                 <w:rFonts w:ascii="Arial" w:hAnsi="Arial"/>
                 <w:b/>
+                <w:color w:val="1F4E79"/>
                 <w:sz w:val="20"/>
               </w:rPr>
               <w:t>Bahaya</w:t>
@@ -5029,13 +6420,17 @@
         <w:tc>
           <w:tcPr>
             <w:tcW w:type="dxa" w:w="1330"/>
-            <w:shd w:val="clear" w:color="auto" w:fill="D9D9D9"/>
-          </w:tcPr>
-          <w:p>
+            <w:shd w:val="clear" w:color="auto" w:fill="DCE6F1"/>
+          </w:tcPr>
+          <w:p>
+            <w:pPr>
+              <w:spacing w:after="40"/>
+            </w:pPr>
             <w:r>
               <w:rPr>
                 <w:rFonts w:ascii="Arial" w:hAnsi="Arial"/>
                 <w:b/>
+                <w:color w:val="1F4E79"/>
                 <w:sz w:val="20"/>
               </w:rPr>
               <w:t>Kebarangkalian</w:t>
@@ -5045,13 +6440,17 @@
         <w:tc>
           <w:tcPr>
             <w:tcW w:type="dxa" w:w="1330"/>
-            <w:shd w:val="clear" w:color="auto" w:fill="D9D9D9"/>
-          </w:tcPr>
-          <w:p>
+            <w:shd w:val="clear" w:color="auto" w:fill="DCE6F1"/>
+          </w:tcPr>
+          <w:p>
+            <w:pPr>
+              <w:spacing w:after="40"/>
+            </w:pPr>
             <w:r>
               <w:rPr>
                 <w:rFonts w:ascii="Arial" w:hAnsi="Arial"/>
                 <w:b/>
+                <w:color w:val="1F4E79"/>
                 <w:sz w:val="20"/>
               </w:rPr>
               <w:t>Kesan</w:t>
@@ -5061,13 +6460,17 @@
         <w:tc>
           <w:tcPr>
             <w:tcW w:type="dxa" w:w="1330"/>
-            <w:shd w:val="clear" w:color="auto" w:fill="D9D9D9"/>
-          </w:tcPr>
-          <w:p>
+            <w:shd w:val="clear" w:color="auto" w:fill="DCE6F1"/>
+          </w:tcPr>
+          <w:p>
+            <w:pPr>
+              <w:spacing w:after="40"/>
+            </w:pPr>
             <w:r>
               <w:rPr>
                 <w:rFonts w:ascii="Arial" w:hAnsi="Arial"/>
                 <w:b/>
+                <w:color w:val="1F4E79"/>
                 <w:sz w:val="20"/>
               </w:rPr>
               <w:t>Tahap Risiko</w:t>
@@ -5077,13 +6480,17 @@
         <w:tc>
           <w:tcPr>
             <w:tcW w:type="dxa" w:w="1330"/>
-            <w:shd w:val="clear" w:color="auto" w:fill="D9D9D9"/>
-          </w:tcPr>
-          <w:p>
+            <w:shd w:val="clear" w:color="auto" w:fill="DCE6F1"/>
+          </w:tcPr>
+          <w:p>
+            <w:pPr>
+              <w:spacing w:after="40"/>
+            </w:pPr>
             <w:r>
               <w:rPr>
                 <w:rFonts w:ascii="Arial" w:hAnsi="Arial"/>
                 <w:b/>
+                <w:color w:val="1F4E79"/>
                 <w:sz w:val="20"/>
               </w:rPr>
               <w:t>Langkah Kawalan</w:t>
@@ -5093,13 +6500,17 @@
         <w:tc>
           <w:tcPr>
             <w:tcW w:type="dxa" w:w="1330"/>
-            <w:shd w:val="clear" w:color="auto" w:fill="D9D9D9"/>
-          </w:tcPr>
-          <w:p>
+            <w:shd w:val="clear" w:color="auto" w:fill="DCE6F1"/>
+          </w:tcPr>
+          <w:p>
+            <w:pPr>
+              <w:spacing w:after="40"/>
+            </w:pPr>
             <w:r>
               <w:rPr>
                 <w:rFonts w:ascii="Arial" w:hAnsi="Arial"/>
                 <w:b/>
+                <w:color w:val="1F4E79"/>
                 <w:sz w:val="20"/>
               </w:rPr>
               <w:t>Guru Bertanggungjawab</w:t>
@@ -5113,6 +6524,9 @@
             <w:tcW w:type="dxa" w:w="1330"/>
           </w:tcPr>
           <w:p>
+            <w:pPr>
+              <w:spacing w:after="40"/>
+            </w:pPr>
             <w:r>
               <w:rPr>
                 <w:rFonts w:ascii="Arial" w:hAnsi="Arial"/>
@@ -5127,6 +6541,9 @@
             <w:tcW w:type="dxa" w:w="1330"/>
           </w:tcPr>
           <w:p>
+            <w:pPr>
+              <w:spacing w:after="40"/>
+            </w:pPr>
             <w:r>
               <w:rPr>
                 <w:rFonts w:ascii="Arial" w:hAnsi="Arial"/>
@@ -5141,6 +6558,9 @@
             <w:tcW w:type="dxa" w:w="1330"/>
           </w:tcPr>
           <w:p>
+            <w:pPr>
+              <w:spacing w:after="40"/>
+            </w:pPr>
             <w:r>
               <w:rPr>
                 <w:rFonts w:ascii="Arial" w:hAnsi="Arial"/>
@@ -5155,6 +6575,9 @@
             <w:tcW w:type="dxa" w:w="1330"/>
           </w:tcPr>
           <w:p>
+            <w:pPr>
+              <w:spacing w:after="40"/>
+            </w:pPr>
             <w:r>
               <w:rPr>
                 <w:rFonts w:ascii="Arial" w:hAnsi="Arial"/>
@@ -5169,6 +6592,9 @@
             <w:tcW w:type="dxa" w:w="1330"/>
           </w:tcPr>
           <w:p>
+            <w:pPr>
+              <w:spacing w:after="40"/>
+            </w:pPr>
             <w:r>
               <w:rPr>
                 <w:rFonts w:ascii="Arial" w:hAnsi="Arial"/>
@@ -5183,6 +6609,9 @@
             <w:tcW w:type="dxa" w:w="1330"/>
           </w:tcPr>
           <w:p>
+            <w:pPr>
+              <w:spacing w:after="40"/>
+            </w:pPr>
             <w:r>
               <w:rPr>
                 <w:rFonts w:ascii="Arial" w:hAnsi="Arial"/>
@@ -5197,6 +6626,9 @@
             <w:tcW w:type="dxa" w:w="1330"/>
           </w:tcPr>
           <w:p>
+            <w:pPr>
+              <w:spacing w:after="40"/>
+            </w:pPr>
             <w:r>
               <w:rPr>
                 <w:rFonts w:ascii="Arial" w:hAnsi="Arial"/>
@@ -5213,6 +6645,9 @@
             <w:tcW w:type="dxa" w:w="1330"/>
           </w:tcPr>
           <w:p>
+            <w:pPr>
+              <w:spacing w:after="40"/>
+            </w:pPr>
             <w:r>
               <w:rPr>
                 <w:rFonts w:ascii="Arial" w:hAnsi="Arial"/>
@@ -5227,6 +6662,9 @@
             <w:tcW w:type="dxa" w:w="1330"/>
           </w:tcPr>
           <w:p>
+            <w:pPr>
+              <w:spacing w:after="40"/>
+            </w:pPr>
             <w:r>
               <w:rPr>
                 <w:rFonts w:ascii="Arial" w:hAnsi="Arial"/>
@@ -5241,6 +6679,9 @@
             <w:tcW w:type="dxa" w:w="1330"/>
           </w:tcPr>
           <w:p>
+            <w:pPr>
+              <w:spacing w:after="40"/>
+            </w:pPr>
             <w:r>
               <w:rPr>
                 <w:rFonts w:ascii="Arial" w:hAnsi="Arial"/>
@@ -5255,6 +6696,9 @@
             <w:tcW w:type="dxa" w:w="1330"/>
           </w:tcPr>
           <w:p>
+            <w:pPr>
+              <w:spacing w:after="40"/>
+            </w:pPr>
             <w:r>
               <w:rPr>
                 <w:rFonts w:ascii="Arial" w:hAnsi="Arial"/>
@@ -5269,6 +6713,9 @@
             <w:tcW w:type="dxa" w:w="1330"/>
           </w:tcPr>
           <w:p>
+            <w:pPr>
+              <w:spacing w:after="40"/>
+            </w:pPr>
             <w:r>
               <w:rPr>
                 <w:rFonts w:ascii="Arial" w:hAnsi="Arial"/>
@@ -5283,6 +6730,9 @@
             <w:tcW w:type="dxa" w:w="1330"/>
           </w:tcPr>
           <w:p>
+            <w:pPr>
+              <w:spacing w:after="40"/>
+            </w:pPr>
             <w:r>
               <w:rPr>
                 <w:rFonts w:ascii="Arial" w:hAnsi="Arial"/>
@@ -5297,6 +6747,9 @@
             <w:tcW w:type="dxa" w:w="1330"/>
           </w:tcPr>
           <w:p>
+            <w:pPr>
+              <w:spacing w:after="40"/>
+            </w:pPr>
             <w:r>
               <w:rPr>
                 <w:rFonts w:ascii="Arial" w:hAnsi="Arial"/>
@@ -5313,6 +6766,9 @@
             <w:tcW w:type="dxa" w:w="1330"/>
           </w:tcPr>
           <w:p>
+            <w:pPr>
+              <w:spacing w:after="40"/>
+            </w:pPr>
             <w:r>
               <w:rPr>
                 <w:rFonts w:ascii="Arial" w:hAnsi="Arial"/>
@@ -5327,6 +6783,9 @@
             <w:tcW w:type="dxa" w:w="1330"/>
           </w:tcPr>
           <w:p>
+            <w:pPr>
+              <w:spacing w:after="40"/>
+            </w:pPr>
             <w:r>
               <w:rPr>
                 <w:rFonts w:ascii="Arial" w:hAnsi="Arial"/>
@@ -5341,6 +6800,9 @@
             <w:tcW w:type="dxa" w:w="1330"/>
           </w:tcPr>
           <w:p>
+            <w:pPr>
+              <w:spacing w:after="40"/>
+            </w:pPr>
             <w:r>
               <w:rPr>
                 <w:rFonts w:ascii="Arial" w:hAnsi="Arial"/>
@@ -5355,6 +6817,9 @@
             <w:tcW w:type="dxa" w:w="1330"/>
           </w:tcPr>
           <w:p>
+            <w:pPr>
+              <w:spacing w:after="40"/>
+            </w:pPr>
             <w:r>
               <w:rPr>
                 <w:rFonts w:ascii="Arial" w:hAnsi="Arial"/>
@@ -5369,6 +6834,9 @@
             <w:tcW w:type="dxa" w:w="1330"/>
           </w:tcPr>
           <w:p>
+            <w:pPr>
+              <w:spacing w:after="40"/>
+            </w:pPr>
             <w:r>
               <w:rPr>
                 <w:rFonts w:ascii="Arial" w:hAnsi="Arial"/>
@@ -5383,6 +6851,9 @@
             <w:tcW w:type="dxa" w:w="1330"/>
           </w:tcPr>
           <w:p>
+            <w:pPr>
+              <w:spacing w:after="40"/>
+            </w:pPr>
             <w:r>
               <w:rPr>
                 <w:rFonts w:ascii="Arial" w:hAnsi="Arial"/>
@@ -5397,6 +6868,9 @@
             <w:tcW w:type="dxa" w:w="1330"/>
           </w:tcPr>
           <w:p>
+            <w:pPr>
+              <w:spacing w:after="40"/>
+            </w:pPr>
             <w:r>
               <w:rPr>
                 <w:rFonts w:ascii="Arial" w:hAnsi="Arial"/>
@@ -5413,6 +6887,9 @@
             <w:tcW w:type="dxa" w:w="1330"/>
           </w:tcPr>
           <w:p>
+            <w:pPr>
+              <w:spacing w:after="40"/>
+            </w:pPr>
             <w:r>
               <w:rPr>
                 <w:rFonts w:ascii="Arial" w:hAnsi="Arial"/>
@@ -5427,6 +6904,9 @@
             <w:tcW w:type="dxa" w:w="1330"/>
           </w:tcPr>
           <w:p>
+            <w:pPr>
+              <w:spacing w:after="40"/>
+            </w:pPr>
             <w:r>
               <w:rPr>
                 <w:rFonts w:ascii="Arial" w:hAnsi="Arial"/>
@@ -5441,6 +6921,9 @@
             <w:tcW w:type="dxa" w:w="1330"/>
           </w:tcPr>
           <w:p>
+            <w:pPr>
+              <w:spacing w:after="40"/>
+            </w:pPr>
             <w:r>
               <w:rPr>
                 <w:rFonts w:ascii="Arial" w:hAnsi="Arial"/>
@@ -5455,6 +6938,9 @@
             <w:tcW w:type="dxa" w:w="1330"/>
           </w:tcPr>
           <w:p>
+            <w:pPr>
+              <w:spacing w:after="40"/>
+            </w:pPr>
             <w:r>
               <w:rPr>
                 <w:rFonts w:ascii="Arial" w:hAnsi="Arial"/>
@@ -5469,6 +6955,9 @@
             <w:tcW w:type="dxa" w:w="1330"/>
           </w:tcPr>
           <w:p>
+            <w:pPr>
+              <w:spacing w:after="40"/>
+            </w:pPr>
             <w:r>
               <w:rPr>
                 <w:rFonts w:ascii="Arial" w:hAnsi="Arial"/>
@@ -5483,6 +6972,9 @@
             <w:tcW w:type="dxa" w:w="1330"/>
           </w:tcPr>
           <w:p>
+            <w:pPr>
+              <w:spacing w:after="40"/>
+            </w:pPr>
             <w:r>
               <w:rPr>
                 <w:rFonts w:ascii="Arial" w:hAnsi="Arial"/>
@@ -5497,6 +6989,9 @@
             <w:tcW w:type="dxa" w:w="1330"/>
           </w:tcPr>
           <w:p>
+            <w:pPr>
+              <w:spacing w:after="40"/>
+            </w:pPr>
             <w:r>
               <w:rPr>
                 <w:rFonts w:ascii="Arial" w:hAnsi="Arial"/>
@@ -5511,10 +7006,13 @@
     <w:p>
       <w:pPr>
         <w:keepNext/>
+        <w:spacing w:before="160" w:after="60"/>
       </w:pPr>
       <w:r>
         <w:rPr>
+          <w:rFonts w:ascii="Arial" w:hAnsi="Arial"/>
           <w:b/>
+          <w:color w:val="1F4E79"/>
           <w:sz w:val="24"/>
         </w:rPr>
         <w:t>6. Peti Pertolongan Cemas dan Prosedur Kecemasan</w:t>
@@ -5538,19 +7036,29 @@
         <w:tc>
           <w:tcPr>
             <w:tcW w:type="dxa" w:w="9313"/>
-            <w:shd w:val="clear" w:color="auto" w:fill="F2F2F2"/>
-          </w:tcPr>
-          <w:p>
+            <w:shd w:val="clear" w:color="auto" w:fill="F2F7FC"/>
+            <w:tcBorders>
+              <w:left w:val="single" w:sz="24" w:space="0" w:color="1F4E79"/>
+            </w:tcBorders>
+          </w:tcPr>
+          <w:p>
+            <w:pPr>
+              <w:spacing w:after="80"/>
+            </w:pPr>
             <w:r>
               <w:rPr>
                 <w:rFonts w:ascii="Arial" w:hAnsi="Arial"/>
                 <w:b/>
+                <w:color w:val="1F4E79"/>
                 <w:sz w:val="24"/>
               </w:rPr>
-              <w:t>7. Kajian Kes Tadika: Insiden Alahan Makanan</w:t>
-            </w:r>
-          </w:p>
-          <w:p>
+              <w:t>📋  7. Kajian Kes Tadika: Insiden Alahan Makanan</w:t>
+            </w:r>
+          </w:p>
+          <w:p>
+            <w:pPr>
+              <w:spacing w:after="40"/>
+            </w:pPr>
             <w:r>
               <w:rPr>
                 <w:rFonts w:ascii="Arial" w:hAnsi="Arial"/>
@@ -5565,10 +7073,13 @@
     <w:p>
       <w:pPr>
         <w:keepNext/>
+        <w:spacing w:before="160" w:after="60"/>
       </w:pPr>
       <w:r>
         <w:rPr>
+          <w:rFonts w:ascii="Arial" w:hAnsi="Arial"/>
           <w:b/>
+          <w:color w:val="1F4E79"/>
           <w:sz w:val="24"/>
         </w:rPr>
         <w:t>8. Kesilapan Lazim dan Cara Mengelak</w:t>
@@ -5592,66 +7103,133 @@
         <w:tc>
           <w:tcPr>
             <w:tcW w:type="dxa" w:w="9313"/>
-            <w:shd w:val="clear" w:color="auto" w:fill="F2F2F2"/>
-          </w:tcPr>
-          <w:p>
+            <w:shd w:val="clear" w:color="auto" w:fill="F2F7FC"/>
+            <w:tcBorders>
+              <w:left w:val="single" w:sz="24" w:space="0" w:color="1F4E79"/>
+            </w:tcBorders>
+          </w:tcPr>
+          <w:p>
+            <w:pPr>
+              <w:spacing w:after="80"/>
+            </w:pPr>
             <w:r>
               <w:rPr>
                 <w:rFonts w:ascii="Arial" w:hAnsi="Arial"/>
                 <w:b/>
+                <w:color w:val="1F4E79"/>
                 <w:sz w:val="24"/>
               </w:rPr>
-              <w:t>9. Senarai Semak — Risk Assessment Sebelum Program</w:t>
-            </w:r>
-          </w:p>
-          <w:p/>
-          <w:p>
-            <w:r>
-              <w:rPr>
-                <w:rFonts w:ascii="Arial" w:hAnsi="Arial"/>
+              <w:t>☑  9. Senarai Semak — Risk Assessment Sebelum Program</w:t>
+            </w:r>
+          </w:p>
+          <w:p>
+            <w:pPr>
+              <w:spacing w:after="40"/>
+              <w:ind w:left="320" w:hanging="320"/>
+            </w:pPr>
+            <w:r>
+              <w:rPr>
+                <w:rFonts w:ascii="Arial" w:hAnsi="Arial"/>
+                <w:color w:val="2E75B6"/>
                 <w:sz w:val="22"/>
               </w:rPr>
-              <w:t>• [ ] Semua aktiviti disenaraikan dan bahaya dikenal pasti.</w:t>
-            </w:r>
-          </w:p>
-          <w:p/>
-          <w:p>
+              <w:t>●</w:t>
+              <w:tab/>
+            </w:r>
             <w:r>
               <w:rPr>
                 <w:rFonts w:ascii="Arial" w:hAnsi="Arial"/>
                 <w:sz w:val="22"/>
               </w:rPr>
-              <w:t>• [ ] Tahap risiko dinilai (rendah/sederhana/tinggi) bagi setiap bahaya.</w:t>
-            </w:r>
-          </w:p>
-          <w:p/>
-          <w:p>
-            <w:r>
-              <w:rPr>
-                <w:rFonts w:ascii="Arial" w:hAnsi="Arial"/>
+              <w:t>[ ] Semua aktiviti disenaraikan dan bahaya dikenal pasti.</w:t>
+            </w:r>
+          </w:p>
+          <w:p>
+            <w:pPr>
+              <w:spacing w:after="40"/>
+              <w:ind w:left="320" w:hanging="320"/>
+            </w:pPr>
+            <w:r>
+              <w:rPr>
+                <w:rFonts w:ascii="Arial" w:hAnsi="Arial"/>
+                <w:color w:val="2E75B6"/>
                 <w:sz w:val="22"/>
               </w:rPr>
-              <w:t>• [ ] Langkah kawalan ditetapkan dan guru bertanggungjawab dilantik.</w:t>
-            </w:r>
-          </w:p>
-          <w:p/>
-          <w:p>
+              <w:t>●</w:t>
+              <w:tab/>
+            </w:r>
             <w:r>
               <w:rPr>
                 <w:rFonts w:ascii="Arial" w:hAnsi="Arial"/>
                 <w:sz w:val="22"/>
               </w:rPr>
-              <w:t>• [ ] Peti pertolongan cemas dan nombor kecemasan disediakan.</w:t>
-            </w:r>
-          </w:p>
-          <w:p/>
-          <w:p>
-            <w:r>
-              <w:rPr>
-                <w:rFonts w:ascii="Arial" w:hAnsi="Arial"/>
+              <w:t>[ ] Tahap risiko dinilai (rendah/sederhana/tinggi) bagi setiap bahaya.</w:t>
+            </w:r>
+          </w:p>
+          <w:p>
+            <w:pPr>
+              <w:spacing w:after="40"/>
+              <w:ind w:left="320" w:hanging="320"/>
+            </w:pPr>
+            <w:r>
+              <w:rPr>
+                <w:rFonts w:ascii="Arial" w:hAnsi="Arial"/>
+                <w:color w:val="2E75B6"/>
                 <w:sz w:val="22"/>
               </w:rPr>
-              <w:t>• [ ] Taklimat keselamatan diberikan kepada semua guru sebelum program.</w:t>
+              <w:t>●</w:t>
+              <w:tab/>
+            </w:r>
+            <w:r>
+              <w:rPr>
+                <w:rFonts w:ascii="Arial" w:hAnsi="Arial"/>
+                <w:sz w:val="22"/>
+              </w:rPr>
+              <w:t>[ ] Langkah kawalan ditetapkan dan guru bertanggungjawab dilantik.</w:t>
+            </w:r>
+          </w:p>
+          <w:p>
+            <w:pPr>
+              <w:spacing w:after="40"/>
+              <w:ind w:left="320" w:hanging="320"/>
+            </w:pPr>
+            <w:r>
+              <w:rPr>
+                <w:rFonts w:ascii="Arial" w:hAnsi="Arial"/>
+                <w:color w:val="2E75B6"/>
+                <w:sz w:val="22"/>
+              </w:rPr>
+              <w:t>●</w:t>
+              <w:tab/>
+            </w:r>
+            <w:r>
+              <w:rPr>
+                <w:rFonts w:ascii="Arial" w:hAnsi="Arial"/>
+                <w:sz w:val="22"/>
+              </w:rPr>
+              <w:t>[ ] Peti pertolongan cemas dan nombor kecemasan disediakan.</w:t>
+            </w:r>
+          </w:p>
+          <w:p>
+            <w:pPr>
+              <w:spacing w:after="40"/>
+              <w:ind w:left="320" w:hanging="320"/>
+            </w:pPr>
+            <w:r>
+              <w:rPr>
+                <w:rFonts w:ascii="Arial" w:hAnsi="Arial"/>
+                <w:color w:val="2E75B6"/>
+                <w:sz w:val="22"/>
+              </w:rPr>
+              <w:t>●</w:t>
+              <w:tab/>
+            </w:r>
+            <w:r>
+              <w:rPr>
+                <w:rFonts w:ascii="Arial" w:hAnsi="Arial"/>
+                <w:sz w:val="22"/>
+              </w:rPr>
+              <w:t>[ ] Taklimat keselamatan diberikan kepada semua guru sebelum program.</w:t>
             </w:r>
           </w:p>
         </w:tc>
@@ -5670,36 +7248,65 @@
         <w:tc>
           <w:tcPr>
             <w:tcW w:type="dxa" w:w="9313"/>
-            <w:shd w:val="clear" w:color="auto" w:fill="F2F2F2"/>
-          </w:tcPr>
-          <w:p>
+            <w:shd w:val="clear" w:color="auto" w:fill="F2F7FC"/>
+            <w:tcBorders>
+              <w:left w:val="single" w:sz="24" w:space="0" w:color="1F4E79"/>
+            </w:tcBorders>
+          </w:tcPr>
+          <w:p>
+            <w:pPr>
+              <w:spacing w:after="80"/>
+            </w:pPr>
             <w:r>
               <w:rPr>
                 <w:rFonts w:ascii="Arial" w:hAnsi="Arial"/>
                 <w:b/>
+                <w:color w:val="1F4E79"/>
                 <w:sz w:val="24"/>
               </w:rPr>
-              <w:t>10. Aktiviti Pengukuhan</w:t>
-            </w:r>
-          </w:p>
-          <w:p/>
-          <w:p>
+              <w:t>✏  10. Aktiviti Pengukuhan</w:t>
+            </w:r>
+          </w:p>
+          <w:p>
+            <w:pPr>
+              <w:spacing w:after="40"/>
+              <w:ind w:left="320" w:hanging="320"/>
+            </w:pPr>
             <w:r>
               <w:rPr>
                 <w:rFonts w:ascii="Arial" w:hAnsi="Arial"/>
                 <w:sz w:val="22"/>
               </w:rPr>
-              <w:t>• Sediakan risk assessment matrix lengkap (guna templat di atas) bagi program "Hari Terbuka Prasekolah" merangkumi sekurang-kurangnya empat bahaya berbeza.</w:t>
-            </w:r>
-          </w:p>
-          <w:p/>
-          <w:p>
+              <w:t>1.</w:t>
+              <w:tab/>
+            </w:r>
             <w:r>
               <w:rPr>
                 <w:rFonts w:ascii="Arial" w:hAnsi="Arial"/>
                 <w:sz w:val="22"/>
               </w:rPr>
-              <w:t>• Bincangkan dalam kumpulan bagaimana rekod alahan makanan murid patut disemak sebelum sebarang aktiviti melibatkan jamuan.</w:t>
+              <w:t>Sediakan risk assessment matrix lengkap (guna templat di atas) bagi program "Hari Terbuka Prasekolah" merangkumi sekurang-kurangnya empat bahaya berbeza.</w:t>
+            </w:r>
+          </w:p>
+          <w:p>
+            <w:pPr>
+              <w:spacing w:after="40"/>
+              <w:ind w:left="320" w:hanging="320"/>
+            </w:pPr>
+            <w:r>
+              <w:rPr>
+                <w:rFonts w:ascii="Arial" w:hAnsi="Arial"/>
+                <w:sz w:val="22"/>
+              </w:rPr>
+              <w:t>2.</w:t>
+              <w:tab/>
+            </w:r>
+            <w:r>
+              <w:rPr>
+                <w:rFonts w:ascii="Arial" w:hAnsi="Arial"/>
+                <w:sz w:val="22"/>
+              </w:rPr>
+              <w:t>Bincangkan dalam kumpulan bagaimana rekod alahan makanan murid patut disemak sebelum sebarang aktiviti melibatkan jamuan.</w:t>
             </w:r>
           </w:p>
         </w:tc>
@@ -5708,10 +7315,13 @@
     <w:p>
       <w:pPr>
         <w:keepNext/>
+        <w:spacing w:before="160" w:after="60"/>
       </w:pPr>
       <w:r>
         <w:rPr>
+          <w:rFonts w:ascii="Arial" w:hAnsi="Arial"/>
           <w:b/>
+          <w:color w:val="1F4E79"/>
           <w:sz w:val="24"/>
         </w:rPr>
         <w:t>11. Semakan Risiko Susulan (Dynamic Risk Assessment)</w:t>
@@ -5725,10 +7335,13 @@
     <w:p>
       <w:pPr>
         <w:keepNext/>
+        <w:spacing w:before="160" w:after="60"/>
       </w:pPr>
       <w:r>
         <w:rPr>
+          <w:rFonts w:ascii="Arial" w:hAnsi="Arial"/>
           <w:b/>
+          <w:color w:val="1F4E79"/>
           <w:sz w:val="24"/>
         </w:rPr>
         <w:t>12. Tanggungjawab Perundangan dan Etika dalam Pengurusan Risiko</w:t>
@@ -5742,10 +7355,13 @@
     <w:p>
       <w:pPr>
         <w:keepNext/>
+        <w:spacing w:before="160" w:after="60"/>
       </w:pPr>
       <w:r>
         <w:rPr>
+          <w:rFonts w:ascii="Arial" w:hAnsi="Arial"/>
           <w:b/>
+          <w:color w:val="1F4E79"/>
           <w:sz w:val="24"/>
         </w:rPr>
         <w:t>14. Melibatkan Ibu Bapa dalam Kesedaran Risiko</w:t>
@@ -5759,10 +7375,13 @@
     <w:p>
       <w:pPr>
         <w:keepNext/>
+        <w:spacing w:before="160" w:after="60"/>
       </w:pPr>
       <w:r>
         <w:rPr>
+          <w:rFonts w:ascii="Arial" w:hAnsi="Arial"/>
           <w:b/>
+          <w:color w:val="1F4E79"/>
           <w:sz w:val="24"/>
         </w:rPr>
         <w:t>16. Latihan Ringkas Kesedaran Keselamatan untuk Guru Baharu</w:t>
@@ -5776,10 +7395,13 @@
     <w:p>
       <w:pPr>
         <w:keepNext/>
+        <w:spacing w:before="160" w:after="60"/>
       </w:pPr>
       <w:r>
         <w:rPr>
+          <w:rFonts w:ascii="Arial" w:hAnsi="Arial"/>
           <w:b/>
+          <w:color w:val="1F4E79"/>
           <w:sz w:val="24"/>
         </w:rPr>
         <w:t>18. Dokumentasi Risiko sebagai Sebahagian Rekod Program</w:t>
@@ -5793,10 +7415,13 @@
     <w:p>
       <w:pPr>
         <w:keepNext/>
+        <w:spacing w:before="160" w:after="60"/>
       </w:pPr>
       <w:r>
         <w:rPr>
+          <w:rFonts w:ascii="Arial" w:hAnsi="Arial"/>
           <w:b/>
+          <w:color w:val="1F4E79"/>
           <w:sz w:val="24"/>
         </w:rPr>
         <w:t>20. Hubungan Risk Assessment dengan Insurans Tadika</w:t>
@@ -5810,10 +7435,13 @@
     <w:p>
       <w:pPr>
         <w:keepNext/>
+        <w:spacing w:before="160" w:after="60"/>
       </w:pPr>
       <w:r>
         <w:rPr>
+          <w:rFonts w:ascii="Arial" w:hAnsi="Arial"/>
           <w:b/>
+          <w:color w:val="1F4E79"/>
           <w:sz w:val="24"/>
         </w:rPr>
         <w:t>22. Latihan Kebakaran dan Evakuasi Semasa Program Besar</w:t>
@@ -5827,10 +7455,13 @@
     <w:p>
       <w:pPr>
         <w:keepNext/>
+        <w:spacing w:before="160" w:after="60"/>
       </w:pPr>
       <w:r>
         <w:rPr>
+          <w:rFonts w:ascii="Arial" w:hAnsi="Arial"/>
           <w:b/>
+          <w:color w:val="1F4E79"/>
           <w:sz w:val="24"/>
         </w:rPr>
         <w:t>24. Peranan Guru Kanan/Penyelaras dalam Menyemak Risk Assessment</w:t>
@@ -5854,19 +7485,29 @@
         <w:tc>
           <w:tcPr>
             <w:tcW w:type="dxa" w:w="9313"/>
-            <w:shd w:val="clear" w:color="auto" w:fill="F2F2F2"/>
-          </w:tcPr>
-          <w:p>
+            <w:shd w:val="clear" w:color="auto" w:fill="F2F7FC"/>
+            <w:tcBorders>
+              <w:left w:val="single" w:sz="24" w:space="0" w:color="1F4E79"/>
+            </w:tcBorders>
+          </w:tcPr>
+          <w:p>
+            <w:pPr>
+              <w:spacing w:after="80"/>
+            </w:pPr>
             <w:r>
               <w:rPr>
                 <w:rFonts w:ascii="Arial" w:hAnsi="Arial"/>
                 <w:b/>
+                <w:color w:val="1F4E79"/>
                 <w:sz w:val="24"/>
               </w:rPr>
-              <w:t>25. Rumusan</w:t>
-            </w:r>
-          </w:p>
-          <w:p>
+              <w:t>📌  25. Rumusan</w:t>
+            </w:r>
+          </w:p>
+          <w:p>
+            <w:pPr>
+              <w:spacing w:after="40"/>
+            </w:pPr>
             <w:r>
               <w:rPr>
                 <w:rFonts w:ascii="Arial" w:hAnsi="Arial"/>
@@ -5881,15 +7522,21 @@
     <w:p>
       <w:pPr>
         <w:pageBreakBefore/>
-        <w:shd w:val="clear" w:color="auto" w:fill="D9D9D9"/>
+        <w:shd w:val="clear" w:color="auto" w:fill="DCE6F1"/>
+        <w:pBdr>
+          <w:left w:val="single" w:sz="24" w:space="4" w:color="1F4E79"/>
+        </w:pBdr>
+        <w:spacing w:before="80" w:after="200"/>
+        <w:ind w:left="120"/>
       </w:pPr>
       <w:r>
         <w:rPr>
           <w:rFonts w:ascii="Arial" w:hAnsi="Arial"/>
           <w:b/>
+          <w:color w:val="1F4E79"/>
           <w:sz w:val="28"/>
         </w:rPr>
-        <w:t>Bab 5: Programme management</w:t>
+        <w:t xml:space="preserve">  Bab 5: Programme management</w:t>
       </w:r>
     </w:p>
     <w:tbl>
@@ -5905,19 +7552,29 @@
         <w:tc>
           <w:tcPr>
             <w:tcW w:type="dxa" w:w="9313"/>
-            <w:shd w:val="clear" w:color="auto" w:fill="F2F2F2"/>
-          </w:tcPr>
-          <w:p>
+            <w:shd w:val="clear" w:color="auto" w:fill="F2F7FC"/>
+            <w:tcBorders>
+              <w:left w:val="single" w:sz="24" w:space="0" w:color="1F4E79"/>
+            </w:tcBorders>
+          </w:tcPr>
+          <w:p>
+            <w:pPr>
+              <w:spacing w:after="80"/>
+            </w:pPr>
             <w:r>
               <w:rPr>
                 <w:rFonts w:ascii="Arial" w:hAnsi="Arial"/>
                 <w:b/>
+                <w:color w:val="1F4E79"/>
                 <w:sz w:val="24"/>
               </w:rPr>
-              <w:t>Objektif Pembelajaran</w:t>
-            </w:r>
-          </w:p>
-          <w:p>
+              <w:t>🎯  Objektif Pembelajaran</w:t>
+            </w:r>
+          </w:p>
+          <w:p>
+            <w:pPr>
+              <w:spacing w:after="40"/>
+            </w:pPr>
             <w:r>
               <w:rPr>
                 <w:rFonts w:ascii="Arial" w:hAnsi="Arial"/>
@@ -5926,34 +7583,70 @@
               <w:t>Selepas mempelajari topik ini, pelatih dapat:</w:t>
             </w:r>
           </w:p>
-          <w:p/>
-          <w:p>
-            <w:r>
-              <w:rPr>
-                <w:rFonts w:ascii="Arial" w:hAnsi="Arial"/>
+          <w:p>
+            <w:pPr>
+              <w:spacing w:after="40"/>
+              <w:ind w:left="320" w:hanging="320"/>
+            </w:pPr>
+            <w:r>
+              <w:rPr>
+                <w:rFonts w:ascii="Arial" w:hAnsi="Arial"/>
+                <w:color w:val="2E75B6"/>
                 <w:sz w:val="22"/>
               </w:rPr>
-              <w:t>• Menjelaskan elemen pengurusan program ibu bapa-komuniti.</w:t>
-            </w:r>
-          </w:p>
-          <w:p/>
-          <w:p>
+              <w:t>●</w:t>
+              <w:tab/>
+            </w:r>
             <w:r>
               <w:rPr>
                 <w:rFonts w:ascii="Arial" w:hAnsi="Arial"/>
                 <w:sz w:val="22"/>
               </w:rPr>
-              <w:t>• Mengaplikasikan komunikasi berkesan semasa mengurus program.</w:t>
-            </w:r>
-          </w:p>
-          <w:p/>
-          <w:p>
-            <w:r>
-              <w:rPr>
-                <w:rFonts w:ascii="Arial" w:hAnsi="Arial"/>
+              <w:t>Menjelaskan elemen pengurusan program ibu bapa-komuniti.</w:t>
+            </w:r>
+          </w:p>
+          <w:p>
+            <w:pPr>
+              <w:spacing w:after="40"/>
+              <w:ind w:left="320" w:hanging="320"/>
+            </w:pPr>
+            <w:r>
+              <w:rPr>
+                <w:rFonts w:ascii="Arial" w:hAnsi="Arial"/>
+                <w:color w:val="2E75B6"/>
                 <w:sz w:val="22"/>
               </w:rPr>
-              <w:t>• Menyediakan senarai semak program bagi memastikan kelancaran pelaksanaan.</w:t>
+              <w:t>●</w:t>
+              <w:tab/>
+            </w:r>
+            <w:r>
+              <w:rPr>
+                <w:rFonts w:ascii="Arial" w:hAnsi="Arial"/>
+                <w:sz w:val="22"/>
+              </w:rPr>
+              <w:t>Mengaplikasikan komunikasi berkesan semasa mengurus program.</w:t>
+            </w:r>
+          </w:p>
+          <w:p>
+            <w:pPr>
+              <w:spacing w:after="40"/>
+              <w:ind w:left="320" w:hanging="320"/>
+            </w:pPr>
+            <w:r>
+              <w:rPr>
+                <w:rFonts w:ascii="Arial" w:hAnsi="Arial"/>
+                <w:color w:val="2E75B6"/>
+                <w:sz w:val="22"/>
+              </w:rPr>
+              <w:t>●</w:t>
+              <w:tab/>
+            </w:r>
+            <w:r>
+              <w:rPr>
+                <w:rFonts w:ascii="Arial" w:hAnsi="Arial"/>
+                <w:sz w:val="22"/>
+              </w:rPr>
+              <w:t>Menyediakan senarai semak program bagi memastikan kelancaran pelaksanaan.</w:t>
             </w:r>
           </w:p>
         </w:tc>
@@ -5962,10 +7655,13 @@
     <w:p>
       <w:pPr>
         <w:keepNext/>
+        <w:spacing w:before="160" w:after="60"/>
       </w:pPr>
       <w:r>
         <w:rPr>
+          <w:rFonts w:ascii="Arial" w:hAnsi="Arial"/>
           <w:b/>
+          <w:color w:val="1F4E79"/>
           <w:sz w:val="24"/>
         </w:rPr>
         <w:t>1. Effective Communication (Komunikasi Berkesan)</w:t>
@@ -5979,10 +7675,13 @@
     <w:p>
       <w:pPr>
         <w:keepNext/>
+        <w:spacing w:before="160" w:after="60"/>
       </w:pPr>
       <w:r>
         <w:rPr>
+          <w:rFonts w:ascii="Arial" w:hAnsi="Arial"/>
           <w:b/>
+          <w:color w:val="1F4E79"/>
           <w:sz w:val="24"/>
         </w:rPr>
         <w:t>2. Safety Protocols (Protokol Keselamatan)</w:t>
@@ -6006,19 +7705,29 @@
         <w:tc>
           <w:tcPr>
             <w:tcW w:type="dxa" w:w="9313"/>
-            <w:shd w:val="clear" w:color="auto" w:fill="F2F2F2"/>
-          </w:tcPr>
-          <w:p>
+            <w:shd w:val="clear" w:color="auto" w:fill="F2F7FC"/>
+            <w:tcBorders>
+              <w:left w:val="single" w:sz="24" w:space="0" w:color="1F4E79"/>
+            </w:tcBorders>
+          </w:tcPr>
+          <w:p>
+            <w:pPr>
+              <w:spacing w:after="80"/>
+            </w:pPr>
             <w:r>
               <w:rPr>
                 <w:rFonts w:ascii="Arial" w:hAnsi="Arial"/>
                 <w:b/>
+                <w:color w:val="1F4E79"/>
                 <w:sz w:val="24"/>
               </w:rPr>
-              <w:t>3. Checklist Programme (Senarai Semak Program)</w:t>
-            </w:r>
-          </w:p>
-          <w:p>
+              <w:t>☑  3. Checklist Programme (Senarai Semak Program)</w:t>
+            </w:r>
+          </w:p>
+          <w:p>
+            <w:pPr>
+              <w:spacing w:after="40"/>
+            </w:pPr>
             <w:r>
               <w:rPr>
                 <w:rFonts w:ascii="Arial" w:hAnsi="Arial"/>
@@ -6034,6 +7743,7 @@
       <w:tblPr>
         <w:tblStyle w:val="TableGrid"/>
         <w:tblW w:type="auto" w:w="0"/>
+        <w:tblLayout w:type="autofit"/>
         <w:tblLook w:firstColumn="1" w:firstRow="1" w:lastColumn="0" w:lastRow="0" w:noHBand="0" w:noVBand="1" w:val="04A0"/>
       </w:tblPr>
       <w:tblGrid>
@@ -6047,13 +7757,20 @@
         <w:tc>
           <w:tcPr>
             <w:tcW w:type="dxa" w:w="4656"/>
-            <w:shd w:val="clear" w:color="auto" w:fill="D9D9D9"/>
-          </w:tcPr>
-          <w:p>
+            <w:shd w:val="clear" w:color="auto" w:fill="DCE6F1"/>
+            <w:tcBorders>
+              <w:top w:val="single" w:sz="12" w:space="0" w:color="1F4E79"/>
+            </w:tcBorders>
+          </w:tcPr>
+          <w:p>
+            <w:pPr>
+              <w:spacing w:after="40"/>
+            </w:pPr>
             <w:r>
               <w:rPr>
                 <w:rFonts w:ascii="Arial" w:hAnsi="Arial"/>
                 <w:b/>
+                <w:color w:val="1F4E79"/>
                 <w:sz w:val="20"/>
               </w:rPr>
               <w:t>Fasa</w:t>
@@ -6063,13 +7780,17 @@
         <w:tc>
           <w:tcPr>
             <w:tcW w:type="dxa" w:w="4656"/>
-            <w:shd w:val="clear" w:color="auto" w:fill="D9D9D9"/>
-          </w:tcPr>
-          <w:p>
+            <w:shd w:val="clear" w:color="auto" w:fill="DCE6F1"/>
+          </w:tcPr>
+          <w:p>
+            <w:pPr>
+              <w:spacing w:after="40"/>
+            </w:pPr>
             <w:r>
               <w:rPr>
                 <w:rFonts w:ascii="Arial" w:hAnsi="Arial"/>
                 <w:b/>
+                <w:color w:val="1F4E79"/>
                 <w:sz w:val="20"/>
               </w:rPr>
               <w:t>Contoh Item Senarai Semak</w:t>
@@ -6083,6 +7804,9 @@
             <w:tcW w:type="dxa" w:w="4656"/>
           </w:tcPr>
           <w:p>
+            <w:pPr>
+              <w:spacing w:after="40"/>
+            </w:pPr>
             <w:r>
               <w:rPr>
                 <w:rFonts w:ascii="Arial" w:hAnsi="Arial"/>
@@ -6097,6 +7821,9 @@
             <w:tcW w:type="dxa" w:w="4656"/>
           </w:tcPr>
           <w:p>
+            <w:pPr>
+              <w:spacing w:after="40"/>
+            </w:pPr>
             <w:r>
               <w:rPr>
                 <w:rFonts w:ascii="Arial" w:hAnsi="Arial"/>
@@ -6113,6 +7840,9 @@
             <w:tcW w:type="dxa" w:w="4656"/>
           </w:tcPr>
           <w:p>
+            <w:pPr>
+              <w:spacing w:after="40"/>
+            </w:pPr>
             <w:r>
               <w:rPr>
                 <w:rFonts w:ascii="Arial" w:hAnsi="Arial"/>
@@ -6127,6 +7857,9 @@
             <w:tcW w:type="dxa" w:w="4656"/>
           </w:tcPr>
           <w:p>
+            <w:pPr>
+              <w:spacing w:after="40"/>
+            </w:pPr>
             <w:r>
               <w:rPr>
                 <w:rFonts w:ascii="Arial" w:hAnsi="Arial"/>
@@ -6143,6 +7876,9 @@
             <w:tcW w:type="dxa" w:w="4656"/>
           </w:tcPr>
           <w:p>
+            <w:pPr>
+              <w:spacing w:after="40"/>
+            </w:pPr>
             <w:r>
               <w:rPr>
                 <w:rFonts w:ascii="Arial" w:hAnsi="Arial"/>
@@ -6157,6 +7893,9 @@
             <w:tcW w:type="dxa" w:w="4656"/>
           </w:tcPr>
           <w:p>
+            <w:pPr>
+              <w:spacing w:after="40"/>
+            </w:pPr>
             <w:r>
               <w:rPr>
                 <w:rFonts w:ascii="Arial" w:hAnsi="Arial"/>
@@ -6171,10 +7910,13 @@
     <w:p>
       <w:pPr>
         <w:keepNext/>
+        <w:spacing w:before="160" w:after="60"/>
       </w:pPr>
       <w:r>
         <w:rPr>
+          <w:rFonts w:ascii="Arial" w:hAnsi="Arial"/>
           <w:b/>
+          <w:color w:val="1F4E79"/>
           <w:sz w:val="24"/>
         </w:rPr>
         <w:t>4. Prosedur Pengurusan Program Secara Menyeluruh</w:t>
@@ -6188,10 +7930,13 @@
     <w:p>
       <w:pPr>
         <w:keepNext/>
+        <w:spacing w:before="160" w:after="60"/>
       </w:pPr>
       <w:r>
         <w:rPr>
+          <w:rFonts w:ascii="Arial" w:hAnsi="Arial"/>
           <w:b/>
+          <w:color w:val="1F4E79"/>
           <w:sz w:val="24"/>
         </w:rPr>
         <w:t>5. Matriks Komunikasi Mengikut Pihak Berkepentingan</w:t>
@@ -6201,6 +7946,7 @@
       <w:tblPr>
         <w:tblStyle w:val="TableGrid"/>
         <w:tblW w:type="auto" w:w="0"/>
+        <w:tblLayout w:type="autofit"/>
         <w:tblLook w:firstColumn="1" w:firstRow="1" w:lastColumn="0" w:lastRow="0" w:noHBand="0" w:noVBand="1" w:val="04A0"/>
       </w:tblPr>
       <w:tblGrid>
@@ -6216,13 +7962,20 @@
         <w:tc>
           <w:tcPr>
             <w:tcW w:type="dxa" w:w="2328"/>
-            <w:shd w:val="clear" w:color="auto" w:fill="D9D9D9"/>
-          </w:tcPr>
-          <w:p>
+            <w:shd w:val="clear" w:color="auto" w:fill="DCE6F1"/>
+            <w:tcBorders>
+              <w:top w:val="single" w:sz="12" w:space="0" w:color="1F4E79"/>
+            </w:tcBorders>
+          </w:tcPr>
+          <w:p>
+            <w:pPr>
+              <w:spacing w:after="40"/>
+            </w:pPr>
             <w:r>
               <w:rPr>
                 <w:rFonts w:ascii="Arial" w:hAnsi="Arial"/>
                 <w:b/>
+                <w:color w:val="1F4E79"/>
                 <w:sz w:val="20"/>
               </w:rPr>
               <w:t>Pihak Berkepentingan</w:t>
@@ -6232,13 +7985,17 @@
         <w:tc>
           <w:tcPr>
             <w:tcW w:type="dxa" w:w="2328"/>
-            <w:shd w:val="clear" w:color="auto" w:fill="D9D9D9"/>
-          </w:tcPr>
-          <w:p>
+            <w:shd w:val="clear" w:color="auto" w:fill="DCE6F1"/>
+          </w:tcPr>
+          <w:p>
+            <w:pPr>
+              <w:spacing w:after="40"/>
+            </w:pPr>
             <w:r>
               <w:rPr>
                 <w:rFonts w:ascii="Arial" w:hAnsi="Arial"/>
                 <w:b/>
+                <w:color w:val="1F4E79"/>
                 <w:sz w:val="20"/>
               </w:rPr>
               <w:t>Saluran</w:t>
@@ -6248,13 +8005,17 @@
         <w:tc>
           <w:tcPr>
             <w:tcW w:type="dxa" w:w="2328"/>
-            <w:shd w:val="clear" w:color="auto" w:fill="D9D9D9"/>
-          </w:tcPr>
-          <w:p>
+            <w:shd w:val="clear" w:color="auto" w:fill="DCE6F1"/>
+          </w:tcPr>
+          <w:p>
+            <w:pPr>
+              <w:spacing w:after="40"/>
+            </w:pPr>
             <w:r>
               <w:rPr>
                 <w:rFonts w:ascii="Arial" w:hAnsi="Arial"/>
                 <w:b/>
+                <w:color w:val="1F4E79"/>
                 <w:sz w:val="20"/>
               </w:rPr>
               <w:t>Masa Hantar</w:t>
@@ -6264,13 +8025,17 @@
         <w:tc>
           <w:tcPr>
             <w:tcW w:type="dxa" w:w="2328"/>
-            <w:shd w:val="clear" w:color="auto" w:fill="D9D9D9"/>
-          </w:tcPr>
-          <w:p>
+            <w:shd w:val="clear" w:color="auto" w:fill="DCE6F1"/>
+          </w:tcPr>
+          <w:p>
+            <w:pPr>
+              <w:spacing w:after="40"/>
+            </w:pPr>
             <w:r>
               <w:rPr>
                 <w:rFonts w:ascii="Arial" w:hAnsi="Arial"/>
                 <w:b/>
+                <w:color w:val="1F4E79"/>
                 <w:sz w:val="20"/>
               </w:rPr>
               <w:t>Kandungan Utama</w:t>
@@ -6284,6 +8049,9 @@
             <w:tcW w:type="dxa" w:w="2328"/>
           </w:tcPr>
           <w:p>
+            <w:pPr>
+              <w:spacing w:after="40"/>
+            </w:pPr>
             <w:r>
               <w:rPr>
                 <w:rFonts w:ascii="Arial" w:hAnsi="Arial"/>
@@ -6298,6 +8066,9 @@
             <w:tcW w:type="dxa" w:w="2328"/>
           </w:tcPr>
           <w:p>
+            <w:pPr>
+              <w:spacing w:after="40"/>
+            </w:pPr>
             <w:r>
               <w:rPr>
                 <w:rFonts w:ascii="Arial" w:hAnsi="Arial"/>
@@ -6312,6 +8083,9 @@
             <w:tcW w:type="dxa" w:w="2328"/>
           </w:tcPr>
           <w:p>
+            <w:pPr>
+              <w:spacing w:after="40"/>
+            </w:pPr>
             <w:r>
               <w:rPr>
                 <w:rFonts w:ascii="Arial" w:hAnsi="Arial"/>
@@ -6326,6 +8100,9 @@
             <w:tcW w:type="dxa" w:w="2328"/>
           </w:tcPr>
           <w:p>
+            <w:pPr>
+              <w:spacing w:after="40"/>
+            </w:pPr>
             <w:r>
               <w:rPr>
                 <w:rFonts w:ascii="Arial" w:hAnsi="Arial"/>
@@ -6342,6 +8119,9 @@
             <w:tcW w:type="dxa" w:w="2328"/>
           </w:tcPr>
           <w:p>
+            <w:pPr>
+              <w:spacing w:after="40"/>
+            </w:pPr>
             <w:r>
               <w:rPr>
                 <w:rFonts w:ascii="Arial" w:hAnsi="Arial"/>
@@ -6356,6 +8136,9 @@
             <w:tcW w:type="dxa" w:w="2328"/>
           </w:tcPr>
           <w:p>
+            <w:pPr>
+              <w:spacing w:after="40"/>
+            </w:pPr>
             <w:r>
               <w:rPr>
                 <w:rFonts w:ascii="Arial" w:hAnsi="Arial"/>
@@ -6370,6 +8153,9 @@
             <w:tcW w:type="dxa" w:w="2328"/>
           </w:tcPr>
           <w:p>
+            <w:pPr>
+              <w:spacing w:after="40"/>
+            </w:pPr>
             <w:r>
               <w:rPr>
                 <w:rFonts w:ascii="Arial" w:hAnsi="Arial"/>
@@ -6384,6 +8170,9 @@
             <w:tcW w:type="dxa" w:w="2328"/>
           </w:tcPr>
           <w:p>
+            <w:pPr>
+              <w:spacing w:after="40"/>
+            </w:pPr>
             <w:r>
               <w:rPr>
                 <w:rFonts w:ascii="Arial" w:hAnsi="Arial"/>
@@ -6400,6 +8189,9 @@
             <w:tcW w:type="dxa" w:w="2328"/>
           </w:tcPr>
           <w:p>
+            <w:pPr>
+              <w:spacing w:after="40"/>
+            </w:pPr>
             <w:r>
               <w:rPr>
                 <w:rFonts w:ascii="Arial" w:hAnsi="Arial"/>
@@ -6414,6 +8206,9 @@
             <w:tcW w:type="dxa" w:w="2328"/>
           </w:tcPr>
           <w:p>
+            <w:pPr>
+              <w:spacing w:after="40"/>
+            </w:pPr>
             <w:r>
               <w:rPr>
                 <w:rFonts w:ascii="Arial" w:hAnsi="Arial"/>
@@ -6428,6 +8223,9 @@
             <w:tcW w:type="dxa" w:w="2328"/>
           </w:tcPr>
           <w:p>
+            <w:pPr>
+              <w:spacing w:after="40"/>
+            </w:pPr>
             <w:r>
               <w:rPr>
                 <w:rFonts w:ascii="Arial" w:hAnsi="Arial"/>
@@ -6442,6 +8240,9 @@
             <w:tcW w:type="dxa" w:w="2328"/>
           </w:tcPr>
           <w:p>
+            <w:pPr>
+              <w:spacing w:after="40"/>
+            </w:pPr>
             <w:r>
               <w:rPr>
                 <w:rFonts w:ascii="Arial" w:hAnsi="Arial"/>
@@ -6458,6 +8259,9 @@
             <w:tcW w:type="dxa" w:w="2328"/>
           </w:tcPr>
           <w:p>
+            <w:pPr>
+              <w:spacing w:after="40"/>
+            </w:pPr>
             <w:r>
               <w:rPr>
                 <w:rFonts w:ascii="Arial" w:hAnsi="Arial"/>
@@ -6472,6 +8276,9 @@
             <w:tcW w:type="dxa" w:w="2328"/>
           </w:tcPr>
           <w:p>
+            <w:pPr>
+              <w:spacing w:after="40"/>
+            </w:pPr>
             <w:r>
               <w:rPr>
                 <w:rFonts w:ascii="Arial" w:hAnsi="Arial"/>
@@ -6486,6 +8293,9 @@
             <w:tcW w:type="dxa" w:w="2328"/>
           </w:tcPr>
           <w:p>
+            <w:pPr>
+              <w:spacing w:after="40"/>
+            </w:pPr>
             <w:r>
               <w:rPr>
                 <w:rFonts w:ascii="Arial" w:hAnsi="Arial"/>
@@ -6500,6 +8310,9 @@
             <w:tcW w:type="dxa" w:w="2328"/>
           </w:tcPr>
           <w:p>
+            <w:pPr>
+              <w:spacing w:after="40"/>
+            </w:pPr>
             <w:r>
               <w:rPr>
                 <w:rFonts w:ascii="Arial" w:hAnsi="Arial"/>
@@ -6514,10 +8327,13 @@
     <w:p>
       <w:pPr>
         <w:keepNext/>
+        <w:spacing w:before="160" w:after="60"/>
       </w:pPr>
       <w:r>
         <w:rPr>
+          <w:rFonts w:ascii="Arial" w:hAnsi="Arial"/>
           <w:b/>
+          <w:color w:val="1F4E79"/>
           <w:sz w:val="24"/>
         </w:rPr>
         <w:t>6. Contoh Protokol Keselamatan Semasa Program</w:t>
@@ -6541,19 +8357,29 @@
         <w:tc>
           <w:tcPr>
             <w:tcW w:type="dxa" w:w="9313"/>
-            <w:shd w:val="clear" w:color="auto" w:fill="F2F2F2"/>
-          </w:tcPr>
-          <w:p>
+            <w:shd w:val="clear" w:color="auto" w:fill="F2F7FC"/>
+            <w:tcBorders>
+              <w:left w:val="single" w:sz="24" w:space="0" w:color="1F4E79"/>
+            </w:tcBorders>
+          </w:tcPr>
+          <w:p>
+            <w:pPr>
+              <w:spacing w:after="80"/>
+            </w:pPr>
             <w:r>
               <w:rPr>
                 <w:rFonts w:ascii="Arial" w:hAnsi="Arial"/>
                 <w:b/>
+                <w:color w:val="1F4E79"/>
                 <w:sz w:val="24"/>
               </w:rPr>
-              <w:t>7. Kajian Kes Tadika: Kekeliruan Pengurusan Program</w:t>
-            </w:r>
-          </w:p>
-          <w:p>
+              <w:t>📋  7. Kajian Kes Tadika: Kekeliruan Pengurusan Program</w:t>
+            </w:r>
+          </w:p>
+          <w:p>
+            <w:pPr>
+              <w:spacing w:after="40"/>
+            </w:pPr>
             <w:r>
               <w:rPr>
                 <w:rFonts w:ascii="Arial" w:hAnsi="Arial"/>
@@ -6568,10 +8394,13 @@
     <w:p>
       <w:pPr>
         <w:keepNext/>
+        <w:spacing w:before="160" w:after="60"/>
       </w:pPr>
       <w:r>
         <w:rPr>
+          <w:rFonts w:ascii="Arial" w:hAnsi="Arial"/>
           <w:b/>
+          <w:color w:val="1F4E79"/>
           <w:sz w:val="24"/>
         </w:rPr>
         <w:t>8. Kesilapan Lazim dan Cara Mengelak</w:t>
@@ -6595,16 +8424,23 @@
         <w:tc>
           <w:tcPr>
             <w:tcW w:type="dxa" w:w="9313"/>
-            <w:shd w:val="clear" w:color="auto" w:fill="F2F2F2"/>
-          </w:tcPr>
-          <w:p>
+            <w:shd w:val="clear" w:color="auto" w:fill="F2F7FC"/>
+            <w:tcBorders>
+              <w:left w:val="single" w:sz="24" w:space="0" w:color="1F4E79"/>
+            </w:tcBorders>
+          </w:tcPr>
+          <w:p>
+            <w:pPr>
+              <w:spacing w:after="80"/>
+            </w:pPr>
             <w:r>
               <w:rPr>
                 <w:rFonts w:ascii="Arial" w:hAnsi="Arial"/>
                 <w:b/>
+                <w:color w:val="1F4E79"/>
                 <w:sz w:val="24"/>
               </w:rPr>
-              <w:t>9. Senarai Semak Tiga Fasa (Ringkas untuk Fotokopi)</w:t>
+              <w:t>☑  9. Senarai Semak Tiga Fasa (Ringkas untuk Fotokopi)</w:t>
             </w:r>
           </w:p>
         </w:tc>
@@ -6614,6 +8450,7 @@
       <w:tblPr>
         <w:tblStyle w:val="TableGrid"/>
         <w:tblW w:type="auto" w:w="0"/>
+        <w:tblLayout w:type="autofit"/>
         <w:tblLook w:firstColumn="1" w:firstRow="1" w:lastColumn="0" w:lastRow="0" w:noHBand="0" w:noVBand="1" w:val="04A0"/>
       </w:tblPr>
       <w:tblGrid>
@@ -6627,13 +8464,20 @@
         <w:tc>
           <w:tcPr>
             <w:tcW w:type="dxa" w:w="4656"/>
-            <w:shd w:val="clear" w:color="auto" w:fill="D9D9D9"/>
-          </w:tcPr>
-          <w:p>
+            <w:shd w:val="clear" w:color="auto" w:fill="DCE6F1"/>
+            <w:tcBorders>
+              <w:top w:val="single" w:sz="12" w:space="0" w:color="1F4E79"/>
+            </w:tcBorders>
+          </w:tcPr>
+          <w:p>
+            <w:pPr>
+              <w:spacing w:after="40"/>
+            </w:pPr>
             <w:r>
               <w:rPr>
                 <w:rFonts w:ascii="Arial" w:hAnsi="Arial"/>
                 <w:b/>
+                <w:color w:val="1F4E79"/>
                 <w:sz w:val="20"/>
               </w:rPr>
               <w:t>Fasa</w:t>
@@ -6643,13 +8487,17 @@
         <w:tc>
           <w:tcPr>
             <w:tcW w:type="dxa" w:w="4656"/>
-            <w:shd w:val="clear" w:color="auto" w:fill="D9D9D9"/>
-          </w:tcPr>
-          <w:p>
+            <w:shd w:val="clear" w:color="auto" w:fill="DCE6F1"/>
+          </w:tcPr>
+          <w:p>
+            <w:pPr>
+              <w:spacing w:after="40"/>
+            </w:pPr>
             <w:r>
               <w:rPr>
                 <w:rFonts w:ascii="Arial" w:hAnsi="Arial"/>
                 <w:b/>
+                <w:color w:val="1F4E79"/>
                 <w:sz w:val="20"/>
               </w:rPr>
               <w:t>Item</w:t>
@@ -6663,6 +8511,9 @@
             <w:tcW w:type="dxa" w:w="4656"/>
           </w:tcPr>
           <w:p>
+            <w:pPr>
+              <w:spacing w:after="40"/>
+            </w:pPr>
             <w:r>
               <w:rPr>
                 <w:rFonts w:ascii="Arial" w:hAnsi="Arial"/>
@@ -6677,6 +8528,9 @@
             <w:tcW w:type="dxa" w:w="4656"/>
           </w:tcPr>
           <w:p>
+            <w:pPr>
+              <w:spacing w:after="40"/>
+            </w:pPr>
             <w:r>
               <w:rPr>
                 <w:rFonts w:ascii="Arial" w:hAnsi="Arial"/>
@@ -6693,6 +8547,9 @@
             <w:tcW w:type="dxa" w:w="4656"/>
           </w:tcPr>
           <w:p>
+            <w:pPr>
+              <w:spacing w:after="40"/>
+            </w:pPr>
             <w:r>
               <w:rPr>
                 <w:rFonts w:ascii="Arial" w:hAnsi="Arial"/>
@@ -6707,6 +8564,9 @@
             <w:tcW w:type="dxa" w:w="4656"/>
           </w:tcPr>
           <w:p>
+            <w:pPr>
+              <w:spacing w:after="40"/>
+            </w:pPr>
             <w:r>
               <w:rPr>
                 <w:rFonts w:ascii="Arial" w:hAnsi="Arial"/>
@@ -6723,6 +8583,9 @@
             <w:tcW w:type="dxa" w:w="4656"/>
           </w:tcPr>
           <w:p>
+            <w:pPr>
+              <w:spacing w:after="40"/>
+            </w:pPr>
             <w:r>
               <w:rPr>
                 <w:rFonts w:ascii="Arial" w:hAnsi="Arial"/>
@@ -6737,6 +8600,9 @@
             <w:tcW w:type="dxa" w:w="4656"/>
           </w:tcPr>
           <w:p>
+            <w:pPr>
+              <w:spacing w:after="40"/>
+            </w:pPr>
             <w:r>
               <w:rPr>
                 <w:rFonts w:ascii="Arial" w:hAnsi="Arial"/>
@@ -6761,36 +8627,65 @@
         <w:tc>
           <w:tcPr>
             <w:tcW w:type="dxa" w:w="9313"/>
-            <w:shd w:val="clear" w:color="auto" w:fill="F2F2F2"/>
-          </w:tcPr>
-          <w:p>
+            <w:shd w:val="clear" w:color="auto" w:fill="F2F7FC"/>
+            <w:tcBorders>
+              <w:left w:val="single" w:sz="24" w:space="0" w:color="1F4E79"/>
+            </w:tcBorders>
+          </w:tcPr>
+          <w:p>
+            <w:pPr>
+              <w:spacing w:after="80"/>
+            </w:pPr>
             <w:r>
               <w:rPr>
                 <w:rFonts w:ascii="Arial" w:hAnsi="Arial"/>
                 <w:b/>
+                <w:color w:val="1F4E79"/>
                 <w:sz w:val="24"/>
               </w:rPr>
-              <w:t>10. Aktiviti Pengukuhan</w:t>
-            </w:r>
-          </w:p>
-          <w:p/>
-          <w:p>
+              <w:t>✏  10. Aktiviti Pengukuhan</w:t>
+            </w:r>
+          </w:p>
+          <w:p>
+            <w:pPr>
+              <w:spacing w:after="40"/>
+              <w:ind w:left="320" w:hanging="320"/>
+            </w:pPr>
             <w:r>
               <w:rPr>
                 <w:rFonts w:ascii="Arial" w:hAnsi="Arial"/>
                 <w:sz w:val="22"/>
               </w:rPr>
-              <w:t>• Sediakan matriks komunikasi lengkap (guna templat di atas) bagi program "Hari Terbuka Prasekolah" yang melibatkan ibu bapa, guru dan wakil KEMAS.</w:t>
-            </w:r>
-          </w:p>
-          <w:p/>
-          <w:p>
+              <w:t>1.</w:t>
+              <w:tab/>
+            </w:r>
             <w:r>
               <w:rPr>
                 <w:rFonts w:ascii="Arial" w:hAnsi="Arial"/>
                 <w:sz w:val="22"/>
               </w:rPr>
-              <w:t>• Rancang pembahagian tugasan zon (pendaftaran, permainan, jamuan, keselamatan) untuk empat orang guru bagi program Hari Sukan.</w:t>
+              <w:t>Sediakan matriks komunikasi lengkap (guna templat di atas) bagi program "Hari Terbuka Prasekolah" yang melibatkan ibu bapa, guru dan wakil KEMAS.</w:t>
+            </w:r>
+          </w:p>
+          <w:p>
+            <w:pPr>
+              <w:spacing w:after="40"/>
+              <w:ind w:left="320" w:hanging="320"/>
+            </w:pPr>
+            <w:r>
+              <w:rPr>
+                <w:rFonts w:ascii="Arial" w:hAnsi="Arial"/>
+                <w:sz w:val="22"/>
+              </w:rPr>
+              <w:t>2.</w:t>
+              <w:tab/>
+            </w:r>
+            <w:r>
+              <w:rPr>
+                <w:rFonts w:ascii="Arial" w:hAnsi="Arial"/>
+                <w:sz w:val="22"/>
+              </w:rPr>
+              <w:t>Rancang pembahagian tugasan zon (pendaftaran, permainan, jamuan, keselamatan) untuk empat orang guru bagi program Hari Sukan.</w:t>
             </w:r>
           </w:p>
         </w:tc>
@@ -6799,10 +8694,13 @@
     <w:p>
       <w:pPr>
         <w:keepNext/>
+        <w:spacing w:before="160" w:after="60"/>
       </w:pPr>
       <w:r>
         <w:rPr>
+          <w:rFonts w:ascii="Arial" w:hAnsi="Arial"/>
           <w:b/>
+          <w:color w:val="1F4E79"/>
           <w:sz w:val="24"/>
         </w:rPr>
         <w:t>11. Peranan Ketua Program dan Struktur Pasukan Pelaksana</w:t>
@@ -6816,10 +8714,13 @@
     <w:p>
       <w:pPr>
         <w:keepNext/>
+        <w:spacing w:before="160" w:after="60"/>
       </w:pPr>
       <w:r>
         <w:rPr>
+          <w:rFonts w:ascii="Arial" w:hAnsi="Arial"/>
           <w:b/>
+          <w:color w:val="1F4E79"/>
           <w:sz w:val="24"/>
         </w:rPr>
         <w:t>12. Pengurusan Masa Semasa Program: Contoh Jadual Aturcara</w:t>
@@ -6829,6 +8730,7 @@
       <w:tblPr>
         <w:tblStyle w:val="TableGrid"/>
         <w:tblW w:type="auto" w:w="0"/>
+        <w:tblLayout w:type="autofit"/>
         <w:tblLook w:firstColumn="1" w:firstRow="1" w:lastColumn="0" w:lastRow="0" w:noHBand="0" w:noVBand="1" w:val="04A0"/>
       </w:tblPr>
       <w:tblGrid>
@@ -6843,13 +8745,20 @@
         <w:tc>
           <w:tcPr>
             <w:tcW w:type="dxa" w:w="3104"/>
-            <w:shd w:val="clear" w:color="auto" w:fill="D9D9D9"/>
-          </w:tcPr>
-          <w:p>
+            <w:shd w:val="clear" w:color="auto" w:fill="DCE6F1"/>
+            <w:tcBorders>
+              <w:top w:val="single" w:sz="12" w:space="0" w:color="1F4E79"/>
+            </w:tcBorders>
+          </w:tcPr>
+          <w:p>
+            <w:pPr>
+              <w:spacing w:after="40"/>
+            </w:pPr>
             <w:r>
               <w:rPr>
                 <w:rFonts w:ascii="Arial" w:hAnsi="Arial"/>
                 <w:b/>
+                <w:color w:val="1F4E79"/>
                 <w:sz w:val="20"/>
               </w:rPr>
               <w:t>Masa</w:t>
@@ -6859,13 +8768,17 @@
         <w:tc>
           <w:tcPr>
             <w:tcW w:type="dxa" w:w="3104"/>
-            <w:shd w:val="clear" w:color="auto" w:fill="D9D9D9"/>
-          </w:tcPr>
-          <w:p>
+            <w:shd w:val="clear" w:color="auto" w:fill="DCE6F1"/>
+          </w:tcPr>
+          <w:p>
+            <w:pPr>
+              <w:spacing w:after="40"/>
+            </w:pPr>
             <w:r>
               <w:rPr>
                 <w:rFonts w:ascii="Arial" w:hAnsi="Arial"/>
                 <w:b/>
+                <w:color w:val="1F4E79"/>
                 <w:sz w:val="20"/>
               </w:rPr>
               <w:t>Aktiviti</w:t>
@@ -6875,13 +8788,17 @@
         <w:tc>
           <w:tcPr>
             <w:tcW w:type="dxa" w:w="3104"/>
-            <w:shd w:val="clear" w:color="auto" w:fill="D9D9D9"/>
-          </w:tcPr>
-          <w:p>
+            <w:shd w:val="clear" w:color="auto" w:fill="DCE6F1"/>
+          </w:tcPr>
+          <w:p>
+            <w:pPr>
+              <w:spacing w:after="40"/>
+            </w:pPr>
             <w:r>
               <w:rPr>
                 <w:rFonts w:ascii="Arial" w:hAnsi="Arial"/>
                 <w:b/>
+                <w:color w:val="1F4E79"/>
                 <w:sz w:val="20"/>
               </w:rPr>
               <w:t>Guru Bertanggungjawab</w:t>
@@ -6895,6 +8812,9 @@
             <w:tcW w:type="dxa" w:w="3104"/>
           </w:tcPr>
           <w:p>
+            <w:pPr>
+              <w:spacing w:after="40"/>
+            </w:pPr>
             <w:r>
               <w:rPr>
                 <w:rFonts w:ascii="Arial" w:hAnsi="Arial"/>
@@ -6909,6 +8829,9 @@
             <w:tcW w:type="dxa" w:w="3104"/>
           </w:tcPr>
           <w:p>
+            <w:pPr>
+              <w:spacing w:after="40"/>
+            </w:pPr>
             <w:r>
               <w:rPr>
                 <w:rFonts w:ascii="Arial" w:hAnsi="Arial"/>
@@ -6923,6 +8846,9 @@
             <w:tcW w:type="dxa" w:w="3104"/>
           </w:tcPr>
           <w:p>
+            <w:pPr>
+              <w:spacing w:after="40"/>
+            </w:pPr>
             <w:r>
               <w:rPr>
                 <w:rFonts w:ascii="Arial" w:hAnsi="Arial"/>
@@ -6939,6 +8865,9 @@
             <w:tcW w:type="dxa" w:w="3104"/>
           </w:tcPr>
           <w:p>
+            <w:pPr>
+              <w:spacing w:after="40"/>
+            </w:pPr>
             <w:r>
               <w:rPr>
                 <w:rFonts w:ascii="Arial" w:hAnsi="Arial"/>
@@ -6953,6 +8882,9 @@
             <w:tcW w:type="dxa" w:w="3104"/>
           </w:tcPr>
           <w:p>
+            <w:pPr>
+              <w:spacing w:after="40"/>
+            </w:pPr>
             <w:r>
               <w:rPr>
                 <w:rFonts w:ascii="Arial" w:hAnsi="Arial"/>
@@ -6967,6 +8899,9 @@
             <w:tcW w:type="dxa" w:w="3104"/>
           </w:tcPr>
           <w:p>
+            <w:pPr>
+              <w:spacing w:after="40"/>
+            </w:pPr>
             <w:r>
               <w:rPr>
                 <w:rFonts w:ascii="Arial" w:hAnsi="Arial"/>
@@ -6983,6 +8918,9 @@
             <w:tcW w:type="dxa" w:w="3104"/>
           </w:tcPr>
           <w:p>
+            <w:pPr>
+              <w:spacing w:after="40"/>
+            </w:pPr>
             <w:r>
               <w:rPr>
                 <w:rFonts w:ascii="Arial" w:hAnsi="Arial"/>
@@ -6997,6 +8935,9 @@
             <w:tcW w:type="dxa" w:w="3104"/>
           </w:tcPr>
           <w:p>
+            <w:pPr>
+              <w:spacing w:after="40"/>
+            </w:pPr>
             <w:r>
               <w:rPr>
                 <w:rFonts w:ascii="Arial" w:hAnsi="Arial"/>
@@ -7011,6 +8952,9 @@
             <w:tcW w:type="dxa" w:w="3104"/>
           </w:tcPr>
           <w:p>
+            <w:pPr>
+              <w:spacing w:after="40"/>
+            </w:pPr>
             <w:r>
               <w:rPr>
                 <w:rFonts w:ascii="Arial" w:hAnsi="Arial"/>
@@ -7027,6 +8971,9 @@
             <w:tcW w:type="dxa" w:w="3104"/>
           </w:tcPr>
           <w:p>
+            <w:pPr>
+              <w:spacing w:after="40"/>
+            </w:pPr>
             <w:r>
               <w:rPr>
                 <w:rFonts w:ascii="Arial" w:hAnsi="Arial"/>
@@ -7041,6 +8988,9 @@
             <w:tcW w:type="dxa" w:w="3104"/>
           </w:tcPr>
           <w:p>
+            <w:pPr>
+              <w:spacing w:after="40"/>
+            </w:pPr>
             <w:r>
               <w:rPr>
                 <w:rFonts w:ascii="Arial" w:hAnsi="Arial"/>
@@ -7055,6 +9005,9 @@
             <w:tcW w:type="dxa" w:w="3104"/>
           </w:tcPr>
           <w:p>
+            <w:pPr>
+              <w:spacing w:after="40"/>
+            </w:pPr>
             <w:r>
               <w:rPr>
                 <w:rFonts w:ascii="Arial" w:hAnsi="Arial"/>
@@ -7071,6 +9024,9 @@
             <w:tcW w:type="dxa" w:w="3104"/>
           </w:tcPr>
           <w:p>
+            <w:pPr>
+              <w:spacing w:after="40"/>
+            </w:pPr>
             <w:r>
               <w:rPr>
                 <w:rFonts w:ascii="Arial" w:hAnsi="Arial"/>
@@ -7085,6 +9041,9 @@
             <w:tcW w:type="dxa" w:w="3104"/>
           </w:tcPr>
           <w:p>
+            <w:pPr>
+              <w:spacing w:after="40"/>
+            </w:pPr>
             <w:r>
               <w:rPr>
                 <w:rFonts w:ascii="Arial" w:hAnsi="Arial"/>
@@ -7099,6 +9058,9 @@
             <w:tcW w:type="dxa" w:w="3104"/>
           </w:tcPr>
           <w:p>
+            <w:pPr>
+              <w:spacing w:after="40"/>
+            </w:pPr>
             <w:r>
               <w:rPr>
                 <w:rFonts w:ascii="Arial" w:hAnsi="Arial"/>
@@ -7115,6 +9077,9 @@
             <w:tcW w:type="dxa" w:w="3104"/>
           </w:tcPr>
           <w:p>
+            <w:pPr>
+              <w:spacing w:after="40"/>
+            </w:pPr>
             <w:r>
               <w:rPr>
                 <w:rFonts w:ascii="Arial" w:hAnsi="Arial"/>
@@ -7129,6 +9094,9 @@
             <w:tcW w:type="dxa" w:w="3104"/>
           </w:tcPr>
           <w:p>
+            <w:pPr>
+              <w:spacing w:after="40"/>
+            </w:pPr>
             <w:r>
               <w:rPr>
                 <w:rFonts w:ascii="Arial" w:hAnsi="Arial"/>
@@ -7143,6 +9111,9 @@
             <w:tcW w:type="dxa" w:w="3104"/>
           </w:tcPr>
           <w:p>
+            <w:pPr>
+              <w:spacing w:after="40"/>
+            </w:pPr>
             <w:r>
               <w:rPr>
                 <w:rFonts w:ascii="Arial" w:hAnsi="Arial"/>
@@ -7157,10 +9128,13 @@
     <w:p>
       <w:pPr>
         <w:keepNext/>
+        <w:spacing w:before="160" w:after="60"/>
       </w:pPr>
       <w:r>
         <w:rPr>
+          <w:rFonts w:ascii="Arial" w:hAnsi="Arial"/>
           <w:b/>
+          <w:color w:val="1F4E79"/>
           <w:sz w:val="24"/>
         </w:rPr>
         <w:t>14. Menilai Kejayaan Pengurusan Program Selepas Selesai</w:t>
@@ -7174,10 +9148,13 @@
     <w:p>
       <w:pPr>
         <w:keepNext/>
+        <w:spacing w:before="160" w:after="60"/>
       </w:pPr>
       <w:r>
         <w:rPr>
+          <w:rFonts w:ascii="Arial" w:hAnsi="Arial"/>
           <w:b/>
+          <w:color w:val="1F4E79"/>
           <w:sz w:val="24"/>
         </w:rPr>
         <w:t>16. Pengurusan Isu Tidak Dijangka (Contingency Management)</w:t>
@@ -7191,10 +9168,13 @@
     <w:p>
       <w:pPr>
         <w:keepNext/>
+        <w:spacing w:before="160" w:after="60"/>
       </w:pPr>
       <w:r>
         <w:rPr>
+          <w:rFonts w:ascii="Arial" w:hAnsi="Arial"/>
           <w:b/>
+          <w:color w:val="1F4E79"/>
           <w:sz w:val="24"/>
         </w:rPr>
         <w:t>18. Kaitan Pengurusan Program dengan Bab-Bab Sebelumnya</w:t>
@@ -7208,10 +9188,13 @@
     <w:p>
       <w:pPr>
         <w:keepNext/>
+        <w:spacing w:before="160" w:after="60"/>
       </w:pPr>
       <w:r>
         <w:rPr>
+          <w:rFonts w:ascii="Arial" w:hAnsi="Arial"/>
           <w:b/>
+          <w:color w:val="1F4E79"/>
           <w:sz w:val="24"/>
         </w:rPr>
         <w:t>19. Peranan Teknologi dalam Pengurusan Program Moden</w:t>
@@ -7225,10 +9208,13 @@
     <w:p>
       <w:pPr>
         <w:keepNext/>
+        <w:spacing w:before="160" w:after="60"/>
       </w:pPr>
       <w:r>
         <w:rPr>
+          <w:rFonts w:ascii="Arial" w:hAnsi="Arial"/>
           <w:b/>
+          <w:color w:val="1F4E79"/>
           <w:sz w:val="24"/>
         </w:rPr>
         <w:t>21. Penghargaan kepada Sukarelawan dan Penyumbang Program</w:t>
@@ -7242,10 +9228,13 @@
     <w:p>
       <w:pPr>
         <w:keepNext/>
+        <w:spacing w:before="160" w:after="60"/>
       </w:pPr>
       <w:r>
         <w:rPr>
+          <w:rFonts w:ascii="Arial" w:hAnsi="Arial"/>
           <w:b/>
+          <w:color w:val="1F4E79"/>
           <w:sz w:val="24"/>
         </w:rPr>
         <w:t>22. Menghubungkaitkan Kejayaan Program dengan Pelaporan Seterusnya</w:t>
@@ -7269,19 +9258,29 @@
         <w:tc>
           <w:tcPr>
             <w:tcW w:type="dxa" w:w="9313"/>
-            <w:shd w:val="clear" w:color="auto" w:fill="F2F2F2"/>
-          </w:tcPr>
-          <w:p>
+            <w:shd w:val="clear" w:color="auto" w:fill="F2F7FC"/>
+            <w:tcBorders>
+              <w:left w:val="single" w:sz="24" w:space="0" w:color="1F4E79"/>
+            </w:tcBorders>
+          </w:tcPr>
+          <w:p>
+            <w:pPr>
+              <w:spacing w:after="80"/>
+            </w:pPr>
             <w:r>
               <w:rPr>
                 <w:rFonts w:ascii="Arial" w:hAnsi="Arial"/>
                 <w:b/>
+                <w:color w:val="1F4E79"/>
                 <w:sz w:val="24"/>
               </w:rPr>
-              <w:t>23. Rumusan</w:t>
-            </w:r>
-          </w:p>
-          <w:p>
+              <w:t>📌  23. Rumusan</w:t>
+            </w:r>
+          </w:p>
+          <w:p>
+            <w:pPr>
+              <w:spacing w:after="40"/>
+            </w:pPr>
             <w:r>
               <w:rPr>
                 <w:rFonts w:ascii="Arial" w:hAnsi="Arial"/>
@@ -7296,10 +9295,13 @@
     <w:p>
       <w:pPr>
         <w:keepNext/>
+        <w:spacing w:before="160" w:after="60"/>
       </w:pPr>
       <w:r>
         <w:rPr>
+          <w:rFonts w:ascii="Arial" w:hAnsi="Arial"/>
           <w:b/>
+          <w:color w:val="1F4E79"/>
           <w:sz w:val="24"/>
         </w:rPr>
         <w:t>Glosari</w:t>
@@ -7309,6 +9311,7 @@
       <w:tblPr>
         <w:tblStyle w:val="TableGrid"/>
         <w:tblW w:type="auto" w:w="0"/>
+        <w:tblLayout w:type="autofit"/>
         <w:tblLook w:firstColumn="1" w:firstRow="1" w:lastColumn="0" w:lastRow="0" w:noHBand="0" w:noVBand="1" w:val="04A0"/>
       </w:tblPr>
       <w:tblGrid>
@@ -7322,13 +9325,20 @@
         <w:tc>
           <w:tcPr>
             <w:tcW w:type="dxa" w:w="4656"/>
-            <w:shd w:val="clear" w:color="auto" w:fill="D9D9D9"/>
-          </w:tcPr>
-          <w:p>
+            <w:shd w:val="clear" w:color="auto" w:fill="DCE6F1"/>
+            <w:tcBorders>
+              <w:top w:val="single" w:sz="12" w:space="0" w:color="1F4E79"/>
+            </w:tcBorders>
+          </w:tcPr>
+          <w:p>
+            <w:pPr>
+              <w:spacing w:after="40"/>
+            </w:pPr>
             <w:r>
               <w:rPr>
                 <w:rFonts w:ascii="Arial" w:hAnsi="Arial"/>
                 <w:b/>
+                <w:color w:val="1F4E79"/>
                 <w:sz w:val="20"/>
               </w:rPr>
               <w:t>Istilah (EN)</w:t>
@@ -7338,13 +9348,17 @@
         <w:tc>
           <w:tcPr>
             <w:tcW w:type="dxa" w:w="4656"/>
-            <w:shd w:val="clear" w:color="auto" w:fill="D9D9D9"/>
-          </w:tcPr>
-          <w:p>
+            <w:shd w:val="clear" w:color="auto" w:fill="DCE6F1"/>
+          </w:tcPr>
+          <w:p>
+            <w:pPr>
+              <w:spacing w:after="40"/>
+            </w:pPr>
             <w:r>
               <w:rPr>
                 <w:rFonts w:ascii="Arial" w:hAnsi="Arial"/>
                 <w:b/>
+                <w:color w:val="1F4E79"/>
                 <w:sz w:val="20"/>
               </w:rPr>
               <w:t>Istilah (BM)</w:t>
@@ -7358,6 +9372,9 @@
             <w:tcW w:type="dxa" w:w="4656"/>
           </w:tcPr>
           <w:p>
+            <w:pPr>
+              <w:spacing w:after="40"/>
+            </w:pPr>
             <w:r>
               <w:rPr>
                 <w:rFonts w:ascii="Arial" w:hAnsi="Arial"/>
@@ -7372,6 +9389,9 @@
             <w:tcW w:type="dxa" w:w="4656"/>
           </w:tcPr>
           <w:p>
+            <w:pPr>
+              <w:spacing w:after="40"/>
+            </w:pPr>
             <w:r>
               <w:rPr>
                 <w:rFonts w:ascii="Arial" w:hAnsi="Arial"/>
@@ -7388,6 +9408,9 @@
             <w:tcW w:type="dxa" w:w="4656"/>
           </w:tcPr>
           <w:p>
+            <w:pPr>
+              <w:spacing w:after="40"/>
+            </w:pPr>
             <w:r>
               <w:rPr>
                 <w:rFonts w:ascii="Arial" w:hAnsi="Arial"/>
@@ -7402,6 +9425,9 @@
             <w:tcW w:type="dxa" w:w="4656"/>
           </w:tcPr>
           <w:p>
+            <w:pPr>
+              <w:spacing w:after="40"/>
+            </w:pPr>
             <w:r>
               <w:rPr>
                 <w:rFonts w:ascii="Arial" w:hAnsi="Arial"/>
@@ -7418,6 +9444,9 @@
             <w:tcW w:type="dxa" w:w="4656"/>
           </w:tcPr>
           <w:p>
+            <w:pPr>
+              <w:spacing w:after="40"/>
+            </w:pPr>
             <w:r>
               <w:rPr>
                 <w:rFonts w:ascii="Arial" w:hAnsi="Arial"/>
@@ -7432,6 +9461,9 @@
             <w:tcW w:type="dxa" w:w="4656"/>
           </w:tcPr>
           <w:p>
+            <w:pPr>
+              <w:spacing w:after="40"/>
+            </w:pPr>
             <w:r>
               <w:rPr>
                 <w:rFonts w:ascii="Arial" w:hAnsi="Arial"/>
@@ -7448,6 +9480,9 @@
             <w:tcW w:type="dxa" w:w="4656"/>
           </w:tcPr>
           <w:p>
+            <w:pPr>
+              <w:spacing w:after="40"/>
+            </w:pPr>
             <w:r>
               <w:rPr>
                 <w:rFonts w:ascii="Arial" w:hAnsi="Arial"/>
@@ -7462,6 +9497,9 @@
             <w:tcW w:type="dxa" w:w="4656"/>
           </w:tcPr>
           <w:p>
+            <w:pPr>
+              <w:spacing w:after="40"/>
+            </w:pPr>
             <w:r>
               <w:rPr>
                 <w:rFonts w:ascii="Arial" w:hAnsi="Arial"/>
@@ -7478,6 +9516,9 @@
             <w:tcW w:type="dxa" w:w="4656"/>
           </w:tcPr>
           <w:p>
+            <w:pPr>
+              <w:spacing w:after="40"/>
+            </w:pPr>
             <w:r>
               <w:rPr>
                 <w:rFonts w:ascii="Arial" w:hAnsi="Arial"/>
@@ -7492,6 +9533,9 @@
             <w:tcW w:type="dxa" w:w="4656"/>
           </w:tcPr>
           <w:p>
+            <w:pPr>
+              <w:spacing w:after="40"/>
+            </w:pPr>
             <w:r>
               <w:rPr>
                 <w:rFonts w:ascii="Arial" w:hAnsi="Arial"/>
@@ -7508,6 +9552,9 @@
             <w:tcW w:type="dxa" w:w="4656"/>
           </w:tcPr>
           <w:p>
+            <w:pPr>
+              <w:spacing w:after="40"/>
+            </w:pPr>
             <w:r>
               <w:rPr>
                 <w:rFonts w:ascii="Arial" w:hAnsi="Arial"/>
@@ -7522,6 +9569,9 @@
             <w:tcW w:type="dxa" w:w="4656"/>
           </w:tcPr>
           <w:p>
+            <w:pPr>
+              <w:spacing w:after="40"/>
+            </w:pPr>
             <w:r>
               <w:rPr>
                 <w:rFonts w:ascii="Arial" w:hAnsi="Arial"/>
@@ -7538,6 +9588,9 @@
             <w:tcW w:type="dxa" w:w="4656"/>
           </w:tcPr>
           <w:p>
+            <w:pPr>
+              <w:spacing w:after="40"/>
+            </w:pPr>
             <w:r>
               <w:rPr>
                 <w:rFonts w:ascii="Arial" w:hAnsi="Arial"/>
@@ -7552,6 +9605,9 @@
             <w:tcW w:type="dxa" w:w="4656"/>
           </w:tcPr>
           <w:p>
+            <w:pPr>
+              <w:spacing w:after="40"/>
+            </w:pPr>
             <w:r>
               <w:rPr>
                 <w:rFonts w:ascii="Arial" w:hAnsi="Arial"/>
@@ -7568,6 +9624,9 @@
             <w:tcW w:type="dxa" w:w="4656"/>
           </w:tcPr>
           <w:p>
+            <w:pPr>
+              <w:spacing w:after="40"/>
+            </w:pPr>
             <w:r>
               <w:rPr>
                 <w:rFonts w:ascii="Arial" w:hAnsi="Arial"/>
@@ -7582,6 +9641,9 @@
             <w:tcW w:type="dxa" w:w="4656"/>
           </w:tcPr>
           <w:p>
+            <w:pPr>
+              <w:spacing w:after="40"/>
+            </w:pPr>
             <w:r>
               <w:rPr>
                 <w:rFonts w:ascii="Arial" w:hAnsi="Arial"/>
@@ -7598,6 +9660,9 @@
             <w:tcW w:type="dxa" w:w="4656"/>
           </w:tcPr>
           <w:p>
+            <w:pPr>
+              <w:spacing w:after="40"/>
+            </w:pPr>
             <w:r>
               <w:rPr>
                 <w:rFonts w:ascii="Arial" w:hAnsi="Arial"/>
@@ -7612,6 +9677,9 @@
             <w:tcW w:type="dxa" w:w="4656"/>
           </w:tcPr>
           <w:p>
+            <w:pPr>
+              <w:spacing w:after="40"/>
+            </w:pPr>
             <w:r>
               <w:rPr>
                 <w:rFonts w:ascii="Arial" w:hAnsi="Arial"/>
@@ -7628,6 +9696,9 @@
             <w:tcW w:type="dxa" w:w="4656"/>
           </w:tcPr>
           <w:p>
+            <w:pPr>
+              <w:spacing w:after="40"/>
+            </w:pPr>
             <w:r>
               <w:rPr>
                 <w:rFonts w:ascii="Arial" w:hAnsi="Arial"/>
@@ -7642,6 +9713,9 @@
             <w:tcW w:type="dxa" w:w="4656"/>
           </w:tcPr>
           <w:p>
+            <w:pPr>
+              <w:spacing w:after="40"/>
+            </w:pPr>
             <w:r>
               <w:rPr>
                 <w:rFonts w:ascii="Arial" w:hAnsi="Arial"/>
@@ -7658,6 +9732,9 @@
             <w:tcW w:type="dxa" w:w="4656"/>
           </w:tcPr>
           <w:p>
+            <w:pPr>
+              <w:spacing w:after="40"/>
+            </w:pPr>
             <w:r>
               <w:rPr>
                 <w:rFonts w:ascii="Arial" w:hAnsi="Arial"/>
@@ -7672,6 +9749,9 @@
             <w:tcW w:type="dxa" w:w="4656"/>
           </w:tcPr>
           <w:p>
+            <w:pPr>
+              <w:spacing w:after="40"/>
+            </w:pPr>
             <w:r>
               <w:rPr>
                 <w:rFonts w:ascii="Arial" w:hAnsi="Arial"/>
@@ -7688,6 +9768,9 @@
             <w:tcW w:type="dxa" w:w="4656"/>
           </w:tcPr>
           <w:p>
+            <w:pPr>
+              <w:spacing w:after="40"/>
+            </w:pPr>
             <w:r>
               <w:rPr>
                 <w:rFonts w:ascii="Arial" w:hAnsi="Arial"/>
@@ -7702,6 +9785,9 @@
             <w:tcW w:type="dxa" w:w="4656"/>
           </w:tcPr>
           <w:p>
+            <w:pPr>
+              <w:spacing w:after="40"/>
+            </w:pPr>
             <w:r>
               <w:rPr>
                 <w:rFonts w:ascii="Arial" w:hAnsi="Arial"/>
@@ -7718,6 +9804,9 @@
             <w:tcW w:type="dxa" w:w="4656"/>
           </w:tcPr>
           <w:p>
+            <w:pPr>
+              <w:spacing w:after="40"/>
+            </w:pPr>
             <w:r>
               <w:rPr>
                 <w:rFonts w:ascii="Arial" w:hAnsi="Arial"/>
@@ -7732,6 +9821,9 @@
             <w:tcW w:type="dxa" w:w="4656"/>
           </w:tcPr>
           <w:p>
+            <w:pPr>
+              <w:spacing w:after="40"/>
+            </w:pPr>
             <w:r>
               <w:rPr>
                 <w:rFonts w:ascii="Arial" w:hAnsi="Arial"/>
@@ -7748,6 +9840,9 @@
             <w:tcW w:type="dxa" w:w="4656"/>
           </w:tcPr>
           <w:p>
+            <w:pPr>
+              <w:spacing w:after="40"/>
+            </w:pPr>
             <w:r>
               <w:rPr>
                 <w:rFonts w:ascii="Arial" w:hAnsi="Arial"/>
@@ -7762,6 +9857,9 @@
             <w:tcW w:type="dxa" w:w="4656"/>
           </w:tcPr>
           <w:p>
+            <w:pPr>
+              <w:spacing w:after="40"/>
+            </w:pPr>
             <w:r>
               <w:rPr>
                 <w:rFonts w:ascii="Arial" w:hAnsi="Arial"/>
@@ -7778,6 +9876,9 @@
             <w:tcW w:type="dxa" w:w="4656"/>
           </w:tcPr>
           <w:p>
+            <w:pPr>
+              <w:spacing w:after="40"/>
+            </w:pPr>
             <w:r>
               <w:rPr>
                 <w:rFonts w:ascii="Arial" w:hAnsi="Arial"/>
@@ -7792,6 +9893,9 @@
             <w:tcW w:type="dxa" w:w="4656"/>
           </w:tcPr>
           <w:p>
+            <w:pPr>
+              <w:spacing w:after="40"/>
+            </w:pPr>
             <w:r>
               <w:rPr>
                 <w:rFonts w:ascii="Arial" w:hAnsi="Arial"/>
@@ -7808,6 +9912,9 @@
             <w:tcW w:type="dxa" w:w="4656"/>
           </w:tcPr>
           <w:p>
+            <w:pPr>
+              <w:spacing w:after="40"/>
+            </w:pPr>
             <w:r>
               <w:rPr>
                 <w:rFonts w:ascii="Arial" w:hAnsi="Arial"/>
@@ -7822,6 +9929,9 @@
             <w:tcW w:type="dxa" w:w="4656"/>
           </w:tcPr>
           <w:p>
+            <w:pPr>
+              <w:spacing w:after="40"/>
+            </w:pPr>
             <w:r>
               <w:rPr>
                 <w:rFonts w:ascii="Arial" w:hAnsi="Arial"/>
@@ -7838,6 +9948,9 @@
             <w:tcW w:type="dxa" w:w="4656"/>
           </w:tcPr>
           <w:p>
+            <w:pPr>
+              <w:spacing w:after="40"/>
+            </w:pPr>
             <w:r>
               <w:rPr>
                 <w:rFonts w:ascii="Arial" w:hAnsi="Arial"/>
@@ -7852,6 +9965,9 @@
             <w:tcW w:type="dxa" w:w="4656"/>
           </w:tcPr>
           <w:p>
+            <w:pPr>
+              <w:spacing w:after="40"/>
+            </w:pPr>
             <w:r>
               <w:rPr>
                 <w:rFonts w:ascii="Arial" w:hAnsi="Arial"/>
@@ -7868,6 +9984,9 @@
             <w:tcW w:type="dxa" w:w="4656"/>
           </w:tcPr>
           <w:p>
+            <w:pPr>
+              <w:spacing w:after="40"/>
+            </w:pPr>
             <w:r>
               <w:rPr>
                 <w:rFonts w:ascii="Arial" w:hAnsi="Arial"/>
@@ -7882,6 +10001,9 @@
             <w:tcW w:type="dxa" w:w="4656"/>
           </w:tcPr>
           <w:p>
+            <w:pPr>
+              <w:spacing w:after="40"/>
+            </w:pPr>
             <w:r>
               <w:rPr>
                 <w:rFonts w:ascii="Arial" w:hAnsi="Arial"/>
@@ -7898,6 +10020,9 @@
             <w:tcW w:type="dxa" w:w="4656"/>
           </w:tcPr>
           <w:p>
+            <w:pPr>
+              <w:spacing w:after="40"/>
+            </w:pPr>
             <w:r>
               <w:rPr>
                 <w:rFonts w:ascii="Arial" w:hAnsi="Arial"/>
@@ -7912,6 +10037,9 @@
             <w:tcW w:type="dxa" w:w="4656"/>
           </w:tcPr>
           <w:p>
+            <w:pPr>
+              <w:spacing w:after="40"/>
+            </w:pPr>
             <w:r>
               <w:rPr>
                 <w:rFonts w:ascii="Arial" w:hAnsi="Arial"/>
@@ -7928,6 +10056,9 @@
             <w:tcW w:type="dxa" w:w="4656"/>
           </w:tcPr>
           <w:p>
+            <w:pPr>
+              <w:spacing w:after="40"/>
+            </w:pPr>
             <w:r>
               <w:rPr>
                 <w:rFonts w:ascii="Arial" w:hAnsi="Arial"/>
@@ -7942,6 +10073,9 @@
             <w:tcW w:type="dxa" w:w="4656"/>
           </w:tcPr>
           <w:p>
+            <w:pPr>
+              <w:spacing w:after="40"/>
+            </w:pPr>
             <w:r>
               <w:rPr>
                 <w:rFonts w:ascii="Arial" w:hAnsi="Arial"/>
@@ -7954,19 +10088,36 @@
       </w:tr>
     </w:tbl>
     <w:p>
+      <w:pPr>
+        <w:spacing w:before="160" w:after="60"/>
+      </w:pPr>
       <w:r>
         <w:rPr>
+          <w:rFonts w:ascii="Arial" w:hAnsi="Arial"/>
           <w:b/>
+          <w:color w:val="1F4E79"/>
         </w:rPr>
         <w:t>SOALAN:</w:t>
       </w:r>
     </w:p>
-    <w:p/>
     <w:p>
       <w:pPr>
-        <w:pStyle w:val="ListParagraph"/>
+        <w:spacing w:after="60"/>
+        <w:ind w:left="360" w:hanging="360"/>
       </w:pPr>
       <w:r>
+        <w:rPr>
+          <w:rFonts w:ascii="Arial" w:hAnsi="Arial"/>
+          <w:sz w:val="22"/>
+        </w:rPr>
+        <w:t>1.</w:t>
+        <w:tab/>
+      </w:r>
+      <w:r>
+        <w:rPr>
+          <w:rFonts w:ascii="Arial" w:hAnsi="Arial"/>
+          <w:sz w:val="22"/>
+        </w:rPr>
         <w:t>Terangkan secara ringkas bagaimana *ecological system theory* menjelaskan kepentingan hubungan antara ibu bapa dan tadika dalam perkembangan murid.</w:t>
       </w:r>
     </w:p>
@@ -7975,12 +10126,24 @@
         <w:t>Jawapan model: Teori ini menunjukkan bahawa perkembangan murid dipengaruhi oleh pelbagai lapisan persekitaran; hubungan antara keluarga dan tadika berada pada peringkat mesosistem, dan hubungan yang erat pada peringkat ini memberi kesan positif langsung kepada perkembangan kognitif, emosi dan sosial murid.</w:t>
       </w:r>
     </w:p>
-    <w:p/>
     <w:p>
       <w:pPr>
-        <w:pStyle w:val="ListParagraph"/>
+        <w:spacing w:after="60"/>
+        <w:ind w:left="360" w:hanging="360"/>
       </w:pPr>
       <w:r>
+        <w:rPr>
+          <w:rFonts w:ascii="Arial" w:hAnsi="Arial"/>
+          <w:sz w:val="22"/>
+        </w:rPr>
+        <w:t>2.</w:t>
+        <w:tab/>
+      </w:r>
+      <w:r>
+        <w:rPr>
+          <w:rFonts w:ascii="Arial" w:hAnsi="Arial"/>
+          <w:sz w:val="22"/>
+        </w:rPr>
         <w:t>Senaraikan lima komponen prinsip SMART dan berikan satu contoh matlamat SMART bagi program Hari Sukan prasekolah.</w:t>
       </w:r>
     </w:p>
@@ -7989,12 +10152,24 @@
         <w:t>Jawapan model: Specific, Measurable, Achievable, Relevant, Time-bond. Contoh: "Meningkatkan penyertaan murid dalam acara Hari Sukan kepada 100% menjelang akhir bulan Mei", yang khusus, boleh diukur, boleh dicapai, relevan dengan matlamat perkembangan fizikal murid, dan bertempoh.</w:t>
       </w:r>
     </w:p>
-    <w:p/>
     <w:p>
       <w:pPr>
-        <w:pStyle w:val="ListParagraph"/>
+        <w:spacing w:after="60"/>
+        <w:ind w:left="360" w:hanging="360"/>
       </w:pPr>
       <w:r>
+        <w:rPr>
+          <w:rFonts w:ascii="Arial" w:hAnsi="Arial"/>
+          <w:sz w:val="22"/>
+        </w:rPr>
+        <w:t>3.</w:t>
+        <w:tab/>
+      </w:r>
+      <w:r>
+        <w:rPr>
+          <w:rFonts w:ascii="Arial" w:hAnsi="Arial"/>
+          <w:sz w:val="22"/>
+        </w:rPr>
         <w:t>Nyatakan tiga elemen risk assessment dan berikan satu contoh bahaya berpotensi semasa aktiviti Hari Terbuka prasekolah beserta langkah kawalannya.</w:t>
       </w:r>
     </w:p>
@@ -8004,9 +10179,14 @@
       </w:r>
     </w:p>
     <w:p>
+      <w:pPr>
+        <w:spacing w:before="160" w:after="60"/>
+      </w:pPr>
       <w:r>
         <w:rPr>
+          <w:rFonts w:ascii="Arial" w:hAnsi="Arial"/>
           <w:b/>
+          <w:color w:val="1F4E79"/>
         </w:rPr>
         <w:t>RUJUKAN:</w:t>
       </w:r>
@@ -8048,16 +10228,24 @@
   <w:p>
     <w:pPr>
       <w:pStyle w:val="Footer"/>
+      <w:pBdr>
+        <w:top w:val="single" w:sz="6" w:space="4" w:color="2E75B6"/>
+      </w:pBdr>
+      <w:spacing w:before="80"/>
       <w:jc w:val="center"/>
     </w:pPr>
     <w:r>
       <w:rPr>
         <w:rFonts w:ascii="Arial" w:hAnsi="Arial"/>
+        <w:color w:val="1F4E79"/>
         <w:sz w:val="18"/>
       </w:rPr>
       <w:t xml:space="preserve">Muka surat </w:t>
     </w:r>
     <w:r>
+      <w:rPr>
+        <w:color w:val="1F4E79"/>
+      </w:rPr>
       <w:fldChar w:fldCharType="begin"/>
       <w:instrText xml:space="preserve">PAGE</w:instrText>
       <w:fldChar w:fldCharType="end"/>
@@ -8065,11 +10253,15 @@
     <w:r>
       <w:rPr>
         <w:rFonts w:ascii="Arial" w:hAnsi="Arial"/>
+        <w:color w:val="1F4E79"/>
         <w:sz w:val="18"/>
       </w:rPr>
       <w:t xml:space="preserve"> / </w:t>
     </w:r>
     <w:r>
+      <w:rPr>
+        <w:color w:val="1F4E79"/>
+      </w:rPr>
       <w:fldChar w:fldCharType="begin"/>
       <w:instrText xml:space="preserve">NUMPAGES</w:instrText>
       <w:fldChar w:fldCharType="end"/>
@@ -8281,11 +10473,17 @@
   <w:p>
     <w:pPr>
       <w:pStyle w:val="Header"/>
+      <w:pBdr>
+        <w:bottom w:val="single" w:sz="6" w:space="4" w:color="2E75B6"/>
+      </w:pBdr>
+      <w:spacing w:after="80"/>
       <w:jc w:val="right"/>
     </w:pPr>
     <w:r>
       <w:rPr>
         <w:rFonts w:ascii="Arial" w:hAnsi="Arial"/>
+        <w:b/>
+        <w:color w:val="1F4E79"/>
         <w:sz w:val="18"/>
       </w:rPr>
       <w:t>P851-002-4:2025-C05/NP(1/3)</w:t>
